--- a/資料庫系統_線上租屋平台.docx
+++ b/資料庫系統_線上租屋平台.docx
@@ -772,7 +772,7 @@
             <w:pPr>
               <w:jc w:val="right"/>
               <w:rPr>
-                <w:rFonts w:ascii="jf-openhuninn-2.0" w:eastAsia="jf-openhuninn-2.0" w:hAnsi="jf-openhuninn-2.0" w:hint="eastAsia"/>
+                <w:rFonts w:ascii="jf-openhuninn-2.0" w:eastAsia="jf-openhuninn-2.0" w:hAnsi="jf-openhuninn-2.0"/>
                 <w:b/>
                 <w:bCs/>
                 <w:sz w:val="28"/>
@@ -20088,6 +20088,7 @@
       <w:r>
         <w:rPr>
           <w:rFonts w:ascii="jf-openhuninn-2.0" w:eastAsia="jf-openhuninn-2.0" w:hAnsi="jf-openhuninn-2.0"/>
+          <w:noProof/>
           <w:szCs w:val="24"/>
         </w:rPr>
         <w:drawing>
@@ -20150,7 +20151,7 @@
           <w:sz w:val="28"/>
           <w:szCs w:val="28"/>
         </w:rPr>
-        <w:t>十</w:t>
+        <w:t>十五</w:t>
       </w:r>
       <w:r>
         <w:rPr>
@@ -20158,7 +20159,7 @@
           <w:sz w:val="28"/>
           <w:szCs w:val="28"/>
         </w:rPr>
-        <w:t>五</w:t>
+        <w:t>、</w:t>
       </w:r>
       <w:r>
         <w:rPr>
@@ -20166,23 +20167,7 @@
           <w:sz w:val="28"/>
           <w:szCs w:val="28"/>
         </w:rPr>
-        <w:t>、</w:t>
-      </w:r>
-      <w:r>
-        <w:rPr>
-          <w:rFonts w:ascii="jf-openhuninn-2.0" w:eastAsia="jf-openhuninn-2.0" w:hAnsi="jf-openhuninn-2.0" w:hint="eastAsia"/>
-          <w:sz w:val="28"/>
-          <w:szCs w:val="28"/>
-        </w:rPr>
-        <w:t>查看違約人</w:t>
-      </w:r>
-      <w:r>
-        <w:rPr>
-          <w:rFonts w:ascii="jf-openhuninn-2.0" w:eastAsia="jf-openhuninn-2.0" w:hAnsi="jf-openhuninn-2.0" w:hint="eastAsia"/>
-          <w:sz w:val="28"/>
-          <w:szCs w:val="28"/>
-        </w:rPr>
-        <w:t>輸出</w:t>
+        <w:t>查看違約人輸出</w:t>
       </w:r>
     </w:p>
     <w:p>
@@ -20439,7 +20424,7 @@
     <w:p>
       <w:pPr>
         <w:rPr>
-          <w:rFonts w:ascii="jf-openhuninn-2.0" w:eastAsia="jf-openhuninn-2.0" w:hAnsi="jf-openhuninn-2.0" w:hint="eastAsia"/>
+          <w:rFonts w:ascii="jf-openhuninn-2.0" w:eastAsia="jf-openhuninn-2.0" w:hAnsi="jf-openhuninn-2.0"/>
           <w:szCs w:val="24"/>
         </w:rPr>
       </w:pPr>
@@ -20458,7 +20443,7 @@
           <w:szCs w:val="24"/>
         </w:rPr>
         <w:drawing>
-          <wp:inline distT="0" distB="0" distL="0" distR="0" wp14:anchorId="2CF40CDA" wp14:editId="28C4F64A">
+          <wp:inline distT="0" distB="0" distL="0" distR="0" wp14:anchorId="2CF40CDA" wp14:editId="150279F0">
             <wp:extent cx="5398770" cy="437515"/>
             <wp:effectExtent l="0" t="0" r="0" b="635"/>
             <wp:docPr id="1250627334" name="図 3"/>
@@ -20554,21 +20539,13 @@
           <w:sz w:val="28"/>
           <w:szCs w:val="28"/>
         </w:rPr>
-        <w:t>查看取消預約人</w:t>
-      </w:r>
-      <w:r>
-        <w:rPr>
-          <w:rFonts w:ascii="jf-openhuninn-2.0" w:eastAsia="jf-openhuninn-2.0" w:hAnsi="jf-openhuninn-2.0" w:hint="eastAsia"/>
-          <w:sz w:val="28"/>
-          <w:szCs w:val="28"/>
-        </w:rPr>
-        <w:t>輸出</w:t>
-      </w:r>
-    </w:p>
-    <w:p>
-      <w:pPr>
-        <w:rPr>
-          <w:rFonts w:ascii="jf-openhuninn-2.0" w:eastAsia="jf-openhuninn-2.0" w:hAnsi="jf-openhuninn-2.0" w:hint="eastAsia"/>
+        <w:t>查看取消預約人輸出</w:t>
+      </w:r>
+    </w:p>
+    <w:p>
+      <w:pPr>
+        <w:rPr>
+          <w:rFonts w:ascii="jf-openhuninn-2.0" w:eastAsia="jf-openhuninn-2.0" w:hAnsi="jf-openhuninn-2.0"/>
           <w:szCs w:val="24"/>
         </w:rPr>
       </w:pPr>
@@ -20844,9 +20821,9 @@
     <w:p>
       <w:pPr>
         <w:rPr>
-          <w:rFonts w:ascii="jf-openhuninn-2.0" w:eastAsia="jf-openhuninn-2.0" w:hAnsi="jf-openhuninn-2.0"/>
-          <w:sz w:val="36"/>
-          <w:szCs w:val="32"/>
+          <w:rFonts w:ascii="jf-openhuninn-2.0" w:eastAsia="jf-openhuninn-2.0" w:hAnsi="jf-openhuninn-2.0" w:hint="eastAsia"/>
+          <w:sz w:val="28"/>
+          <w:szCs w:val="24"/>
         </w:rPr>
       </w:pPr>
       <w:r>
@@ -20856,7 +20833,101 @@
           <w:szCs w:val="32"/>
         </w:rPr>
         <w:lastRenderedPageBreak/>
-        <w:t>王家偉 心得</w:t>
+        <w:t xml:space="preserve">王家偉 </w:t>
+      </w:r>
+      <w:r>
+        <w:rPr>
+          <w:rFonts w:ascii="jf-openhuninn-2.0" w:eastAsia="jf-openhuninn-2.0" w:hAnsi="jf-openhuninn-2.0" w:hint="eastAsia"/>
+          <w:sz w:val="28"/>
+          <w:szCs w:val="24"/>
+        </w:rPr>
+        <w:t>心得</w:t>
+      </w:r>
+      <w:r>
+        <w:rPr>
+          <w:rFonts w:ascii="jf-openhuninn-2.0" w:eastAsia="jf-openhuninn-2.0" w:hAnsi="jf-openhuninn-2.0" w:hint="eastAsia"/>
+          <w:sz w:val="28"/>
+          <w:szCs w:val="24"/>
+        </w:rPr>
+        <w:t>在這次的分組學習中，我主要負責 ERD（實體關係圖）的繪製、實體完整限制表，以及資料表的初步規劃。在實際動手畫圖之後，我才發現畫 ER 圖基本上就是做整個系統的架構規劃了，比想像中還要複雜很多。</w:t>
+      </w:r>
+    </w:p>
+    <w:p>
+      <w:pPr>
+        <w:rPr>
+          <w:rFonts w:ascii="jf-openhuninn-2.0" w:eastAsia="jf-openhuninn-2.0" w:hAnsi="jf-openhuninn-2.0"/>
+          <w:sz w:val="28"/>
+          <w:szCs w:val="24"/>
+        </w:rPr>
+      </w:pPr>
+    </w:p>
+    <w:p>
+      <w:pPr>
+        <w:rPr>
+          <w:rFonts w:ascii="jf-openhuninn-2.0" w:eastAsia="jf-openhuninn-2.0" w:hAnsi="jf-openhuninn-2.0" w:hint="eastAsia"/>
+          <w:sz w:val="28"/>
+          <w:szCs w:val="24"/>
+        </w:rPr>
+      </w:pPr>
+      <w:r>
+        <w:rPr>
+          <w:rFonts w:ascii="jf-openhuninn-2.0" w:eastAsia="jf-openhuninn-2.0" w:hAnsi="jf-openhuninn-2.0" w:hint="eastAsia"/>
+          <w:sz w:val="28"/>
+          <w:szCs w:val="24"/>
+        </w:rPr>
+        <w:t>因為以前第一次碰到 database 是在網頁設計課程裡，導致我一直有一個第一印象，覺得資料庫就是需要配合前後端程式做處理的工具。所以在這次規畫初期，我就常常提前去考慮實作時的功能配合、或是怎麼寫比較方便等等。結果在報告時，被教授指出我們混淆了設計階段，被唸說只是在使用前後端處裡的藉口，來逃避底層邏輯沒做好的事實。當時在台上其實蠻挫折的，但回去之後我們組也好好想了教授提的幾個需要改善的點，重新去翻講義和研究資料庫的生命週期。</w:t>
+      </w:r>
+    </w:p>
+    <w:p>
+      <w:pPr>
+        <w:rPr>
+          <w:rFonts w:ascii="jf-openhuninn-2.0" w:eastAsia="jf-openhuninn-2.0" w:hAnsi="jf-openhuninn-2.0"/>
+          <w:sz w:val="28"/>
+          <w:szCs w:val="24"/>
+        </w:rPr>
+      </w:pPr>
+    </w:p>
+    <w:p>
+      <w:pPr>
+        <w:rPr>
+          <w:rFonts w:ascii="jf-openhuninn-2.0" w:eastAsia="jf-openhuninn-2.0" w:hAnsi="jf-openhuninn-2.0" w:hint="eastAsia"/>
+          <w:sz w:val="28"/>
+          <w:szCs w:val="24"/>
+        </w:rPr>
+      </w:pPr>
+      <w:r>
+        <w:rPr>
+          <w:rFonts w:ascii="jf-openhuninn-2.0" w:eastAsia="jf-openhuninn-2.0" w:hAnsi="jf-openhuninn-2.0" w:hint="eastAsia"/>
+          <w:sz w:val="28"/>
+          <w:szCs w:val="24"/>
+        </w:rPr>
+        <w:t>後來我們反覆修改 ER 圖，也重新調整了限制表的值域和資料型態，試著用正則表達式把資料卡好，並引入了 Users 父子表。我們把底層的邏輯梳理清楚後，後續的功能擴充反而變順了。我們的系統也從最初只能預約看房，到後來陸續加入線上簽約、管理員審核，以及毀約追蹤等功能。</w:t>
+      </w:r>
+    </w:p>
+    <w:p>
+      <w:pPr>
+        <w:rPr>
+          <w:rFonts w:ascii="jf-openhuninn-2.0" w:eastAsia="jf-openhuninn-2.0" w:hAnsi="jf-openhuninn-2.0"/>
+          <w:sz w:val="28"/>
+          <w:szCs w:val="24"/>
+        </w:rPr>
+      </w:pPr>
+    </w:p>
+    <w:p>
+      <w:pPr>
+        <w:rPr>
+          <w:rFonts w:ascii="jf-openhuninn-2.0" w:eastAsia="jf-openhuninn-2.0" w:hAnsi="jf-openhuninn-2.0"/>
+          <w:sz w:val="28"/>
+          <w:szCs w:val="24"/>
+        </w:rPr>
+      </w:pPr>
+      <w:r>
+        <w:rPr>
+          <w:rFonts w:ascii="jf-openhuninn-2.0" w:eastAsia="jf-openhuninn-2.0" w:hAnsi="jf-openhuninn-2.0" w:hint="eastAsia"/>
+          <w:sz w:val="28"/>
+          <w:szCs w:val="24"/>
+        </w:rPr>
+        <w:t>這次的整改過程對我來說是一個很大的轉變，讓我發現原來不能只用以前寫程式的直覺來設計資料庫，學術理論上的正規化和階段切分是有它的道理在的。雖然我們目前的規劃可能還稱不上完美，可能還有很多細節需要持續調整，但這次的經驗真的讓我學到了怎麼從更根本的邏輯去思考一個系統。謝謝教授當時的提醒，讓我們這組的系統最後能做得更完整。</w:t>
       </w:r>
     </w:p>
     <w:p>
@@ -20967,9 +21038,9 @@
       <w:pPr>
         <w:spacing w:line="800" w:lineRule="exact"/>
         <w:rPr>
-          <w:rFonts w:ascii="jf-openhuninn-2.0" w:eastAsia="jf-openhuninn-2.0" w:hAnsi="jf-openhuninn-2.0"/>
-          <w:sz w:val="40"/>
-          <w:szCs w:val="36"/>
+          <w:rFonts w:ascii="jf-openhuninn-2.0" w:eastAsia="jf-openhuninn-2.0" w:hAnsi="jf-openhuninn-2.0" w:hint="eastAsia"/>
+          <w:sz w:val="28"/>
+          <w:szCs w:val="24"/>
         </w:rPr>
       </w:pPr>
       <w:r>
@@ -20989,31 +21060,75 @@
         </w:rPr>
         <w:t xml:space="preserve"> 心得</w:t>
       </w:r>
-    </w:p>
-    <w:p>
-      <w:pPr>
+      <w:r>
         <w:rPr>
           <w:rFonts w:ascii="jf-openhuninn-2.0" w:eastAsia="jf-openhuninn-2.0" w:hAnsi="jf-openhuninn-2.0"/>
           <w:sz w:val="40"/>
           <w:szCs w:val="36"/>
         </w:rPr>
-      </w:pPr>
-      <w:r>
+        <w:br/>
+      </w:r>
+      <w:r>
+        <w:rPr>
+          <w:rFonts w:ascii="jf-openhuninn-2.0" w:eastAsia="jf-openhuninn-2.0" w:hAnsi="jf-openhuninn-2.0" w:hint="eastAsia"/>
+          <w:sz w:val="28"/>
+          <w:szCs w:val="24"/>
+        </w:rPr>
+        <w:t>在這個資料庫系統的分組作業，我們每個人都分工明確，我是負責做view的部分還有一開始的使用案例和應用情境的部分，在view的實作上面有很多地方要注意</w:t>
+      </w:r>
+    </w:p>
+    <w:p>
+      <w:pPr>
+        <w:spacing w:line="800" w:lineRule="exact"/>
+        <w:rPr>
+          <w:rFonts w:ascii="jf-openhuninn-2.0" w:eastAsia="jf-openhuninn-2.0" w:hAnsi="jf-openhuninn-2.0" w:hint="eastAsia"/>
+          <w:sz w:val="28"/>
+          <w:szCs w:val="24"/>
+        </w:rPr>
+      </w:pPr>
+      <w:r>
+        <w:rPr>
+          <w:rFonts w:ascii="jf-openhuninn-2.0" w:eastAsia="jf-openhuninn-2.0" w:hAnsi="jf-openhuninn-2.0" w:hint="eastAsia"/>
+          <w:sz w:val="28"/>
+          <w:szCs w:val="24"/>
+        </w:rPr>
+        <w:t>，因為很容易在JOIN那邊的邏輯錯了就導致整個view跑不出東西或是在資料表裡面沒有資料也部會跑東西出來，所以在測試之前有很多部分要檢查。</w:t>
+      </w:r>
+    </w:p>
+    <w:p>
+      <w:pPr>
+        <w:spacing w:line="800" w:lineRule="exact"/>
+        <w:rPr>
+          <w:rFonts w:ascii="jf-openhuninn-2.0" w:eastAsia="jf-openhuninn-2.0" w:hAnsi="jf-openhuninn-2.0" w:hint="eastAsia"/>
+          <w:sz w:val="28"/>
+          <w:szCs w:val="24"/>
+        </w:rPr>
+      </w:pPr>
+    </w:p>
+    <w:p>
+      <w:pPr>
         <w:rPr>
           <w:rFonts w:ascii="jf-openhuninn-2.0" w:eastAsia="jf-openhuninn-2.0" w:hAnsi="jf-openhuninn-2.0"/>
           <w:sz w:val="40"/>
           <w:szCs w:val="36"/>
         </w:rPr>
-        <w:br w:type="page"/>
-      </w:r>
-    </w:p>
-    <w:p>
-      <w:pPr>
-        <w:spacing w:line="800" w:lineRule="exact"/>
+      </w:pPr>
+      <w:r>
         <w:rPr>
           <w:rFonts w:ascii="jf-openhuninn-2.0" w:eastAsia="jf-openhuninn-2.0" w:hAnsi="jf-openhuninn-2.0"/>
           <w:sz w:val="40"/>
           <w:szCs w:val="36"/>
+        </w:rPr>
+        <w:br w:type="page"/>
+      </w:r>
+    </w:p>
+    <w:p>
+      <w:pPr>
+        <w:spacing w:line="800" w:lineRule="exact"/>
+        <w:rPr>
+          <w:rFonts w:ascii="jf-openhuninn-2.0" w:eastAsia="jf-openhuninn-2.0" w:hAnsi="jf-openhuninn-2.0"/>
+          <w:sz w:val="28"/>
+          <w:szCs w:val="24"/>
         </w:rPr>
       </w:pPr>
       <w:r>
@@ -21032,6 +21147,123 @@
           <w:szCs w:val="36"/>
         </w:rPr>
         <w:t xml:space="preserve"> 心得</w:t>
+      </w:r>
+      <w:r>
+        <w:rPr>
+          <w:rFonts w:ascii="jf-openhuninn-2.0" w:eastAsia="jf-openhuninn-2.0" w:hAnsi="jf-openhuninn-2.0"/>
+          <w:sz w:val="40"/>
+          <w:szCs w:val="36"/>
+        </w:rPr>
+        <w:br/>
+      </w:r>
+      <w:r>
+        <w:rPr>
+          <w:rFonts w:ascii="jf-openhuninn-2.0" w:eastAsia="jf-openhuninn-2.0" w:hAnsi="jf-openhuninn-2.0" w:hint="eastAsia"/>
+          <w:sz w:val="28"/>
+          <w:szCs w:val="24"/>
+        </w:rPr>
+        <w:t>對於這次資料庫的分組學習及實作，有很多細節是要實際去做才會遇到，像是完整性限制要如何有效且嚴格的規範會是一門學問。還有一些問題是使用者跟開發者之間使用上不會注意到的地方。像是在報告的時候都會被問到一些出乎意料的問題。讓我們不知道該怎麼回答。而我負責的部分是將實體轉換成</w:t>
+      </w:r>
+      <w:r>
+        <w:rPr>
+          <w:rFonts w:ascii="jf-openhuninn-2.0" w:eastAsia="jf-openhuninn-2.0" w:hAnsi="jf-openhuninn-2.0"/>
+          <w:sz w:val="28"/>
+          <w:szCs w:val="24"/>
+        </w:rPr>
+        <w:t xml:space="preserve"> schema，並實際做出資料庫中的資料。</w:t>
+      </w:r>
+    </w:p>
+    <w:p>
+      <w:pPr>
+        <w:spacing w:line="800" w:lineRule="exact"/>
+        <w:rPr>
+          <w:rFonts w:ascii="jf-openhuninn-2.0" w:eastAsia="jf-openhuninn-2.0" w:hAnsi="jf-openhuninn-2.0"/>
+          <w:sz w:val="28"/>
+          <w:szCs w:val="24"/>
+        </w:rPr>
+      </w:pPr>
+    </w:p>
+    <w:p>
+      <w:pPr>
+        <w:spacing w:line="800" w:lineRule="exact"/>
+        <w:rPr>
+          <w:rFonts w:ascii="jf-openhuninn-2.0" w:eastAsia="jf-openhuninn-2.0" w:hAnsi="jf-openhuninn-2.0" w:hint="eastAsia"/>
+          <w:sz w:val="28"/>
+          <w:szCs w:val="24"/>
+        </w:rPr>
+      </w:pPr>
+      <w:r>
+        <w:rPr>
+          <w:rFonts w:ascii="jf-openhuninn-2.0" w:eastAsia="jf-openhuninn-2.0" w:hAnsi="jf-openhuninn-2.0" w:hint="eastAsia"/>
+          <w:sz w:val="28"/>
+          <w:szCs w:val="24"/>
+        </w:rPr>
+        <w:t>在將概念模型轉譯為實體資料表的過程中，我深刻體會到「欄位規劃」與「商務防禦」的緊密關係。例如，為了記錄被管理員退件的房屋，我們在狀態欄位加入了 Rejected，但隨之而來的考驗是如何用資料庫的約束（Constraints）去確保邏輯的嚴密性。我們必須限制「當狀態為退件時，駁回原因與審核人員欄位絕對不能為空」，以此杜絕髒資料的產生。這讓我明白，Schema 設計不只是決定資料型態，更是用代碼在底層建立一套不可逆的商務法規。</w:t>
+      </w:r>
+    </w:p>
+    <w:p>
+      <w:pPr>
+        <w:spacing w:line="800" w:lineRule="exact"/>
+        <w:rPr>
+          <w:rFonts w:ascii="jf-openhuninn-2.0" w:eastAsia="jf-openhuninn-2.0" w:hAnsi="jf-openhuninn-2.0"/>
+          <w:sz w:val="28"/>
+          <w:szCs w:val="24"/>
+        </w:rPr>
+      </w:pPr>
+    </w:p>
+    <w:p>
+      <w:pPr>
+        <w:spacing w:line="800" w:lineRule="exact"/>
+        <w:rPr>
+          <w:rFonts w:ascii="jf-openhuninn-2.0" w:eastAsia="jf-openhuninn-2.0" w:hAnsi="jf-openhuninn-2.0"/>
+          <w:sz w:val="28"/>
+          <w:szCs w:val="24"/>
+        </w:rPr>
+      </w:pPr>
+      <w:r>
+        <w:rPr>
+          <w:rFonts w:ascii="jf-openhuninn-2.0" w:eastAsia="jf-openhuninn-2.0" w:hAnsi="jf-openhuninn-2.0" w:hint="eastAsia"/>
+          <w:sz w:val="28"/>
+          <w:szCs w:val="24"/>
+        </w:rPr>
+        <w:lastRenderedPageBreak/>
+        <w:t>此外，在建置十筆測試資料時，為了配合「純管理員、純房東、純房客」的角色分流，資料庫中的外鍵關係變得環環相扣。房屋物件、預約單與評價之間的</w:t>
+      </w:r>
+      <w:r>
+        <w:rPr>
+          <w:rFonts w:ascii="jf-openhuninn-2.0" w:eastAsia="jf-openhuninn-2.0" w:hAnsi="jf-openhuninn-2.0"/>
+          <w:sz w:val="28"/>
+          <w:szCs w:val="24"/>
+        </w:rPr>
+        <w:t xml:space="preserve"> ID 對齊與時間先後順序，只要有一行順序出錯，系統就會立刻跳出外鍵衝突。這逼著我必須從源頭清洗資料，手動排解無數次死結。</w:t>
+      </w:r>
+    </w:p>
+    <w:p>
+      <w:pPr>
+        <w:spacing w:line="800" w:lineRule="exact"/>
+        <w:rPr>
+          <w:rFonts w:ascii="jf-openhuninn-2.0" w:eastAsia="jf-openhuninn-2.0" w:hAnsi="jf-openhuninn-2.0"/>
+          <w:sz w:val="28"/>
+          <w:szCs w:val="24"/>
+        </w:rPr>
+      </w:pPr>
+    </w:p>
+    <w:p>
+      <w:pPr>
+        <w:spacing w:line="800" w:lineRule="exact"/>
+        <w:rPr>
+          <w:rFonts w:ascii="jf-openhuninn-2.0" w:eastAsia="jf-openhuninn-2.0" w:hAnsi="jf-openhuninn-2.0" w:hint="eastAsia"/>
+          <w:sz w:val="28"/>
+          <w:szCs w:val="24"/>
+        </w:rPr>
+      </w:pPr>
+      <w:r>
+        <w:rPr>
+          <w:rFonts w:ascii="jf-openhuninn-2.0" w:eastAsia="jf-openhuninn-2.0" w:hAnsi="jf-openhuninn-2.0" w:hint="eastAsia"/>
+          <w:sz w:val="28"/>
+          <w:szCs w:val="24"/>
+        </w:rPr>
+        <w:t>這也正解釋了為什麼我們在報告時常被問倒。因為身為開發者，我們習慣了順暢的「理想情境」，卻忽略了使用者可能帶來的例外操作。這次被問倒的經驗是一次很好的震撼教育，它提醒了我不能只埋頭寫 SQL，更要學會從使用者的防呆、管理者的稽核角度去審視結構。這次實作雖然踩坑不斷，但當看到整套系統從錯誤紅字到全線順暢通過的那一刻，那種將抽象邏輯化為嚴密實體的成就感，是課本理論無法取代的寶貴經驗。</w:t>
       </w:r>
     </w:p>
     <w:sectPr>
@@ -24028,6 +24260,7 @@
   <w:style w:type="character" w:default="1" w:styleId="a0">
     <w:name w:val="Default Paragraph Font"/>
     <w:uiPriority w:val="1"/>
+    <w:semiHidden/>
     <w:unhideWhenUsed/>
   </w:style>
   <w:style w:type="table" w:default="1" w:styleId="a1">

--- a/資料庫系統_線上租屋平台.docx
+++ b/資料庫系統_線上租屋平台.docx
@@ -1,6 +1,6 @@
 
 <file path=word/document.xml><?xml version="1.0" encoding="utf-8"?>
-<w:document xmlns:wpc="http://schemas.microsoft.com/office/word/2010/wordprocessingCanvas" xmlns:cx="http://schemas.microsoft.com/office/drawing/2014/chartex" xmlns:cx1="http://schemas.microsoft.com/office/drawing/2015/9/8/chartex" xmlns:cx2="http://schemas.microsoft.com/office/drawing/2015/10/21/chartex" xmlns:cx3="http://schemas.microsoft.com/office/drawing/2016/5/9/chartex" xmlns:cx4="http://schemas.microsoft.com/office/drawing/2016/5/10/chartex" xmlns:cx5="http://schemas.microsoft.com/office/drawing/2016/5/11/chartex" xmlns:cx6="http://schemas.microsoft.com/office/drawing/2016/5/12/chartex" xmlns:cx7="http://schemas.microsoft.com/office/drawing/2016/5/13/chartex" xmlns:cx8="http://schemas.microsoft.com/office/drawing/2016/5/14/chartex" xmlns:mc="http://schemas.openxmlformats.org/markup-compatibility/2006" xmlns:aink="http://schemas.microsoft.com/office/drawing/2016/ink" xmlns:am3d="http://schemas.microsoft.com/office/drawing/2017/model3d" xmlns:o="urn:schemas-microsoft-com:office:office" xmlns:oel="http://schemas.microsoft.com/office/2019/extlst" xmlns:r="http://schemas.openxmlformats.org/officeDocument/2006/relationships" xmlns:m="http://schemas.openxmlformats.org/officeDocument/2006/math" xmlns:v="urn:schemas-microsoft-com:vml" xmlns:wp14="http://schemas.microsoft.com/office/word/2010/wordprocessingDrawing" xmlns:wp="http://schemas.openxmlformats.org/drawingml/2006/wordprocessingDrawing" xmlns:w10="urn:schemas-microsoft-com:office:word" xmlns:w="http://schemas.openxmlformats.org/wordprocessingml/2006/main" xmlns:w14="http://schemas.microsoft.com/office/word/2010/wordml" xmlns:w15="http://schemas.microsoft.com/office/word/2012/wordml" xmlns:w16cex="http://schemas.microsoft.com/office/word/2018/wordml/cex" xmlns:w16cid="http://schemas.microsoft.com/office/word/2016/wordml/cid" xmlns:w16="http://schemas.microsoft.com/office/word/2018/wordml" xmlns:w16du="http://schemas.microsoft.com/office/word/2023/wordml/word16du" xmlns:w16sdtdh="http://schemas.microsoft.com/office/word/2020/wordml/sdtdatahash" xmlns:w16sdtfl="http://schemas.microsoft.com/office/word/2024/wordml/sdtformatlock" xmlns:w16se="http://schemas.microsoft.com/office/word/2015/wordml/symex" xmlns:wpg="http://schemas.microsoft.com/office/word/2010/wordprocessingGroup" xmlns:wpi="http://schemas.microsoft.com/office/word/2010/wordprocessingInk" xmlns:wne="http://schemas.microsoft.com/office/word/2006/wordml" xmlns:wps="http://schemas.microsoft.com/office/word/2010/wordprocessingShape" mc:Ignorable="w14 w15 w16se w16cid w16 w16cex w16sdtdh w16sdtfl w16du wp14">
+<w:document xmlns:wpc="http://schemas.microsoft.com/office/word/2010/wordprocessingCanvas" xmlns:cx="http://schemas.microsoft.com/office/drawing/2014/chartex" xmlns:cx1="http://schemas.microsoft.com/office/drawing/2015/9/8/chartex" xmlns:cx2="http://schemas.microsoft.com/office/drawing/2015/10/21/chartex" xmlns:cx3="http://schemas.microsoft.com/office/drawing/2016/5/9/chartex" xmlns:cx4="http://schemas.microsoft.com/office/drawing/2016/5/10/chartex" xmlns:cx5="http://schemas.microsoft.com/office/drawing/2016/5/11/chartex" xmlns:cx6="http://schemas.microsoft.com/office/drawing/2016/5/12/chartex" xmlns:cx7="http://schemas.microsoft.com/office/drawing/2016/5/13/chartex" xmlns:cx8="http://schemas.microsoft.com/office/drawing/2016/5/14/chartex" xmlns:mc="http://schemas.openxmlformats.org/markup-compatibility/2006" xmlns:aink="http://schemas.microsoft.com/office/drawing/2016/ink" xmlns:am3d="http://schemas.microsoft.com/office/drawing/2017/model3d" xmlns:o="urn:schemas-microsoft-com:office:office" xmlns:r="http://schemas.openxmlformats.org/officeDocument/2006/relationships" xmlns:m="http://schemas.openxmlformats.org/officeDocument/2006/math" xmlns:v="urn:schemas-microsoft-com:vml" xmlns:wp14="http://schemas.microsoft.com/office/word/2010/wordprocessingDrawing" xmlns:wp="http://schemas.openxmlformats.org/drawingml/2006/wordprocessingDrawing" xmlns:w10="urn:schemas-microsoft-com:office:word" xmlns:w="http://schemas.openxmlformats.org/wordprocessingml/2006/main" xmlns:w14="http://schemas.microsoft.com/office/word/2010/wordml" xmlns:w15="http://schemas.microsoft.com/office/word/2012/wordml" xmlns:w16cex="http://schemas.microsoft.com/office/word/2018/wordml/cex" xmlns:w16cid="http://schemas.microsoft.com/office/word/2016/wordml/cid" xmlns:w16="http://schemas.microsoft.com/office/word/2018/wordml" xmlns:w16sdtdh="http://schemas.microsoft.com/office/word/2020/wordml/sdtdatahash" xmlns:w16se="http://schemas.microsoft.com/office/word/2015/wordml/symex" xmlns:wpg="http://schemas.microsoft.com/office/word/2010/wordprocessingGroup" xmlns:wpi="http://schemas.microsoft.com/office/word/2010/wordprocessingInk" xmlns:wne="http://schemas.microsoft.com/office/word/2006/wordml" xmlns:wps="http://schemas.microsoft.com/office/word/2010/wordprocessingShape" mc:Ignorable="w14 w15 w16se w16cid w16 w16cex w16sdtdh wp14">
   <w:body>
     <w:p>
       <w:pPr>
@@ -13,6 +13,7 @@
           <w:szCs w:val="72"/>
         </w:rPr>
       </w:pPr>
+      <w:proofErr w:type="gramStart"/>
       <w:r>
         <w:rPr>
           <w:rFonts w:ascii="jf-openhuninn-2.0" w:eastAsia="jf-openhuninn-2.0" w:hAnsi="jf-openhuninn-2.0" w:hint="eastAsia"/>
@@ -21,7 +22,18 @@
           <w:sz w:val="72"/>
           <w:szCs w:val="72"/>
         </w:rPr>
-        <w:t>線上租屋平台</w:t>
+        <w:t>線上租</w:t>
+      </w:r>
+      <w:proofErr w:type="gramEnd"/>
+      <w:r>
+        <w:rPr>
+          <w:rFonts w:ascii="jf-openhuninn-2.0" w:eastAsia="jf-openhuninn-2.0" w:hAnsi="jf-openhuninn-2.0" w:hint="eastAsia"/>
+          <w:b/>
+          <w:bCs/>
+          <w:sz w:val="72"/>
+          <w:szCs w:val="72"/>
+        </w:rPr>
+        <w:t>屋平台</w:t>
       </w:r>
     </w:p>
     <w:p>
@@ -273,8 +285,18 @@
           <w:sz w:val="40"/>
           <w:szCs w:val="36"/>
         </w:rPr>
-        <w:t>41243129  姓名 張帟淇</w:t>
-      </w:r>
+        <w:t>41243129  姓名 張</w:t>
+      </w:r>
+      <w:proofErr w:type="gramStart"/>
+      <w:r>
+        <w:rPr>
+          <w:rFonts w:ascii="jf-openhuninn-2.0" w:eastAsia="jf-openhuninn-2.0" w:hAnsi="jf-openhuninn-2.0"/>
+          <w:sz w:val="40"/>
+          <w:szCs w:val="36"/>
+        </w:rPr>
+        <w:t>帟淇</w:t>
+      </w:r>
+      <w:proofErr w:type="gramEnd"/>
     </w:p>
     <w:p>
       <w:pPr>
@@ -325,7 +347,6 @@
           <w:sz w:val="56"/>
           <w:szCs w:val="56"/>
         </w:rPr>
-        <w:lastRenderedPageBreak/>
         <w:t>目錄</w:t>
       </w:r>
     </w:p>
@@ -922,21 +943,49 @@
         </w:rPr>
         <w:tab/>
       </w:r>
-      <w:r>
-        <w:rPr>
-          <w:rFonts w:ascii="jf-openhuninn-2.0" w:eastAsia="jf-openhuninn-2.0" w:hAnsi="jf-openhuninn-2.0"/>
-          <w:sz w:val="28"/>
-          <w:szCs w:val="28"/>
-        </w:rPr>
-        <w:t>佑哥想要在學校附近尋找租屋處，找遍了附近的租屋處都沒有符合預期的租屋處，但又不知道哪裡有更多的租屋選擇。</w:t>
-      </w:r>
-      <w:r>
-        <w:rPr>
-          <w:rFonts w:ascii="jf-openhuninn-2.0" w:eastAsia="jf-openhuninn-2.0" w:hAnsi="jf-openhuninn-2.0"/>
-          <w:sz w:val="28"/>
-          <w:szCs w:val="28"/>
-        </w:rPr>
-        <w:t>這個時候就可以用「線上租屋平台」，可以快速瀏覽學校附近的租屋處，也有房東的聯絡方式，找到合適的租屋處。</w:t>
+      <w:proofErr w:type="gramStart"/>
+      <w:r>
+        <w:rPr>
+          <w:rFonts w:ascii="jf-openhuninn-2.0" w:eastAsia="jf-openhuninn-2.0" w:hAnsi="jf-openhuninn-2.0"/>
+          <w:sz w:val="28"/>
+          <w:szCs w:val="28"/>
+        </w:rPr>
+        <w:t>佑哥想要</w:t>
+      </w:r>
+      <w:proofErr w:type="gramEnd"/>
+      <w:r>
+        <w:rPr>
+          <w:rFonts w:ascii="jf-openhuninn-2.0" w:eastAsia="jf-openhuninn-2.0" w:hAnsi="jf-openhuninn-2.0"/>
+          <w:sz w:val="28"/>
+          <w:szCs w:val="28"/>
+        </w:rPr>
+        <w:t>在學校附近尋找租屋處，找遍了附近的租屋處都沒有符合預期的租屋處，但又不知道哪裡有更多的租屋選擇。</w:t>
+      </w:r>
+      <w:r>
+        <w:rPr>
+          <w:rFonts w:ascii="jf-openhuninn-2.0" w:eastAsia="jf-openhuninn-2.0" w:hAnsi="jf-openhuninn-2.0"/>
+          <w:sz w:val="28"/>
+          <w:szCs w:val="28"/>
+        </w:rPr>
+        <w:t>這個時候就可以用「</w:t>
+      </w:r>
+      <w:proofErr w:type="gramStart"/>
+      <w:r>
+        <w:rPr>
+          <w:rFonts w:ascii="jf-openhuninn-2.0" w:eastAsia="jf-openhuninn-2.0" w:hAnsi="jf-openhuninn-2.0"/>
+          <w:sz w:val="28"/>
+          <w:szCs w:val="28"/>
+        </w:rPr>
+        <w:t>線上租</w:t>
+      </w:r>
+      <w:proofErr w:type="gramEnd"/>
+      <w:r>
+        <w:rPr>
+          <w:rFonts w:ascii="jf-openhuninn-2.0" w:eastAsia="jf-openhuninn-2.0" w:hAnsi="jf-openhuninn-2.0"/>
+          <w:sz w:val="28"/>
+          <w:szCs w:val="28"/>
+        </w:rPr>
+        <w:t>屋平台」，可以快速瀏覽學校附近的租屋處，也有房東的聯絡方式，找到合適的租屋處。</w:t>
       </w:r>
     </w:p>
     <w:p>
@@ -1002,21 +1051,49 @@
         </w:rPr>
         <w:tab/>
       </w:r>
-      <w:r>
-        <w:rPr>
-          <w:rFonts w:ascii="jf-openhuninn-2.0" w:eastAsia="jf-openhuninn-2.0" w:hAnsi="jf-openhuninn-2.0"/>
-          <w:sz w:val="28"/>
-          <w:szCs w:val="28"/>
-        </w:rPr>
-        <w:t>佑哥今年升上大二，但他不想再繼續住宿舍了，想要去外面找地方租。</w:t>
-      </w:r>
-      <w:r>
-        <w:rPr>
-          <w:rFonts w:ascii="jf-openhuninn-2.0" w:eastAsia="jf-openhuninn-2.0" w:hAnsi="jf-openhuninn-2.0"/>
-          <w:sz w:val="28"/>
-          <w:szCs w:val="28"/>
-        </w:rPr>
-        <w:t>所以他決定到線上租屋平台尋找合適租屋處，他輸入了租房條件(金額、建築種類、坪數)，並開始尋找合適的租屋處。</w:t>
+      <w:proofErr w:type="gramStart"/>
+      <w:r>
+        <w:rPr>
+          <w:rFonts w:ascii="jf-openhuninn-2.0" w:eastAsia="jf-openhuninn-2.0" w:hAnsi="jf-openhuninn-2.0"/>
+          <w:sz w:val="28"/>
+          <w:szCs w:val="28"/>
+        </w:rPr>
+        <w:t>佑哥今年</w:t>
+      </w:r>
+      <w:proofErr w:type="gramEnd"/>
+      <w:r>
+        <w:rPr>
+          <w:rFonts w:ascii="jf-openhuninn-2.0" w:eastAsia="jf-openhuninn-2.0" w:hAnsi="jf-openhuninn-2.0"/>
+          <w:sz w:val="28"/>
+          <w:szCs w:val="28"/>
+        </w:rPr>
+        <w:t>升上大二，但他不想再繼續住宿舍了，想要去外面找地方租。</w:t>
+      </w:r>
+      <w:r>
+        <w:rPr>
+          <w:rFonts w:ascii="jf-openhuninn-2.0" w:eastAsia="jf-openhuninn-2.0" w:hAnsi="jf-openhuninn-2.0"/>
+          <w:sz w:val="28"/>
+          <w:szCs w:val="28"/>
+        </w:rPr>
+        <w:t>所以他決定</w:t>
+      </w:r>
+      <w:proofErr w:type="gramStart"/>
+      <w:r>
+        <w:rPr>
+          <w:rFonts w:ascii="jf-openhuninn-2.0" w:eastAsia="jf-openhuninn-2.0" w:hAnsi="jf-openhuninn-2.0"/>
+          <w:sz w:val="28"/>
+          <w:szCs w:val="28"/>
+        </w:rPr>
+        <w:t>到線上租</w:t>
+      </w:r>
+      <w:proofErr w:type="gramEnd"/>
+      <w:r>
+        <w:rPr>
+          <w:rFonts w:ascii="jf-openhuninn-2.0" w:eastAsia="jf-openhuninn-2.0" w:hAnsi="jf-openhuninn-2.0"/>
+          <w:sz w:val="28"/>
+          <w:szCs w:val="28"/>
+        </w:rPr>
+        <w:t>屋平台尋找合適租屋處，他輸入了租房條件(金額、建築種類、坪數)，並開始尋找合適的租屋處。</w:t>
       </w:r>
     </w:p>
     <w:p>
@@ -1055,13 +1132,23 @@
           <w:szCs w:val="28"/>
         </w:rPr>
       </w:pPr>
-      <w:r>
-        <w:rPr>
-          <w:rFonts w:ascii="jf-openhuninn-2.0" w:eastAsia="jf-openhuninn-2.0" w:hAnsi="jf-openhuninn-2.0"/>
-          <w:sz w:val="28"/>
-          <w:szCs w:val="28"/>
-        </w:rPr>
-        <w:t>提供租客目前可承租的房屋</w:t>
+      <w:proofErr w:type="gramStart"/>
+      <w:r>
+        <w:rPr>
+          <w:rFonts w:ascii="jf-openhuninn-2.0" w:eastAsia="jf-openhuninn-2.0" w:hAnsi="jf-openhuninn-2.0"/>
+          <w:sz w:val="28"/>
+          <w:szCs w:val="28"/>
+        </w:rPr>
+        <w:t>提供租客目前</w:t>
+      </w:r>
+      <w:proofErr w:type="gramEnd"/>
+      <w:r>
+        <w:rPr>
+          <w:rFonts w:ascii="jf-openhuninn-2.0" w:eastAsia="jf-openhuninn-2.0" w:hAnsi="jf-openhuninn-2.0"/>
+          <w:sz w:val="28"/>
+          <w:szCs w:val="28"/>
+        </w:rPr>
+        <w:t>可承租的房屋</w:t>
       </w:r>
     </w:p>
     <w:p>
@@ -1234,21 +1321,85 @@
         </w:rPr>
         <w:tab/>
       </w:r>
-      <w:r>
-        <w:rPr>
-          <w:rFonts w:ascii="jf-openhuninn-2.0" w:eastAsia="jf-openhuninn-2.0" w:hAnsi="jf-openhuninn-2.0"/>
-          <w:sz w:val="28"/>
-          <w:szCs w:val="28"/>
-        </w:rPr>
-        <w:t>佑哥找到他想租的地方後，他使用了預約看房的功能，選擇了一個時段，房東也接受那個時段，佑哥就去看房了。</w:t>
-      </w:r>
-      <w:r>
-        <w:rPr>
-          <w:rFonts w:ascii="jf-openhuninn-2.0" w:eastAsia="jf-openhuninn-2.0" w:hAnsi="jf-openhuninn-2.0"/>
-          <w:sz w:val="28"/>
-          <w:szCs w:val="28"/>
-        </w:rPr>
-        <w:t>看完房之後佑哥很滿意，當即就決定租下來跟房東簽約。</w:t>
+      <w:proofErr w:type="gramStart"/>
+      <w:r>
+        <w:rPr>
+          <w:rFonts w:ascii="jf-openhuninn-2.0" w:eastAsia="jf-openhuninn-2.0" w:hAnsi="jf-openhuninn-2.0"/>
+          <w:sz w:val="28"/>
+          <w:szCs w:val="28"/>
+        </w:rPr>
+        <w:t>佑哥找到</w:t>
+      </w:r>
+      <w:proofErr w:type="gramEnd"/>
+      <w:r>
+        <w:rPr>
+          <w:rFonts w:ascii="jf-openhuninn-2.0" w:eastAsia="jf-openhuninn-2.0" w:hAnsi="jf-openhuninn-2.0"/>
+          <w:sz w:val="28"/>
+          <w:szCs w:val="28"/>
+        </w:rPr>
+        <w:t>他想租的地方後，他使用了預約看房的功能，選擇了一個時段，房東也接受那個時段，</w:t>
+      </w:r>
+      <w:proofErr w:type="gramStart"/>
+      <w:r>
+        <w:rPr>
+          <w:rFonts w:ascii="jf-openhuninn-2.0" w:eastAsia="jf-openhuninn-2.0" w:hAnsi="jf-openhuninn-2.0"/>
+          <w:sz w:val="28"/>
+          <w:szCs w:val="28"/>
+        </w:rPr>
+        <w:t>佑哥就</w:t>
+      </w:r>
+      <w:proofErr w:type="gramEnd"/>
+      <w:r>
+        <w:rPr>
+          <w:rFonts w:ascii="jf-openhuninn-2.0" w:eastAsia="jf-openhuninn-2.0" w:hAnsi="jf-openhuninn-2.0"/>
+          <w:sz w:val="28"/>
+          <w:szCs w:val="28"/>
+        </w:rPr>
+        <w:t>去</w:t>
+      </w:r>
+      <w:proofErr w:type="gramStart"/>
+      <w:r>
+        <w:rPr>
+          <w:rFonts w:ascii="jf-openhuninn-2.0" w:eastAsia="jf-openhuninn-2.0" w:hAnsi="jf-openhuninn-2.0"/>
+          <w:sz w:val="28"/>
+          <w:szCs w:val="28"/>
+        </w:rPr>
+        <w:t>看房了</w:t>
+      </w:r>
+      <w:proofErr w:type="gramEnd"/>
+      <w:r>
+        <w:rPr>
+          <w:rFonts w:ascii="jf-openhuninn-2.0" w:eastAsia="jf-openhuninn-2.0" w:hAnsi="jf-openhuninn-2.0"/>
+          <w:sz w:val="28"/>
+          <w:szCs w:val="28"/>
+        </w:rPr>
+        <w:t>。</w:t>
+      </w:r>
+      <w:r>
+        <w:rPr>
+          <w:rFonts w:ascii="jf-openhuninn-2.0" w:eastAsia="jf-openhuninn-2.0" w:hAnsi="jf-openhuninn-2.0"/>
+          <w:sz w:val="28"/>
+          <w:szCs w:val="28"/>
+        </w:rPr>
+        <w:t>看</w:t>
+      </w:r>
+      <w:proofErr w:type="gramStart"/>
+      <w:r>
+        <w:rPr>
+          <w:rFonts w:ascii="jf-openhuninn-2.0" w:eastAsia="jf-openhuninn-2.0" w:hAnsi="jf-openhuninn-2.0"/>
+          <w:sz w:val="28"/>
+          <w:szCs w:val="28"/>
+        </w:rPr>
+        <w:t>完房之後佑哥很滿意，</w:t>
+      </w:r>
+      <w:proofErr w:type="gramEnd"/>
+      <w:r>
+        <w:rPr>
+          <w:rFonts w:ascii="jf-openhuninn-2.0" w:eastAsia="jf-openhuninn-2.0" w:hAnsi="jf-openhuninn-2.0"/>
+          <w:sz w:val="28"/>
+          <w:szCs w:val="28"/>
+        </w:rPr>
+        <w:t>當即就決定租下來跟房東簽約。</w:t>
       </w:r>
     </w:p>
     <w:p>
@@ -1333,13 +1484,23 @@
           <w:szCs w:val="28"/>
         </w:rPr>
       </w:pPr>
-      <w:r>
-        <w:rPr>
-          <w:rFonts w:ascii="jf-openhuninn-2.0" w:eastAsia="jf-openhuninn-2.0" w:hAnsi="jf-openhuninn-2.0"/>
-          <w:sz w:val="28"/>
-          <w:szCs w:val="28"/>
-        </w:rPr>
-        <w:t>或著透過電話通訊的方式與房東聯絡</w:t>
+      <w:proofErr w:type="gramStart"/>
+      <w:r>
+        <w:rPr>
+          <w:rFonts w:ascii="jf-openhuninn-2.0" w:eastAsia="jf-openhuninn-2.0" w:hAnsi="jf-openhuninn-2.0"/>
+          <w:sz w:val="28"/>
+          <w:szCs w:val="28"/>
+        </w:rPr>
+        <w:t>或著</w:t>
+      </w:r>
+      <w:proofErr w:type="gramEnd"/>
+      <w:r>
+        <w:rPr>
+          <w:rFonts w:ascii="jf-openhuninn-2.0" w:eastAsia="jf-openhuninn-2.0" w:hAnsi="jf-openhuninn-2.0"/>
+          <w:sz w:val="28"/>
+          <w:szCs w:val="28"/>
+        </w:rPr>
+        <w:t>透過電話通訊的方式與房東聯絡</w:t>
       </w:r>
     </w:p>
     <w:p>
@@ -1396,13 +1557,59 @@
           <w:szCs w:val="28"/>
         </w:rPr>
       </w:pPr>
-      <w:r>
-        <w:rPr>
-          <w:rFonts w:ascii="jf-openhuninn-2.0" w:eastAsia="jf-openhuninn-2.0" w:hAnsi="jf-openhuninn-2.0"/>
-          <w:sz w:val="28"/>
-          <w:szCs w:val="28"/>
-        </w:rPr>
-        <w:t>佑哥在住進他租的房子一段時間後，覺得這裡真的是太棒了，他很推薦。他想要把這裡推薦給更多學生知道，所以他留下了對於這間租屋處的好評。</w:t>
+      <w:proofErr w:type="gramStart"/>
+      <w:r>
+        <w:rPr>
+          <w:rFonts w:ascii="jf-openhuninn-2.0" w:eastAsia="jf-openhuninn-2.0" w:hAnsi="jf-openhuninn-2.0"/>
+          <w:sz w:val="28"/>
+          <w:szCs w:val="28"/>
+        </w:rPr>
+        <w:t>佑哥在</w:t>
+      </w:r>
+      <w:proofErr w:type="gramEnd"/>
+      <w:r>
+        <w:rPr>
+          <w:rFonts w:ascii="jf-openhuninn-2.0" w:eastAsia="jf-openhuninn-2.0" w:hAnsi="jf-openhuninn-2.0"/>
+          <w:sz w:val="28"/>
+          <w:szCs w:val="28"/>
+        </w:rPr>
+        <w:t>住進他租的房子一段時間後，覺得這裡真的是</w:t>
+      </w:r>
+      <w:proofErr w:type="gramStart"/>
+      <w:r>
+        <w:rPr>
+          <w:rFonts w:ascii="jf-openhuninn-2.0" w:eastAsia="jf-openhuninn-2.0" w:hAnsi="jf-openhuninn-2.0"/>
+          <w:sz w:val="28"/>
+          <w:szCs w:val="28"/>
+        </w:rPr>
+        <w:t>太</w:t>
+      </w:r>
+      <w:proofErr w:type="gramEnd"/>
+      <w:r>
+        <w:rPr>
+          <w:rFonts w:ascii="jf-openhuninn-2.0" w:eastAsia="jf-openhuninn-2.0" w:hAnsi="jf-openhuninn-2.0"/>
+          <w:sz w:val="28"/>
+          <w:szCs w:val="28"/>
+        </w:rPr>
+        <w:t>棒了，他很推薦。他想要把這裡推薦給更多學生知道，所以他留下了對於</w:t>
+      </w:r>
+      <w:proofErr w:type="gramStart"/>
+      <w:r>
+        <w:rPr>
+          <w:rFonts w:ascii="jf-openhuninn-2.0" w:eastAsia="jf-openhuninn-2.0" w:hAnsi="jf-openhuninn-2.0"/>
+          <w:sz w:val="28"/>
+          <w:szCs w:val="28"/>
+        </w:rPr>
+        <w:t>這間租屋</w:t>
+      </w:r>
+      <w:proofErr w:type="gramEnd"/>
+      <w:r>
+        <w:rPr>
+          <w:rFonts w:ascii="jf-openhuninn-2.0" w:eastAsia="jf-openhuninn-2.0" w:hAnsi="jf-openhuninn-2.0"/>
+          <w:sz w:val="28"/>
+          <w:szCs w:val="28"/>
+        </w:rPr>
+        <w:t>處的好評。</w:t>
       </w:r>
     </w:p>
     <w:p>
@@ -1493,6 +1700,7 @@
           <w:sz w:val="28"/>
           <w:szCs w:val="28"/>
         </w:rPr>
+        <w:lastRenderedPageBreak/>
         <w:t>只能針對租過的房屋留下評論</w:t>
       </w:r>
     </w:p>
@@ -1515,7 +1723,6 @@
           <w:sz w:val="44"/>
           <w:szCs w:val="44"/>
         </w:rPr>
-        <w:lastRenderedPageBreak/>
         <w:t>使用案例</w:t>
       </w:r>
     </w:p>
@@ -1528,13 +1735,23 @@
           <w:szCs w:val="28"/>
         </w:rPr>
       </w:pPr>
-      <w:r>
-        <w:rPr>
-          <w:rFonts w:ascii="jf-openhuninn-2.0" w:eastAsia="jf-openhuninn-2.0" w:hAnsi="jf-openhuninn-2.0"/>
-          <w:sz w:val="28"/>
-          <w:szCs w:val="28"/>
-        </w:rPr>
-        <w:t>租客 (Tenant)</w:t>
+      <w:proofErr w:type="gramStart"/>
+      <w:r>
+        <w:rPr>
+          <w:rFonts w:ascii="jf-openhuninn-2.0" w:eastAsia="jf-openhuninn-2.0" w:hAnsi="jf-openhuninn-2.0"/>
+          <w:sz w:val="28"/>
+          <w:szCs w:val="28"/>
+        </w:rPr>
+        <w:t>租客</w:t>
+      </w:r>
+      <w:proofErr w:type="gramEnd"/>
+      <w:r>
+        <w:rPr>
+          <w:rFonts w:ascii="jf-openhuninn-2.0" w:eastAsia="jf-openhuninn-2.0" w:hAnsi="jf-openhuninn-2.0"/>
+          <w:sz w:val="28"/>
+          <w:szCs w:val="28"/>
+        </w:rPr>
+        <w:t xml:space="preserve"> (Tenant)</w:t>
       </w:r>
     </w:p>
     <w:p>
@@ -1700,13 +1917,23 @@
           <w:szCs w:val="28"/>
         </w:rPr>
       </w:pPr>
-      <w:r>
-        <w:rPr>
-          <w:rFonts w:ascii="jf-openhuninn-2.0" w:eastAsia="jf-openhuninn-2.0" w:hAnsi="jf-openhuninn-2.0"/>
-          <w:sz w:val="28"/>
-          <w:szCs w:val="28"/>
-        </w:rPr>
-        <w:t>租客管理：管理時會同時更新租屋處資訊。</w:t>
+      <w:proofErr w:type="gramStart"/>
+      <w:r>
+        <w:rPr>
+          <w:rFonts w:ascii="jf-openhuninn-2.0" w:eastAsia="jf-openhuninn-2.0" w:hAnsi="jf-openhuninn-2.0"/>
+          <w:sz w:val="28"/>
+          <w:szCs w:val="28"/>
+        </w:rPr>
+        <w:t>租客管理</w:t>
+      </w:r>
+      <w:proofErr w:type="gramEnd"/>
+      <w:r>
+        <w:rPr>
+          <w:rFonts w:ascii="jf-openhuninn-2.0" w:eastAsia="jf-openhuninn-2.0" w:hAnsi="jf-openhuninn-2.0"/>
+          <w:sz w:val="28"/>
+          <w:szCs w:val="28"/>
+        </w:rPr>
+        <w:t>：管理時會同時更新租屋處資訊。</w:t>
       </w:r>
     </w:p>
     <w:p>
@@ -1834,6 +2061,7 @@
           <w:sz w:val="28"/>
           <w:szCs w:val="28"/>
         </w:rPr>
+        <w:lastRenderedPageBreak/>
         <w:t>審核房屋</w:t>
       </w:r>
     </w:p>
@@ -1866,7 +2094,6 @@
           <w:sz w:val="44"/>
           <w:szCs w:val="44"/>
         </w:rPr>
-        <w:lastRenderedPageBreak/>
         <w:t>使用案例圖</w:t>
       </w:r>
     </w:p>
@@ -2005,6 +2232,7 @@
           <w:sz w:val="28"/>
           <w:szCs w:val="28"/>
         </w:rPr>
+        <w:lastRenderedPageBreak/>
         <w:drawing>
           <wp:anchor distT="0" distB="0" distL="114300" distR="114300" simplePos="0" relativeHeight="251658240" behindDoc="0" locked="0" layoutInCell="1" allowOverlap="1" wp14:anchorId="15435C2A" wp14:editId="3DBEDF22">
             <wp:simplePos x="0" y="0"/>
@@ -2082,7 +2310,25 @@
           <w:sz w:val="28"/>
           <w:szCs w:val="28"/>
         </w:rPr>
-        <w:t>圖一、租客使用案例圖</w:t>
+        <w:t>圖一、</w:t>
+      </w:r>
+      <w:proofErr w:type="gramStart"/>
+      <w:r>
+        <w:rPr>
+          <w:rFonts w:ascii="jf-openhuninn-2.0" w:eastAsia="jf-openhuninn-2.0" w:hAnsi="jf-openhuninn-2.0" w:hint="eastAsia"/>
+          <w:sz w:val="28"/>
+          <w:szCs w:val="28"/>
+        </w:rPr>
+        <w:t>租客使用</w:t>
+      </w:r>
+      <w:proofErr w:type="gramEnd"/>
+      <w:r>
+        <w:rPr>
+          <w:rFonts w:ascii="jf-openhuninn-2.0" w:eastAsia="jf-openhuninn-2.0" w:hAnsi="jf-openhuninn-2.0" w:hint="eastAsia"/>
+          <w:sz w:val="28"/>
+          <w:szCs w:val="28"/>
+        </w:rPr>
+        <w:t>案例圖</w:t>
       </w:r>
     </w:p>
     <w:p>
@@ -2101,7 +2347,6 @@
           <w:sz w:val="36"/>
           <w:szCs w:val="36"/>
         </w:rPr>
-        <w:lastRenderedPageBreak/>
         <w:t>房東</w:t>
       </w:r>
     </w:p>
@@ -2188,6 +2433,7 @@
           <w:szCs w:val="28"/>
         </w:rPr>
       </w:pPr>
+      <w:proofErr w:type="gramStart"/>
       <w:r>
         <w:rPr>
           <w:rFonts w:ascii="jf-openhuninn-2.0" w:eastAsia="jf-openhuninn-2.0" w:hAnsi="jf-openhuninn-2.0" w:hint="eastAsia"/>
@@ -2196,6 +2442,7 @@
         </w:rPr>
         <w:t>租客管理</w:t>
       </w:r>
+      <w:proofErr w:type="gramEnd"/>
     </w:p>
     <w:p>
       <w:pPr>
@@ -2240,6 +2487,7 @@
           <w:sz w:val="28"/>
           <w:szCs w:val="28"/>
         </w:rPr>
+        <w:lastRenderedPageBreak/>
         <w:t>受理預約</w:t>
       </w:r>
     </w:p>
@@ -2252,7 +2500,7 @@
         </w:numPr>
         <w:spacing w:before="100" w:beforeAutospacing="1" w:after="100" w:afterAutospacing="1"/>
         <w:rPr>
-          <w:rFonts w:ascii="jf-openhuninn-2.0" w:eastAsia="jf-openhuninn-2.0" w:hAnsi="jf-openhuninn-2.0" w:cs="PMingLiU"/>
+          <w:rFonts w:ascii="jf-openhuninn-2.0" w:eastAsia="jf-openhuninn-2.0" w:hAnsi="jf-openhuninn-2.0" w:cs="新細明體"/>
           <w:kern w:val="0"/>
           <w:sz w:val="28"/>
           <w:szCs w:val="28"/>
@@ -2261,7 +2509,7 @@
       </w:pPr>
       <w:r>
         <w:rPr>
-          <w:rFonts w:ascii="jf-openhuninn-2.0" w:eastAsia="jf-openhuninn-2.0" w:hAnsi="jf-openhuninn-2.0" w:cs="PMingLiU"/>
+          <w:rFonts w:ascii="jf-openhuninn-2.0" w:eastAsia="jf-openhuninn-2.0" w:hAnsi="jf-openhuninn-2.0" w:cs="新細明體"/>
           <w:kern w:val="0"/>
           <w:sz w:val="28"/>
           <w:szCs w:val="28"/>
@@ -2279,7 +2527,7 @@
         </w:numPr>
         <w:spacing w:before="100" w:beforeAutospacing="1" w:after="100" w:afterAutospacing="1"/>
         <w:rPr>
-          <w:rFonts w:ascii="jf-openhuninn-2.0" w:eastAsia="jf-openhuninn-2.0" w:hAnsi="jf-openhuninn-2.0" w:cs="PMingLiU"/>
+          <w:rFonts w:ascii="jf-openhuninn-2.0" w:eastAsia="jf-openhuninn-2.0" w:hAnsi="jf-openhuninn-2.0" w:cs="新細明體"/>
           <w:kern w:val="0"/>
           <w:sz w:val="28"/>
           <w:szCs w:val="28"/>
@@ -2288,7 +2536,7 @@
       </w:pPr>
       <w:r>
         <w:rPr>
-          <w:rFonts w:ascii="jf-openhuninn-2.0" w:eastAsia="jf-openhuninn-2.0" w:hAnsi="jf-openhuninn-2.0" w:cs="PMingLiU"/>
+          <w:rFonts w:ascii="jf-openhuninn-2.0" w:eastAsia="jf-openhuninn-2.0" w:hAnsi="jf-openhuninn-2.0" w:cs="新細明體"/>
           <w:kern w:val="0"/>
           <w:sz w:val="28"/>
           <w:szCs w:val="28"/>
@@ -2306,7 +2554,7 @@
         </w:numPr>
         <w:spacing w:before="100" w:beforeAutospacing="1" w:after="100" w:afterAutospacing="1"/>
         <w:rPr>
-          <w:rFonts w:ascii="jf-openhuninn-2.0" w:eastAsia="jf-openhuninn-2.0" w:hAnsi="jf-openhuninn-2.0" w:cs="PMingLiU"/>
+          <w:rFonts w:ascii="jf-openhuninn-2.0" w:eastAsia="jf-openhuninn-2.0" w:hAnsi="jf-openhuninn-2.0" w:cs="新細明體"/>
           <w:kern w:val="0"/>
           <w:sz w:val="28"/>
           <w:szCs w:val="28"/>
@@ -2315,7 +2563,7 @@
       </w:pPr>
       <w:r>
         <w:rPr>
-          <w:rFonts w:ascii="jf-openhuninn-2.0" w:eastAsia="jf-openhuninn-2.0" w:hAnsi="jf-openhuninn-2.0" w:cs="PMingLiU"/>
+          <w:rFonts w:ascii="jf-openhuninn-2.0" w:eastAsia="jf-openhuninn-2.0" w:hAnsi="jf-openhuninn-2.0" w:cs="新細明體"/>
           <w:kern w:val="0"/>
           <w:sz w:val="28"/>
           <w:szCs w:val="28"/>
@@ -2328,7 +2576,7 @@
       <w:pPr>
         <w:widowControl/>
         <w:rPr>
-          <w:rFonts w:ascii="jf-openhuninn-2.0" w:eastAsia="jf-openhuninn-2.0" w:hAnsi="jf-openhuninn-2.0" w:cs="PMingLiU"/>
+          <w:rFonts w:ascii="jf-openhuninn-2.0" w:eastAsia="jf-openhuninn-2.0" w:hAnsi="jf-openhuninn-2.0" w:cs="新細明體"/>
           <w:kern w:val="0"/>
           <w:sz w:val="28"/>
           <w:szCs w:val="28"/>
@@ -2739,7 +2987,25 @@
           <w:sz w:val="28"/>
           <w:szCs w:val="28"/>
         </w:rPr>
-        <w:t>預約看房： 租客可發送預約請求，系統需記錄預約時間與狀態</w:t>
+        <w:t xml:space="preserve">預約看房： </w:t>
+      </w:r>
+      <w:proofErr w:type="gramStart"/>
+      <w:r>
+        <w:rPr>
+          <w:rFonts w:ascii="jf-openhuninn-2.0" w:eastAsia="jf-openhuninn-2.0" w:hAnsi="jf-openhuninn-2.0"/>
+          <w:sz w:val="28"/>
+          <w:szCs w:val="28"/>
+        </w:rPr>
+        <w:t>租客可</w:t>
+      </w:r>
+      <w:proofErr w:type="gramEnd"/>
+      <w:r>
+        <w:rPr>
+          <w:rFonts w:ascii="jf-openhuninn-2.0" w:eastAsia="jf-openhuninn-2.0" w:hAnsi="jf-openhuninn-2.0"/>
+          <w:sz w:val="28"/>
+          <w:szCs w:val="28"/>
+        </w:rPr>
+        <w:t>發送預約請求，系統需記錄預約時間與狀態</w:t>
       </w:r>
     </w:p>
     <w:p>
@@ -2762,7 +3028,25 @@
           <w:sz w:val="28"/>
           <w:szCs w:val="28"/>
         </w:rPr>
-        <w:t>評價系統： 租約完成或看房後，租客可對房源/房東進行評分與評論</w:t>
+        <w:t>評價系統： 租約完成或看房後，</w:t>
+      </w:r>
+      <w:proofErr w:type="gramStart"/>
+      <w:r>
+        <w:rPr>
+          <w:rFonts w:ascii="jf-openhuninn-2.0" w:eastAsia="jf-openhuninn-2.0" w:hAnsi="jf-openhuninn-2.0"/>
+          <w:sz w:val="28"/>
+          <w:szCs w:val="28"/>
+        </w:rPr>
+        <w:t>租客可對房源</w:t>
+      </w:r>
+      <w:proofErr w:type="gramEnd"/>
+      <w:r>
+        <w:rPr>
+          <w:rFonts w:ascii="jf-openhuninn-2.0" w:eastAsia="jf-openhuninn-2.0" w:hAnsi="jf-openhuninn-2.0"/>
+          <w:sz w:val="28"/>
+          <w:szCs w:val="28"/>
+        </w:rPr>
+        <w:t>/房東進行評分與評論</w:t>
       </w:r>
     </w:p>
     <w:p>
@@ -2827,8 +3111,18 @@
           <w:sz w:val="28"/>
           <w:szCs w:val="28"/>
         </w:rPr>
-        <w:t>安全性： 使用者密碼加密儲存，並限制非本人無法修改房源資料</w:t>
-      </w:r>
+        <w:t>安全性： 使用者密碼加密儲存，並限制非本人無法</w:t>
+      </w:r>
+      <w:proofErr w:type="gramStart"/>
+      <w:r>
+        <w:rPr>
+          <w:rFonts w:ascii="jf-openhuninn-2.0" w:eastAsia="jf-openhuninn-2.0" w:hAnsi="jf-openhuninn-2.0"/>
+          <w:sz w:val="28"/>
+          <w:szCs w:val="28"/>
+        </w:rPr>
+        <w:t>修改房源資料</w:t>
+      </w:r>
+      <w:proofErr w:type="gramEnd"/>
     </w:p>
     <w:p>
       <w:pPr>
@@ -2849,7 +3143,25 @@
           <w:sz w:val="28"/>
           <w:szCs w:val="28"/>
         </w:rPr>
-        <w:t>效能： 房源搜尋的反應時間需在合理範圍內</w:t>
+        <w:t xml:space="preserve">效能： </w:t>
+      </w:r>
+      <w:proofErr w:type="gramStart"/>
+      <w:r>
+        <w:rPr>
+          <w:rFonts w:ascii="jf-openhuninn-2.0" w:eastAsia="jf-openhuninn-2.0" w:hAnsi="jf-openhuninn-2.0"/>
+          <w:sz w:val="28"/>
+          <w:szCs w:val="28"/>
+        </w:rPr>
+        <w:t>房源搜尋</w:t>
+      </w:r>
+      <w:proofErr w:type="gramEnd"/>
+      <w:r>
+        <w:rPr>
+          <w:rFonts w:ascii="jf-openhuninn-2.0" w:eastAsia="jf-openhuninn-2.0" w:hAnsi="jf-openhuninn-2.0"/>
+          <w:sz w:val="28"/>
+          <w:szCs w:val="28"/>
+        </w:rPr>
+        <w:t>的反應時間需在合理範圍內</w:t>
       </w:r>
     </w:p>
     <w:p>
@@ -3246,33 +3558,69 @@
           <w:sz w:val="28"/>
           <w:szCs w:val="28"/>
         </w:rPr>
-        <w:t xml:space="preserve">這是整個系統圍繞著 Property（房屋物件） 展開： 房屋上架： 房東（Landlord）可以 Publish（發布） 多個房屋物件（Property），而每個物件都包含了價格、地區、類型以及其專屬的 Features（房屋特色標籤）。 預約看房/訂房： 房客（Tenant）可以對房屋 Makes（建立） 預約（Booking）。這裡的基數（Cardinality）設計是 1 對多（1..1 到 </w:t>
-      </w:r>
-      <w:proofErr w:type="spellStart"/>
+        <w:t>這是整個系統圍繞著 Property（房屋物件） 展開： 房屋上架： 房東（Landlord）可以 Publish（發布） 多個房屋物件（Property），而每</w:t>
+      </w:r>
+      <w:proofErr w:type="gramStart"/>
       <w:r>
         <w:rPr>
           <w:rFonts w:ascii="jf-openhuninn-2.0" w:eastAsia="jf-openhuninn-2.0" w:hAnsi="jf-openhuninn-2.0" w:hint="eastAsia"/>
           <w:sz w:val="28"/>
           <w:szCs w:val="28"/>
         </w:rPr>
-        <w:t>0..n</w:t>
-      </w:r>
-      <w:proofErr w:type="spellEnd"/>
+        <w:t>個</w:t>
+      </w:r>
+      <w:proofErr w:type="gramEnd"/>
       <w:r>
         <w:rPr>
           <w:rFonts w:ascii="jf-openhuninn-2.0" w:eastAsia="jf-openhuninn-2.0" w:hAnsi="jf-openhuninn-2.0" w:hint="eastAsia"/>
           <w:sz w:val="28"/>
           <w:szCs w:val="28"/>
         </w:rPr>
-        <w:t>），代表一個預約只能對應一個房客與一間房子。 簽訂租約： 當確定租賃後，房客會與房屋 Signs（簽訂） 租約（</w:t>
-      </w:r>
-      <w:proofErr w:type="spellStart"/>
+        <w:t>物件都包含了價格、地區、類型以及其專屬的 Features（房屋特色標籤）。 預約看房/訂房： 房客（Tenant）可以對房屋 Makes（建立） 預約（Booking）。這裡的基數（Cardinality）設計是 1 對多</w:t>
+      </w:r>
+      <w:proofErr w:type="gramStart"/>
       <w:r>
         <w:rPr>
           <w:rFonts w:ascii="jf-openhuninn-2.0" w:eastAsia="jf-openhuninn-2.0" w:hAnsi="jf-openhuninn-2.0" w:hint="eastAsia"/>
           <w:sz w:val="28"/>
           <w:szCs w:val="28"/>
         </w:rPr>
+        <w:t>（</w:t>
+      </w:r>
+      <w:proofErr w:type="gramEnd"/>
+      <w:r>
+        <w:rPr>
+          <w:rFonts w:ascii="jf-openhuninn-2.0" w:eastAsia="jf-openhuninn-2.0" w:hAnsi="jf-openhuninn-2.0" w:hint="eastAsia"/>
+          <w:sz w:val="28"/>
+          <w:szCs w:val="28"/>
+        </w:rPr>
+        <w:t>1..1 到 0..n</w:t>
+      </w:r>
+      <w:proofErr w:type="gramStart"/>
+      <w:r>
+        <w:rPr>
+          <w:rFonts w:ascii="jf-openhuninn-2.0" w:eastAsia="jf-openhuninn-2.0" w:hAnsi="jf-openhuninn-2.0" w:hint="eastAsia"/>
+          <w:sz w:val="28"/>
+          <w:szCs w:val="28"/>
+        </w:rPr>
+        <w:t>）</w:t>
+      </w:r>
+      <w:proofErr w:type="gramEnd"/>
+      <w:r>
+        <w:rPr>
+          <w:rFonts w:ascii="jf-openhuninn-2.0" w:eastAsia="jf-openhuninn-2.0" w:hAnsi="jf-openhuninn-2.0" w:hint="eastAsia"/>
+          <w:sz w:val="28"/>
+          <w:szCs w:val="28"/>
+        </w:rPr>
+        <w:t>，代表一個預約只能對應一個房客與一間房子。 簽訂租約： 當確定租賃後，房客會與房屋 Signs（簽訂） 租約（</w:t>
+      </w:r>
+      <w:proofErr w:type="spellStart"/>
+      <w:r>
+        <w:rPr>
+          <w:rFonts w:ascii="jf-openhuninn-2.0" w:eastAsia="jf-openhuninn-2.0" w:hAnsi="jf-openhuninn-2.0" w:hint="eastAsia"/>
+          <w:sz w:val="28"/>
+          <w:szCs w:val="28"/>
+        </w:rPr>
         <w:t>LeaseAgreement</w:t>
       </w:r>
       <w:proofErr w:type="spellEnd"/>
@@ -3282,7 +3630,25 @@
           <w:sz w:val="28"/>
           <w:szCs w:val="28"/>
         </w:rPr>
-        <w:t>）。租約內記錄了合約期間（StartDate/</w:t>
+        <w:t>）。租約內記錄了合約</w:t>
+      </w:r>
+      <w:proofErr w:type="gramStart"/>
+      <w:r>
+        <w:rPr>
+          <w:rFonts w:ascii="jf-openhuninn-2.0" w:eastAsia="jf-openhuninn-2.0" w:hAnsi="jf-openhuninn-2.0" w:hint="eastAsia"/>
+          <w:sz w:val="28"/>
+          <w:szCs w:val="28"/>
+        </w:rPr>
+        <w:t>期間（</w:t>
+      </w:r>
+      <w:proofErr w:type="gramEnd"/>
+      <w:r>
+        <w:rPr>
+          <w:rFonts w:ascii="jf-openhuninn-2.0" w:eastAsia="jf-openhuninn-2.0" w:hAnsi="jf-openhuninn-2.0" w:hint="eastAsia"/>
+          <w:sz w:val="28"/>
+          <w:szCs w:val="28"/>
+        </w:rPr>
+        <w:t>StartDate/</w:t>
       </w:r>
       <w:proofErr w:type="spellStart"/>
       <w:r>
@@ -3375,7 +3741,25 @@
           <w:sz w:val="28"/>
           <w:szCs w:val="28"/>
         </w:rPr>
-        <w:t xml:space="preserve">（產生評價）。 評價（Reviews）直接與「租約」關聯，因為這代表必須有實際的租賃行為（有合約）才能撰寫評價，能有效防止惡意刷負評或假評價。 </w:t>
+        <w:t>（產生評價）。 評價（Reviews）直接與「租約」關聯，因為這代表必須有實際的租賃行為（有合約）才能撰寫評價，能有效防止惡意</w:t>
+      </w:r>
+      <w:proofErr w:type="gramStart"/>
+      <w:r>
+        <w:rPr>
+          <w:rFonts w:ascii="jf-openhuninn-2.0" w:eastAsia="jf-openhuninn-2.0" w:hAnsi="jf-openhuninn-2.0" w:hint="eastAsia"/>
+          <w:sz w:val="28"/>
+          <w:szCs w:val="28"/>
+        </w:rPr>
+        <w:t>刷負評</w:t>
+      </w:r>
+      <w:proofErr w:type="gramEnd"/>
+      <w:r>
+        <w:rPr>
+          <w:rFonts w:ascii="jf-openhuninn-2.0" w:eastAsia="jf-openhuninn-2.0" w:hAnsi="jf-openhuninn-2.0" w:hint="eastAsia"/>
+          <w:sz w:val="28"/>
+          <w:szCs w:val="28"/>
+        </w:rPr>
+        <w:t xml:space="preserve">或假評價。 </w:t>
       </w:r>
     </w:p>
     <w:p>
@@ -3549,7 +3933,7 @@
     </w:p>
     <w:tbl>
       <w:tblPr>
-        <w:tblStyle w:val="aa"/>
+        <w:tblStyle w:val="ae"/>
         <w:tblW w:w="0" w:type="auto"/>
         <w:tblLayout w:type="fixed"/>
         <w:tblLook w:val="04A0" w:firstRow="1" w:lastRow="0" w:firstColumn="1" w:lastColumn="0" w:noHBand="0" w:noVBand="1"/>
@@ -3620,6 +4004,7 @@
                 <w:szCs w:val="24"/>
               </w:rPr>
             </w:pPr>
+            <w:proofErr w:type="gramStart"/>
             <w:r>
               <w:rPr>
                 <w:rFonts w:ascii="jf-openhuninn-2.0" w:eastAsia="jf-openhuninn-2.0" w:hAnsi="jf-openhuninn-2.0" w:cs="Arial"/>
@@ -3628,6 +4013,7 @@
               </w:rPr>
               <w:t>值域說明</w:t>
             </w:r>
+            <w:proofErr w:type="gramEnd"/>
           </w:p>
         </w:tc>
         <w:tc>
@@ -3754,7 +4140,25 @@
                 <w:color w:val="1F1F1F"/>
                 <w:szCs w:val="24"/>
               </w:rPr>
-              <w:t>(^U-[2-9]\d{3}-\d{5}$)</w:t>
+              <w:t>(^U-[2-</w:t>
+            </w:r>
+            <w:proofErr w:type="gramStart"/>
+            <w:r>
+              <w:rPr>
+                <w:rFonts w:ascii="jf-openhuninn-2.0" w:eastAsia="jf-openhuninn-2.0" w:hAnsi="jf-openhuninn-2.0" w:cs="Arial"/>
+                <w:color w:val="1F1F1F"/>
+                <w:szCs w:val="24"/>
+              </w:rPr>
+              <w:t>9]\</w:t>
+            </w:r>
+            <w:proofErr w:type="gramEnd"/>
+            <w:r>
+              <w:rPr>
+                <w:rFonts w:ascii="jf-openhuninn-2.0" w:eastAsia="jf-openhuninn-2.0" w:hAnsi="jf-openhuninn-2.0" w:cs="Arial"/>
+                <w:color w:val="1F1F1F"/>
+                <w:szCs w:val="24"/>
+              </w:rPr>
+              <w:t>d{3}-\d{5}$)</w:t>
             </w:r>
           </w:p>
         </w:tc>
@@ -3881,7 +4285,25 @@
                 <w:color w:val="000000"/>
                 <w:szCs w:val="24"/>
               </w:rPr>
-              <w:t xml:space="preserve">Active(活躍) </w:t>
+              <w:t>Active(</w:t>
+            </w:r>
+            <w:proofErr w:type="gramStart"/>
+            <w:r>
+              <w:rPr>
+                <w:rFonts w:ascii="jf-openhuninn-2.0" w:eastAsia="jf-openhuninn-2.0" w:hAnsi="jf-openhuninn-2.0" w:cs="Arial"/>
+                <w:color w:val="000000"/>
+                <w:szCs w:val="24"/>
+              </w:rPr>
+              <w:t>活躍)</w:t>
+            </w:r>
+            <w:proofErr w:type="gramEnd"/>
+            <w:r>
+              <w:rPr>
+                <w:rFonts w:ascii="jf-openhuninn-2.0" w:eastAsia="jf-openhuninn-2.0" w:hAnsi="jf-openhuninn-2.0" w:cs="Arial"/>
+                <w:color w:val="000000"/>
+                <w:szCs w:val="24"/>
+              </w:rPr>
+              <w:t xml:space="preserve"> </w:t>
             </w:r>
             <w:r>
               <w:rPr>
@@ -4005,7 +4427,25 @@
                 <w:color w:val="1F1F1F"/>
                 <w:szCs w:val="24"/>
               </w:rPr>
-              <w:t>(^(?=.{1,254}$)(?=[a-zA-Z0-9.!#$%&amp;'*+/=?^_`{|}~-]{1,64}@)[a-zA-Z0-9.!#$%&amp;'*+/=?^_`{|}~-]+@[a-zA-Z0-9-]+(?:\.[a-zA-Z0-9-]+)*$)</w:t>
+              <w:t>(^</w:t>
+            </w:r>
+            <w:proofErr w:type="gramStart"/>
+            <w:r>
+              <w:rPr>
+                <w:rFonts w:ascii="jf-openhuninn-2.0" w:eastAsia="jf-openhuninn-2.0" w:hAnsi="jf-openhuninn-2.0" w:cs="Arial"/>
+                <w:color w:val="1F1F1F"/>
+                <w:szCs w:val="24"/>
+              </w:rPr>
+              <w:t>(?=</w:t>
+            </w:r>
+            <w:proofErr w:type="gramEnd"/>
+            <w:r>
+              <w:rPr>
+                <w:rFonts w:ascii="jf-openhuninn-2.0" w:eastAsia="jf-openhuninn-2.0" w:hAnsi="jf-openhuninn-2.0" w:cs="Arial"/>
+                <w:color w:val="1F1F1F"/>
+                <w:szCs w:val="24"/>
+              </w:rPr>
+              <w:t>.{1,254}$)(?=[a-zA-Z0-9.!#$%&amp;'*+/=?^_`{|}~-]{1,64}@)[a-zA-Z0-9.!#$%&amp;'*+/=?^_`{|}~-]+@[a-zA-Z0-9-]+(?:\.[a-zA-Z0-9-]+)*$)</w:t>
             </w:r>
           </w:p>
         </w:tc>
@@ -4053,6 +4493,7 @@
                 <w:color w:val="1F1F1F"/>
                 <w:szCs w:val="24"/>
               </w:rPr>
+              <w:lastRenderedPageBreak/>
               <w:t>Name</w:t>
             </w:r>
           </w:p>
@@ -4097,7 +4538,34 @@
                 <w:color w:val="1F1F1F"/>
                 <w:szCs w:val="24"/>
               </w:rPr>
-              <w:t>1 到 50 個字元的合法文字。(^[[:</w:t>
+              <w:t xml:space="preserve">1 到 50 </w:t>
+            </w:r>
+            <w:proofErr w:type="gramStart"/>
+            <w:r>
+              <w:rPr>
+                <w:rFonts w:ascii="jf-openhuninn-2.0" w:eastAsia="jf-openhuninn-2.0" w:hAnsi="jf-openhuninn-2.0" w:cs="Arial"/>
+                <w:color w:val="1F1F1F"/>
+                <w:szCs w:val="24"/>
+              </w:rPr>
+              <w:t>個</w:t>
+            </w:r>
+            <w:proofErr w:type="gramEnd"/>
+            <w:r>
+              <w:rPr>
+                <w:rFonts w:ascii="jf-openhuninn-2.0" w:eastAsia="jf-openhuninn-2.0" w:hAnsi="jf-openhuninn-2.0" w:cs="Arial"/>
+                <w:color w:val="1F1F1F"/>
+                <w:szCs w:val="24"/>
+              </w:rPr>
+              <w:t>字元的合法文字。(^[</w:t>
+            </w:r>
+            <w:proofErr w:type="gramStart"/>
+            <w:r>
+              <w:rPr>
+                <w:rFonts w:ascii="jf-openhuninn-2.0" w:eastAsia="jf-openhuninn-2.0" w:hAnsi="jf-openhuninn-2.0" w:cs="Arial"/>
+                <w:color w:val="1F1F1F"/>
+                <w:szCs w:val="24"/>
+              </w:rPr>
+              <w:t>[:</w:t>
             </w:r>
             <w:proofErr w:type="spellStart"/>
             <w:r>
@@ -4109,6 +4577,7 @@
               <w:t>alnum</w:t>
             </w:r>
             <w:proofErr w:type="spellEnd"/>
+            <w:proofErr w:type="gramEnd"/>
             <w:r>
               <w:rPr>
                 <w:rFonts w:ascii="jf-openhuninn-2.0" w:eastAsia="jf-openhuninn-2.0" w:hAnsi="jf-openhuninn-2.0" w:cs="Arial"/>
@@ -4185,8 +4654,18 @@
                 <w:color w:val="1F1F1F"/>
                 <w:szCs w:val="24"/>
               </w:rPr>
-              <w:t>聯絡電話，註冊不強求，認證或簽約時必填</w:t>
-            </w:r>
+              <w:t>聯絡電話，註冊不強求，認證或簽約</w:t>
+            </w:r>
+            <w:proofErr w:type="gramStart"/>
+            <w:r>
+              <w:rPr>
+                <w:rFonts w:ascii="jf-openhuninn-2.0" w:eastAsia="jf-openhuninn-2.0" w:hAnsi="jf-openhuninn-2.0" w:cs="Arial"/>
+                <w:color w:val="1F1F1F"/>
+                <w:szCs w:val="24"/>
+              </w:rPr>
+              <w:t>時必填</w:t>
+            </w:r>
+            <w:proofErr w:type="gramEnd"/>
           </w:p>
         </w:tc>
         <w:tc>
@@ -4207,7 +4686,25 @@
                 <w:color w:val="1F1F1F"/>
                 <w:szCs w:val="24"/>
               </w:rPr>
-              <w:t>符合台灣手機號碼格式，嚴格限制為 10 碼數字。(^09[0-9]{8}$)</w:t>
+              <w:t>符合台灣手機號碼格式，嚴格限制為 10 碼數字。(^09[0-9]{</w:t>
+            </w:r>
+            <w:proofErr w:type="gramStart"/>
+            <w:r>
+              <w:rPr>
+                <w:rFonts w:ascii="jf-openhuninn-2.0" w:eastAsia="jf-openhuninn-2.0" w:hAnsi="jf-openhuninn-2.0" w:cs="Arial"/>
+                <w:color w:val="1F1F1F"/>
+                <w:szCs w:val="24"/>
+              </w:rPr>
+              <w:t>8}$</w:t>
+            </w:r>
+            <w:proofErr w:type="gramEnd"/>
+            <w:r>
+              <w:rPr>
+                <w:rFonts w:ascii="jf-openhuninn-2.0" w:eastAsia="jf-openhuninn-2.0" w:hAnsi="jf-openhuninn-2.0" w:cs="Arial"/>
+                <w:color w:val="1F1F1F"/>
+                <w:szCs w:val="24"/>
+              </w:rPr>
+              <w:t>)</w:t>
             </w:r>
           </w:p>
         </w:tc>
@@ -4279,8 +4776,18 @@
                 <w:color w:val="1F1F1F"/>
                 <w:szCs w:val="24"/>
               </w:rPr>
-              <w:t>身分證，註冊不強求，認證或簽約時必填</w:t>
-            </w:r>
+              <w:t>身分證，註冊不強求，認證或簽約</w:t>
+            </w:r>
+            <w:proofErr w:type="gramStart"/>
+            <w:r>
+              <w:rPr>
+                <w:rFonts w:ascii="jf-openhuninn-2.0" w:eastAsia="jf-openhuninn-2.0" w:hAnsi="jf-openhuninn-2.0" w:cs="Arial"/>
+                <w:color w:val="1F1F1F"/>
+                <w:szCs w:val="24"/>
+              </w:rPr>
+              <w:t>時必填</w:t>
+            </w:r>
+            <w:proofErr w:type="gramEnd"/>
           </w:p>
         </w:tc>
         <w:tc>
@@ -4301,7 +4808,39 @@
                 <w:rFonts w:ascii="jf-openhuninn-2.0" w:eastAsia="jf-openhuninn-2.0" w:hAnsi="jf-openhuninn-2.0" w:cs="Arial"/>
                 <w:color w:val="1F1F1F"/>
               </w:rPr>
-              <w:t>長度固定 10 碼。首碼為 A 至 Z 之大寫英文字母（登記縣市代碼），第二碼僅允許為 1(本國籍男)、2(本國籍女)、8(外國籍男)、9(外國籍女)。</w:t>
+              <w:t>長度固定 10 碼。</w:t>
+            </w:r>
+            <w:proofErr w:type="gramStart"/>
+            <w:r>
+              <w:rPr>
+                <w:rFonts w:ascii="jf-openhuninn-2.0" w:eastAsia="jf-openhuninn-2.0" w:hAnsi="jf-openhuninn-2.0" w:cs="Arial"/>
+                <w:color w:val="1F1F1F"/>
+              </w:rPr>
+              <w:t>首碼為</w:t>
+            </w:r>
+            <w:proofErr w:type="gramEnd"/>
+            <w:r>
+              <w:rPr>
+                <w:rFonts w:ascii="jf-openhuninn-2.0" w:eastAsia="jf-openhuninn-2.0" w:hAnsi="jf-openhuninn-2.0" w:cs="Arial"/>
+                <w:color w:val="1F1F1F"/>
+              </w:rPr>
+              <w:t xml:space="preserve"> A 至 Z 之大寫英文字母（登記縣市代碼），</w:t>
+            </w:r>
+            <w:proofErr w:type="gramStart"/>
+            <w:r>
+              <w:rPr>
+                <w:rFonts w:ascii="jf-openhuninn-2.0" w:eastAsia="jf-openhuninn-2.0" w:hAnsi="jf-openhuninn-2.0" w:cs="Arial"/>
+                <w:color w:val="1F1F1F"/>
+              </w:rPr>
+              <w:t>第二碼僅</w:t>
+            </w:r>
+            <w:proofErr w:type="gramEnd"/>
+            <w:r>
+              <w:rPr>
+                <w:rFonts w:ascii="jf-openhuninn-2.0" w:eastAsia="jf-openhuninn-2.0" w:hAnsi="jf-openhuninn-2.0" w:cs="Arial"/>
+                <w:color w:val="1F1F1F"/>
+              </w:rPr>
+              <w:t>允許為 1(本國籍男)、2(本國籍女)、8(外國籍男)、9(外國籍女)。</w:t>
             </w:r>
           </w:p>
           <w:p>
@@ -4317,15 +4856,23 @@
                 <w:rFonts w:ascii="jf-openhuninn-2.0" w:eastAsia="jf-openhuninn-2.0" w:hAnsi="jf-openhuninn-2.0" w:cs="Arial"/>
                 <w:color w:val="1F1F1F"/>
               </w:rPr>
-              <w:t>後 8 碼必須為 0 至 9 的任意整數，且最後一碼（第 10 碼）必須符合內政部法定</w:t>
-            </w:r>
-            <w:r>
-              <w:rPr>
-                <w:rFonts w:ascii="jf-openhuninn-2.0" w:eastAsia="jf-openhuninn-2.0" w:hAnsi="jf-openhuninn-2.0" w:cs="Arial"/>
-                <w:color w:val="1F1F1F"/>
-              </w:rPr>
-              <w:lastRenderedPageBreak/>
-              <w:t>之檢查碼模數運算限制。</w:t>
+              <w:t>後 8 碼必須為 0 至 9 的任意整數，且最後一碼（第 10 碼）必須符合內政部法定之檢查</w:t>
+            </w:r>
+            <w:proofErr w:type="gramStart"/>
+            <w:r>
+              <w:rPr>
+                <w:rFonts w:ascii="jf-openhuninn-2.0" w:eastAsia="jf-openhuninn-2.0" w:hAnsi="jf-openhuninn-2.0" w:cs="Arial"/>
+                <w:color w:val="1F1F1F"/>
+              </w:rPr>
+              <w:t>碼模數運算</w:t>
+            </w:r>
+            <w:proofErr w:type="gramEnd"/>
+            <w:r>
+              <w:rPr>
+                <w:rFonts w:ascii="jf-openhuninn-2.0" w:eastAsia="jf-openhuninn-2.0" w:hAnsi="jf-openhuninn-2.0" w:cs="Arial"/>
+                <w:color w:val="1F1F1F"/>
+              </w:rPr>
+              <w:t>限制。</w:t>
             </w:r>
             <w:r>
               <w:rPr>
@@ -4339,7 +4886,23 @@
                 <w:rFonts w:ascii="jf-openhuninn-2.0" w:eastAsia="jf-openhuninn-2.0" w:hAnsi="jf-openhuninn-2.0" w:cs="Arial"/>
                 <w:color w:val="1F1F1F"/>
               </w:rPr>
-              <w:t>(^[A-Z][1289][0-9]{8}$)</w:t>
+              <w:t>(^[A-</w:t>
+            </w:r>
+            <w:proofErr w:type="gramStart"/>
+            <w:r>
+              <w:rPr>
+                <w:rFonts w:ascii="jf-openhuninn-2.0" w:eastAsia="jf-openhuninn-2.0" w:hAnsi="jf-openhuninn-2.0" w:cs="Arial"/>
+                <w:color w:val="1F1F1F"/>
+              </w:rPr>
+              <w:t>Z][</w:t>
+            </w:r>
+            <w:proofErr w:type="gramEnd"/>
+            <w:r>
+              <w:rPr>
+                <w:rFonts w:ascii="jf-openhuninn-2.0" w:eastAsia="jf-openhuninn-2.0" w:hAnsi="jf-openhuninn-2.0" w:cs="Arial"/>
+                <w:color w:val="1F1F1F"/>
+              </w:rPr>
+              <w:t>1289][0-9]{8}$)</w:t>
             </w:r>
           </w:p>
         </w:tc>
@@ -4362,7 +4925,6 @@
                 <w:color w:val="1F1F1F"/>
                 <w:szCs w:val="24"/>
               </w:rPr>
-              <w:lastRenderedPageBreak/>
               <w:t>可 (NULL)</w:t>
             </w:r>
           </w:p>
@@ -4424,6 +4986,7 @@
           <w:sz w:val="36"/>
           <w:szCs w:val="36"/>
         </w:rPr>
+        <w:lastRenderedPageBreak/>
         <w:t>User</w:t>
       </w:r>
     </w:p>
@@ -4447,7 +5010,23 @@
           <w:rFonts w:ascii="jf-openhuninn-2.0" w:eastAsia="jf-openhuninn-2.0" w:hAnsi="jf-openhuninn-2.0"/>
           <w:szCs w:val="24"/>
         </w:rPr>
-        <w:t>rent_house`.`User</w:t>
+        <w:t>rent_house</w:t>
+      </w:r>
+      <w:proofErr w:type="gramStart"/>
+      <w:r>
+        <w:rPr>
+          <w:rFonts w:ascii="jf-openhuninn-2.0" w:eastAsia="jf-openhuninn-2.0" w:hAnsi="jf-openhuninn-2.0"/>
+          <w:szCs w:val="24"/>
+        </w:rPr>
+        <w:t>`.`</w:t>
+      </w:r>
+      <w:proofErr w:type="gramEnd"/>
+      <w:r>
+        <w:rPr>
+          <w:rFonts w:ascii="jf-openhuninn-2.0" w:eastAsia="jf-openhuninn-2.0" w:hAnsi="jf-openhuninn-2.0"/>
+          <w:szCs w:val="24"/>
+        </w:rPr>
+        <w:t>User</w:t>
       </w:r>
       <w:proofErr w:type="spellEnd"/>
       <w:r>
@@ -4486,7 +5065,23 @@
           <w:rFonts w:ascii="jf-openhuninn-2.0" w:eastAsia="jf-openhuninn-2.0" w:hAnsi="jf-openhuninn-2.0"/>
           <w:szCs w:val="24"/>
         </w:rPr>
-        <w:t>` CHAR(12) NOT NULL,</w:t>
+        <w:t xml:space="preserve">` </w:t>
+      </w:r>
+      <w:proofErr w:type="gramStart"/>
+      <w:r>
+        <w:rPr>
+          <w:rFonts w:ascii="jf-openhuninn-2.0" w:eastAsia="jf-openhuninn-2.0" w:hAnsi="jf-openhuninn-2.0"/>
+          <w:szCs w:val="24"/>
+        </w:rPr>
+        <w:t>CHAR(</w:t>
+      </w:r>
+      <w:proofErr w:type="gramEnd"/>
+      <w:r>
+        <w:rPr>
+          <w:rFonts w:ascii="jf-openhuninn-2.0" w:eastAsia="jf-openhuninn-2.0" w:hAnsi="jf-openhuninn-2.0"/>
+          <w:szCs w:val="24"/>
+        </w:rPr>
+        <w:t>12) NOT NULL,</w:t>
       </w:r>
     </w:p>
     <w:p>
@@ -4517,52 +5112,116 @@
           <w:rFonts w:ascii="jf-openhuninn-2.0" w:eastAsia="jf-openhuninn-2.0" w:hAnsi="jf-openhuninn-2.0"/>
           <w:szCs w:val="24"/>
         </w:rPr>
-        <w:t>` ENUM('Pending', 'Active', 'Suspended') NOT NULL DEFAULT 'Pending',</w:t>
-      </w:r>
-    </w:p>
-    <w:p>
-      <w:pPr>
-        <w:rPr>
-          <w:rFonts w:ascii="jf-openhuninn-2.0" w:eastAsia="jf-openhuninn-2.0" w:hAnsi="jf-openhuninn-2.0"/>
-          <w:szCs w:val="24"/>
-        </w:rPr>
-      </w:pPr>
-      <w:r>
-        <w:rPr>
-          <w:rFonts w:ascii="jf-openhuninn-2.0" w:eastAsia="jf-openhuninn-2.0" w:hAnsi="jf-openhuninn-2.0"/>
-          <w:szCs w:val="24"/>
-        </w:rPr>
-        <w:t>`Email` VARCHAR(254) NOT NULL,</w:t>
-      </w:r>
-    </w:p>
-    <w:p>
-      <w:pPr>
-        <w:rPr>
-          <w:rFonts w:ascii="jf-openhuninn-2.0" w:eastAsia="jf-openhuninn-2.0" w:hAnsi="jf-openhuninn-2.0"/>
-          <w:szCs w:val="24"/>
-        </w:rPr>
-      </w:pPr>
-      <w:r>
-        <w:rPr>
-          <w:rFonts w:ascii="jf-openhuninn-2.0" w:eastAsia="jf-openhuninn-2.0" w:hAnsi="jf-openhuninn-2.0"/>
-          <w:szCs w:val="24"/>
-        </w:rPr>
-        <w:t>`Name` VARCHAR(50) NOT NULL,</w:t>
-      </w:r>
-    </w:p>
-    <w:p>
-      <w:pPr>
-        <w:rPr>
-          <w:rFonts w:ascii="jf-openhuninn-2.0" w:eastAsia="jf-openhuninn-2.0" w:hAnsi="jf-openhuninn-2.0"/>
-          <w:szCs w:val="24"/>
-        </w:rPr>
-      </w:pPr>
-      <w:r>
-        <w:rPr>
-          <w:rFonts w:ascii="jf-openhuninn-2.0" w:eastAsia="jf-openhuninn-2.0" w:hAnsi="jf-openhuninn-2.0"/>
-          <w:szCs w:val="24"/>
-        </w:rPr>
-        <w:t xml:space="preserve">`Phone` CHAR(10) DEFAULT NULL, </w:t>
+        <w:t xml:space="preserve">` </w:t>
+      </w:r>
+      <w:proofErr w:type="gramStart"/>
+      <w:r>
+        <w:rPr>
+          <w:rFonts w:ascii="jf-openhuninn-2.0" w:eastAsia="jf-openhuninn-2.0" w:hAnsi="jf-openhuninn-2.0"/>
+          <w:szCs w:val="24"/>
+        </w:rPr>
+        <w:t>ENUM(</w:t>
+      </w:r>
+      <w:proofErr w:type="gramEnd"/>
+      <w:r>
+        <w:rPr>
+          <w:rFonts w:ascii="jf-openhuninn-2.0" w:eastAsia="jf-openhuninn-2.0" w:hAnsi="jf-openhuninn-2.0"/>
+          <w:szCs w:val="24"/>
+        </w:rPr>
+        <w:t>'Pending', 'Active', 'Suspended') NOT NULL DEFAULT 'Pending',</w:t>
+      </w:r>
+    </w:p>
+    <w:p>
+      <w:pPr>
+        <w:rPr>
+          <w:rFonts w:ascii="jf-openhuninn-2.0" w:eastAsia="jf-openhuninn-2.0" w:hAnsi="jf-openhuninn-2.0"/>
+          <w:szCs w:val="24"/>
+        </w:rPr>
+      </w:pPr>
+      <w:r>
+        <w:rPr>
+          <w:rFonts w:ascii="jf-openhuninn-2.0" w:eastAsia="jf-openhuninn-2.0" w:hAnsi="jf-openhuninn-2.0"/>
+          <w:szCs w:val="24"/>
+        </w:rPr>
+        <w:t xml:space="preserve">`Email` </w:t>
+      </w:r>
+      <w:proofErr w:type="gramStart"/>
+      <w:r>
+        <w:rPr>
+          <w:rFonts w:ascii="jf-openhuninn-2.0" w:eastAsia="jf-openhuninn-2.0" w:hAnsi="jf-openhuninn-2.0"/>
+          <w:szCs w:val="24"/>
+        </w:rPr>
+        <w:t>VARCHAR(</w:t>
+      </w:r>
+      <w:proofErr w:type="gramEnd"/>
+      <w:r>
+        <w:rPr>
+          <w:rFonts w:ascii="jf-openhuninn-2.0" w:eastAsia="jf-openhuninn-2.0" w:hAnsi="jf-openhuninn-2.0"/>
+          <w:szCs w:val="24"/>
+        </w:rPr>
+        <w:t>254) NOT NULL,</w:t>
+      </w:r>
+    </w:p>
+    <w:p>
+      <w:pPr>
+        <w:rPr>
+          <w:rFonts w:ascii="jf-openhuninn-2.0" w:eastAsia="jf-openhuninn-2.0" w:hAnsi="jf-openhuninn-2.0"/>
+          <w:szCs w:val="24"/>
+        </w:rPr>
+      </w:pPr>
+      <w:r>
+        <w:rPr>
+          <w:rFonts w:ascii="jf-openhuninn-2.0" w:eastAsia="jf-openhuninn-2.0" w:hAnsi="jf-openhuninn-2.0"/>
+          <w:szCs w:val="24"/>
+        </w:rPr>
+        <w:t xml:space="preserve">`Name` </w:t>
+      </w:r>
+      <w:proofErr w:type="gramStart"/>
+      <w:r>
+        <w:rPr>
+          <w:rFonts w:ascii="jf-openhuninn-2.0" w:eastAsia="jf-openhuninn-2.0" w:hAnsi="jf-openhuninn-2.0"/>
+          <w:szCs w:val="24"/>
+        </w:rPr>
+        <w:t>VARCHAR(</w:t>
+      </w:r>
+      <w:proofErr w:type="gramEnd"/>
+      <w:r>
+        <w:rPr>
+          <w:rFonts w:ascii="jf-openhuninn-2.0" w:eastAsia="jf-openhuninn-2.0" w:hAnsi="jf-openhuninn-2.0"/>
+          <w:szCs w:val="24"/>
+        </w:rPr>
+        <w:t>50) NOT NULL,</w:t>
+      </w:r>
+    </w:p>
+    <w:p>
+      <w:pPr>
+        <w:rPr>
+          <w:rFonts w:ascii="jf-openhuninn-2.0" w:eastAsia="jf-openhuninn-2.0" w:hAnsi="jf-openhuninn-2.0"/>
+          <w:szCs w:val="24"/>
+        </w:rPr>
+      </w:pPr>
+      <w:r>
+        <w:rPr>
+          <w:rFonts w:ascii="jf-openhuninn-2.0" w:eastAsia="jf-openhuninn-2.0" w:hAnsi="jf-openhuninn-2.0"/>
+          <w:szCs w:val="24"/>
+        </w:rPr>
+        <w:t xml:space="preserve">`Phone` </w:t>
+      </w:r>
+      <w:proofErr w:type="gramStart"/>
+      <w:r>
+        <w:rPr>
+          <w:rFonts w:ascii="jf-openhuninn-2.0" w:eastAsia="jf-openhuninn-2.0" w:hAnsi="jf-openhuninn-2.0"/>
+          <w:szCs w:val="24"/>
+        </w:rPr>
+        <w:t>CHAR(</w:t>
+      </w:r>
+      <w:proofErr w:type="gramEnd"/>
+      <w:r>
+        <w:rPr>
+          <w:rFonts w:ascii="jf-openhuninn-2.0" w:eastAsia="jf-openhuninn-2.0" w:hAnsi="jf-openhuninn-2.0"/>
+          <w:szCs w:val="24"/>
+        </w:rPr>
+        <w:t xml:space="preserve">10) DEFAULT NULL, </w:t>
       </w:r>
     </w:p>
     <w:p>
@@ -4593,7 +5252,23 @@
           <w:rFonts w:ascii="jf-openhuninn-2.0" w:eastAsia="jf-openhuninn-2.0" w:hAnsi="jf-openhuninn-2.0"/>
           <w:szCs w:val="24"/>
         </w:rPr>
-        <w:t xml:space="preserve">` CHAR(10) DEFAULT NULL, </w:t>
+        <w:t xml:space="preserve">` </w:t>
+      </w:r>
+      <w:proofErr w:type="gramStart"/>
+      <w:r>
+        <w:rPr>
+          <w:rFonts w:ascii="jf-openhuninn-2.0" w:eastAsia="jf-openhuninn-2.0" w:hAnsi="jf-openhuninn-2.0"/>
+          <w:szCs w:val="24"/>
+        </w:rPr>
+        <w:t>CHAR(</w:t>
+      </w:r>
+      <w:proofErr w:type="gramEnd"/>
+      <w:r>
+        <w:rPr>
+          <w:rFonts w:ascii="jf-openhuninn-2.0" w:eastAsia="jf-openhuninn-2.0" w:hAnsi="jf-openhuninn-2.0"/>
+          <w:szCs w:val="24"/>
+        </w:rPr>
+        <w:t xml:space="preserve">10) DEFAULT NULL, </w:t>
       </w:r>
     </w:p>
     <w:p>
@@ -4624,7 +5299,23 @@
           <w:rFonts w:ascii="jf-openhuninn-2.0" w:eastAsia="jf-openhuninn-2.0" w:hAnsi="jf-openhuninn-2.0"/>
           <w:szCs w:val="24"/>
         </w:rPr>
-        <w:t>` VARCHAR(255) DEFAULT NULL,</w:t>
+        <w:t xml:space="preserve">` </w:t>
+      </w:r>
+      <w:proofErr w:type="gramStart"/>
+      <w:r>
+        <w:rPr>
+          <w:rFonts w:ascii="jf-openhuninn-2.0" w:eastAsia="jf-openhuninn-2.0" w:hAnsi="jf-openhuninn-2.0"/>
+          <w:szCs w:val="24"/>
+        </w:rPr>
+        <w:t>VARCHAR(</w:t>
+      </w:r>
+      <w:proofErr w:type="gramEnd"/>
+      <w:r>
+        <w:rPr>
+          <w:rFonts w:ascii="jf-openhuninn-2.0" w:eastAsia="jf-openhuninn-2.0" w:hAnsi="jf-openhuninn-2.0"/>
+          <w:szCs w:val="24"/>
+        </w:rPr>
+        <w:t>255) DEFAULT NULL,</w:t>
       </w:r>
     </w:p>
     <w:p>
@@ -4780,23 +5471,23 @@
           <w:rFonts w:ascii="jf-openhuninn-2.0" w:eastAsia="jf-openhuninn-2.0" w:hAnsi="jf-openhuninn-2.0"/>
           <w:szCs w:val="24"/>
         </w:rPr>
-        <w:t xml:space="preserve">` </w:t>
-      </w:r>
-      <w:proofErr w:type="spellStart"/>
-      <w:r>
-        <w:rPr>
-          <w:rFonts w:ascii="jf-openhuninn-2.0" w:eastAsia="jf-openhuninn-2.0" w:hAnsi="jf-openhuninn-2.0"/>
-          <w:szCs w:val="24"/>
-        </w:rPr>
-        <w:t>REGEXP</w:t>
-      </w:r>
-      <w:proofErr w:type="spellEnd"/>
-      <w:r>
-        <w:rPr>
-          <w:rFonts w:ascii="jf-openhuninn-2.0" w:eastAsia="jf-openhuninn-2.0" w:hAnsi="jf-openhuninn-2.0"/>
-          <w:szCs w:val="24"/>
-        </w:rPr>
-        <w:t xml:space="preserve"> '^U-[2-9][0-9]{3}-[0-9]{5}$'),</w:t>
+        <w:t>` REGEXP '^U</w:t>
+      </w:r>
+      <w:proofErr w:type="gramStart"/>
+      <w:r>
+        <w:rPr>
+          <w:rFonts w:ascii="jf-openhuninn-2.0" w:eastAsia="jf-openhuninn-2.0" w:hAnsi="jf-openhuninn-2.0"/>
+          <w:szCs w:val="24"/>
+        </w:rPr>
+        <w:t>-[</w:t>
+      </w:r>
+      <w:proofErr w:type="gramEnd"/>
+      <w:r>
+        <w:rPr>
+          <w:rFonts w:ascii="jf-openhuninn-2.0" w:eastAsia="jf-openhuninn-2.0" w:hAnsi="jf-openhuninn-2.0"/>
+          <w:szCs w:val="24"/>
+        </w:rPr>
+        <w:t>2-9][0-9]{3}-[0-9]{5}$'),</w:t>
       </w:r>
     </w:p>
     <w:p>
@@ -4827,23 +5518,23 @@
           <w:rFonts w:ascii="jf-openhuninn-2.0" w:eastAsia="jf-openhuninn-2.0" w:hAnsi="jf-openhuninn-2.0"/>
           <w:szCs w:val="24"/>
         </w:rPr>
-        <w:t xml:space="preserve">` CHECK (`Email` </w:t>
-      </w:r>
-      <w:proofErr w:type="spellStart"/>
-      <w:r>
-        <w:rPr>
-          <w:rFonts w:ascii="jf-openhuninn-2.0" w:eastAsia="jf-openhuninn-2.0" w:hAnsi="jf-openhuninn-2.0"/>
-          <w:szCs w:val="24"/>
-        </w:rPr>
-        <w:t>REGEXP</w:t>
-      </w:r>
-      <w:proofErr w:type="spellEnd"/>
-      <w:r>
-        <w:rPr>
-          <w:rFonts w:ascii="jf-openhuninn-2.0" w:eastAsia="jf-openhuninn-2.0" w:hAnsi="jf-openhuninn-2.0"/>
-          <w:szCs w:val="24"/>
-        </w:rPr>
-        <w:t xml:space="preserve"> '^[a-zA-Z0-9.!#$%&amp;\'*+/=?^_`{|}~-]+@[a-zA-Z0-9-]+(\\.[a-zA-Z0-9-]+)*$'),</w:t>
+        <w:t>` CHECK (`Email` REGEXP '^[a-zA-Z0-9</w:t>
+      </w:r>
+      <w:proofErr w:type="gramStart"/>
+      <w:r>
+        <w:rPr>
+          <w:rFonts w:ascii="jf-openhuninn-2.0" w:eastAsia="jf-openhuninn-2.0" w:hAnsi="jf-openhuninn-2.0"/>
+          <w:szCs w:val="24"/>
+        </w:rPr>
+        <w:t>.!#</w:t>
+      </w:r>
+      <w:proofErr w:type="gramEnd"/>
+      <w:r>
+        <w:rPr>
+          <w:rFonts w:ascii="jf-openhuninn-2.0" w:eastAsia="jf-openhuninn-2.0" w:hAnsi="jf-openhuninn-2.0"/>
+          <w:szCs w:val="24"/>
+        </w:rPr>
+        <w:t>$%&amp;\'*+/=?^_`{|}~-]+@[a-zA-Z0-9-]+(\\.[a-zA-Z0-9-]+)*$'),</w:t>
       </w:r>
     </w:p>
     <w:p>
@@ -4874,23 +5565,23 @@
           <w:rFonts w:ascii="jf-openhuninn-2.0" w:eastAsia="jf-openhuninn-2.0" w:hAnsi="jf-openhuninn-2.0"/>
           <w:szCs w:val="24"/>
         </w:rPr>
-        <w:t xml:space="preserve">` CHECK (`Name` </w:t>
-      </w:r>
-      <w:proofErr w:type="spellStart"/>
-      <w:r>
-        <w:rPr>
-          <w:rFonts w:ascii="jf-openhuninn-2.0" w:eastAsia="jf-openhuninn-2.0" w:hAnsi="jf-openhuninn-2.0"/>
-          <w:szCs w:val="24"/>
-        </w:rPr>
-        <w:t>REGEXP</w:t>
-      </w:r>
-      <w:proofErr w:type="spellEnd"/>
-      <w:r>
-        <w:rPr>
-          <w:rFonts w:ascii="jf-openhuninn-2.0" w:eastAsia="jf-openhuninn-2.0" w:hAnsi="jf-openhuninn-2.0"/>
-          <w:szCs w:val="24"/>
-        </w:rPr>
-        <w:t xml:space="preserve"> '^[[:</w:t>
+        <w:t xml:space="preserve">` CHECK (`Name` REGEXP </w:t>
+      </w:r>
+      <w:r>
+        <w:rPr>
+          <w:rFonts w:ascii="jf-openhuninn-2.0" w:eastAsia="jf-openhuninn-2.0" w:hAnsi="jf-openhuninn-2.0"/>
+          <w:szCs w:val="24"/>
+        </w:rPr>
+        <w:lastRenderedPageBreak/>
+        <w:t>'^[</w:t>
+      </w:r>
+      <w:proofErr w:type="gramStart"/>
+      <w:r>
+        <w:rPr>
+          <w:rFonts w:ascii="jf-openhuninn-2.0" w:eastAsia="jf-openhuninn-2.0" w:hAnsi="jf-openhuninn-2.0"/>
+          <w:szCs w:val="24"/>
+        </w:rPr>
+        <w:t>[:</w:t>
       </w:r>
       <w:proofErr w:type="spellStart"/>
       <w:r>
@@ -4901,6 +5592,7 @@
         <w:t>alnum</w:t>
       </w:r>
       <w:proofErr w:type="spellEnd"/>
+      <w:proofErr w:type="gramEnd"/>
       <w:r>
         <w:rPr>
           <w:rFonts w:ascii="jf-openhuninn-2.0" w:eastAsia="jf-openhuninn-2.0" w:hAnsi="jf-openhuninn-2.0"/>
@@ -4937,23 +5629,23 @@
           <w:rFonts w:ascii="jf-openhuninn-2.0" w:eastAsia="jf-openhuninn-2.0" w:hAnsi="jf-openhuninn-2.0"/>
           <w:szCs w:val="24"/>
         </w:rPr>
-        <w:t xml:space="preserve">` CHECK (`Phone` IS NULL OR `Phone` </w:t>
-      </w:r>
-      <w:proofErr w:type="spellStart"/>
-      <w:r>
-        <w:rPr>
-          <w:rFonts w:ascii="jf-openhuninn-2.0" w:eastAsia="jf-openhuninn-2.0" w:hAnsi="jf-openhuninn-2.0"/>
-          <w:szCs w:val="24"/>
-        </w:rPr>
-        <w:t>REGEXP</w:t>
-      </w:r>
-      <w:proofErr w:type="spellEnd"/>
-      <w:r>
-        <w:rPr>
-          <w:rFonts w:ascii="jf-openhuninn-2.0" w:eastAsia="jf-openhuninn-2.0" w:hAnsi="jf-openhuninn-2.0"/>
-          <w:szCs w:val="24"/>
-        </w:rPr>
-        <w:t xml:space="preserve"> '^09[0-9]{8}$'),</w:t>
+        <w:t>` CHECK (`Phone` IS NULL OR `Phone` REGEXP '^09[0-9]{</w:t>
+      </w:r>
+      <w:proofErr w:type="gramStart"/>
+      <w:r>
+        <w:rPr>
+          <w:rFonts w:ascii="jf-openhuninn-2.0" w:eastAsia="jf-openhuninn-2.0" w:hAnsi="jf-openhuninn-2.0"/>
+          <w:szCs w:val="24"/>
+        </w:rPr>
+        <w:t>8}$</w:t>
+      </w:r>
+      <w:proofErr w:type="gramEnd"/>
+      <w:r>
+        <w:rPr>
+          <w:rFonts w:ascii="jf-openhuninn-2.0" w:eastAsia="jf-openhuninn-2.0" w:hAnsi="jf-openhuninn-2.0"/>
+          <w:szCs w:val="24"/>
+        </w:rPr>
+        <w:t>'),</w:t>
       </w:r>
     </w:p>
     <w:p>
@@ -5016,23 +5708,23 @@
           <w:rFonts w:ascii="jf-openhuninn-2.0" w:eastAsia="jf-openhuninn-2.0" w:hAnsi="jf-openhuninn-2.0"/>
           <w:szCs w:val="24"/>
         </w:rPr>
-        <w:t xml:space="preserve">` </w:t>
-      </w:r>
-      <w:proofErr w:type="spellStart"/>
-      <w:r>
-        <w:rPr>
-          <w:rFonts w:ascii="jf-openhuninn-2.0" w:eastAsia="jf-openhuninn-2.0" w:hAnsi="jf-openhuninn-2.0"/>
-          <w:szCs w:val="24"/>
-        </w:rPr>
-        <w:t>REGEXP</w:t>
-      </w:r>
-      <w:proofErr w:type="spellEnd"/>
-      <w:r>
-        <w:rPr>
-          <w:rFonts w:ascii="jf-openhuninn-2.0" w:eastAsia="jf-openhuninn-2.0" w:hAnsi="jf-openhuninn-2.0"/>
-          <w:szCs w:val="24"/>
-        </w:rPr>
-        <w:t xml:space="preserve"> '^[A-Z][1289][0-9]{8}$')</w:t>
+        <w:t>` REGEXP '^[A-</w:t>
+      </w:r>
+      <w:proofErr w:type="gramStart"/>
+      <w:r>
+        <w:rPr>
+          <w:rFonts w:ascii="jf-openhuninn-2.0" w:eastAsia="jf-openhuninn-2.0" w:hAnsi="jf-openhuninn-2.0"/>
+          <w:szCs w:val="24"/>
+        </w:rPr>
+        <w:t>Z][</w:t>
+      </w:r>
+      <w:proofErr w:type="gramEnd"/>
+      <w:r>
+        <w:rPr>
+          <w:rFonts w:ascii="jf-openhuninn-2.0" w:eastAsia="jf-openhuninn-2.0" w:hAnsi="jf-openhuninn-2.0"/>
+          <w:szCs w:val="24"/>
+        </w:rPr>
+        <w:t>1289][0-9]{8}$')</w:t>
       </w:r>
     </w:p>
     <w:p>
@@ -5063,39 +5755,7 @@
           <w:rFonts w:ascii="jf-openhuninn-2.0" w:eastAsia="jf-openhuninn-2.0" w:hAnsi="jf-openhuninn-2.0"/>
           <w:szCs w:val="24"/>
         </w:rPr>
-        <w:t xml:space="preserve"> DEFAULT CHARSET=</w:t>
-      </w:r>
-      <w:proofErr w:type="spellStart"/>
-      <w:r>
-        <w:rPr>
-          <w:rFonts w:ascii="jf-openhuninn-2.0" w:eastAsia="jf-openhuninn-2.0" w:hAnsi="jf-openhuninn-2.0"/>
-          <w:szCs w:val="24"/>
-        </w:rPr>
-        <w:t>utf8mb4</w:t>
-      </w:r>
-      <w:proofErr w:type="spellEnd"/>
-      <w:r>
-        <w:rPr>
-          <w:rFonts w:ascii="jf-openhuninn-2.0" w:eastAsia="jf-openhuninn-2.0" w:hAnsi="jf-openhuninn-2.0"/>
-          <w:szCs w:val="24"/>
-        </w:rPr>
-        <w:t xml:space="preserve"> COLLATE=</w:t>
-      </w:r>
-      <w:proofErr w:type="spellStart"/>
-      <w:r>
-        <w:rPr>
-          <w:rFonts w:ascii="jf-openhuninn-2.0" w:eastAsia="jf-openhuninn-2.0" w:hAnsi="jf-openhuninn-2.0"/>
-          <w:szCs w:val="24"/>
-        </w:rPr>
-        <w:t>utf8mb4_unicode_ci</w:t>
-      </w:r>
-      <w:proofErr w:type="spellEnd"/>
-      <w:r>
-        <w:rPr>
-          <w:rFonts w:ascii="jf-openhuninn-2.0" w:eastAsia="jf-openhuninn-2.0" w:hAnsi="jf-openhuninn-2.0"/>
-          <w:szCs w:val="24"/>
-        </w:rPr>
-        <w:t>;</w:t>
+        <w:t xml:space="preserve"> DEFAULT CHARSET=utf8mb4 COLLATE=utf8mb4_unicode_ci;</w:t>
       </w:r>
     </w:p>
     <w:p>
@@ -5169,7 +5829,7 @@
     </w:p>
     <w:tbl>
       <w:tblPr>
-        <w:tblStyle w:val="aa"/>
+        <w:tblStyle w:val="ae"/>
         <w:tblW w:w="0" w:type="auto"/>
         <w:tblLayout w:type="fixed"/>
         <w:tblLook w:val="04A0" w:firstRow="1" w:lastRow="0" w:firstColumn="1" w:lastColumn="0" w:noHBand="0" w:noVBand="1"/>
@@ -5240,6 +5900,7 @@
                 <w:szCs w:val="24"/>
               </w:rPr>
             </w:pPr>
+            <w:proofErr w:type="gramStart"/>
             <w:r>
               <w:rPr>
                 <w:rFonts w:ascii="jf-openhuninn-2.0" w:eastAsia="jf-openhuninn-2.0" w:hAnsi="jf-openhuninn-2.0" w:cs="Arial"/>
@@ -5248,6 +5909,7 @@
               </w:rPr>
               <w:t>值域說明</w:t>
             </w:r>
+            <w:proofErr w:type="gramEnd"/>
           </w:p>
         </w:tc>
         <w:tc>
@@ -5336,8 +5998,18 @@
                 <w:color w:val="1F1F1F"/>
                 <w:szCs w:val="24"/>
               </w:rPr>
-              <w:t>代理主鍵/外鍵</w:t>
-            </w:r>
+              <w:t>代理主鍵/</w:t>
+            </w:r>
+            <w:proofErr w:type="gramStart"/>
+            <w:r>
+              <w:rPr>
+                <w:rFonts w:ascii="jf-openhuninn-2.0" w:eastAsia="jf-openhuninn-2.0" w:hAnsi="jf-openhuninn-2.0" w:cs="Arial"/>
+                <w:color w:val="1F1F1F"/>
+                <w:szCs w:val="24"/>
+              </w:rPr>
+              <w:t>外鍵</w:t>
+            </w:r>
+            <w:proofErr w:type="gramEnd"/>
           </w:p>
         </w:tc>
         <w:tc>
@@ -5358,7 +6030,25 @@
                 <w:color w:val="1F1F1F"/>
                 <w:szCs w:val="24"/>
               </w:rPr>
-              <w:t xml:space="preserve">必須完全對應父表 </w:t>
+              <w:t>必須完全</w:t>
+            </w:r>
+            <w:proofErr w:type="gramStart"/>
+            <w:r>
+              <w:rPr>
+                <w:rFonts w:ascii="jf-openhuninn-2.0" w:eastAsia="jf-openhuninn-2.0" w:hAnsi="jf-openhuninn-2.0" w:cs="Arial"/>
+                <w:color w:val="1F1F1F"/>
+                <w:szCs w:val="24"/>
+              </w:rPr>
+              <w:t>對應父表</w:t>
+            </w:r>
+            <w:proofErr w:type="gramEnd"/>
+            <w:r>
+              <w:rPr>
+                <w:rFonts w:ascii="jf-openhuninn-2.0" w:eastAsia="jf-openhuninn-2.0" w:hAnsi="jf-openhuninn-2.0" w:cs="Arial"/>
+                <w:color w:val="1F1F1F"/>
+                <w:szCs w:val="24"/>
+              </w:rPr>
+              <w:t xml:space="preserve"> </w:t>
             </w:r>
             <w:proofErr w:type="spellStart"/>
             <w:r>
@@ -5394,7 +6084,25 @@
                 <w:color w:val="1F1F1F"/>
                 <w:szCs w:val="24"/>
               </w:rPr>
-              <w:t>)。(^U-[2-9]\d{3}-\d{5}$)</w:t>
+              <w:t>)。(^U-[2-</w:t>
+            </w:r>
+            <w:proofErr w:type="gramStart"/>
+            <w:r>
+              <w:rPr>
+                <w:rFonts w:ascii="jf-openhuninn-2.0" w:eastAsia="jf-openhuninn-2.0" w:hAnsi="jf-openhuninn-2.0" w:cs="Arial"/>
+                <w:color w:val="1F1F1F"/>
+                <w:szCs w:val="24"/>
+              </w:rPr>
+              <w:t>9]\</w:t>
+            </w:r>
+            <w:proofErr w:type="gramEnd"/>
+            <w:r>
+              <w:rPr>
+                <w:rFonts w:ascii="jf-openhuninn-2.0" w:eastAsia="jf-openhuninn-2.0" w:hAnsi="jf-openhuninn-2.0" w:cs="Arial"/>
+                <w:color w:val="1F1F1F"/>
+                <w:szCs w:val="24"/>
+              </w:rPr>
+              <w:t>d{3}-\d{5}$)</w:t>
             </w:r>
           </w:p>
         </w:tc>
@@ -5464,7 +6172,7 @@
     </w:p>
     <w:tbl>
       <w:tblPr>
-        <w:tblStyle w:val="aa"/>
+        <w:tblStyle w:val="ae"/>
         <w:tblW w:w="0" w:type="auto"/>
         <w:tblLayout w:type="fixed"/>
         <w:tblLook w:val="04A0" w:firstRow="1" w:lastRow="0" w:firstColumn="1" w:lastColumn="0" w:noHBand="0" w:noVBand="1"/>
@@ -5535,6 +6243,7 @@
                 <w:szCs w:val="24"/>
               </w:rPr>
             </w:pPr>
+            <w:proofErr w:type="gramStart"/>
             <w:r>
               <w:rPr>
                 <w:rFonts w:ascii="jf-openhuninn-2.0" w:eastAsia="jf-openhuninn-2.0" w:hAnsi="jf-openhuninn-2.0" w:cs="Arial"/>
@@ -5543,6 +6252,7 @@
               </w:rPr>
               <w:t>值域說明</w:t>
             </w:r>
+            <w:proofErr w:type="gramEnd"/>
           </w:p>
         </w:tc>
         <w:tc>
@@ -5631,8 +6341,18 @@
                 <w:color w:val="1F1F1F"/>
                 <w:szCs w:val="24"/>
               </w:rPr>
-              <w:t>代理主鍵/外鍵</w:t>
-            </w:r>
+              <w:t>代理主鍵/</w:t>
+            </w:r>
+            <w:proofErr w:type="gramStart"/>
+            <w:r>
+              <w:rPr>
+                <w:rFonts w:ascii="jf-openhuninn-2.0" w:eastAsia="jf-openhuninn-2.0" w:hAnsi="jf-openhuninn-2.0" w:cs="Arial"/>
+                <w:color w:val="1F1F1F"/>
+                <w:szCs w:val="24"/>
+              </w:rPr>
+              <w:t>外鍵</w:t>
+            </w:r>
+            <w:proofErr w:type="gramEnd"/>
           </w:p>
         </w:tc>
         <w:tc>
@@ -5653,7 +6373,25 @@
                 <w:color w:val="1F1F1F"/>
                 <w:szCs w:val="24"/>
               </w:rPr>
-              <w:t xml:space="preserve">必須完全對應父表 </w:t>
+              <w:t>必須完全</w:t>
+            </w:r>
+            <w:proofErr w:type="gramStart"/>
+            <w:r>
+              <w:rPr>
+                <w:rFonts w:ascii="jf-openhuninn-2.0" w:eastAsia="jf-openhuninn-2.0" w:hAnsi="jf-openhuninn-2.0" w:cs="Arial"/>
+                <w:color w:val="1F1F1F"/>
+                <w:szCs w:val="24"/>
+              </w:rPr>
+              <w:t>對應父表</w:t>
+            </w:r>
+            <w:proofErr w:type="gramEnd"/>
+            <w:r>
+              <w:rPr>
+                <w:rFonts w:ascii="jf-openhuninn-2.0" w:eastAsia="jf-openhuninn-2.0" w:hAnsi="jf-openhuninn-2.0" w:cs="Arial"/>
+                <w:color w:val="1F1F1F"/>
+                <w:szCs w:val="24"/>
+              </w:rPr>
+              <w:t xml:space="preserve"> </w:t>
             </w:r>
             <w:proofErr w:type="spellStart"/>
             <w:r>
@@ -5689,7 +6427,25 @@
                 <w:color w:val="1F1F1F"/>
                 <w:szCs w:val="24"/>
               </w:rPr>
-              <w:t>)。(^U-[2-9]\d{3}-\d{5}$)</w:t>
+              <w:t>)。(^U-[2-</w:t>
+            </w:r>
+            <w:proofErr w:type="gramStart"/>
+            <w:r>
+              <w:rPr>
+                <w:rFonts w:ascii="jf-openhuninn-2.0" w:eastAsia="jf-openhuninn-2.0" w:hAnsi="jf-openhuninn-2.0" w:cs="Arial"/>
+                <w:color w:val="1F1F1F"/>
+                <w:szCs w:val="24"/>
+              </w:rPr>
+              <w:t>9]\</w:t>
+            </w:r>
+            <w:proofErr w:type="gramEnd"/>
+            <w:r>
+              <w:rPr>
+                <w:rFonts w:ascii="jf-openhuninn-2.0" w:eastAsia="jf-openhuninn-2.0" w:hAnsi="jf-openhuninn-2.0" w:cs="Arial"/>
+                <w:color w:val="1F1F1F"/>
+                <w:szCs w:val="24"/>
+              </w:rPr>
+              <w:t>d{3}-\d{5}$)</w:t>
             </w:r>
           </w:p>
         </w:tc>
@@ -5804,43 +6560,43 @@
                 <w:color w:val="1F1F1F"/>
                 <w:szCs w:val="24"/>
               </w:rPr>
-              <w:t>格式。長度 4~20 個字元。(^[a-</w:t>
-            </w:r>
-            <w:proofErr w:type="spellStart"/>
-            <w:r>
-              <w:rPr>
-                <w:rFonts w:ascii="jf-openhuninn-2.0" w:eastAsia="jf-openhuninn-2.0" w:hAnsi="jf-openhuninn-2.0" w:cs="Arial"/>
-                <w:color w:val="1F1F1F"/>
-                <w:szCs w:val="24"/>
-              </w:rPr>
-              <w:t>zA</w:t>
-            </w:r>
-            <w:proofErr w:type="spellEnd"/>
-            <w:r>
-              <w:rPr>
-                <w:rFonts w:ascii="jf-openhuninn-2.0" w:eastAsia="jf-openhuninn-2.0" w:hAnsi="jf-openhuninn-2.0" w:cs="Arial"/>
-                <w:color w:val="1F1F1F"/>
-                <w:szCs w:val="24"/>
-              </w:rPr>
-              <w:t>-</w:t>
-            </w:r>
-            <w:proofErr w:type="spellStart"/>
-            <w:r>
-              <w:rPr>
-                <w:rFonts w:ascii="jf-openhuninn-2.0" w:eastAsia="jf-openhuninn-2.0" w:hAnsi="jf-openhuninn-2.0" w:cs="Arial"/>
-                <w:color w:val="1F1F1F"/>
-                <w:szCs w:val="24"/>
-              </w:rPr>
-              <w:t>Z0</w:t>
-            </w:r>
-            <w:proofErr w:type="spellEnd"/>
-            <w:r>
-              <w:rPr>
-                <w:rFonts w:ascii="jf-openhuninn-2.0" w:eastAsia="jf-openhuninn-2.0" w:hAnsi="jf-openhuninn-2.0" w:cs="Arial"/>
-                <w:color w:val="1F1F1F"/>
-                <w:szCs w:val="24"/>
-              </w:rPr>
-              <w:t>-9._-]{4,20}$)</w:t>
+              <w:t xml:space="preserve">格式。長度 4~20 </w:t>
+            </w:r>
+            <w:proofErr w:type="gramStart"/>
+            <w:r>
+              <w:rPr>
+                <w:rFonts w:ascii="jf-openhuninn-2.0" w:eastAsia="jf-openhuninn-2.0" w:hAnsi="jf-openhuninn-2.0" w:cs="Arial"/>
+                <w:color w:val="1F1F1F"/>
+                <w:szCs w:val="24"/>
+              </w:rPr>
+              <w:t>個</w:t>
+            </w:r>
+            <w:proofErr w:type="gramEnd"/>
+            <w:r>
+              <w:rPr>
+                <w:rFonts w:ascii="jf-openhuninn-2.0" w:eastAsia="jf-openhuninn-2.0" w:hAnsi="jf-openhuninn-2.0" w:cs="Arial"/>
+                <w:color w:val="1F1F1F"/>
+                <w:szCs w:val="24"/>
+              </w:rPr>
+              <w:t>字元。(^[a-zA-Z0-</w:t>
+            </w:r>
+            <w:proofErr w:type="gramStart"/>
+            <w:r>
+              <w:rPr>
+                <w:rFonts w:ascii="jf-openhuninn-2.0" w:eastAsia="jf-openhuninn-2.0" w:hAnsi="jf-openhuninn-2.0" w:cs="Arial"/>
+                <w:color w:val="1F1F1F"/>
+                <w:szCs w:val="24"/>
+              </w:rPr>
+              <w:t>9._</w:t>
+            </w:r>
+            <w:proofErr w:type="gramEnd"/>
+            <w:r>
+              <w:rPr>
+                <w:rFonts w:ascii="jf-openhuninn-2.0" w:eastAsia="jf-openhuninn-2.0" w:hAnsi="jf-openhuninn-2.0" w:cs="Arial"/>
+                <w:color w:val="1F1F1F"/>
+                <w:szCs w:val="24"/>
+              </w:rPr>
+              <w:t>-]{4,20}$)</w:t>
             </w:r>
           </w:p>
         </w:tc>
@@ -5911,7 +6667,7 @@
     </w:p>
     <w:tbl>
       <w:tblPr>
-        <w:tblStyle w:val="aa"/>
+        <w:tblStyle w:val="ae"/>
         <w:tblW w:w="0" w:type="auto"/>
         <w:tblLayout w:type="fixed"/>
         <w:tblLook w:val="04A0" w:firstRow="1" w:lastRow="0" w:firstColumn="1" w:lastColumn="0" w:noHBand="0" w:noVBand="1"/>
@@ -5982,6 +6738,7 @@
                 <w:szCs w:val="24"/>
               </w:rPr>
             </w:pPr>
+            <w:proofErr w:type="gramStart"/>
             <w:r>
               <w:rPr>
                 <w:rFonts w:ascii="jf-openhuninn-2.0" w:eastAsia="jf-openhuninn-2.0" w:hAnsi="jf-openhuninn-2.0" w:cs="Arial"/>
@@ -5990,6 +6747,7 @@
               </w:rPr>
               <w:t>值域說明</w:t>
             </w:r>
+            <w:proofErr w:type="gramEnd"/>
           </w:p>
         </w:tc>
         <w:tc>
@@ -6055,6 +6813,7 @@
                 <w:color w:val="1F1F1F"/>
                 <w:szCs w:val="24"/>
               </w:rPr>
+              <w:lastRenderedPageBreak/>
               <w:t>TenantID</w:t>
             </w:r>
             <w:proofErr w:type="spellEnd"/>
@@ -6078,8 +6837,18 @@
                 <w:color w:val="1F1F1F"/>
                 <w:szCs w:val="24"/>
               </w:rPr>
-              <w:t>代理主鍵/外鍵</w:t>
-            </w:r>
+              <w:t>代理主鍵/</w:t>
+            </w:r>
+            <w:proofErr w:type="gramStart"/>
+            <w:r>
+              <w:rPr>
+                <w:rFonts w:ascii="jf-openhuninn-2.0" w:eastAsia="jf-openhuninn-2.0" w:hAnsi="jf-openhuninn-2.0" w:cs="Arial"/>
+                <w:color w:val="1F1F1F"/>
+                <w:szCs w:val="24"/>
+              </w:rPr>
+              <w:t>外鍵</w:t>
+            </w:r>
+            <w:proofErr w:type="gramEnd"/>
           </w:p>
         </w:tc>
         <w:tc>
@@ -6100,7 +6869,25 @@
                 <w:color w:val="1F1F1F"/>
                 <w:szCs w:val="24"/>
               </w:rPr>
-              <w:t xml:space="preserve">必須完全對應父表 </w:t>
+              <w:t>必須完全</w:t>
+            </w:r>
+            <w:proofErr w:type="gramStart"/>
+            <w:r>
+              <w:rPr>
+                <w:rFonts w:ascii="jf-openhuninn-2.0" w:eastAsia="jf-openhuninn-2.0" w:hAnsi="jf-openhuninn-2.0" w:cs="Arial"/>
+                <w:color w:val="1F1F1F"/>
+                <w:szCs w:val="24"/>
+              </w:rPr>
+              <w:t>對應父表</w:t>
+            </w:r>
+            <w:proofErr w:type="gramEnd"/>
+            <w:r>
+              <w:rPr>
+                <w:rFonts w:ascii="jf-openhuninn-2.0" w:eastAsia="jf-openhuninn-2.0" w:hAnsi="jf-openhuninn-2.0" w:cs="Arial"/>
+                <w:color w:val="1F1F1F"/>
+                <w:szCs w:val="24"/>
+              </w:rPr>
+              <w:t xml:space="preserve"> </w:t>
             </w:r>
             <w:proofErr w:type="spellStart"/>
             <w:r>
@@ -6136,7 +6923,25 @@
                 <w:color w:val="1F1F1F"/>
                 <w:szCs w:val="24"/>
               </w:rPr>
-              <w:t>)。(^U-[2-9]\d{3}-\d{5}$)</w:t>
+              <w:t>)。(^U-[2-</w:t>
+            </w:r>
+            <w:proofErr w:type="gramStart"/>
+            <w:r>
+              <w:rPr>
+                <w:rFonts w:ascii="jf-openhuninn-2.0" w:eastAsia="jf-openhuninn-2.0" w:hAnsi="jf-openhuninn-2.0" w:cs="Arial"/>
+                <w:color w:val="1F1F1F"/>
+                <w:szCs w:val="24"/>
+              </w:rPr>
+              <w:t>9]\</w:t>
+            </w:r>
+            <w:proofErr w:type="gramEnd"/>
+            <w:r>
+              <w:rPr>
+                <w:rFonts w:ascii="jf-openhuninn-2.0" w:eastAsia="jf-openhuninn-2.0" w:hAnsi="jf-openhuninn-2.0" w:cs="Arial"/>
+                <w:color w:val="1F1F1F"/>
+                <w:szCs w:val="24"/>
+              </w:rPr>
+              <w:t>d{3}-\d{5}$)</w:t>
             </w:r>
           </w:p>
         </w:tc>
@@ -6233,15 +7038,15 @@
     </w:p>
     <w:tbl>
       <w:tblPr>
-        <w:tblStyle w:val="aa"/>
+        <w:tblStyle w:val="ae"/>
         <w:tblW w:w="0" w:type="auto"/>
         <w:tblLook w:val="04A0" w:firstRow="1" w:lastRow="0" w:firstColumn="1" w:lastColumn="0" w:noHBand="0" w:noVBand="1"/>
       </w:tblPr>
       <w:tblGrid>
-        <w:gridCol w:w="1486"/>
-        <w:gridCol w:w="919"/>
+        <w:gridCol w:w="1512"/>
+        <w:gridCol w:w="914"/>
         <w:gridCol w:w="4947"/>
-        <w:gridCol w:w="1142"/>
+        <w:gridCol w:w="1121"/>
       </w:tblGrid>
       <w:tr>
         <w:tc>
@@ -6303,6 +7108,7 @@
                 <w:szCs w:val="24"/>
               </w:rPr>
             </w:pPr>
+            <w:proofErr w:type="gramStart"/>
             <w:r>
               <w:rPr>
                 <w:rFonts w:ascii="jf-openhuninn-2.0" w:eastAsia="jf-openhuninn-2.0" w:hAnsi="jf-openhuninn-2.0" w:cs="Arial"/>
@@ -6311,6 +7117,7 @@
               </w:rPr>
               <w:t>值域說明</w:t>
             </w:r>
+            <w:proofErr w:type="gramEnd"/>
           </w:p>
         </w:tc>
         <w:tc>
@@ -6439,7 +7246,25 @@
                 <w:color w:val="000000"/>
                 <w:szCs w:val="24"/>
               </w:rPr>
-              <w:t>(^P-[2-9]\d{3}-\d{5}$)</w:t>
+              <w:t>(^P-[2-</w:t>
+            </w:r>
+            <w:proofErr w:type="gramStart"/>
+            <w:r>
+              <w:rPr>
+                <w:rFonts w:ascii="jf-openhuninn-2.0" w:eastAsia="jf-openhuninn-2.0" w:hAnsi="jf-openhuninn-2.0" w:cs="Arial"/>
+                <w:color w:val="000000"/>
+                <w:szCs w:val="24"/>
+              </w:rPr>
+              <w:t>9]\</w:t>
+            </w:r>
+            <w:proofErr w:type="gramEnd"/>
+            <w:r>
+              <w:rPr>
+                <w:rFonts w:ascii="jf-openhuninn-2.0" w:eastAsia="jf-openhuninn-2.0" w:hAnsi="jf-openhuninn-2.0" w:cs="Arial"/>
+                <w:color w:val="000000"/>
+                <w:szCs w:val="24"/>
+              </w:rPr>
+              <w:t>d{3}-\d{5}$)</w:t>
             </w:r>
           </w:p>
         </w:tc>
@@ -6918,6 +7743,7 @@
                 <w:color w:val="000000"/>
                 <w:szCs w:val="24"/>
               </w:rPr>
+              <w:lastRenderedPageBreak/>
               <w:t>Address</w:t>
             </w:r>
           </w:p>
@@ -6964,7 +7790,25 @@
                 <w:color w:val="000000"/>
                 <w:szCs w:val="24"/>
               </w:rPr>
-              <w:t>去除縣市與鄉鎮市區後的最末端詳細地址（含巷弄號樓）。最長 255 字元。</w:t>
+              <w:t>去除縣市與鄉鎮市區後的</w:t>
+            </w:r>
+            <w:proofErr w:type="gramStart"/>
+            <w:r>
+              <w:rPr>
+                <w:rFonts w:ascii="jf-openhuninn-2.0" w:eastAsia="jf-openhuninn-2.0" w:hAnsi="jf-openhuninn-2.0" w:cs="Arial"/>
+                <w:color w:val="000000"/>
+                <w:szCs w:val="24"/>
+              </w:rPr>
+              <w:t>最</w:t>
+            </w:r>
+            <w:proofErr w:type="gramEnd"/>
+            <w:r>
+              <w:rPr>
+                <w:rFonts w:ascii="jf-openhuninn-2.0" w:eastAsia="jf-openhuninn-2.0" w:hAnsi="jf-openhuninn-2.0" w:cs="Arial"/>
+                <w:color w:val="000000"/>
+                <w:szCs w:val="24"/>
+              </w:rPr>
+              <w:t>末端詳細地址（含巷弄號樓）。最長 255 字元。</w:t>
             </w:r>
           </w:p>
         </w:tc>
@@ -7373,7 +8217,23 @@
           <w:rFonts w:ascii="jf-openhuninn-2.0" w:eastAsia="jf-openhuninn-2.0" w:hAnsi="jf-openhuninn-2.0"/>
           <w:szCs w:val="24"/>
         </w:rPr>
-        <w:t>rent_house`.`Property</w:t>
+        <w:t>rent_house</w:t>
+      </w:r>
+      <w:proofErr w:type="gramStart"/>
+      <w:r>
+        <w:rPr>
+          <w:rFonts w:ascii="jf-openhuninn-2.0" w:eastAsia="jf-openhuninn-2.0" w:hAnsi="jf-openhuninn-2.0"/>
+          <w:szCs w:val="24"/>
+        </w:rPr>
+        <w:t>`.`</w:t>
+      </w:r>
+      <w:proofErr w:type="gramEnd"/>
+      <w:r>
+        <w:rPr>
+          <w:rFonts w:ascii="jf-openhuninn-2.0" w:eastAsia="jf-openhuninn-2.0" w:hAnsi="jf-openhuninn-2.0"/>
+          <w:szCs w:val="24"/>
+        </w:rPr>
+        <w:t>Property</w:t>
       </w:r>
       <w:proofErr w:type="spellEnd"/>
       <w:r>
@@ -7412,7 +8272,23 @@
           <w:rFonts w:ascii="jf-openhuninn-2.0" w:eastAsia="jf-openhuninn-2.0" w:hAnsi="jf-openhuninn-2.0"/>
           <w:szCs w:val="24"/>
         </w:rPr>
-        <w:t>` CHAR(12) NOT NULL,</w:t>
+        <w:t xml:space="preserve">` </w:t>
+      </w:r>
+      <w:proofErr w:type="gramStart"/>
+      <w:r>
+        <w:rPr>
+          <w:rFonts w:ascii="jf-openhuninn-2.0" w:eastAsia="jf-openhuninn-2.0" w:hAnsi="jf-openhuninn-2.0"/>
+          <w:szCs w:val="24"/>
+        </w:rPr>
+        <w:t>CHAR(</w:t>
+      </w:r>
+      <w:proofErr w:type="gramEnd"/>
+      <w:r>
+        <w:rPr>
+          <w:rFonts w:ascii="jf-openhuninn-2.0" w:eastAsia="jf-openhuninn-2.0" w:hAnsi="jf-openhuninn-2.0"/>
+          <w:szCs w:val="24"/>
+        </w:rPr>
+        <w:t>12) NOT NULL,</w:t>
       </w:r>
     </w:p>
     <w:p>
@@ -7443,22 +8319,54 @@
           <w:rFonts w:ascii="jf-openhuninn-2.0" w:eastAsia="jf-openhuninn-2.0" w:hAnsi="jf-openhuninn-2.0"/>
           <w:szCs w:val="24"/>
         </w:rPr>
-        <w:t xml:space="preserve">` CHAR(12) NOT NULL, </w:t>
-      </w:r>
-    </w:p>
-    <w:p>
-      <w:pPr>
-        <w:rPr>
-          <w:rFonts w:ascii="jf-openhuninn-2.0" w:eastAsia="jf-openhuninn-2.0" w:hAnsi="jf-openhuninn-2.0"/>
-          <w:szCs w:val="24"/>
-        </w:rPr>
-      </w:pPr>
-      <w:r>
-        <w:rPr>
-          <w:rFonts w:ascii="jf-openhuninn-2.0" w:eastAsia="jf-openhuninn-2.0" w:hAnsi="jf-openhuninn-2.0"/>
-          <w:szCs w:val="24"/>
-        </w:rPr>
-        <w:t>`Status` ENUM('Pending', 'Active', 'Rented', '</w:t>
+        <w:t xml:space="preserve">` </w:t>
+      </w:r>
+      <w:proofErr w:type="gramStart"/>
+      <w:r>
+        <w:rPr>
+          <w:rFonts w:ascii="jf-openhuninn-2.0" w:eastAsia="jf-openhuninn-2.0" w:hAnsi="jf-openhuninn-2.0"/>
+          <w:szCs w:val="24"/>
+        </w:rPr>
+        <w:t>CHAR(</w:t>
+      </w:r>
+      <w:proofErr w:type="gramEnd"/>
+      <w:r>
+        <w:rPr>
+          <w:rFonts w:ascii="jf-openhuninn-2.0" w:eastAsia="jf-openhuninn-2.0" w:hAnsi="jf-openhuninn-2.0"/>
+          <w:szCs w:val="24"/>
+        </w:rPr>
+        <w:t xml:space="preserve">12) NOT NULL, </w:t>
+      </w:r>
+    </w:p>
+    <w:p>
+      <w:pPr>
+        <w:rPr>
+          <w:rFonts w:ascii="jf-openhuninn-2.0" w:eastAsia="jf-openhuninn-2.0" w:hAnsi="jf-openhuninn-2.0"/>
+          <w:szCs w:val="24"/>
+        </w:rPr>
+      </w:pPr>
+      <w:r>
+        <w:rPr>
+          <w:rFonts w:ascii="jf-openhuninn-2.0" w:eastAsia="jf-openhuninn-2.0" w:hAnsi="jf-openhuninn-2.0"/>
+          <w:szCs w:val="24"/>
+        </w:rPr>
+        <w:t xml:space="preserve">`Status` </w:t>
+      </w:r>
+      <w:proofErr w:type="gramStart"/>
+      <w:r>
+        <w:rPr>
+          <w:rFonts w:ascii="jf-openhuninn-2.0" w:eastAsia="jf-openhuninn-2.0" w:hAnsi="jf-openhuninn-2.0"/>
+          <w:szCs w:val="24"/>
+        </w:rPr>
+        <w:t>ENUM(</w:t>
+      </w:r>
+      <w:proofErr w:type="gramEnd"/>
+      <w:r>
+        <w:rPr>
+          <w:rFonts w:ascii="jf-openhuninn-2.0" w:eastAsia="jf-openhuninn-2.0" w:hAnsi="jf-openhuninn-2.0"/>
+          <w:szCs w:val="24"/>
+        </w:rPr>
+        <w:t>'Pending', 'Active', 'Rented', '</w:t>
       </w:r>
       <w:proofErr w:type="spellStart"/>
       <w:r>
@@ -7489,52 +8397,116 @@
           <w:rFonts w:ascii="jf-openhuninn-2.0" w:eastAsia="jf-openhuninn-2.0" w:hAnsi="jf-openhuninn-2.0"/>
           <w:szCs w:val="24"/>
         </w:rPr>
-        <w:t>`Type` ENUM('Studio', 'Integrated', 'Room', 'House') NOT NULL,</w:t>
-      </w:r>
-    </w:p>
-    <w:p>
-      <w:pPr>
-        <w:rPr>
-          <w:rFonts w:ascii="jf-openhuninn-2.0" w:eastAsia="jf-openhuninn-2.0" w:hAnsi="jf-openhuninn-2.0"/>
-          <w:szCs w:val="24"/>
-        </w:rPr>
-      </w:pPr>
-      <w:r>
-        <w:rPr>
-          <w:rFonts w:ascii="jf-openhuninn-2.0" w:eastAsia="jf-openhuninn-2.0" w:hAnsi="jf-openhuninn-2.0"/>
-          <w:szCs w:val="24"/>
-        </w:rPr>
-        <w:t xml:space="preserve">`City` CHAR(9) NOT NULL, </w:t>
-      </w:r>
-    </w:p>
-    <w:p>
-      <w:pPr>
-        <w:rPr>
-          <w:rFonts w:ascii="jf-openhuninn-2.0" w:eastAsia="jf-openhuninn-2.0" w:hAnsi="jf-openhuninn-2.0"/>
-          <w:szCs w:val="24"/>
-        </w:rPr>
-      </w:pPr>
-      <w:r>
-        <w:rPr>
-          <w:rFonts w:ascii="jf-openhuninn-2.0" w:eastAsia="jf-openhuninn-2.0" w:hAnsi="jf-openhuninn-2.0"/>
-          <w:szCs w:val="24"/>
-        </w:rPr>
-        <w:t xml:space="preserve">`District` VARCHAR(20) NOT NULL, </w:t>
-      </w:r>
-    </w:p>
-    <w:p>
-      <w:pPr>
-        <w:rPr>
-          <w:rFonts w:ascii="jf-openhuninn-2.0" w:eastAsia="jf-openhuninn-2.0" w:hAnsi="jf-openhuninn-2.0"/>
-          <w:szCs w:val="24"/>
-        </w:rPr>
-      </w:pPr>
-      <w:r>
-        <w:rPr>
-          <w:rFonts w:ascii="jf-openhuninn-2.0" w:eastAsia="jf-openhuninn-2.0" w:hAnsi="jf-openhuninn-2.0"/>
-          <w:szCs w:val="24"/>
-        </w:rPr>
-        <w:t>`Address` VARCHAR(255) NOT NULL,</w:t>
+        <w:t xml:space="preserve">`Type` </w:t>
+      </w:r>
+      <w:proofErr w:type="gramStart"/>
+      <w:r>
+        <w:rPr>
+          <w:rFonts w:ascii="jf-openhuninn-2.0" w:eastAsia="jf-openhuninn-2.0" w:hAnsi="jf-openhuninn-2.0"/>
+          <w:szCs w:val="24"/>
+        </w:rPr>
+        <w:t>ENUM(</w:t>
+      </w:r>
+      <w:proofErr w:type="gramEnd"/>
+      <w:r>
+        <w:rPr>
+          <w:rFonts w:ascii="jf-openhuninn-2.0" w:eastAsia="jf-openhuninn-2.0" w:hAnsi="jf-openhuninn-2.0"/>
+          <w:szCs w:val="24"/>
+        </w:rPr>
+        <w:t>'Studio', 'Integrated', 'Room', 'House') NOT NULL,</w:t>
+      </w:r>
+    </w:p>
+    <w:p>
+      <w:pPr>
+        <w:rPr>
+          <w:rFonts w:ascii="jf-openhuninn-2.0" w:eastAsia="jf-openhuninn-2.0" w:hAnsi="jf-openhuninn-2.0"/>
+          <w:szCs w:val="24"/>
+        </w:rPr>
+      </w:pPr>
+      <w:r>
+        <w:rPr>
+          <w:rFonts w:ascii="jf-openhuninn-2.0" w:eastAsia="jf-openhuninn-2.0" w:hAnsi="jf-openhuninn-2.0"/>
+          <w:szCs w:val="24"/>
+        </w:rPr>
+        <w:t xml:space="preserve">`City` </w:t>
+      </w:r>
+      <w:proofErr w:type="gramStart"/>
+      <w:r>
+        <w:rPr>
+          <w:rFonts w:ascii="jf-openhuninn-2.0" w:eastAsia="jf-openhuninn-2.0" w:hAnsi="jf-openhuninn-2.0"/>
+          <w:szCs w:val="24"/>
+        </w:rPr>
+        <w:t>CHAR(</w:t>
+      </w:r>
+      <w:proofErr w:type="gramEnd"/>
+      <w:r>
+        <w:rPr>
+          <w:rFonts w:ascii="jf-openhuninn-2.0" w:eastAsia="jf-openhuninn-2.0" w:hAnsi="jf-openhuninn-2.0"/>
+          <w:szCs w:val="24"/>
+        </w:rPr>
+        <w:t xml:space="preserve">9) NOT NULL, </w:t>
+      </w:r>
+    </w:p>
+    <w:p>
+      <w:pPr>
+        <w:rPr>
+          <w:rFonts w:ascii="jf-openhuninn-2.0" w:eastAsia="jf-openhuninn-2.0" w:hAnsi="jf-openhuninn-2.0"/>
+          <w:szCs w:val="24"/>
+        </w:rPr>
+      </w:pPr>
+      <w:r>
+        <w:rPr>
+          <w:rFonts w:ascii="jf-openhuninn-2.0" w:eastAsia="jf-openhuninn-2.0" w:hAnsi="jf-openhuninn-2.0"/>
+          <w:szCs w:val="24"/>
+        </w:rPr>
+        <w:t xml:space="preserve">`District` </w:t>
+      </w:r>
+      <w:proofErr w:type="gramStart"/>
+      <w:r>
+        <w:rPr>
+          <w:rFonts w:ascii="jf-openhuninn-2.0" w:eastAsia="jf-openhuninn-2.0" w:hAnsi="jf-openhuninn-2.0"/>
+          <w:szCs w:val="24"/>
+        </w:rPr>
+        <w:t>VARCHAR(</w:t>
+      </w:r>
+      <w:proofErr w:type="gramEnd"/>
+      <w:r>
+        <w:rPr>
+          <w:rFonts w:ascii="jf-openhuninn-2.0" w:eastAsia="jf-openhuninn-2.0" w:hAnsi="jf-openhuninn-2.0"/>
+          <w:szCs w:val="24"/>
+        </w:rPr>
+        <w:t xml:space="preserve">20) NOT NULL, </w:t>
+      </w:r>
+    </w:p>
+    <w:p>
+      <w:pPr>
+        <w:rPr>
+          <w:rFonts w:ascii="jf-openhuninn-2.0" w:eastAsia="jf-openhuninn-2.0" w:hAnsi="jf-openhuninn-2.0"/>
+          <w:szCs w:val="24"/>
+        </w:rPr>
+      </w:pPr>
+      <w:r>
+        <w:rPr>
+          <w:rFonts w:ascii="jf-openhuninn-2.0" w:eastAsia="jf-openhuninn-2.0" w:hAnsi="jf-openhuninn-2.0"/>
+          <w:szCs w:val="24"/>
+        </w:rPr>
+        <w:t xml:space="preserve">`Address` </w:t>
+      </w:r>
+      <w:proofErr w:type="gramStart"/>
+      <w:r>
+        <w:rPr>
+          <w:rFonts w:ascii="jf-openhuninn-2.0" w:eastAsia="jf-openhuninn-2.0" w:hAnsi="jf-openhuninn-2.0"/>
+          <w:szCs w:val="24"/>
+        </w:rPr>
+        <w:t>VARCHAR(</w:t>
+      </w:r>
+      <w:proofErr w:type="gramEnd"/>
+      <w:r>
+        <w:rPr>
+          <w:rFonts w:ascii="jf-openhuninn-2.0" w:eastAsia="jf-openhuninn-2.0" w:hAnsi="jf-openhuninn-2.0"/>
+          <w:szCs w:val="24"/>
+        </w:rPr>
+        <w:t>255) NOT NULL,</w:t>
       </w:r>
     </w:p>
     <w:p>
@@ -7580,7 +8552,23 @@
           <w:rFonts w:ascii="jf-openhuninn-2.0" w:eastAsia="jf-openhuninn-2.0" w:hAnsi="jf-openhuninn-2.0"/>
           <w:szCs w:val="24"/>
         </w:rPr>
-        <w:t>`Size` DECIMAL(6,2) NOT NULL,</w:t>
+        <w:t xml:space="preserve">`Size` </w:t>
+      </w:r>
+      <w:proofErr w:type="gramStart"/>
+      <w:r>
+        <w:rPr>
+          <w:rFonts w:ascii="jf-openhuninn-2.0" w:eastAsia="jf-openhuninn-2.0" w:hAnsi="jf-openhuninn-2.0"/>
+          <w:szCs w:val="24"/>
+        </w:rPr>
+        <w:t>DECIMAL(</w:t>
+      </w:r>
+      <w:proofErr w:type="gramEnd"/>
+      <w:r>
+        <w:rPr>
+          <w:rFonts w:ascii="jf-openhuninn-2.0" w:eastAsia="jf-openhuninn-2.0" w:hAnsi="jf-openhuninn-2.0"/>
+          <w:szCs w:val="24"/>
+        </w:rPr>
+        <w:t>6,2) NOT NULL,</w:t>
       </w:r>
     </w:p>
     <w:p>
@@ -7626,7 +8614,23 @@
           <w:rFonts w:ascii="jf-openhuninn-2.0" w:eastAsia="jf-openhuninn-2.0" w:hAnsi="jf-openhuninn-2.0"/>
           <w:szCs w:val="24"/>
         </w:rPr>
-        <w:t>` VARCHAR(255) DEFAULT NULL,</w:t>
+        <w:t xml:space="preserve">` </w:t>
+      </w:r>
+      <w:proofErr w:type="gramStart"/>
+      <w:r>
+        <w:rPr>
+          <w:rFonts w:ascii="jf-openhuninn-2.0" w:eastAsia="jf-openhuninn-2.0" w:hAnsi="jf-openhuninn-2.0"/>
+          <w:szCs w:val="24"/>
+        </w:rPr>
+        <w:t>VARCHAR(</w:t>
+      </w:r>
+      <w:proofErr w:type="gramEnd"/>
+      <w:r>
+        <w:rPr>
+          <w:rFonts w:ascii="jf-openhuninn-2.0" w:eastAsia="jf-openhuninn-2.0" w:hAnsi="jf-openhuninn-2.0"/>
+          <w:szCs w:val="24"/>
+        </w:rPr>
+        <w:t>255) DEFAULT NULL,</w:t>
       </w:r>
     </w:p>
     <w:p>
@@ -7657,7 +8661,23 @@
           <w:rFonts w:ascii="jf-openhuninn-2.0" w:eastAsia="jf-openhuninn-2.0" w:hAnsi="jf-openhuninn-2.0"/>
           <w:szCs w:val="24"/>
         </w:rPr>
-        <w:t>` CHAR(12) DEFAULT NULL,</w:t>
+        <w:t xml:space="preserve">` </w:t>
+      </w:r>
+      <w:proofErr w:type="gramStart"/>
+      <w:r>
+        <w:rPr>
+          <w:rFonts w:ascii="jf-openhuninn-2.0" w:eastAsia="jf-openhuninn-2.0" w:hAnsi="jf-openhuninn-2.0"/>
+          <w:szCs w:val="24"/>
+        </w:rPr>
+        <w:t>CHAR(</w:t>
+      </w:r>
+      <w:proofErr w:type="gramEnd"/>
+      <w:r>
+        <w:rPr>
+          <w:rFonts w:ascii="jf-openhuninn-2.0" w:eastAsia="jf-openhuninn-2.0" w:hAnsi="jf-openhuninn-2.0"/>
+          <w:szCs w:val="24"/>
+        </w:rPr>
+        <w:t>12) DEFAULT NULL,</w:t>
       </w:r>
     </w:p>
     <w:p>
@@ -7750,6 +8770,7 @@
           <w:rFonts w:ascii="jf-openhuninn-2.0" w:eastAsia="jf-openhuninn-2.0" w:hAnsi="jf-openhuninn-2.0"/>
           <w:szCs w:val="24"/>
         </w:rPr>
+        <w:lastRenderedPageBreak/>
         <w:t>REFERENCES `</w:t>
       </w:r>
       <w:proofErr w:type="spellStart"/>
@@ -7758,7 +8779,23 @@
           <w:rFonts w:ascii="jf-openhuninn-2.0" w:eastAsia="jf-openhuninn-2.0" w:hAnsi="jf-openhuninn-2.0"/>
           <w:szCs w:val="24"/>
         </w:rPr>
-        <w:t>rent_house`.`Landlord</w:t>
+        <w:t>rent_house</w:t>
+      </w:r>
+      <w:proofErr w:type="gramStart"/>
+      <w:r>
+        <w:rPr>
+          <w:rFonts w:ascii="jf-openhuninn-2.0" w:eastAsia="jf-openhuninn-2.0" w:hAnsi="jf-openhuninn-2.0"/>
+          <w:szCs w:val="24"/>
+        </w:rPr>
+        <w:t>`.`</w:t>
+      </w:r>
+      <w:proofErr w:type="gramEnd"/>
+      <w:r>
+        <w:rPr>
+          <w:rFonts w:ascii="jf-openhuninn-2.0" w:eastAsia="jf-openhuninn-2.0" w:hAnsi="jf-openhuninn-2.0"/>
+          <w:szCs w:val="24"/>
+        </w:rPr>
+        <w:t>Landlord</w:t>
       </w:r>
       <w:proofErr w:type="spellEnd"/>
       <w:r>
@@ -7852,7 +8889,23 @@
           <w:rFonts w:ascii="jf-openhuninn-2.0" w:eastAsia="jf-openhuninn-2.0" w:hAnsi="jf-openhuninn-2.0"/>
           <w:szCs w:val="24"/>
         </w:rPr>
-        <w:t>rent_house`.`Admin</w:t>
+        <w:t>rent_house</w:t>
+      </w:r>
+      <w:proofErr w:type="gramStart"/>
+      <w:r>
+        <w:rPr>
+          <w:rFonts w:ascii="jf-openhuninn-2.0" w:eastAsia="jf-openhuninn-2.0" w:hAnsi="jf-openhuninn-2.0"/>
+          <w:szCs w:val="24"/>
+        </w:rPr>
+        <w:t>`.`</w:t>
+      </w:r>
+      <w:proofErr w:type="gramEnd"/>
+      <w:r>
+        <w:rPr>
+          <w:rFonts w:ascii="jf-openhuninn-2.0" w:eastAsia="jf-openhuninn-2.0" w:hAnsi="jf-openhuninn-2.0"/>
+          <w:szCs w:val="24"/>
+        </w:rPr>
+        <w:t>Admin</w:t>
       </w:r>
       <w:proofErr w:type="spellEnd"/>
       <w:r>
@@ -8001,23 +9054,23 @@
           <w:rFonts w:ascii="jf-openhuninn-2.0" w:eastAsia="jf-openhuninn-2.0" w:hAnsi="jf-openhuninn-2.0"/>
           <w:szCs w:val="24"/>
         </w:rPr>
-        <w:t xml:space="preserve">` </w:t>
-      </w:r>
-      <w:proofErr w:type="spellStart"/>
-      <w:r>
-        <w:rPr>
-          <w:rFonts w:ascii="jf-openhuninn-2.0" w:eastAsia="jf-openhuninn-2.0" w:hAnsi="jf-openhuninn-2.0"/>
-          <w:szCs w:val="24"/>
-        </w:rPr>
-        <w:t>REGEXP</w:t>
-      </w:r>
-      <w:proofErr w:type="spellEnd"/>
-      <w:r>
-        <w:rPr>
-          <w:rFonts w:ascii="jf-openhuninn-2.0" w:eastAsia="jf-openhuninn-2.0" w:hAnsi="jf-openhuninn-2.0"/>
-          <w:szCs w:val="24"/>
-        </w:rPr>
-        <w:t xml:space="preserve"> '^P-[2-9][0-9]{3}-[0-9]{5}$')</w:t>
+        <w:t>` REGEXP '^P</w:t>
+      </w:r>
+      <w:proofErr w:type="gramStart"/>
+      <w:r>
+        <w:rPr>
+          <w:rFonts w:ascii="jf-openhuninn-2.0" w:eastAsia="jf-openhuninn-2.0" w:hAnsi="jf-openhuninn-2.0"/>
+          <w:szCs w:val="24"/>
+        </w:rPr>
+        <w:t>-[</w:t>
+      </w:r>
+      <w:proofErr w:type="gramEnd"/>
+      <w:r>
+        <w:rPr>
+          <w:rFonts w:ascii="jf-openhuninn-2.0" w:eastAsia="jf-openhuninn-2.0" w:hAnsi="jf-openhuninn-2.0"/>
+          <w:szCs w:val="24"/>
+        </w:rPr>
+        <w:t>2-9][0-9]{3}-[0-9]{5}$')</w:t>
       </w:r>
     </w:p>
     <w:p>
@@ -8048,39 +9101,7 @@
           <w:rFonts w:ascii="jf-openhuninn-2.0" w:eastAsia="jf-openhuninn-2.0" w:hAnsi="jf-openhuninn-2.0"/>
           <w:szCs w:val="24"/>
         </w:rPr>
-        <w:t xml:space="preserve"> DEFAULT CHARSET=</w:t>
-      </w:r>
-      <w:proofErr w:type="spellStart"/>
-      <w:r>
-        <w:rPr>
-          <w:rFonts w:ascii="jf-openhuninn-2.0" w:eastAsia="jf-openhuninn-2.0" w:hAnsi="jf-openhuninn-2.0"/>
-          <w:szCs w:val="24"/>
-        </w:rPr>
-        <w:t>utf8mb4</w:t>
-      </w:r>
-      <w:proofErr w:type="spellEnd"/>
-      <w:r>
-        <w:rPr>
-          <w:rFonts w:ascii="jf-openhuninn-2.0" w:eastAsia="jf-openhuninn-2.0" w:hAnsi="jf-openhuninn-2.0"/>
-          <w:szCs w:val="24"/>
-        </w:rPr>
-        <w:t xml:space="preserve"> COLLATE=</w:t>
-      </w:r>
-      <w:proofErr w:type="spellStart"/>
-      <w:r>
-        <w:rPr>
-          <w:rFonts w:ascii="jf-openhuninn-2.0" w:eastAsia="jf-openhuninn-2.0" w:hAnsi="jf-openhuninn-2.0"/>
-          <w:szCs w:val="24"/>
-        </w:rPr>
-        <w:t>utf8mb4_unicode_ci</w:t>
-      </w:r>
-      <w:proofErr w:type="spellEnd"/>
-      <w:r>
-        <w:rPr>
-          <w:rFonts w:ascii="jf-openhuninn-2.0" w:eastAsia="jf-openhuninn-2.0" w:hAnsi="jf-openhuninn-2.0"/>
-          <w:szCs w:val="24"/>
-        </w:rPr>
-        <w:t>;</w:t>
+        <w:t xml:space="preserve"> DEFAULT CHARSET=utf8mb4 COLLATE=utf8mb4_unicode_ci;</w:t>
       </w:r>
     </w:p>
     <w:p>
@@ -8149,15 +9170,15 @@
     </w:p>
     <w:tbl>
       <w:tblPr>
-        <w:tblStyle w:val="aa"/>
+        <w:tblStyle w:val="ae"/>
         <w:tblW w:w="0" w:type="auto"/>
         <w:tblLook w:val="04A0" w:firstRow="1" w:lastRow="0" w:firstColumn="1" w:lastColumn="0" w:noHBand="0" w:noVBand="1"/>
       </w:tblPr>
       <w:tblGrid>
-        <w:gridCol w:w="1843"/>
-        <w:gridCol w:w="871"/>
-        <w:gridCol w:w="4652"/>
-        <w:gridCol w:w="1128"/>
+        <w:gridCol w:w="1910"/>
+        <w:gridCol w:w="864"/>
+        <w:gridCol w:w="4614"/>
+        <w:gridCol w:w="1106"/>
       </w:tblGrid>
       <w:tr>
         <w:tc>
@@ -8219,6 +9240,7 @@
                 <w:szCs w:val="24"/>
               </w:rPr>
             </w:pPr>
+            <w:proofErr w:type="gramStart"/>
             <w:r>
               <w:rPr>
                 <w:rFonts w:ascii="jf-openhuninn-2.0" w:eastAsia="jf-openhuninn-2.0" w:hAnsi="jf-openhuninn-2.0" w:cs="Arial"/>
@@ -8227,6 +9249,7 @@
               </w:rPr>
               <w:t>值域說明</w:t>
             </w:r>
+            <w:proofErr w:type="gramEnd"/>
           </w:p>
         </w:tc>
         <w:tc>
@@ -8355,7 +9378,25 @@
                 <w:color w:val="1F1F1F"/>
                 <w:szCs w:val="24"/>
               </w:rPr>
-              <w:t>(^B-[2-9]\d{3}-\d{5}$)</w:t>
+              <w:t>(^B-[2-</w:t>
+            </w:r>
+            <w:proofErr w:type="gramStart"/>
+            <w:r>
+              <w:rPr>
+                <w:rFonts w:ascii="jf-openhuninn-2.0" w:eastAsia="jf-openhuninn-2.0" w:hAnsi="jf-openhuninn-2.0" w:cs="Arial"/>
+                <w:color w:val="1F1F1F"/>
+                <w:szCs w:val="24"/>
+              </w:rPr>
+              <w:t>9]\</w:t>
+            </w:r>
+            <w:proofErr w:type="gramEnd"/>
+            <w:r>
+              <w:rPr>
+                <w:rFonts w:ascii="jf-openhuninn-2.0" w:eastAsia="jf-openhuninn-2.0" w:hAnsi="jf-openhuninn-2.0" w:cs="Arial"/>
+                <w:color w:val="1F1F1F"/>
+                <w:szCs w:val="24"/>
+              </w:rPr>
+              <w:t>d{3}-\d{5}$)</w:t>
             </w:r>
           </w:p>
         </w:tc>
@@ -8588,8 +9629,18 @@
                 <w:color w:val="1F1F1F"/>
                 <w:szCs w:val="24"/>
               </w:rPr>
-              <w:t>預約看房日</w:t>
-            </w:r>
+              <w:t>預約</w:t>
+            </w:r>
+            <w:proofErr w:type="gramStart"/>
+            <w:r>
+              <w:rPr>
+                <w:rFonts w:ascii="jf-openhuninn-2.0" w:eastAsia="jf-openhuninn-2.0" w:hAnsi="jf-openhuninn-2.0" w:cs="Arial"/>
+                <w:color w:val="1F1F1F"/>
+                <w:szCs w:val="24"/>
+              </w:rPr>
+              <w:t>看房日</w:t>
+            </w:r>
+            <w:proofErr w:type="gramEnd"/>
           </w:p>
         </w:tc>
         <w:tc>
@@ -8611,25 +9662,7 @@
                 <w:color w:val="000000"/>
                 <w:szCs w:val="24"/>
               </w:rPr>
-              <w:t xml:space="preserve">符合 </w:t>
-            </w:r>
-            <w:proofErr w:type="spellStart"/>
-            <w:r>
-              <w:rPr>
-                <w:rFonts w:ascii="jf-openhuninn-2.0" w:eastAsia="jf-openhuninn-2.0" w:hAnsi="jf-openhuninn-2.0" w:cs="Arial"/>
-                <w:color w:val="000000"/>
-                <w:szCs w:val="24"/>
-              </w:rPr>
-              <w:t>YYYY</w:t>
-            </w:r>
-            <w:proofErr w:type="spellEnd"/>
-            <w:r>
-              <w:rPr>
-                <w:rFonts w:ascii="jf-openhuninn-2.0" w:eastAsia="jf-openhuninn-2.0" w:hAnsi="jf-openhuninn-2.0" w:cs="Arial"/>
-                <w:color w:val="000000"/>
-                <w:szCs w:val="24"/>
-              </w:rPr>
-              <w:t>-MM-DD 格式之有效日期。</w:t>
+              <w:t>符合 YYYY-MM-DD 格式之有效日期。</w:t>
             </w:r>
           </w:p>
         </w:tc>
@@ -8706,7 +9739,16 @@
                 <w:color w:val="1F1F1F"/>
                 <w:szCs w:val="24"/>
               </w:rPr>
-              <w:t>預約看房時間</w:t>
+              <w:t>預約</w:t>
+            </w:r>
+            <w:r>
+              <w:rPr>
+                <w:rFonts w:ascii="jf-openhuninn-2.0" w:eastAsia="jf-openhuninn-2.0" w:hAnsi="jf-openhuninn-2.0" w:cs="Arial"/>
+                <w:color w:val="1F1F1F"/>
+                <w:szCs w:val="24"/>
+              </w:rPr>
+              <w:lastRenderedPageBreak/>
+              <w:t>看房時間</w:t>
             </w:r>
           </w:p>
         </w:tc>
@@ -8729,25 +9771,8 @@
                 <w:color w:val="000000"/>
                 <w:szCs w:val="24"/>
               </w:rPr>
-              <w:t xml:space="preserve">符合 </w:t>
-            </w:r>
-            <w:proofErr w:type="spellStart"/>
-            <w:r>
-              <w:rPr>
-                <w:rFonts w:ascii="jf-openhuninn-2.0" w:eastAsia="jf-openhuninn-2.0" w:hAnsi="jf-openhuninn-2.0" w:cs="Arial"/>
-                <w:color w:val="000000"/>
-                <w:szCs w:val="24"/>
-              </w:rPr>
-              <w:t>HH:MM:SS</w:t>
-            </w:r>
-            <w:proofErr w:type="spellEnd"/>
-            <w:r>
-              <w:rPr>
-                <w:rFonts w:ascii="jf-openhuninn-2.0" w:eastAsia="jf-openhuninn-2.0" w:hAnsi="jf-openhuninn-2.0" w:cs="Arial"/>
-                <w:color w:val="000000"/>
-                <w:szCs w:val="24"/>
-              </w:rPr>
-              <w:t xml:space="preserve"> 格式之有效時間。</w:t>
+              <w:lastRenderedPageBreak/>
+              <w:t>符合 HH:MM:SS 格式之有效時間。</w:t>
             </w:r>
           </w:p>
         </w:tc>
@@ -8965,43 +9990,7 @@
                 <w:color w:val="000000"/>
                 <w:szCs w:val="24"/>
               </w:rPr>
-              <w:t>預約發起時間點。符合</w:t>
-            </w:r>
-            <w:proofErr w:type="spellStart"/>
-            <w:r>
-              <w:rPr>
-                <w:rFonts w:ascii="jf-openhuninn-2.0" w:eastAsia="jf-openhuninn-2.0" w:hAnsi="jf-openhuninn-2.0" w:cs="Arial"/>
-                <w:color w:val="000000"/>
-                <w:szCs w:val="24"/>
-              </w:rPr>
-              <w:t>YYYY</w:t>
-            </w:r>
-            <w:proofErr w:type="spellEnd"/>
-            <w:r>
-              <w:rPr>
-                <w:rFonts w:ascii="jf-openhuninn-2.0" w:eastAsia="jf-openhuninn-2.0" w:hAnsi="jf-openhuninn-2.0" w:cs="Arial"/>
-                <w:color w:val="000000"/>
-                <w:szCs w:val="24"/>
-              </w:rPr>
-              <w:t xml:space="preserve">-MM-DD </w:t>
-            </w:r>
-            <w:proofErr w:type="spellStart"/>
-            <w:r>
-              <w:rPr>
-                <w:rFonts w:ascii="jf-openhuninn-2.0" w:eastAsia="jf-openhuninn-2.0" w:hAnsi="jf-openhuninn-2.0" w:cs="Arial"/>
-                <w:color w:val="000000"/>
-                <w:szCs w:val="24"/>
-              </w:rPr>
-              <w:t>HH:MM:SS</w:t>
-            </w:r>
-            <w:proofErr w:type="spellEnd"/>
-            <w:r>
-              <w:rPr>
-                <w:rFonts w:ascii="jf-openhuninn-2.0" w:eastAsia="jf-openhuninn-2.0" w:hAnsi="jf-openhuninn-2.0" w:cs="Arial"/>
-                <w:color w:val="000000"/>
-                <w:szCs w:val="24"/>
-              </w:rPr>
-              <w:t xml:space="preserve"> 之有效時間。</w:t>
+              <w:t>預約發起時間點。符合YYYY-MM-DD HH:MM:SS 之有效時間。</w:t>
             </w:r>
           </w:p>
         </w:tc>
@@ -9153,15 +10142,33 @@
           <w:szCs w:val="24"/>
           <w:lang w:eastAsia="ja-JP"/>
         </w:rPr>
-        <w:t>rent_house`.`Booking</w:t>
-      </w:r>
-      <w:proofErr w:type="spellEnd"/>
+        <w:t>rent_house</w:t>
+      </w:r>
+      <w:proofErr w:type="gramStart"/>
       <w:r>
         <w:rPr>
           <w:rFonts w:ascii="jf-openhuninn-2.0" w:eastAsia="jf-openhuninn-2.0" w:hAnsi="jf-openhuninn-2.0"/>
           <w:szCs w:val="24"/>
           <w:lang w:eastAsia="ja-JP"/>
         </w:rPr>
+        <w:t>`.`</w:t>
+      </w:r>
+      <w:proofErr w:type="gramEnd"/>
+      <w:r>
+        <w:rPr>
+          <w:rFonts w:ascii="jf-openhuninn-2.0" w:eastAsia="jf-openhuninn-2.0" w:hAnsi="jf-openhuninn-2.0"/>
+          <w:szCs w:val="24"/>
+          <w:lang w:eastAsia="ja-JP"/>
+        </w:rPr>
+        <w:t>Booking</w:t>
+      </w:r>
+      <w:proofErr w:type="spellEnd"/>
+      <w:r>
+        <w:rPr>
+          <w:rFonts w:ascii="jf-openhuninn-2.0" w:eastAsia="jf-openhuninn-2.0" w:hAnsi="jf-openhuninn-2.0"/>
+          <w:szCs w:val="24"/>
+          <w:lang w:eastAsia="ja-JP"/>
+        </w:rPr>
         <w:t>` (</w:t>
       </w:r>
     </w:p>
@@ -9197,23 +10204,41 @@
           <w:szCs w:val="24"/>
           <w:lang w:eastAsia="ja-JP"/>
         </w:rPr>
-        <w:t>` CHAR(12) NOT NULL,</w:t>
-      </w:r>
-    </w:p>
-    <w:p>
-      <w:pPr>
+        <w:t xml:space="preserve">` </w:t>
+      </w:r>
+      <w:proofErr w:type="gramStart"/>
+      <w:r>
         <w:rPr>
           <w:rFonts w:ascii="jf-openhuninn-2.0" w:eastAsia="jf-openhuninn-2.0" w:hAnsi="jf-openhuninn-2.0"/>
           <w:szCs w:val="24"/>
           <w:lang w:eastAsia="ja-JP"/>
         </w:rPr>
-      </w:pPr>
+        <w:t>CHAR(</w:t>
+      </w:r>
+      <w:proofErr w:type="gramEnd"/>
       <w:r>
         <w:rPr>
           <w:rFonts w:ascii="jf-openhuninn-2.0" w:eastAsia="jf-openhuninn-2.0" w:hAnsi="jf-openhuninn-2.0"/>
           <w:szCs w:val="24"/>
           <w:lang w:eastAsia="ja-JP"/>
         </w:rPr>
+        <w:t>12) NOT NULL,</w:t>
+      </w:r>
+    </w:p>
+    <w:p>
+      <w:pPr>
+        <w:rPr>
+          <w:rFonts w:ascii="jf-openhuninn-2.0" w:eastAsia="jf-openhuninn-2.0" w:hAnsi="jf-openhuninn-2.0"/>
+          <w:szCs w:val="24"/>
+          <w:lang w:eastAsia="ja-JP"/>
+        </w:rPr>
+      </w:pPr>
+      <w:r>
+        <w:rPr>
+          <w:rFonts w:ascii="jf-openhuninn-2.0" w:eastAsia="jf-openhuninn-2.0" w:hAnsi="jf-openhuninn-2.0"/>
+          <w:szCs w:val="24"/>
+          <w:lang w:eastAsia="ja-JP"/>
+        </w:rPr>
         <w:t>`</w:t>
       </w:r>
       <w:proofErr w:type="spellStart"/>
@@ -9232,23 +10257,41 @@
           <w:szCs w:val="24"/>
           <w:lang w:eastAsia="ja-JP"/>
         </w:rPr>
-        <w:t xml:space="preserve">` CHAR(12) NOT NULL, </w:t>
-      </w:r>
-    </w:p>
-    <w:p>
-      <w:pPr>
+        <w:t xml:space="preserve">` </w:t>
+      </w:r>
+      <w:proofErr w:type="gramStart"/>
+      <w:r>
         <w:rPr>
           <w:rFonts w:ascii="jf-openhuninn-2.0" w:eastAsia="jf-openhuninn-2.0" w:hAnsi="jf-openhuninn-2.0"/>
           <w:szCs w:val="24"/>
           <w:lang w:eastAsia="ja-JP"/>
         </w:rPr>
-      </w:pPr>
+        <w:t>CHAR(</w:t>
+      </w:r>
+      <w:proofErr w:type="gramEnd"/>
       <w:r>
         <w:rPr>
           <w:rFonts w:ascii="jf-openhuninn-2.0" w:eastAsia="jf-openhuninn-2.0" w:hAnsi="jf-openhuninn-2.0"/>
           <w:szCs w:val="24"/>
           <w:lang w:eastAsia="ja-JP"/>
         </w:rPr>
+        <w:t xml:space="preserve">12) NOT NULL, </w:t>
+      </w:r>
+    </w:p>
+    <w:p>
+      <w:pPr>
+        <w:rPr>
+          <w:rFonts w:ascii="jf-openhuninn-2.0" w:eastAsia="jf-openhuninn-2.0" w:hAnsi="jf-openhuninn-2.0"/>
+          <w:szCs w:val="24"/>
+          <w:lang w:eastAsia="ja-JP"/>
+        </w:rPr>
+      </w:pPr>
+      <w:r>
+        <w:rPr>
+          <w:rFonts w:ascii="jf-openhuninn-2.0" w:eastAsia="jf-openhuninn-2.0" w:hAnsi="jf-openhuninn-2.0"/>
+          <w:szCs w:val="24"/>
+          <w:lang w:eastAsia="ja-JP"/>
+        </w:rPr>
         <w:t>`</w:t>
       </w:r>
       <w:proofErr w:type="spellStart"/>
@@ -9267,23 +10310,41 @@
           <w:szCs w:val="24"/>
           <w:lang w:eastAsia="ja-JP"/>
         </w:rPr>
-        <w:t xml:space="preserve">` CHAR(12) NOT NULL, </w:t>
-      </w:r>
-    </w:p>
-    <w:p>
-      <w:pPr>
+        <w:t xml:space="preserve">` </w:t>
+      </w:r>
+      <w:proofErr w:type="gramStart"/>
+      <w:r>
         <w:rPr>
           <w:rFonts w:ascii="jf-openhuninn-2.0" w:eastAsia="jf-openhuninn-2.0" w:hAnsi="jf-openhuninn-2.0"/>
           <w:szCs w:val="24"/>
           <w:lang w:eastAsia="ja-JP"/>
         </w:rPr>
-      </w:pPr>
+        <w:t>CHAR(</w:t>
+      </w:r>
+      <w:proofErr w:type="gramEnd"/>
       <w:r>
         <w:rPr>
           <w:rFonts w:ascii="jf-openhuninn-2.0" w:eastAsia="jf-openhuninn-2.0" w:hAnsi="jf-openhuninn-2.0"/>
           <w:szCs w:val="24"/>
           <w:lang w:eastAsia="ja-JP"/>
         </w:rPr>
+        <w:t xml:space="preserve">12) NOT NULL, </w:t>
+      </w:r>
+    </w:p>
+    <w:p>
+      <w:pPr>
+        <w:rPr>
+          <w:rFonts w:ascii="jf-openhuninn-2.0" w:eastAsia="jf-openhuninn-2.0" w:hAnsi="jf-openhuninn-2.0"/>
+          <w:szCs w:val="24"/>
+          <w:lang w:eastAsia="ja-JP"/>
+        </w:rPr>
+      </w:pPr>
+      <w:r>
+        <w:rPr>
+          <w:rFonts w:ascii="jf-openhuninn-2.0" w:eastAsia="jf-openhuninn-2.0" w:hAnsi="jf-openhuninn-2.0"/>
+          <w:szCs w:val="24"/>
+          <w:lang w:eastAsia="ja-JP"/>
+        </w:rPr>
         <w:t>`</w:t>
       </w:r>
       <w:proofErr w:type="spellStart"/>
@@ -9302,15 +10363,33 @@
           <w:szCs w:val="24"/>
           <w:lang w:eastAsia="ja-JP"/>
         </w:rPr>
-        <w:t>` ENUM('Pending', 'Confirmed', 'Completed', 'Cancelled', 'Expired', '</w:t>
-      </w:r>
-      <w:proofErr w:type="spellStart"/>
+        <w:t xml:space="preserve">` </w:t>
+      </w:r>
+      <w:proofErr w:type="gramStart"/>
       <w:r>
         <w:rPr>
           <w:rFonts w:ascii="jf-openhuninn-2.0" w:eastAsia="jf-openhuninn-2.0" w:hAnsi="jf-openhuninn-2.0"/>
           <w:szCs w:val="24"/>
           <w:lang w:eastAsia="ja-JP"/>
         </w:rPr>
+        <w:t>ENUM(</w:t>
+      </w:r>
+      <w:proofErr w:type="gramEnd"/>
+      <w:r>
+        <w:rPr>
+          <w:rFonts w:ascii="jf-openhuninn-2.0" w:eastAsia="jf-openhuninn-2.0" w:hAnsi="jf-openhuninn-2.0"/>
+          <w:szCs w:val="24"/>
+          <w:lang w:eastAsia="ja-JP"/>
+        </w:rPr>
+        <w:t>'Pending', 'Confirmed', 'Completed', 'Cancelled', 'Expired', '</w:t>
+      </w:r>
+      <w:proofErr w:type="spellStart"/>
+      <w:r>
+        <w:rPr>
+          <w:rFonts w:ascii="jf-openhuninn-2.0" w:eastAsia="jf-openhuninn-2.0" w:hAnsi="jf-openhuninn-2.0"/>
+          <w:szCs w:val="24"/>
+          <w:lang w:eastAsia="ja-JP"/>
+        </w:rPr>
         <w:t>In_Dispute</w:t>
       </w:r>
       <w:proofErr w:type="spellEnd"/>
@@ -9425,23 +10504,41 @@
           <w:szCs w:val="24"/>
           <w:lang w:eastAsia="ja-JP"/>
         </w:rPr>
-        <w:t>` VARCHAR(255) DEFAULT NULL,</w:t>
-      </w:r>
-    </w:p>
-    <w:p>
-      <w:pPr>
+        <w:t xml:space="preserve">` </w:t>
+      </w:r>
+      <w:proofErr w:type="gramStart"/>
+      <w:r>
         <w:rPr>
           <w:rFonts w:ascii="jf-openhuninn-2.0" w:eastAsia="jf-openhuninn-2.0" w:hAnsi="jf-openhuninn-2.0"/>
           <w:szCs w:val="24"/>
           <w:lang w:eastAsia="ja-JP"/>
         </w:rPr>
-      </w:pPr>
+        <w:t>VARCHAR(</w:t>
+      </w:r>
+      <w:proofErr w:type="gramEnd"/>
       <w:r>
         <w:rPr>
           <w:rFonts w:ascii="jf-openhuninn-2.0" w:eastAsia="jf-openhuninn-2.0" w:hAnsi="jf-openhuninn-2.0"/>
           <w:szCs w:val="24"/>
           <w:lang w:eastAsia="ja-JP"/>
         </w:rPr>
+        <w:t>255) DEFAULT NULL,</w:t>
+      </w:r>
+    </w:p>
+    <w:p>
+      <w:pPr>
+        <w:rPr>
+          <w:rFonts w:ascii="jf-openhuninn-2.0" w:eastAsia="jf-openhuninn-2.0" w:hAnsi="jf-openhuninn-2.0"/>
+          <w:szCs w:val="24"/>
+          <w:lang w:eastAsia="ja-JP"/>
+        </w:rPr>
+      </w:pPr>
+      <w:r>
+        <w:rPr>
+          <w:rFonts w:ascii="jf-openhuninn-2.0" w:eastAsia="jf-openhuninn-2.0" w:hAnsi="jf-openhuninn-2.0"/>
+          <w:szCs w:val="24"/>
+          <w:lang w:eastAsia="ja-JP"/>
+        </w:rPr>
         <w:t>`</w:t>
       </w:r>
       <w:proofErr w:type="spellStart"/>
@@ -9460,50 +10557,387 @@
           <w:szCs w:val="24"/>
           <w:lang w:eastAsia="ja-JP"/>
         </w:rPr>
-        <w:t xml:space="preserve">` DATETIME NOT NULL DEFAULT </w:t>
-      </w:r>
-      <w:proofErr w:type="spellStart"/>
-      <w:r>
+        <w:t>` DATETIME NOT NULL DEFAULT CURRENT_TIMESTAMP,</w:t>
+      </w:r>
+    </w:p>
+    <w:p>
+      <w:pPr>
         <w:rPr>
           <w:rFonts w:ascii="jf-openhuninn-2.0" w:eastAsia="jf-openhuninn-2.0" w:hAnsi="jf-openhuninn-2.0"/>
           <w:szCs w:val="24"/>
           <w:lang w:eastAsia="ja-JP"/>
         </w:rPr>
-        <w:t>CURRENT_TIMESTAMP</w:t>
-      </w:r>
-      <w:proofErr w:type="spellEnd"/>
+      </w:pPr>
       <w:r>
         <w:rPr>
           <w:rFonts w:ascii="jf-openhuninn-2.0" w:eastAsia="jf-openhuninn-2.0" w:hAnsi="jf-openhuninn-2.0"/>
           <w:szCs w:val="24"/>
           <w:lang w:eastAsia="ja-JP"/>
         </w:rPr>
-        <w:t>,</w:t>
-      </w:r>
-    </w:p>
-    <w:p>
-      <w:pPr>
+        <w:t>`</w:t>
+      </w:r>
+      <w:proofErr w:type="spellStart"/>
+      <w:r>
         <w:rPr>
           <w:rFonts w:ascii="jf-openhuninn-2.0" w:eastAsia="jf-openhuninn-2.0" w:hAnsi="jf-openhuninn-2.0"/>
           <w:szCs w:val="24"/>
           <w:lang w:eastAsia="ja-JP"/>
         </w:rPr>
-      </w:pPr>
+        <w:t>FaultyUserID</w:t>
+      </w:r>
+      <w:proofErr w:type="spellEnd"/>
       <w:r>
         <w:rPr>
           <w:rFonts w:ascii="jf-openhuninn-2.0" w:eastAsia="jf-openhuninn-2.0" w:hAnsi="jf-openhuninn-2.0"/>
           <w:szCs w:val="24"/>
           <w:lang w:eastAsia="ja-JP"/>
         </w:rPr>
-        <w:t>`</w:t>
-      </w:r>
-      <w:proofErr w:type="spellStart"/>
+        <w:t xml:space="preserve">` </w:t>
+      </w:r>
+      <w:proofErr w:type="gramStart"/>
       <w:r>
         <w:rPr>
           <w:rFonts w:ascii="jf-openhuninn-2.0" w:eastAsia="jf-openhuninn-2.0" w:hAnsi="jf-openhuninn-2.0"/>
           <w:szCs w:val="24"/>
           <w:lang w:eastAsia="ja-JP"/>
         </w:rPr>
+        <w:t>CHAR(</w:t>
+      </w:r>
+      <w:proofErr w:type="gramEnd"/>
+      <w:r>
+        <w:rPr>
+          <w:rFonts w:ascii="jf-openhuninn-2.0" w:eastAsia="jf-openhuninn-2.0" w:hAnsi="jf-openhuninn-2.0"/>
+          <w:szCs w:val="24"/>
+          <w:lang w:eastAsia="ja-JP"/>
+        </w:rPr>
+        <w:t>12) DEFAULT NULL,</w:t>
+      </w:r>
+    </w:p>
+    <w:p>
+      <w:pPr>
+        <w:rPr>
+          <w:rFonts w:ascii="jf-openhuninn-2.0" w:eastAsia="jf-openhuninn-2.0" w:hAnsi="jf-openhuninn-2.0"/>
+          <w:szCs w:val="24"/>
+          <w:lang w:eastAsia="ja-JP"/>
+        </w:rPr>
+      </w:pPr>
+      <w:r>
+        <w:rPr>
+          <w:rFonts w:ascii="jf-openhuninn-2.0" w:eastAsia="jf-openhuninn-2.0" w:hAnsi="jf-openhuninn-2.0"/>
+          <w:szCs w:val="24"/>
+          <w:lang w:eastAsia="ja-JP"/>
+        </w:rPr>
+        <w:t>PRIMARY KEY (`</w:t>
+      </w:r>
+      <w:proofErr w:type="spellStart"/>
+      <w:r>
+        <w:rPr>
+          <w:rFonts w:ascii="jf-openhuninn-2.0" w:eastAsia="jf-openhuninn-2.0" w:hAnsi="jf-openhuninn-2.0"/>
+          <w:szCs w:val="24"/>
+          <w:lang w:eastAsia="ja-JP"/>
+        </w:rPr>
+        <w:t>BookingID</w:t>
+      </w:r>
+      <w:proofErr w:type="spellEnd"/>
+      <w:r>
+        <w:rPr>
+          <w:rFonts w:ascii="jf-openhuninn-2.0" w:eastAsia="jf-openhuninn-2.0" w:hAnsi="jf-openhuninn-2.0"/>
+          <w:szCs w:val="24"/>
+          <w:lang w:eastAsia="ja-JP"/>
+        </w:rPr>
+        <w:t>`),</w:t>
+      </w:r>
+    </w:p>
+    <w:p>
+      <w:pPr>
+        <w:rPr>
+          <w:rFonts w:ascii="jf-openhuninn-2.0" w:eastAsia="jf-openhuninn-2.0" w:hAnsi="jf-openhuninn-2.0"/>
+          <w:szCs w:val="24"/>
+          <w:lang w:eastAsia="ja-JP"/>
+        </w:rPr>
+      </w:pPr>
+      <w:r>
+        <w:rPr>
+          <w:rFonts w:ascii="jf-openhuninn-2.0" w:eastAsia="jf-openhuninn-2.0" w:hAnsi="jf-openhuninn-2.0"/>
+          <w:szCs w:val="24"/>
+          <w:lang w:eastAsia="ja-JP"/>
+        </w:rPr>
+        <w:t>CONSTRAINT `</w:t>
+      </w:r>
+      <w:proofErr w:type="spellStart"/>
+      <w:r>
+        <w:rPr>
+          <w:rFonts w:ascii="jf-openhuninn-2.0" w:eastAsia="jf-openhuninn-2.0" w:hAnsi="jf-openhuninn-2.0"/>
+          <w:szCs w:val="24"/>
+          <w:lang w:eastAsia="ja-JP"/>
+        </w:rPr>
+        <w:t>fk_booking_property</w:t>
+      </w:r>
+      <w:proofErr w:type="spellEnd"/>
+      <w:r>
+        <w:rPr>
+          <w:rFonts w:ascii="jf-openhuninn-2.0" w:eastAsia="jf-openhuninn-2.0" w:hAnsi="jf-openhuninn-2.0"/>
+          <w:szCs w:val="24"/>
+          <w:lang w:eastAsia="ja-JP"/>
+        </w:rPr>
+        <w:t>` FOREIGN KEY (`</w:t>
+      </w:r>
+      <w:proofErr w:type="spellStart"/>
+      <w:r>
+        <w:rPr>
+          <w:rFonts w:ascii="jf-openhuninn-2.0" w:eastAsia="jf-openhuninn-2.0" w:hAnsi="jf-openhuninn-2.0"/>
+          <w:szCs w:val="24"/>
+          <w:lang w:eastAsia="ja-JP"/>
+        </w:rPr>
+        <w:t>PropertyID</w:t>
+      </w:r>
+      <w:proofErr w:type="spellEnd"/>
+      <w:r>
+        <w:rPr>
+          <w:rFonts w:ascii="jf-openhuninn-2.0" w:eastAsia="jf-openhuninn-2.0" w:hAnsi="jf-openhuninn-2.0"/>
+          <w:szCs w:val="24"/>
+          <w:lang w:eastAsia="ja-JP"/>
+        </w:rPr>
+        <w:t xml:space="preserve">`) </w:t>
+      </w:r>
+    </w:p>
+    <w:p>
+      <w:pPr>
+        <w:rPr>
+          <w:rFonts w:ascii="jf-openhuninn-2.0" w:eastAsia="jf-openhuninn-2.0" w:hAnsi="jf-openhuninn-2.0"/>
+          <w:szCs w:val="24"/>
+          <w:lang w:eastAsia="ja-JP"/>
+        </w:rPr>
+      </w:pPr>
+      <w:r>
+        <w:rPr>
+          <w:rFonts w:ascii="jf-openhuninn-2.0" w:eastAsia="jf-openhuninn-2.0" w:hAnsi="jf-openhuninn-2.0"/>
+          <w:szCs w:val="24"/>
+          <w:lang w:eastAsia="ja-JP"/>
+        </w:rPr>
+        <w:t>REFERENCES `</w:t>
+      </w:r>
+      <w:proofErr w:type="spellStart"/>
+      <w:r>
+        <w:rPr>
+          <w:rFonts w:ascii="jf-openhuninn-2.0" w:eastAsia="jf-openhuninn-2.0" w:hAnsi="jf-openhuninn-2.0"/>
+          <w:szCs w:val="24"/>
+          <w:lang w:eastAsia="ja-JP"/>
+        </w:rPr>
+        <w:t>rent_house</w:t>
+      </w:r>
+      <w:proofErr w:type="gramStart"/>
+      <w:r>
+        <w:rPr>
+          <w:rFonts w:ascii="jf-openhuninn-2.0" w:eastAsia="jf-openhuninn-2.0" w:hAnsi="jf-openhuninn-2.0"/>
+          <w:szCs w:val="24"/>
+          <w:lang w:eastAsia="ja-JP"/>
+        </w:rPr>
+        <w:t>`.`</w:t>
+      </w:r>
+      <w:proofErr w:type="gramEnd"/>
+      <w:r>
+        <w:rPr>
+          <w:rFonts w:ascii="jf-openhuninn-2.0" w:eastAsia="jf-openhuninn-2.0" w:hAnsi="jf-openhuninn-2.0"/>
+          <w:szCs w:val="24"/>
+          <w:lang w:eastAsia="ja-JP"/>
+        </w:rPr>
+        <w:t>Property</w:t>
+      </w:r>
+      <w:proofErr w:type="spellEnd"/>
+      <w:r>
+        <w:rPr>
+          <w:rFonts w:ascii="jf-openhuninn-2.0" w:eastAsia="jf-openhuninn-2.0" w:hAnsi="jf-openhuninn-2.0"/>
+          <w:szCs w:val="24"/>
+          <w:lang w:eastAsia="ja-JP"/>
+        </w:rPr>
+        <w:t>` (`</w:t>
+      </w:r>
+      <w:proofErr w:type="spellStart"/>
+      <w:r>
+        <w:rPr>
+          <w:rFonts w:ascii="jf-openhuninn-2.0" w:eastAsia="jf-openhuninn-2.0" w:hAnsi="jf-openhuninn-2.0"/>
+          <w:szCs w:val="24"/>
+          <w:lang w:eastAsia="ja-JP"/>
+        </w:rPr>
+        <w:t>PropertyID</w:t>
+      </w:r>
+      <w:proofErr w:type="spellEnd"/>
+      <w:r>
+        <w:rPr>
+          <w:rFonts w:ascii="jf-openhuninn-2.0" w:eastAsia="jf-openhuninn-2.0" w:hAnsi="jf-openhuninn-2.0"/>
+          <w:szCs w:val="24"/>
+          <w:lang w:eastAsia="ja-JP"/>
+        </w:rPr>
+        <w:t>`) ON DELETE RESTRICT ON UPDATE CASCADE,</w:t>
+      </w:r>
+    </w:p>
+    <w:p>
+      <w:pPr>
+        <w:rPr>
+          <w:rFonts w:ascii="jf-openhuninn-2.0" w:eastAsia="jf-openhuninn-2.0" w:hAnsi="jf-openhuninn-2.0"/>
+          <w:szCs w:val="24"/>
+          <w:lang w:eastAsia="ja-JP"/>
+        </w:rPr>
+      </w:pPr>
+      <w:r>
+        <w:rPr>
+          <w:rFonts w:ascii="jf-openhuninn-2.0" w:eastAsia="jf-openhuninn-2.0" w:hAnsi="jf-openhuninn-2.0"/>
+          <w:szCs w:val="24"/>
+          <w:lang w:eastAsia="ja-JP"/>
+        </w:rPr>
+        <w:lastRenderedPageBreak/>
+        <w:t>CONSTRAINT `</w:t>
+      </w:r>
+      <w:proofErr w:type="spellStart"/>
+      <w:r>
+        <w:rPr>
+          <w:rFonts w:ascii="jf-openhuninn-2.0" w:eastAsia="jf-openhuninn-2.0" w:hAnsi="jf-openhuninn-2.0"/>
+          <w:szCs w:val="24"/>
+          <w:lang w:eastAsia="ja-JP"/>
+        </w:rPr>
+        <w:t>fk_booking_tenant</w:t>
+      </w:r>
+      <w:proofErr w:type="spellEnd"/>
+      <w:r>
+        <w:rPr>
+          <w:rFonts w:ascii="jf-openhuninn-2.0" w:eastAsia="jf-openhuninn-2.0" w:hAnsi="jf-openhuninn-2.0"/>
+          <w:szCs w:val="24"/>
+          <w:lang w:eastAsia="ja-JP"/>
+        </w:rPr>
+        <w:t>` FOREIGN KEY (`</w:t>
+      </w:r>
+      <w:proofErr w:type="spellStart"/>
+      <w:r>
+        <w:rPr>
+          <w:rFonts w:ascii="jf-openhuninn-2.0" w:eastAsia="jf-openhuninn-2.0" w:hAnsi="jf-openhuninn-2.0"/>
+          <w:szCs w:val="24"/>
+          <w:lang w:eastAsia="ja-JP"/>
+        </w:rPr>
+        <w:t>TenantID</w:t>
+      </w:r>
+      <w:proofErr w:type="spellEnd"/>
+      <w:r>
+        <w:rPr>
+          <w:rFonts w:ascii="jf-openhuninn-2.0" w:eastAsia="jf-openhuninn-2.0" w:hAnsi="jf-openhuninn-2.0"/>
+          <w:szCs w:val="24"/>
+          <w:lang w:eastAsia="ja-JP"/>
+        </w:rPr>
+        <w:t xml:space="preserve">`) </w:t>
+      </w:r>
+    </w:p>
+    <w:p>
+      <w:pPr>
+        <w:rPr>
+          <w:rFonts w:ascii="jf-openhuninn-2.0" w:eastAsia="jf-openhuninn-2.0" w:hAnsi="jf-openhuninn-2.0"/>
+          <w:szCs w:val="24"/>
+          <w:lang w:eastAsia="ja-JP"/>
+        </w:rPr>
+      </w:pPr>
+      <w:r>
+        <w:rPr>
+          <w:rFonts w:ascii="jf-openhuninn-2.0" w:eastAsia="jf-openhuninn-2.0" w:hAnsi="jf-openhuninn-2.0"/>
+          <w:szCs w:val="24"/>
+          <w:lang w:eastAsia="ja-JP"/>
+        </w:rPr>
+        <w:t>REFERENCES `</w:t>
+      </w:r>
+      <w:proofErr w:type="spellStart"/>
+      <w:r>
+        <w:rPr>
+          <w:rFonts w:ascii="jf-openhuninn-2.0" w:eastAsia="jf-openhuninn-2.0" w:hAnsi="jf-openhuninn-2.0"/>
+          <w:szCs w:val="24"/>
+          <w:lang w:eastAsia="ja-JP"/>
+        </w:rPr>
+        <w:t>rent_house</w:t>
+      </w:r>
+      <w:proofErr w:type="gramStart"/>
+      <w:r>
+        <w:rPr>
+          <w:rFonts w:ascii="jf-openhuninn-2.0" w:eastAsia="jf-openhuninn-2.0" w:hAnsi="jf-openhuninn-2.0"/>
+          <w:szCs w:val="24"/>
+          <w:lang w:eastAsia="ja-JP"/>
+        </w:rPr>
+        <w:t>`.`</w:t>
+      </w:r>
+      <w:proofErr w:type="gramEnd"/>
+      <w:r>
+        <w:rPr>
+          <w:rFonts w:ascii="jf-openhuninn-2.0" w:eastAsia="jf-openhuninn-2.0" w:hAnsi="jf-openhuninn-2.0"/>
+          <w:szCs w:val="24"/>
+          <w:lang w:eastAsia="ja-JP"/>
+        </w:rPr>
+        <w:t>Tenant</w:t>
+      </w:r>
+      <w:proofErr w:type="spellEnd"/>
+      <w:r>
+        <w:rPr>
+          <w:rFonts w:ascii="jf-openhuninn-2.0" w:eastAsia="jf-openhuninn-2.0" w:hAnsi="jf-openhuninn-2.0"/>
+          <w:szCs w:val="24"/>
+          <w:lang w:eastAsia="ja-JP"/>
+        </w:rPr>
+        <w:t>` (`</w:t>
+      </w:r>
+      <w:proofErr w:type="spellStart"/>
+      <w:r>
+        <w:rPr>
+          <w:rFonts w:ascii="jf-openhuninn-2.0" w:eastAsia="jf-openhuninn-2.0" w:hAnsi="jf-openhuninn-2.0"/>
+          <w:szCs w:val="24"/>
+          <w:lang w:eastAsia="ja-JP"/>
+        </w:rPr>
+        <w:t>TenantID</w:t>
+      </w:r>
+      <w:proofErr w:type="spellEnd"/>
+      <w:r>
+        <w:rPr>
+          <w:rFonts w:ascii="jf-openhuninn-2.0" w:eastAsia="jf-openhuninn-2.0" w:hAnsi="jf-openhuninn-2.0"/>
+          <w:szCs w:val="24"/>
+          <w:lang w:eastAsia="ja-JP"/>
+        </w:rPr>
+        <w:t>`) ON DELETE RESTRICT ON UPDATE CASCADE,</w:t>
+      </w:r>
+    </w:p>
+    <w:p>
+      <w:pPr>
+        <w:rPr>
+          <w:rFonts w:ascii="jf-openhuninn-2.0" w:eastAsia="jf-openhuninn-2.0" w:hAnsi="jf-openhuninn-2.0"/>
+          <w:szCs w:val="24"/>
+          <w:lang w:eastAsia="ja-JP"/>
+        </w:rPr>
+      </w:pPr>
+      <w:r>
+        <w:rPr>
+          <w:rFonts w:ascii="jf-openhuninn-2.0" w:eastAsia="jf-openhuninn-2.0" w:hAnsi="jf-openhuninn-2.0"/>
+          <w:szCs w:val="24"/>
+          <w:lang w:eastAsia="ja-JP"/>
+        </w:rPr>
+        <w:t>CONSTRAINT `</w:t>
+      </w:r>
+      <w:proofErr w:type="spellStart"/>
+      <w:r>
+        <w:rPr>
+          <w:rFonts w:ascii="jf-openhuninn-2.0" w:eastAsia="jf-openhuninn-2.0" w:hAnsi="jf-openhuninn-2.0"/>
+          <w:szCs w:val="24"/>
+          <w:lang w:eastAsia="ja-JP"/>
+        </w:rPr>
+        <w:t>fk_booking_faulty_user</w:t>
+      </w:r>
+      <w:proofErr w:type="spellEnd"/>
+      <w:r>
+        <w:rPr>
+          <w:rFonts w:ascii="jf-openhuninn-2.0" w:eastAsia="jf-openhuninn-2.0" w:hAnsi="jf-openhuninn-2.0"/>
+          <w:szCs w:val="24"/>
+          <w:lang w:eastAsia="ja-JP"/>
+        </w:rPr>
+        <w:t>` FOREIGN KEY (`</w:t>
+      </w:r>
+      <w:proofErr w:type="spellStart"/>
+      <w:r>
+        <w:rPr>
+          <w:rFonts w:ascii="jf-openhuninn-2.0" w:eastAsia="jf-openhuninn-2.0" w:hAnsi="jf-openhuninn-2.0"/>
+          <w:szCs w:val="24"/>
+          <w:lang w:eastAsia="ja-JP"/>
+        </w:rPr>
         <w:t>FaultyUserID</w:t>
       </w:r>
       <w:proofErr w:type="spellEnd"/>
@@ -9513,7 +10947,7 @@
           <w:szCs w:val="24"/>
           <w:lang w:eastAsia="ja-JP"/>
         </w:rPr>
-        <w:t>` CHAR(12) DEFAULT NULL,</w:t>
+        <w:t xml:space="preserve">`) </w:t>
       </w:r>
     </w:p>
     <w:p>
@@ -9530,7 +10964,7 @@
           <w:szCs w:val="24"/>
           <w:lang w:eastAsia="ja-JP"/>
         </w:rPr>
-        <w:t>PRIMARY KEY (`</w:t>
+        <w:t>REFERENCES `</w:t>
       </w:r>
       <w:proofErr w:type="spellStart"/>
       <w:r>
@@ -9539,6 +10973,95 @@
           <w:szCs w:val="24"/>
           <w:lang w:eastAsia="ja-JP"/>
         </w:rPr>
+        <w:t>rent_house</w:t>
+      </w:r>
+      <w:proofErr w:type="gramStart"/>
+      <w:r>
+        <w:rPr>
+          <w:rFonts w:ascii="jf-openhuninn-2.0" w:eastAsia="jf-openhuninn-2.0" w:hAnsi="jf-openhuninn-2.0"/>
+          <w:szCs w:val="24"/>
+          <w:lang w:eastAsia="ja-JP"/>
+        </w:rPr>
+        <w:t>`.`</w:t>
+      </w:r>
+      <w:proofErr w:type="gramEnd"/>
+      <w:r>
+        <w:rPr>
+          <w:rFonts w:ascii="jf-openhuninn-2.0" w:eastAsia="jf-openhuninn-2.0" w:hAnsi="jf-openhuninn-2.0"/>
+          <w:szCs w:val="24"/>
+          <w:lang w:eastAsia="ja-JP"/>
+        </w:rPr>
+        <w:t>User</w:t>
+      </w:r>
+      <w:proofErr w:type="spellEnd"/>
+      <w:r>
+        <w:rPr>
+          <w:rFonts w:ascii="jf-openhuninn-2.0" w:eastAsia="jf-openhuninn-2.0" w:hAnsi="jf-openhuninn-2.0"/>
+          <w:szCs w:val="24"/>
+          <w:lang w:eastAsia="ja-JP"/>
+        </w:rPr>
+        <w:t>` (`</w:t>
+      </w:r>
+      <w:proofErr w:type="spellStart"/>
+      <w:r>
+        <w:rPr>
+          <w:rFonts w:ascii="jf-openhuninn-2.0" w:eastAsia="jf-openhuninn-2.0" w:hAnsi="jf-openhuninn-2.0"/>
+          <w:szCs w:val="24"/>
+          <w:lang w:eastAsia="ja-JP"/>
+        </w:rPr>
+        <w:t>UserID</w:t>
+      </w:r>
+      <w:proofErr w:type="spellEnd"/>
+      <w:r>
+        <w:rPr>
+          <w:rFonts w:ascii="jf-openhuninn-2.0" w:eastAsia="jf-openhuninn-2.0" w:hAnsi="jf-openhuninn-2.0"/>
+          <w:szCs w:val="24"/>
+          <w:lang w:eastAsia="ja-JP"/>
+        </w:rPr>
+        <w:t>`) ON DELETE RESTRICT ON UPDATE CASCADE,</w:t>
+      </w:r>
+    </w:p>
+    <w:p>
+      <w:pPr>
+        <w:rPr>
+          <w:rFonts w:ascii="jf-openhuninn-2.0" w:eastAsia="jf-openhuninn-2.0" w:hAnsi="jf-openhuninn-2.0"/>
+          <w:szCs w:val="24"/>
+          <w:lang w:eastAsia="ja-JP"/>
+        </w:rPr>
+      </w:pPr>
+      <w:r>
+        <w:rPr>
+          <w:rFonts w:ascii="jf-openhuninn-2.0" w:eastAsia="jf-openhuninn-2.0" w:hAnsi="jf-openhuninn-2.0"/>
+          <w:szCs w:val="24"/>
+          <w:lang w:eastAsia="ja-JP"/>
+        </w:rPr>
+        <w:t>CONSTRAINT `</w:t>
+      </w:r>
+      <w:proofErr w:type="spellStart"/>
+      <w:r>
+        <w:rPr>
+          <w:rFonts w:ascii="jf-openhuninn-2.0" w:eastAsia="jf-openhuninn-2.0" w:hAnsi="jf-openhuninn-2.0"/>
+          <w:szCs w:val="24"/>
+          <w:lang w:eastAsia="ja-JP"/>
+        </w:rPr>
+        <w:t>chk_booking_id_format</w:t>
+      </w:r>
+      <w:proofErr w:type="spellEnd"/>
+      <w:r>
+        <w:rPr>
+          <w:rFonts w:ascii="jf-openhuninn-2.0" w:eastAsia="jf-openhuninn-2.0" w:hAnsi="jf-openhuninn-2.0"/>
+          <w:szCs w:val="24"/>
+          <w:lang w:eastAsia="ja-JP"/>
+        </w:rPr>
+        <w:t>` CHECK (`</w:t>
+      </w:r>
+      <w:proofErr w:type="spellStart"/>
+      <w:r>
+        <w:rPr>
+          <w:rFonts w:ascii="jf-openhuninn-2.0" w:eastAsia="jf-openhuninn-2.0" w:hAnsi="jf-openhuninn-2.0"/>
+          <w:szCs w:val="24"/>
+          <w:lang w:eastAsia="ja-JP"/>
+        </w:rPr>
         <w:t>BookingID</w:t>
       </w:r>
       <w:proofErr w:type="spellEnd"/>
@@ -9548,42 +11071,42 @@
           <w:szCs w:val="24"/>
           <w:lang w:eastAsia="ja-JP"/>
         </w:rPr>
-        <w:t>`),</w:t>
-      </w:r>
-    </w:p>
-    <w:p>
-      <w:pPr>
+        <w:t>` REGEXP '^B</w:t>
+      </w:r>
+      <w:proofErr w:type="gramStart"/>
+      <w:r>
         <w:rPr>
           <w:rFonts w:ascii="jf-openhuninn-2.0" w:eastAsia="jf-openhuninn-2.0" w:hAnsi="jf-openhuninn-2.0"/>
           <w:szCs w:val="24"/>
           <w:lang w:eastAsia="ja-JP"/>
         </w:rPr>
-      </w:pPr>
+        <w:t>-[</w:t>
+      </w:r>
+      <w:proofErr w:type="gramEnd"/>
       <w:r>
         <w:rPr>
           <w:rFonts w:ascii="jf-openhuninn-2.0" w:eastAsia="jf-openhuninn-2.0" w:hAnsi="jf-openhuninn-2.0"/>
           <w:szCs w:val="24"/>
           <w:lang w:eastAsia="ja-JP"/>
         </w:rPr>
-        <w:t>CONSTRAINT `</w:t>
-      </w:r>
-      <w:proofErr w:type="spellStart"/>
-      <w:r>
+        <w:t>2-9][0-9]{3}-[0-9]{5}$')</w:t>
+      </w:r>
+    </w:p>
+    <w:p>
+      <w:pPr>
         <w:rPr>
           <w:rFonts w:ascii="jf-openhuninn-2.0" w:eastAsia="jf-openhuninn-2.0" w:hAnsi="jf-openhuninn-2.0"/>
           <w:szCs w:val="24"/>
           <w:lang w:eastAsia="ja-JP"/>
         </w:rPr>
-        <w:t>fk_booking_property</w:t>
-      </w:r>
-      <w:proofErr w:type="spellEnd"/>
+      </w:pPr>
       <w:r>
         <w:rPr>
           <w:rFonts w:ascii="jf-openhuninn-2.0" w:eastAsia="jf-openhuninn-2.0" w:hAnsi="jf-openhuninn-2.0"/>
           <w:szCs w:val="24"/>
           <w:lang w:eastAsia="ja-JP"/>
         </w:rPr>
-        <w:t>` FOREIGN KEY (`</w:t>
+        <w:t>) ENGINE=</w:t>
       </w:r>
       <w:proofErr w:type="spellStart"/>
       <w:r>
@@ -9592,7 +11115,7 @@
           <w:szCs w:val="24"/>
           <w:lang w:eastAsia="ja-JP"/>
         </w:rPr>
-        <w:t>PropertyID</w:t>
+        <w:t>InnoDB</w:t>
       </w:r>
       <w:proofErr w:type="spellEnd"/>
       <w:r>
@@ -9601,414 +11124,7 @@
           <w:szCs w:val="24"/>
           <w:lang w:eastAsia="ja-JP"/>
         </w:rPr>
-        <w:t xml:space="preserve">`) </w:t>
-      </w:r>
-    </w:p>
-    <w:p>
-      <w:pPr>
-        <w:rPr>
-          <w:rFonts w:ascii="jf-openhuninn-2.0" w:eastAsia="jf-openhuninn-2.0" w:hAnsi="jf-openhuninn-2.0"/>
-          <w:szCs w:val="24"/>
-          <w:lang w:eastAsia="ja-JP"/>
-        </w:rPr>
-      </w:pPr>
-      <w:r>
-        <w:rPr>
-          <w:rFonts w:ascii="jf-openhuninn-2.0" w:eastAsia="jf-openhuninn-2.0" w:hAnsi="jf-openhuninn-2.0"/>
-          <w:szCs w:val="24"/>
-          <w:lang w:eastAsia="ja-JP"/>
-        </w:rPr>
-        <w:t>REFERENCES `</w:t>
-      </w:r>
-      <w:proofErr w:type="spellStart"/>
-      <w:r>
-        <w:rPr>
-          <w:rFonts w:ascii="jf-openhuninn-2.0" w:eastAsia="jf-openhuninn-2.0" w:hAnsi="jf-openhuninn-2.0"/>
-          <w:szCs w:val="24"/>
-          <w:lang w:eastAsia="ja-JP"/>
-        </w:rPr>
-        <w:t>rent_house`.`Property</w:t>
-      </w:r>
-      <w:proofErr w:type="spellEnd"/>
-      <w:r>
-        <w:rPr>
-          <w:rFonts w:ascii="jf-openhuninn-2.0" w:eastAsia="jf-openhuninn-2.0" w:hAnsi="jf-openhuninn-2.0"/>
-          <w:szCs w:val="24"/>
-          <w:lang w:eastAsia="ja-JP"/>
-        </w:rPr>
-        <w:t>` (`</w:t>
-      </w:r>
-      <w:proofErr w:type="spellStart"/>
-      <w:r>
-        <w:rPr>
-          <w:rFonts w:ascii="jf-openhuninn-2.0" w:eastAsia="jf-openhuninn-2.0" w:hAnsi="jf-openhuninn-2.0"/>
-          <w:szCs w:val="24"/>
-          <w:lang w:eastAsia="ja-JP"/>
-        </w:rPr>
-        <w:t>PropertyID</w:t>
-      </w:r>
-      <w:proofErr w:type="spellEnd"/>
-      <w:r>
-        <w:rPr>
-          <w:rFonts w:ascii="jf-openhuninn-2.0" w:eastAsia="jf-openhuninn-2.0" w:hAnsi="jf-openhuninn-2.0"/>
-          <w:szCs w:val="24"/>
-          <w:lang w:eastAsia="ja-JP"/>
-        </w:rPr>
-        <w:t>`) ON DELETE RESTRICT ON UPDATE CASCADE,</w:t>
-      </w:r>
-    </w:p>
-    <w:p>
-      <w:pPr>
-        <w:rPr>
-          <w:rFonts w:ascii="jf-openhuninn-2.0" w:eastAsia="jf-openhuninn-2.0" w:hAnsi="jf-openhuninn-2.0"/>
-          <w:szCs w:val="24"/>
-          <w:lang w:eastAsia="ja-JP"/>
-        </w:rPr>
-      </w:pPr>
-      <w:r>
-        <w:rPr>
-          <w:rFonts w:ascii="jf-openhuninn-2.0" w:eastAsia="jf-openhuninn-2.0" w:hAnsi="jf-openhuninn-2.0"/>
-          <w:szCs w:val="24"/>
-          <w:lang w:eastAsia="ja-JP"/>
-        </w:rPr>
-        <w:t>CONSTRAINT `</w:t>
-      </w:r>
-      <w:proofErr w:type="spellStart"/>
-      <w:r>
-        <w:rPr>
-          <w:rFonts w:ascii="jf-openhuninn-2.0" w:eastAsia="jf-openhuninn-2.0" w:hAnsi="jf-openhuninn-2.0"/>
-          <w:szCs w:val="24"/>
-          <w:lang w:eastAsia="ja-JP"/>
-        </w:rPr>
-        <w:t>fk_booking_tenant</w:t>
-      </w:r>
-      <w:proofErr w:type="spellEnd"/>
-      <w:r>
-        <w:rPr>
-          <w:rFonts w:ascii="jf-openhuninn-2.0" w:eastAsia="jf-openhuninn-2.0" w:hAnsi="jf-openhuninn-2.0"/>
-          <w:szCs w:val="24"/>
-          <w:lang w:eastAsia="ja-JP"/>
-        </w:rPr>
-        <w:t>` FOREIGN KEY (`</w:t>
-      </w:r>
-      <w:proofErr w:type="spellStart"/>
-      <w:r>
-        <w:rPr>
-          <w:rFonts w:ascii="jf-openhuninn-2.0" w:eastAsia="jf-openhuninn-2.0" w:hAnsi="jf-openhuninn-2.0"/>
-          <w:szCs w:val="24"/>
-          <w:lang w:eastAsia="ja-JP"/>
-        </w:rPr>
-        <w:t>TenantID</w:t>
-      </w:r>
-      <w:proofErr w:type="spellEnd"/>
-      <w:r>
-        <w:rPr>
-          <w:rFonts w:ascii="jf-openhuninn-2.0" w:eastAsia="jf-openhuninn-2.0" w:hAnsi="jf-openhuninn-2.0"/>
-          <w:szCs w:val="24"/>
-          <w:lang w:eastAsia="ja-JP"/>
-        </w:rPr>
-        <w:t xml:space="preserve">`) </w:t>
-      </w:r>
-    </w:p>
-    <w:p>
-      <w:pPr>
-        <w:rPr>
-          <w:rFonts w:ascii="jf-openhuninn-2.0" w:eastAsia="jf-openhuninn-2.0" w:hAnsi="jf-openhuninn-2.0"/>
-          <w:szCs w:val="24"/>
-          <w:lang w:eastAsia="ja-JP"/>
-        </w:rPr>
-      </w:pPr>
-      <w:r>
-        <w:rPr>
-          <w:rFonts w:ascii="jf-openhuninn-2.0" w:eastAsia="jf-openhuninn-2.0" w:hAnsi="jf-openhuninn-2.0"/>
-          <w:szCs w:val="24"/>
-          <w:lang w:eastAsia="ja-JP"/>
-        </w:rPr>
-        <w:t>REFERENCES `</w:t>
-      </w:r>
-      <w:proofErr w:type="spellStart"/>
-      <w:r>
-        <w:rPr>
-          <w:rFonts w:ascii="jf-openhuninn-2.0" w:eastAsia="jf-openhuninn-2.0" w:hAnsi="jf-openhuninn-2.0"/>
-          <w:szCs w:val="24"/>
-          <w:lang w:eastAsia="ja-JP"/>
-        </w:rPr>
-        <w:t>rent_house`.`Tenant</w:t>
-      </w:r>
-      <w:proofErr w:type="spellEnd"/>
-      <w:r>
-        <w:rPr>
-          <w:rFonts w:ascii="jf-openhuninn-2.0" w:eastAsia="jf-openhuninn-2.0" w:hAnsi="jf-openhuninn-2.0"/>
-          <w:szCs w:val="24"/>
-          <w:lang w:eastAsia="ja-JP"/>
-        </w:rPr>
-        <w:t>` (`</w:t>
-      </w:r>
-      <w:proofErr w:type="spellStart"/>
-      <w:r>
-        <w:rPr>
-          <w:rFonts w:ascii="jf-openhuninn-2.0" w:eastAsia="jf-openhuninn-2.0" w:hAnsi="jf-openhuninn-2.0"/>
-          <w:szCs w:val="24"/>
-          <w:lang w:eastAsia="ja-JP"/>
-        </w:rPr>
-        <w:t>TenantID</w:t>
-      </w:r>
-      <w:proofErr w:type="spellEnd"/>
-      <w:r>
-        <w:rPr>
-          <w:rFonts w:ascii="jf-openhuninn-2.0" w:eastAsia="jf-openhuninn-2.0" w:hAnsi="jf-openhuninn-2.0"/>
-          <w:szCs w:val="24"/>
-          <w:lang w:eastAsia="ja-JP"/>
-        </w:rPr>
-        <w:t>`) ON DELETE RESTRICT ON UPDATE CASCADE,</w:t>
-      </w:r>
-    </w:p>
-    <w:p>
-      <w:pPr>
-        <w:rPr>
-          <w:rFonts w:ascii="jf-openhuninn-2.0" w:eastAsia="jf-openhuninn-2.0" w:hAnsi="jf-openhuninn-2.0"/>
-          <w:szCs w:val="24"/>
-          <w:lang w:eastAsia="ja-JP"/>
-        </w:rPr>
-      </w:pPr>
-      <w:r>
-        <w:rPr>
-          <w:rFonts w:ascii="jf-openhuninn-2.0" w:eastAsia="jf-openhuninn-2.0" w:hAnsi="jf-openhuninn-2.0"/>
-          <w:szCs w:val="24"/>
-          <w:lang w:eastAsia="ja-JP"/>
-        </w:rPr>
-        <w:t>CONSTRAINT `</w:t>
-      </w:r>
-      <w:proofErr w:type="spellStart"/>
-      <w:r>
-        <w:rPr>
-          <w:rFonts w:ascii="jf-openhuninn-2.0" w:eastAsia="jf-openhuninn-2.0" w:hAnsi="jf-openhuninn-2.0"/>
-          <w:szCs w:val="24"/>
-          <w:lang w:eastAsia="ja-JP"/>
-        </w:rPr>
-        <w:t>fk_booking_faulty_user</w:t>
-      </w:r>
-      <w:proofErr w:type="spellEnd"/>
-      <w:r>
-        <w:rPr>
-          <w:rFonts w:ascii="jf-openhuninn-2.0" w:eastAsia="jf-openhuninn-2.0" w:hAnsi="jf-openhuninn-2.0"/>
-          <w:szCs w:val="24"/>
-          <w:lang w:eastAsia="ja-JP"/>
-        </w:rPr>
-        <w:t>` FOREIGN KEY (`</w:t>
-      </w:r>
-      <w:proofErr w:type="spellStart"/>
-      <w:r>
-        <w:rPr>
-          <w:rFonts w:ascii="jf-openhuninn-2.0" w:eastAsia="jf-openhuninn-2.0" w:hAnsi="jf-openhuninn-2.0"/>
-          <w:szCs w:val="24"/>
-          <w:lang w:eastAsia="ja-JP"/>
-        </w:rPr>
-        <w:t>FaultyUserID</w:t>
-      </w:r>
-      <w:proofErr w:type="spellEnd"/>
-      <w:r>
-        <w:rPr>
-          <w:rFonts w:ascii="jf-openhuninn-2.0" w:eastAsia="jf-openhuninn-2.0" w:hAnsi="jf-openhuninn-2.0"/>
-          <w:szCs w:val="24"/>
-          <w:lang w:eastAsia="ja-JP"/>
-        </w:rPr>
-        <w:t xml:space="preserve">`) </w:t>
-      </w:r>
-    </w:p>
-    <w:p>
-      <w:pPr>
-        <w:rPr>
-          <w:rFonts w:ascii="jf-openhuninn-2.0" w:eastAsia="jf-openhuninn-2.0" w:hAnsi="jf-openhuninn-2.0"/>
-          <w:szCs w:val="24"/>
-          <w:lang w:eastAsia="ja-JP"/>
-        </w:rPr>
-      </w:pPr>
-      <w:r>
-        <w:rPr>
-          <w:rFonts w:ascii="jf-openhuninn-2.0" w:eastAsia="jf-openhuninn-2.0" w:hAnsi="jf-openhuninn-2.0"/>
-          <w:szCs w:val="24"/>
-          <w:lang w:eastAsia="ja-JP"/>
-        </w:rPr>
-        <w:t>REFERENCES `</w:t>
-      </w:r>
-      <w:proofErr w:type="spellStart"/>
-      <w:r>
-        <w:rPr>
-          <w:rFonts w:ascii="jf-openhuninn-2.0" w:eastAsia="jf-openhuninn-2.0" w:hAnsi="jf-openhuninn-2.0"/>
-          <w:szCs w:val="24"/>
-          <w:lang w:eastAsia="ja-JP"/>
-        </w:rPr>
-        <w:t>rent_house`.`User</w:t>
-      </w:r>
-      <w:proofErr w:type="spellEnd"/>
-      <w:r>
-        <w:rPr>
-          <w:rFonts w:ascii="jf-openhuninn-2.0" w:eastAsia="jf-openhuninn-2.0" w:hAnsi="jf-openhuninn-2.0"/>
-          <w:szCs w:val="24"/>
-          <w:lang w:eastAsia="ja-JP"/>
-        </w:rPr>
-        <w:t>` (`</w:t>
-      </w:r>
-      <w:proofErr w:type="spellStart"/>
-      <w:r>
-        <w:rPr>
-          <w:rFonts w:ascii="jf-openhuninn-2.0" w:eastAsia="jf-openhuninn-2.0" w:hAnsi="jf-openhuninn-2.0"/>
-          <w:szCs w:val="24"/>
-          <w:lang w:eastAsia="ja-JP"/>
-        </w:rPr>
-        <w:t>UserID</w:t>
-      </w:r>
-      <w:proofErr w:type="spellEnd"/>
-      <w:r>
-        <w:rPr>
-          <w:rFonts w:ascii="jf-openhuninn-2.0" w:eastAsia="jf-openhuninn-2.0" w:hAnsi="jf-openhuninn-2.0"/>
-          <w:szCs w:val="24"/>
-          <w:lang w:eastAsia="ja-JP"/>
-        </w:rPr>
-        <w:t>`) ON DELETE RESTRICT ON UPDATE CASCADE,</w:t>
-      </w:r>
-    </w:p>
-    <w:p>
-      <w:pPr>
-        <w:rPr>
-          <w:rFonts w:ascii="jf-openhuninn-2.0" w:eastAsia="jf-openhuninn-2.0" w:hAnsi="jf-openhuninn-2.0"/>
-          <w:szCs w:val="24"/>
-          <w:lang w:eastAsia="ja-JP"/>
-        </w:rPr>
-      </w:pPr>
-      <w:r>
-        <w:rPr>
-          <w:rFonts w:ascii="jf-openhuninn-2.0" w:eastAsia="jf-openhuninn-2.0" w:hAnsi="jf-openhuninn-2.0"/>
-          <w:szCs w:val="24"/>
-          <w:lang w:eastAsia="ja-JP"/>
-        </w:rPr>
-        <w:t>CONSTRAINT `</w:t>
-      </w:r>
-      <w:proofErr w:type="spellStart"/>
-      <w:r>
-        <w:rPr>
-          <w:rFonts w:ascii="jf-openhuninn-2.0" w:eastAsia="jf-openhuninn-2.0" w:hAnsi="jf-openhuninn-2.0"/>
-          <w:szCs w:val="24"/>
-          <w:lang w:eastAsia="ja-JP"/>
-        </w:rPr>
-        <w:t>chk_booking_id_format</w:t>
-      </w:r>
-      <w:proofErr w:type="spellEnd"/>
-      <w:r>
-        <w:rPr>
-          <w:rFonts w:ascii="jf-openhuninn-2.0" w:eastAsia="jf-openhuninn-2.0" w:hAnsi="jf-openhuninn-2.0"/>
-          <w:szCs w:val="24"/>
-          <w:lang w:eastAsia="ja-JP"/>
-        </w:rPr>
-        <w:t>` CHECK (`</w:t>
-      </w:r>
-      <w:proofErr w:type="spellStart"/>
-      <w:r>
-        <w:rPr>
-          <w:rFonts w:ascii="jf-openhuninn-2.0" w:eastAsia="jf-openhuninn-2.0" w:hAnsi="jf-openhuninn-2.0"/>
-          <w:szCs w:val="24"/>
-          <w:lang w:eastAsia="ja-JP"/>
-        </w:rPr>
-        <w:t>BookingID</w:t>
-      </w:r>
-      <w:proofErr w:type="spellEnd"/>
-      <w:r>
-        <w:rPr>
-          <w:rFonts w:ascii="jf-openhuninn-2.0" w:eastAsia="jf-openhuninn-2.0" w:hAnsi="jf-openhuninn-2.0"/>
-          <w:szCs w:val="24"/>
-          <w:lang w:eastAsia="ja-JP"/>
-        </w:rPr>
-        <w:t xml:space="preserve">` </w:t>
-      </w:r>
-      <w:proofErr w:type="spellStart"/>
-      <w:r>
-        <w:rPr>
-          <w:rFonts w:ascii="jf-openhuninn-2.0" w:eastAsia="jf-openhuninn-2.0" w:hAnsi="jf-openhuninn-2.0"/>
-          <w:szCs w:val="24"/>
-          <w:lang w:eastAsia="ja-JP"/>
-        </w:rPr>
-        <w:t>REGEXP</w:t>
-      </w:r>
-      <w:proofErr w:type="spellEnd"/>
-      <w:r>
-        <w:rPr>
-          <w:rFonts w:ascii="jf-openhuninn-2.0" w:eastAsia="jf-openhuninn-2.0" w:hAnsi="jf-openhuninn-2.0"/>
-          <w:szCs w:val="24"/>
-          <w:lang w:eastAsia="ja-JP"/>
-        </w:rPr>
-        <w:t xml:space="preserve"> '^B-[2-9][0-9]{3}-[0-9]{5}$')</w:t>
-      </w:r>
-    </w:p>
-    <w:p>
-      <w:pPr>
-        <w:rPr>
-          <w:rFonts w:ascii="jf-openhuninn-2.0" w:eastAsia="jf-openhuninn-2.0" w:hAnsi="jf-openhuninn-2.0"/>
-          <w:szCs w:val="24"/>
-          <w:lang w:eastAsia="ja-JP"/>
-        </w:rPr>
-      </w:pPr>
-      <w:r>
-        <w:rPr>
-          <w:rFonts w:ascii="jf-openhuninn-2.0" w:eastAsia="jf-openhuninn-2.0" w:hAnsi="jf-openhuninn-2.0"/>
-          <w:szCs w:val="24"/>
-          <w:lang w:eastAsia="ja-JP"/>
-        </w:rPr>
-        <w:t>) ENGINE=</w:t>
-      </w:r>
-      <w:proofErr w:type="spellStart"/>
-      <w:r>
-        <w:rPr>
-          <w:rFonts w:ascii="jf-openhuninn-2.0" w:eastAsia="jf-openhuninn-2.0" w:hAnsi="jf-openhuninn-2.0"/>
-          <w:szCs w:val="24"/>
-          <w:lang w:eastAsia="ja-JP"/>
-        </w:rPr>
-        <w:t>InnoDB</w:t>
-      </w:r>
-      <w:proofErr w:type="spellEnd"/>
-      <w:r>
-        <w:rPr>
-          <w:rFonts w:ascii="jf-openhuninn-2.0" w:eastAsia="jf-openhuninn-2.0" w:hAnsi="jf-openhuninn-2.0"/>
-          <w:szCs w:val="24"/>
-          <w:lang w:eastAsia="ja-JP"/>
-        </w:rPr>
-        <w:t xml:space="preserve"> DEFAULT CHARSET=</w:t>
-      </w:r>
-      <w:proofErr w:type="spellStart"/>
-      <w:r>
-        <w:rPr>
-          <w:rFonts w:ascii="jf-openhuninn-2.0" w:eastAsia="jf-openhuninn-2.0" w:hAnsi="jf-openhuninn-2.0"/>
-          <w:szCs w:val="24"/>
-          <w:lang w:eastAsia="ja-JP"/>
-        </w:rPr>
-        <w:t>utf8mb4</w:t>
-      </w:r>
-      <w:proofErr w:type="spellEnd"/>
-      <w:r>
-        <w:rPr>
-          <w:rFonts w:ascii="jf-openhuninn-2.0" w:eastAsia="jf-openhuninn-2.0" w:hAnsi="jf-openhuninn-2.0"/>
-          <w:szCs w:val="24"/>
-          <w:lang w:eastAsia="ja-JP"/>
-        </w:rPr>
-        <w:t xml:space="preserve"> COLLATE=</w:t>
-      </w:r>
-      <w:proofErr w:type="spellStart"/>
-      <w:r>
-        <w:rPr>
-          <w:rFonts w:ascii="jf-openhuninn-2.0" w:eastAsia="jf-openhuninn-2.0" w:hAnsi="jf-openhuninn-2.0"/>
-          <w:szCs w:val="24"/>
-          <w:lang w:eastAsia="ja-JP"/>
-        </w:rPr>
-        <w:t>utf8mb4_unicode_ci</w:t>
-      </w:r>
-      <w:proofErr w:type="spellEnd"/>
-      <w:r>
-        <w:rPr>
-          <w:rFonts w:ascii="jf-openhuninn-2.0" w:eastAsia="jf-openhuninn-2.0" w:hAnsi="jf-openhuninn-2.0"/>
-          <w:szCs w:val="24"/>
-          <w:lang w:eastAsia="ja-JP"/>
-        </w:rPr>
-        <w:t>;</w:t>
+        <w:t xml:space="preserve"> DEFAULT CHARSET=utf8mb4 COLLATE=utf8mb4_unicode_ci;</w:t>
       </w:r>
     </w:p>
     <w:p>
@@ -10082,15 +11198,15 @@
     </w:p>
     <w:tbl>
       <w:tblPr>
-        <w:tblStyle w:val="aa"/>
+        <w:tblStyle w:val="ae"/>
         <w:tblW w:w="5000" w:type="pct"/>
         <w:tblLook w:val="04A0" w:firstRow="1" w:lastRow="0" w:firstColumn="1" w:lastColumn="0" w:noHBand="0" w:noVBand="1"/>
       </w:tblPr>
       <w:tblGrid>
-        <w:gridCol w:w="2304"/>
-        <w:gridCol w:w="613"/>
-        <w:gridCol w:w="4495"/>
-        <w:gridCol w:w="1082"/>
+        <w:gridCol w:w="2404"/>
+        <w:gridCol w:w="579"/>
+        <w:gridCol w:w="4462"/>
+        <w:gridCol w:w="1049"/>
       </w:tblGrid>
       <w:tr>
         <w:tc>
@@ -10152,6 +11268,7 @@
                 <w:szCs w:val="24"/>
               </w:rPr>
             </w:pPr>
+            <w:proofErr w:type="gramStart"/>
             <w:r>
               <w:rPr>
                 <w:rFonts w:ascii="jf-openhuninn-2.0" w:eastAsia="jf-openhuninn-2.0" w:hAnsi="jf-openhuninn-2.0" w:cs="Arial"/>
@@ -10160,6 +11277,7 @@
               </w:rPr>
               <w:t>值域說明</w:t>
             </w:r>
+            <w:proofErr w:type="gramEnd"/>
           </w:p>
         </w:tc>
         <w:tc>
@@ -10272,7 +11390,25 @@
                 <w:color w:val="1F1F1F"/>
                 <w:szCs w:val="24"/>
               </w:rPr>
-              <w:t xml:space="preserve">必須完全對應父表 </w:t>
+              <w:t>必須完全</w:t>
+            </w:r>
+            <w:proofErr w:type="gramStart"/>
+            <w:r>
+              <w:rPr>
+                <w:rFonts w:ascii="jf-openhuninn-2.0" w:eastAsia="jf-openhuninn-2.0" w:hAnsi="jf-openhuninn-2.0" w:cs="Arial"/>
+                <w:color w:val="1F1F1F"/>
+                <w:szCs w:val="24"/>
+              </w:rPr>
+              <w:t>對應父表</w:t>
+            </w:r>
+            <w:proofErr w:type="gramEnd"/>
+            <w:r>
+              <w:rPr>
+                <w:rFonts w:ascii="jf-openhuninn-2.0" w:eastAsia="jf-openhuninn-2.0" w:hAnsi="jf-openhuninn-2.0" w:cs="Arial"/>
+                <w:color w:val="1F1F1F"/>
+                <w:szCs w:val="24"/>
+              </w:rPr>
+              <w:t xml:space="preserve"> </w:t>
             </w:r>
             <w:proofErr w:type="spellStart"/>
             <w:r>
@@ -10335,7 +11471,25 @@
                 <w:szCs w:val="24"/>
               </w:rPr>
               <w:br/>
-              <w:t>(^L-[2-9]\d{3}-\d{5}$)</w:t>
+              <w:t>(^L-[2-</w:t>
+            </w:r>
+            <w:proofErr w:type="gramStart"/>
+            <w:r>
+              <w:rPr>
+                <w:rFonts w:ascii="jf-openhuninn-2.0" w:eastAsia="jf-openhuninn-2.0" w:hAnsi="jf-openhuninn-2.0" w:cs="Arial"/>
+                <w:color w:val="1F1F1F"/>
+                <w:szCs w:val="24"/>
+              </w:rPr>
+              <w:t>9]\</w:t>
+            </w:r>
+            <w:proofErr w:type="gramEnd"/>
+            <w:r>
+              <w:rPr>
+                <w:rFonts w:ascii="jf-openhuninn-2.0" w:eastAsia="jf-openhuninn-2.0" w:hAnsi="jf-openhuninn-2.0" w:cs="Arial"/>
+                <w:color w:val="1F1F1F"/>
+                <w:szCs w:val="24"/>
+              </w:rPr>
+              <w:t>d{3}-\d{5}$)</w:t>
             </w:r>
           </w:p>
         </w:tc>
@@ -10510,7 +11664,16 @@
                 <w:color w:val="1F1F1F"/>
                 <w:szCs w:val="24"/>
               </w:rPr>
-              <w:t>房東評分</w:t>
+              <w:t>房東評</w:t>
+            </w:r>
+            <w:r>
+              <w:rPr>
+                <w:rFonts w:ascii="jf-openhuninn-2.0" w:eastAsia="jf-openhuninn-2.0" w:hAnsi="jf-openhuninn-2.0" w:cs="Arial"/>
+                <w:color w:val="1F1F1F"/>
+                <w:szCs w:val="24"/>
+              </w:rPr>
+              <w:lastRenderedPageBreak/>
+              <w:t>分</w:t>
             </w:r>
           </w:p>
         </w:tc>
@@ -10533,6 +11696,7 @@
                 <w:color w:val="1F1F1F"/>
                 <w:szCs w:val="24"/>
               </w:rPr>
+              <w:lastRenderedPageBreak/>
               <w:t>必須為 1 到 5 之間的正整數。代表房客對房東的量化滿意度。</w:t>
             </w:r>
           </w:p>
@@ -10833,25 +11997,7 @@
                 <w:color w:val="1F1F1F"/>
                 <w:szCs w:val="24"/>
               </w:rPr>
-              <w:t xml:space="preserve">紀錄該筆預約發起的精確時間點，由資料庫自動生成。符合 </w:t>
-            </w:r>
-            <w:proofErr w:type="spellStart"/>
-            <w:r>
-              <w:rPr>
-                <w:rFonts w:ascii="jf-openhuninn-2.0" w:eastAsia="jf-openhuninn-2.0" w:hAnsi="jf-openhuninn-2.0" w:cs="Arial"/>
-                <w:color w:val="1F1F1F"/>
-                <w:szCs w:val="24"/>
-              </w:rPr>
-              <w:t>YYYY</w:t>
-            </w:r>
-            <w:proofErr w:type="spellEnd"/>
-            <w:r>
-              <w:rPr>
-                <w:rFonts w:ascii="jf-openhuninn-2.0" w:eastAsia="jf-openhuninn-2.0" w:hAnsi="jf-openhuninn-2.0" w:cs="Arial"/>
-                <w:color w:val="1F1F1F"/>
-                <w:szCs w:val="24"/>
-              </w:rPr>
-              <w:t>-MM-DD 之有效時間。</w:t>
+              <w:t>紀錄該筆預約發起的精確時間點，由資料庫自動生成。符合 YYYY-MM-DD 之有效時間。</w:t>
             </w:r>
           </w:p>
         </w:tc>
@@ -10938,7 +12084,7 @@
     </w:p>
     <w:tbl>
       <w:tblPr>
-        <w:tblStyle w:val="aa"/>
+        <w:tblStyle w:val="ae"/>
         <w:tblW w:w="0" w:type="auto"/>
         <w:tblLayout w:type="fixed"/>
         <w:tblLook w:val="04A0" w:firstRow="1" w:lastRow="0" w:firstColumn="1" w:lastColumn="0" w:noHBand="0" w:noVBand="1"/>
@@ -11009,6 +12155,7 @@
                 <w:szCs w:val="24"/>
               </w:rPr>
             </w:pPr>
+            <w:proofErr w:type="gramStart"/>
             <w:r>
               <w:rPr>
                 <w:rFonts w:ascii="jf-openhuninn-2.0" w:eastAsia="jf-openhuninn-2.0" w:hAnsi="jf-openhuninn-2.0" w:cs="Arial"/>
@@ -11017,6 +12164,7 @@
               </w:rPr>
               <w:t>值域說明</w:t>
             </w:r>
+            <w:proofErr w:type="gramEnd"/>
           </w:p>
         </w:tc>
         <w:tc>
@@ -11138,7 +12286,25 @@
                 <w:szCs w:val="24"/>
               </w:rPr>
               <w:br/>
-              <w:t>(^F-[2-9]\d{3}-\d{5}$)</w:t>
+              <w:t>(^F-[2-</w:t>
+            </w:r>
+            <w:proofErr w:type="gramStart"/>
+            <w:r>
+              <w:rPr>
+                <w:rFonts w:ascii="jf-openhuninn-2.0" w:eastAsia="jf-openhuninn-2.0" w:hAnsi="jf-openhuninn-2.0" w:cs="Arial"/>
+                <w:color w:val="1F1F1F"/>
+                <w:szCs w:val="24"/>
+              </w:rPr>
+              <w:t>9]\</w:t>
+            </w:r>
+            <w:proofErr w:type="gramEnd"/>
+            <w:r>
+              <w:rPr>
+                <w:rFonts w:ascii="jf-openhuninn-2.0" w:eastAsia="jf-openhuninn-2.0" w:hAnsi="jf-openhuninn-2.0" w:cs="Arial"/>
+                <w:color w:val="1F1F1F"/>
+                <w:szCs w:val="24"/>
+              </w:rPr>
+              <w:t>d{3}-\d{5}$)</w:t>
             </w:r>
           </w:p>
         </w:tc>
@@ -11457,7 +12623,23 @@
           <w:rFonts w:ascii="jf-openhuninn-2.0" w:eastAsia="jf-openhuninn-2.0" w:hAnsi="jf-openhuninn-2.0"/>
           <w:szCs w:val="24"/>
         </w:rPr>
-        <w:t>rent_house`.`Features</w:t>
+        <w:t>rent_house</w:t>
+      </w:r>
+      <w:proofErr w:type="gramStart"/>
+      <w:r>
+        <w:rPr>
+          <w:rFonts w:ascii="jf-openhuninn-2.0" w:eastAsia="jf-openhuninn-2.0" w:hAnsi="jf-openhuninn-2.0"/>
+          <w:szCs w:val="24"/>
+        </w:rPr>
+        <w:t>`.`</w:t>
+      </w:r>
+      <w:proofErr w:type="gramEnd"/>
+      <w:r>
+        <w:rPr>
+          <w:rFonts w:ascii="jf-openhuninn-2.0" w:eastAsia="jf-openhuninn-2.0" w:hAnsi="jf-openhuninn-2.0"/>
+          <w:szCs w:val="24"/>
+        </w:rPr>
+        <w:t>Features</w:t>
       </w:r>
       <w:proofErr w:type="spellEnd"/>
       <w:r>
@@ -11496,53 +12678,70 @@
           <w:rFonts w:ascii="jf-openhuninn-2.0" w:eastAsia="jf-openhuninn-2.0" w:hAnsi="jf-openhuninn-2.0"/>
           <w:szCs w:val="24"/>
         </w:rPr>
-        <w:t xml:space="preserve">` INT UNSIGNED NOT NULL </w:t>
-      </w:r>
-      <w:proofErr w:type="spellStart"/>
-      <w:r>
-        <w:rPr>
-          <w:rFonts w:ascii="jf-openhuninn-2.0" w:eastAsia="jf-openhuninn-2.0" w:hAnsi="jf-openhuninn-2.0"/>
-          <w:szCs w:val="24"/>
-        </w:rPr>
-        <w:t>AUTO_INCREMENT</w:t>
-      </w:r>
-      <w:proofErr w:type="spellEnd"/>
-      <w:r>
-        <w:rPr>
-          <w:rFonts w:ascii="jf-openhuninn-2.0" w:eastAsia="jf-openhuninn-2.0" w:hAnsi="jf-openhuninn-2.0"/>
-          <w:szCs w:val="24"/>
-        </w:rPr>
-        <w:t>,</w:t>
-      </w:r>
-    </w:p>
-    <w:p>
-      <w:pPr>
-        <w:rPr>
-          <w:rFonts w:ascii="jf-openhuninn-2.0" w:eastAsia="jf-openhuninn-2.0" w:hAnsi="jf-openhuninn-2.0"/>
-          <w:szCs w:val="24"/>
-        </w:rPr>
-      </w:pPr>
-      <w:r>
-        <w:rPr>
-          <w:rFonts w:ascii="jf-openhuninn-2.0" w:eastAsia="jf-openhuninn-2.0" w:hAnsi="jf-openhuninn-2.0"/>
-          <w:szCs w:val="24"/>
-        </w:rPr>
-        <w:t>`Category` ENUM('Appliance', 'Restriction', 'Feature') NOT NULL,</w:t>
-      </w:r>
-    </w:p>
-    <w:p>
-      <w:pPr>
-        <w:rPr>
-          <w:rFonts w:ascii="jf-openhuninn-2.0" w:eastAsia="jf-openhuninn-2.0" w:hAnsi="jf-openhuninn-2.0"/>
-          <w:szCs w:val="24"/>
-        </w:rPr>
-      </w:pPr>
-      <w:r>
-        <w:rPr>
-          <w:rFonts w:ascii="jf-openhuninn-2.0" w:eastAsia="jf-openhuninn-2.0" w:hAnsi="jf-openhuninn-2.0"/>
-          <w:szCs w:val="24"/>
-        </w:rPr>
-        <w:t>`Tag` VARCHAR(10) NOT NULL,</w:t>
+        <w:t>` INT UNSIGNED NOT NULL AUTO_INCREMENT,</w:t>
+      </w:r>
+    </w:p>
+    <w:p>
+      <w:pPr>
+        <w:rPr>
+          <w:rFonts w:ascii="jf-openhuninn-2.0" w:eastAsia="jf-openhuninn-2.0" w:hAnsi="jf-openhuninn-2.0"/>
+          <w:szCs w:val="24"/>
+        </w:rPr>
+      </w:pPr>
+      <w:r>
+        <w:rPr>
+          <w:rFonts w:ascii="jf-openhuninn-2.0" w:eastAsia="jf-openhuninn-2.0" w:hAnsi="jf-openhuninn-2.0"/>
+          <w:szCs w:val="24"/>
+        </w:rPr>
+        <w:t xml:space="preserve">`Category` </w:t>
+      </w:r>
+      <w:proofErr w:type="gramStart"/>
+      <w:r>
+        <w:rPr>
+          <w:rFonts w:ascii="jf-openhuninn-2.0" w:eastAsia="jf-openhuninn-2.0" w:hAnsi="jf-openhuninn-2.0"/>
+          <w:szCs w:val="24"/>
+        </w:rPr>
+        <w:t>ENUM(</w:t>
+      </w:r>
+      <w:proofErr w:type="gramEnd"/>
+      <w:r>
+        <w:rPr>
+          <w:rFonts w:ascii="jf-openhuninn-2.0" w:eastAsia="jf-openhuninn-2.0" w:hAnsi="jf-openhuninn-2.0"/>
+          <w:szCs w:val="24"/>
+        </w:rPr>
+        <w:t>'Appliance', 'Restriction', 'Feature') NOT NULL,</w:t>
+      </w:r>
+    </w:p>
+    <w:p>
+      <w:pPr>
+        <w:rPr>
+          <w:rFonts w:ascii="jf-openhuninn-2.0" w:eastAsia="jf-openhuninn-2.0" w:hAnsi="jf-openhuninn-2.0"/>
+          <w:szCs w:val="24"/>
+        </w:rPr>
+      </w:pPr>
+      <w:r>
+        <w:rPr>
+          <w:rFonts w:ascii="jf-openhuninn-2.0" w:eastAsia="jf-openhuninn-2.0" w:hAnsi="jf-openhuninn-2.0"/>
+          <w:szCs w:val="24"/>
+        </w:rPr>
+        <w:lastRenderedPageBreak/>
+        <w:t xml:space="preserve">`Tag` </w:t>
+      </w:r>
+      <w:proofErr w:type="gramStart"/>
+      <w:r>
+        <w:rPr>
+          <w:rFonts w:ascii="jf-openhuninn-2.0" w:eastAsia="jf-openhuninn-2.0" w:hAnsi="jf-openhuninn-2.0"/>
+          <w:szCs w:val="24"/>
+        </w:rPr>
+        <w:t>VARCHAR(</w:t>
+      </w:r>
+      <w:proofErr w:type="gramEnd"/>
+      <w:r>
+        <w:rPr>
+          <w:rFonts w:ascii="jf-openhuninn-2.0" w:eastAsia="jf-openhuninn-2.0" w:hAnsi="jf-openhuninn-2.0"/>
+          <w:szCs w:val="24"/>
+        </w:rPr>
+        <w:t>10) NOT NULL,</w:t>
       </w:r>
     </w:p>
     <w:p>
@@ -11635,39 +12834,7 @@
           <w:rFonts w:ascii="jf-openhuninn-2.0" w:eastAsia="jf-openhuninn-2.0" w:hAnsi="jf-openhuninn-2.0"/>
           <w:szCs w:val="24"/>
         </w:rPr>
-        <w:t xml:space="preserve"> DEFAULT CHARSET=</w:t>
-      </w:r>
-      <w:proofErr w:type="spellStart"/>
-      <w:r>
-        <w:rPr>
-          <w:rFonts w:ascii="jf-openhuninn-2.0" w:eastAsia="jf-openhuninn-2.0" w:hAnsi="jf-openhuninn-2.0"/>
-          <w:szCs w:val="24"/>
-        </w:rPr>
-        <w:t>utf8mb4</w:t>
-      </w:r>
-      <w:proofErr w:type="spellEnd"/>
-      <w:r>
-        <w:rPr>
-          <w:rFonts w:ascii="jf-openhuninn-2.0" w:eastAsia="jf-openhuninn-2.0" w:hAnsi="jf-openhuninn-2.0"/>
-          <w:szCs w:val="24"/>
-        </w:rPr>
-        <w:t xml:space="preserve"> COLLATE=</w:t>
-      </w:r>
-      <w:proofErr w:type="spellStart"/>
-      <w:r>
-        <w:rPr>
-          <w:rFonts w:ascii="jf-openhuninn-2.0" w:eastAsia="jf-openhuninn-2.0" w:hAnsi="jf-openhuninn-2.0"/>
-          <w:szCs w:val="24"/>
-        </w:rPr>
-        <w:t>utf8mb4_unicode_ci</w:t>
-      </w:r>
-      <w:proofErr w:type="spellEnd"/>
-      <w:r>
-        <w:rPr>
-          <w:rFonts w:ascii="jf-openhuninn-2.0" w:eastAsia="jf-openhuninn-2.0" w:hAnsi="jf-openhuninn-2.0"/>
-          <w:szCs w:val="24"/>
-        </w:rPr>
-        <w:t>;</w:t>
+        <w:t xml:space="preserve"> DEFAULT CHARSET=utf8mb4 COLLATE=utf8mb4_unicode_ci;</w:t>
       </w:r>
     </w:p>
     <w:p>
@@ -11740,7 +12907,7 @@
     </w:p>
     <w:tbl>
       <w:tblPr>
-        <w:tblStyle w:val="aa"/>
+        <w:tblStyle w:val="ae"/>
         <w:tblW w:w="0" w:type="auto"/>
         <w:tblLayout w:type="fixed"/>
         <w:tblLook w:val="04A0" w:firstRow="1" w:lastRow="0" w:firstColumn="1" w:lastColumn="0" w:noHBand="0" w:noVBand="1"/>
@@ -11811,6 +12978,7 @@
                 <w:szCs w:val="24"/>
               </w:rPr>
             </w:pPr>
+            <w:proofErr w:type="gramStart"/>
             <w:r>
               <w:rPr>
                 <w:rFonts w:ascii="jf-openhuninn-2.0" w:eastAsia="jf-openhuninn-2.0" w:hAnsi="jf-openhuninn-2.0" w:cs="Arial"/>
@@ -11819,6 +12987,7 @@
               </w:rPr>
               <w:t>值域說明</w:t>
             </w:r>
+            <w:proofErr w:type="gramEnd"/>
           </w:p>
         </w:tc>
         <w:tc>
@@ -11947,7 +13116,25 @@
                 <w:color w:val="1F1F1F"/>
                 <w:szCs w:val="24"/>
               </w:rPr>
-              <w:t xml:space="preserve"> 實體。(^L-[2-9]\d{3}-\d{5}$)</w:t>
+              <w:t xml:space="preserve"> 實體。(^L-[2-</w:t>
+            </w:r>
+            <w:proofErr w:type="gramStart"/>
+            <w:r>
+              <w:rPr>
+                <w:rFonts w:ascii="jf-openhuninn-2.0" w:eastAsia="jf-openhuninn-2.0" w:hAnsi="jf-openhuninn-2.0" w:cs="Arial"/>
+                <w:color w:val="1F1F1F"/>
+                <w:szCs w:val="24"/>
+              </w:rPr>
+              <w:t>9]\</w:t>
+            </w:r>
+            <w:proofErr w:type="gramEnd"/>
+            <w:r>
+              <w:rPr>
+                <w:rFonts w:ascii="jf-openhuninn-2.0" w:eastAsia="jf-openhuninn-2.0" w:hAnsi="jf-openhuninn-2.0" w:cs="Arial"/>
+                <w:color w:val="1F1F1F"/>
+                <w:szCs w:val="24"/>
+              </w:rPr>
+              <w:t>d{3}-\d{5}$)</w:t>
             </w:r>
           </w:p>
         </w:tc>
@@ -12041,23 +13228,7 @@
                 <w:rFonts w:ascii="jf-openhuninn-2.0" w:eastAsia="jf-openhuninn-2.0" w:hAnsi="jf-openhuninn-2.0" w:cs="Arial"/>
                 <w:color w:val="000000"/>
               </w:rPr>
-              <w:t xml:space="preserve">符合 </w:t>
-            </w:r>
-            <w:proofErr w:type="spellStart"/>
-            <w:r>
-              <w:rPr>
-                <w:rFonts w:ascii="jf-openhuninn-2.0" w:eastAsia="jf-openhuninn-2.0" w:hAnsi="jf-openhuninn-2.0" w:cs="Arial"/>
-                <w:color w:val="000000"/>
-              </w:rPr>
-              <w:t>YYYY</w:t>
-            </w:r>
-            <w:proofErr w:type="spellEnd"/>
-            <w:r>
-              <w:rPr>
-                <w:rFonts w:ascii="jf-openhuninn-2.0" w:eastAsia="jf-openhuninn-2.0" w:hAnsi="jf-openhuninn-2.0" w:cs="Arial"/>
-                <w:color w:val="000000"/>
-              </w:rPr>
-              <w:t>-MM-DD 格式之有效日期。</w:t>
+              <w:t>符合 YYYY-MM-DD 格式之有效日期。</w:t>
             </w:r>
           </w:p>
         </w:tc>
@@ -12155,25 +13326,7 @@
                 <w:color w:val="000000"/>
                 <w:szCs w:val="24"/>
               </w:rPr>
-              <w:t xml:space="preserve">符合 </w:t>
-            </w:r>
-            <w:proofErr w:type="spellStart"/>
-            <w:r>
-              <w:rPr>
-                <w:rFonts w:ascii="jf-openhuninn-2.0" w:eastAsia="jf-openhuninn-2.0" w:hAnsi="jf-openhuninn-2.0" w:cs="Arial"/>
-                <w:color w:val="000000"/>
-                <w:szCs w:val="24"/>
-              </w:rPr>
-              <w:t>YYYY</w:t>
-            </w:r>
-            <w:proofErr w:type="spellEnd"/>
-            <w:r>
-              <w:rPr>
-                <w:rFonts w:ascii="jf-openhuninn-2.0" w:eastAsia="jf-openhuninn-2.0" w:hAnsi="jf-openhuninn-2.0" w:cs="Arial"/>
-                <w:color w:val="000000"/>
-                <w:szCs w:val="24"/>
-              </w:rPr>
-              <w:t>-MM-DD 格式之有效日期。</w:t>
+              <w:t>符合 YYYY-MM-DD 格式之有效日期。</w:t>
             </w:r>
           </w:p>
         </w:tc>
@@ -12367,43 +13520,7 @@
                 <w:color w:val="1F1F1F"/>
                 <w:szCs w:val="24"/>
               </w:rPr>
-              <w:t xml:space="preserve">必須符合 </w:t>
-            </w:r>
-            <w:proofErr w:type="spellStart"/>
-            <w:r>
-              <w:rPr>
-                <w:rFonts w:ascii="jf-openhuninn-2.0" w:eastAsia="jf-openhuninn-2.0" w:hAnsi="jf-openhuninn-2.0" w:cs="Arial"/>
-                <w:color w:val="1F1F1F"/>
-                <w:szCs w:val="24"/>
-              </w:rPr>
-              <w:t>IPv4</w:t>
-            </w:r>
-            <w:proofErr w:type="spellEnd"/>
-            <w:r>
-              <w:rPr>
-                <w:rFonts w:ascii="jf-openhuninn-2.0" w:eastAsia="jf-openhuninn-2.0" w:hAnsi="jf-openhuninn-2.0" w:cs="Arial"/>
-                <w:color w:val="1F1F1F"/>
-                <w:szCs w:val="24"/>
-              </w:rPr>
-              <w:t xml:space="preserve"> 或 </w:t>
-            </w:r>
-            <w:proofErr w:type="spellStart"/>
-            <w:r>
-              <w:rPr>
-                <w:rFonts w:ascii="jf-openhuninn-2.0" w:eastAsia="jf-openhuninn-2.0" w:hAnsi="jf-openhuninn-2.0" w:cs="Arial"/>
-                <w:color w:val="1F1F1F"/>
-                <w:szCs w:val="24"/>
-              </w:rPr>
-              <w:t>IPv6</w:t>
-            </w:r>
-            <w:proofErr w:type="spellEnd"/>
-            <w:r>
-              <w:rPr>
-                <w:rFonts w:ascii="jf-openhuninn-2.0" w:eastAsia="jf-openhuninn-2.0" w:hAnsi="jf-openhuninn-2.0" w:cs="Arial"/>
-                <w:color w:val="1F1F1F"/>
-                <w:szCs w:val="24"/>
-              </w:rPr>
-              <w:t xml:space="preserve"> 標準格式的字串。</w:t>
+              <w:t>必須符合 IPv4 或 IPv6 標準格式的字串。</w:t>
             </w:r>
           </w:p>
         </w:tc>
@@ -12501,43 +13618,7 @@
                 <w:color w:val="1F1F1F"/>
                 <w:szCs w:val="24"/>
               </w:rPr>
-              <w:t xml:space="preserve">必須符合 </w:t>
-            </w:r>
-            <w:proofErr w:type="spellStart"/>
-            <w:r>
-              <w:rPr>
-                <w:rFonts w:ascii="jf-openhuninn-2.0" w:eastAsia="jf-openhuninn-2.0" w:hAnsi="jf-openhuninn-2.0" w:cs="Arial"/>
-                <w:color w:val="1F1F1F"/>
-                <w:szCs w:val="24"/>
-              </w:rPr>
-              <w:t>IPv4</w:t>
-            </w:r>
-            <w:proofErr w:type="spellEnd"/>
-            <w:r>
-              <w:rPr>
-                <w:rFonts w:ascii="jf-openhuninn-2.0" w:eastAsia="jf-openhuninn-2.0" w:hAnsi="jf-openhuninn-2.0" w:cs="Arial"/>
-                <w:color w:val="1F1F1F"/>
-                <w:szCs w:val="24"/>
-              </w:rPr>
-              <w:t xml:space="preserve"> 或 </w:t>
-            </w:r>
-            <w:proofErr w:type="spellStart"/>
-            <w:r>
-              <w:rPr>
-                <w:rFonts w:ascii="jf-openhuninn-2.0" w:eastAsia="jf-openhuninn-2.0" w:hAnsi="jf-openhuninn-2.0" w:cs="Arial"/>
-                <w:color w:val="1F1F1F"/>
-                <w:szCs w:val="24"/>
-              </w:rPr>
-              <w:t>IPv6</w:t>
-            </w:r>
-            <w:proofErr w:type="spellEnd"/>
-            <w:r>
-              <w:rPr>
-                <w:rFonts w:ascii="jf-openhuninn-2.0" w:eastAsia="jf-openhuninn-2.0" w:hAnsi="jf-openhuninn-2.0" w:cs="Arial"/>
-                <w:color w:val="1F1F1F"/>
-                <w:szCs w:val="24"/>
-              </w:rPr>
-              <w:t xml:space="preserve"> 標準格式的字串。</w:t>
+              <w:t>必須符合 IPv4 或 IPv6 標準格式的字串。</w:t>
             </w:r>
           </w:p>
         </w:tc>
@@ -12683,9 +13764,18 @@
           <w:rFonts w:ascii="jf-openhuninn-2.0" w:eastAsia="jf-openhuninn-2.0" w:hAnsi="jf-openhuninn-2.0"/>
           <w:szCs w:val="24"/>
         </w:rPr>
-        <w:t>CREATE TABLE `rent_house`.`</w:t>
-      </w:r>
-      <w:proofErr w:type="spellStart"/>
+        <w:t>CREATE TABLE `rent_house</w:t>
+      </w:r>
+      <w:proofErr w:type="gramStart"/>
+      <w:r>
+        <w:rPr>
+          <w:rFonts w:ascii="jf-openhuninn-2.0" w:eastAsia="jf-openhuninn-2.0" w:hAnsi="jf-openhuninn-2.0"/>
+          <w:szCs w:val="24"/>
+        </w:rPr>
+        <w:t>`.`</w:t>
+      </w:r>
+      <w:proofErr w:type="spellStart"/>
+      <w:proofErr w:type="gramEnd"/>
       <w:r>
         <w:rPr>
           <w:rFonts w:ascii="jf-openhuninn-2.0" w:eastAsia="jf-openhuninn-2.0" w:hAnsi="jf-openhuninn-2.0"/>
@@ -12730,7 +13820,23 @@
           <w:rFonts w:ascii="jf-openhuninn-2.0" w:eastAsia="jf-openhuninn-2.0" w:hAnsi="jf-openhuninn-2.0"/>
           <w:szCs w:val="24"/>
         </w:rPr>
-        <w:t>` CHAR(12) NOT NULL,</w:t>
+        <w:t xml:space="preserve">` </w:t>
+      </w:r>
+      <w:proofErr w:type="gramStart"/>
+      <w:r>
+        <w:rPr>
+          <w:rFonts w:ascii="jf-openhuninn-2.0" w:eastAsia="jf-openhuninn-2.0" w:hAnsi="jf-openhuninn-2.0"/>
+          <w:szCs w:val="24"/>
+        </w:rPr>
+        <w:t>CHAR(</w:t>
+      </w:r>
+      <w:proofErr w:type="gramEnd"/>
+      <w:r>
+        <w:rPr>
+          <w:rFonts w:ascii="jf-openhuninn-2.0" w:eastAsia="jf-openhuninn-2.0" w:hAnsi="jf-openhuninn-2.0"/>
+          <w:szCs w:val="24"/>
+        </w:rPr>
+        <w:t>12) NOT NULL,</w:t>
       </w:r>
     </w:p>
     <w:p>
@@ -12761,7 +13867,23 @@
           <w:rFonts w:ascii="jf-openhuninn-2.0" w:eastAsia="jf-openhuninn-2.0" w:hAnsi="jf-openhuninn-2.0"/>
           <w:szCs w:val="24"/>
         </w:rPr>
-        <w:t xml:space="preserve">` CHAR(12) NOT NULL, </w:t>
+        <w:t xml:space="preserve">` </w:t>
+      </w:r>
+      <w:proofErr w:type="gramStart"/>
+      <w:r>
+        <w:rPr>
+          <w:rFonts w:ascii="jf-openhuninn-2.0" w:eastAsia="jf-openhuninn-2.0" w:hAnsi="jf-openhuninn-2.0"/>
+          <w:szCs w:val="24"/>
+        </w:rPr>
+        <w:t>CHAR(</w:t>
+      </w:r>
+      <w:proofErr w:type="gramEnd"/>
+      <w:r>
+        <w:rPr>
+          <w:rFonts w:ascii="jf-openhuninn-2.0" w:eastAsia="jf-openhuninn-2.0" w:hAnsi="jf-openhuninn-2.0"/>
+          <w:szCs w:val="24"/>
+        </w:rPr>
+        <w:t xml:space="preserve">12) NOT NULL, </w:t>
       </w:r>
     </w:p>
     <w:p>
@@ -12792,7 +13914,23 @@
           <w:rFonts w:ascii="jf-openhuninn-2.0" w:eastAsia="jf-openhuninn-2.0" w:hAnsi="jf-openhuninn-2.0"/>
           <w:szCs w:val="24"/>
         </w:rPr>
-        <w:t xml:space="preserve">` CHAR(12) NOT NULL, </w:t>
+        <w:t xml:space="preserve">` </w:t>
+      </w:r>
+      <w:proofErr w:type="gramStart"/>
+      <w:r>
+        <w:rPr>
+          <w:rFonts w:ascii="jf-openhuninn-2.0" w:eastAsia="jf-openhuninn-2.0" w:hAnsi="jf-openhuninn-2.0"/>
+          <w:szCs w:val="24"/>
+        </w:rPr>
+        <w:t>CHAR(</w:t>
+      </w:r>
+      <w:proofErr w:type="gramEnd"/>
+      <w:r>
+        <w:rPr>
+          <w:rFonts w:ascii="jf-openhuninn-2.0" w:eastAsia="jf-openhuninn-2.0" w:hAnsi="jf-openhuninn-2.0"/>
+          <w:szCs w:val="24"/>
+        </w:rPr>
+        <w:t xml:space="preserve">12) NOT NULL, </w:t>
       </w:r>
     </w:p>
     <w:p>
@@ -12823,7 +13961,23 @@
           <w:rFonts w:ascii="jf-openhuninn-2.0" w:eastAsia="jf-openhuninn-2.0" w:hAnsi="jf-openhuninn-2.0"/>
           <w:szCs w:val="24"/>
         </w:rPr>
-        <w:t xml:space="preserve">` CHAR(12) NOT NULL, </w:t>
+        <w:t xml:space="preserve">` </w:t>
+      </w:r>
+      <w:proofErr w:type="gramStart"/>
+      <w:r>
+        <w:rPr>
+          <w:rFonts w:ascii="jf-openhuninn-2.0" w:eastAsia="jf-openhuninn-2.0" w:hAnsi="jf-openhuninn-2.0"/>
+          <w:szCs w:val="24"/>
+        </w:rPr>
+        <w:t>CHAR(</w:t>
+      </w:r>
+      <w:proofErr w:type="gramEnd"/>
+      <w:r>
+        <w:rPr>
+          <w:rFonts w:ascii="jf-openhuninn-2.0" w:eastAsia="jf-openhuninn-2.0" w:hAnsi="jf-openhuninn-2.0"/>
+          <w:szCs w:val="24"/>
+        </w:rPr>
+        <w:t xml:space="preserve">12) NOT NULL, </w:t>
       </w:r>
     </w:p>
     <w:p>
@@ -12900,22 +14054,54 @@
           <w:rFonts w:ascii="jf-openhuninn-2.0" w:eastAsia="jf-openhuninn-2.0" w:hAnsi="jf-openhuninn-2.0"/>
           <w:szCs w:val="24"/>
         </w:rPr>
-        <w:t>` ENUM('Draft', 'Signed', 'Active', 'Expired', 'Terminated') NOT NULL DEFAULT 'Draft',</w:t>
-      </w:r>
-    </w:p>
-    <w:p>
-      <w:pPr>
-        <w:rPr>
-          <w:rFonts w:ascii="jf-openhuninn-2.0" w:eastAsia="jf-openhuninn-2.0" w:hAnsi="jf-openhuninn-2.0"/>
-          <w:szCs w:val="24"/>
-        </w:rPr>
-      </w:pPr>
-      <w:r>
-        <w:rPr>
-          <w:rFonts w:ascii="jf-openhuninn-2.0" w:eastAsia="jf-openhuninn-2.0" w:hAnsi="jf-openhuninn-2.0"/>
-          <w:szCs w:val="24"/>
-        </w:rPr>
-        <w:t>`LandlordSignatureIP` VARCHAR(45) DEFAULT NULL,</w:t>
+        <w:t xml:space="preserve">` </w:t>
+      </w:r>
+      <w:proofErr w:type="gramStart"/>
+      <w:r>
+        <w:rPr>
+          <w:rFonts w:ascii="jf-openhuninn-2.0" w:eastAsia="jf-openhuninn-2.0" w:hAnsi="jf-openhuninn-2.0"/>
+          <w:szCs w:val="24"/>
+        </w:rPr>
+        <w:t>ENUM(</w:t>
+      </w:r>
+      <w:proofErr w:type="gramEnd"/>
+      <w:r>
+        <w:rPr>
+          <w:rFonts w:ascii="jf-openhuninn-2.0" w:eastAsia="jf-openhuninn-2.0" w:hAnsi="jf-openhuninn-2.0"/>
+          <w:szCs w:val="24"/>
+        </w:rPr>
+        <w:t>'Draft', 'Signed', 'Active', 'Expired', 'Terminated') NOT NULL DEFAULT 'Draft',</w:t>
+      </w:r>
+    </w:p>
+    <w:p>
+      <w:pPr>
+        <w:rPr>
+          <w:rFonts w:ascii="jf-openhuninn-2.0" w:eastAsia="jf-openhuninn-2.0" w:hAnsi="jf-openhuninn-2.0"/>
+          <w:szCs w:val="24"/>
+        </w:rPr>
+      </w:pPr>
+      <w:r>
+        <w:rPr>
+          <w:rFonts w:ascii="jf-openhuninn-2.0" w:eastAsia="jf-openhuninn-2.0" w:hAnsi="jf-openhuninn-2.0"/>
+          <w:szCs w:val="24"/>
+        </w:rPr>
+        <w:t xml:space="preserve">`LandlordSignatureIP` </w:t>
+      </w:r>
+      <w:proofErr w:type="gramStart"/>
+      <w:r>
+        <w:rPr>
+          <w:rFonts w:ascii="jf-openhuninn-2.0" w:eastAsia="jf-openhuninn-2.0" w:hAnsi="jf-openhuninn-2.0"/>
+          <w:szCs w:val="24"/>
+        </w:rPr>
+        <w:t>VARCHAR(</w:t>
+      </w:r>
+      <w:proofErr w:type="gramEnd"/>
+      <w:r>
+        <w:rPr>
+          <w:rFonts w:ascii="jf-openhuninn-2.0" w:eastAsia="jf-openhuninn-2.0" w:hAnsi="jf-openhuninn-2.0"/>
+          <w:szCs w:val="24"/>
+        </w:rPr>
+        <w:t>45) DEFAULT NULL,</w:t>
       </w:r>
     </w:p>
     <w:p>
@@ -12946,7 +14132,23 @@
           <w:rFonts w:ascii="jf-openhuninn-2.0" w:eastAsia="jf-openhuninn-2.0" w:hAnsi="jf-openhuninn-2.0"/>
           <w:szCs w:val="24"/>
         </w:rPr>
-        <w:t>` VARCHAR(45) DEFAULT NULL,</w:t>
+        <w:t xml:space="preserve">` </w:t>
+      </w:r>
+      <w:proofErr w:type="gramStart"/>
+      <w:r>
+        <w:rPr>
+          <w:rFonts w:ascii="jf-openhuninn-2.0" w:eastAsia="jf-openhuninn-2.0" w:hAnsi="jf-openhuninn-2.0"/>
+          <w:szCs w:val="24"/>
+        </w:rPr>
+        <w:t>VARCHAR(</w:t>
+      </w:r>
+      <w:proofErr w:type="gramEnd"/>
+      <w:r>
+        <w:rPr>
+          <w:rFonts w:ascii="jf-openhuninn-2.0" w:eastAsia="jf-openhuninn-2.0" w:hAnsi="jf-openhuninn-2.0"/>
+          <w:szCs w:val="24"/>
+        </w:rPr>
+        <w:t>45) DEFAULT NULL,</w:t>
       </w:r>
     </w:p>
     <w:p>
@@ -12977,7 +14179,23 @@
           <w:rFonts w:ascii="jf-openhuninn-2.0" w:eastAsia="jf-openhuninn-2.0" w:hAnsi="jf-openhuninn-2.0"/>
           <w:szCs w:val="24"/>
         </w:rPr>
-        <w:t>` CHAR(12) DEFAULT NULL,</w:t>
+        <w:t xml:space="preserve">` </w:t>
+      </w:r>
+      <w:proofErr w:type="gramStart"/>
+      <w:r>
+        <w:rPr>
+          <w:rFonts w:ascii="jf-openhuninn-2.0" w:eastAsia="jf-openhuninn-2.0" w:hAnsi="jf-openhuninn-2.0"/>
+          <w:szCs w:val="24"/>
+        </w:rPr>
+        <w:t>CHAR(</w:t>
+      </w:r>
+      <w:proofErr w:type="gramEnd"/>
+      <w:r>
+        <w:rPr>
+          <w:rFonts w:ascii="jf-openhuninn-2.0" w:eastAsia="jf-openhuninn-2.0" w:hAnsi="jf-openhuninn-2.0"/>
+          <w:szCs w:val="24"/>
+        </w:rPr>
+        <w:t>12) DEFAULT NULL,</w:t>
       </w:r>
     </w:p>
     <w:p>
@@ -13008,7 +14226,23 @@
           <w:rFonts w:ascii="jf-openhuninn-2.0" w:eastAsia="jf-openhuninn-2.0" w:hAnsi="jf-openhuninn-2.0"/>
           <w:szCs w:val="24"/>
         </w:rPr>
-        <w:t>` VARCHAR(255) DEFAULT NULL,</w:t>
+        <w:t xml:space="preserve">` </w:t>
+      </w:r>
+      <w:proofErr w:type="gramStart"/>
+      <w:r>
+        <w:rPr>
+          <w:rFonts w:ascii="jf-openhuninn-2.0" w:eastAsia="jf-openhuninn-2.0" w:hAnsi="jf-openhuninn-2.0"/>
+          <w:szCs w:val="24"/>
+        </w:rPr>
+        <w:t>VARCHAR(</w:t>
+      </w:r>
+      <w:proofErr w:type="gramEnd"/>
+      <w:r>
+        <w:rPr>
+          <w:rFonts w:ascii="jf-openhuninn-2.0" w:eastAsia="jf-openhuninn-2.0" w:hAnsi="jf-openhuninn-2.0"/>
+          <w:szCs w:val="24"/>
+        </w:rPr>
+        <w:t>255) DEFAULT NULL,</w:t>
       </w:r>
     </w:p>
     <w:p>
@@ -13086,6 +14320,109 @@
           <w:rFonts w:ascii="jf-openhuninn-2.0" w:eastAsia="jf-openhuninn-2.0" w:hAnsi="jf-openhuninn-2.0"/>
           <w:szCs w:val="24"/>
         </w:rPr>
+        <w:t xml:space="preserve">`) REFERENCES </w:t>
+      </w:r>
+      <w:r>
+        <w:rPr>
+          <w:rFonts w:ascii="jf-openhuninn-2.0" w:eastAsia="jf-openhuninn-2.0" w:hAnsi="jf-openhuninn-2.0"/>
+          <w:szCs w:val="24"/>
+        </w:rPr>
+        <w:lastRenderedPageBreak/>
+        <w:t>`</w:t>
+      </w:r>
+      <w:proofErr w:type="spellStart"/>
+      <w:r>
+        <w:rPr>
+          <w:rFonts w:ascii="jf-openhuninn-2.0" w:eastAsia="jf-openhuninn-2.0" w:hAnsi="jf-openhuninn-2.0"/>
+          <w:szCs w:val="24"/>
+        </w:rPr>
+        <w:t>rent_house</w:t>
+      </w:r>
+      <w:proofErr w:type="gramStart"/>
+      <w:r>
+        <w:rPr>
+          <w:rFonts w:ascii="jf-openhuninn-2.0" w:eastAsia="jf-openhuninn-2.0" w:hAnsi="jf-openhuninn-2.0"/>
+          <w:szCs w:val="24"/>
+        </w:rPr>
+        <w:t>`.`</w:t>
+      </w:r>
+      <w:proofErr w:type="gramEnd"/>
+      <w:r>
+        <w:rPr>
+          <w:rFonts w:ascii="jf-openhuninn-2.0" w:eastAsia="jf-openhuninn-2.0" w:hAnsi="jf-openhuninn-2.0"/>
+          <w:szCs w:val="24"/>
+        </w:rPr>
+        <w:t>Property</w:t>
+      </w:r>
+      <w:proofErr w:type="spellEnd"/>
+      <w:r>
+        <w:rPr>
+          <w:rFonts w:ascii="jf-openhuninn-2.0" w:eastAsia="jf-openhuninn-2.0" w:hAnsi="jf-openhuninn-2.0"/>
+          <w:szCs w:val="24"/>
+        </w:rPr>
+        <w:t>` (`</w:t>
+      </w:r>
+      <w:proofErr w:type="spellStart"/>
+      <w:r>
+        <w:rPr>
+          <w:rFonts w:ascii="jf-openhuninn-2.0" w:eastAsia="jf-openhuninn-2.0" w:hAnsi="jf-openhuninn-2.0"/>
+          <w:szCs w:val="24"/>
+        </w:rPr>
+        <w:t>PropertyID</w:t>
+      </w:r>
+      <w:proofErr w:type="spellEnd"/>
+      <w:r>
+        <w:rPr>
+          <w:rFonts w:ascii="jf-openhuninn-2.0" w:eastAsia="jf-openhuninn-2.0" w:hAnsi="jf-openhuninn-2.0"/>
+          <w:szCs w:val="24"/>
+        </w:rPr>
+        <w:t>`) ON DELETE RESTRICT ON UPDATE CASCADE,</w:t>
+      </w:r>
+    </w:p>
+    <w:p>
+      <w:pPr>
+        <w:rPr>
+          <w:rFonts w:ascii="jf-openhuninn-2.0" w:eastAsia="jf-openhuninn-2.0" w:hAnsi="jf-openhuninn-2.0"/>
+          <w:szCs w:val="24"/>
+        </w:rPr>
+      </w:pPr>
+      <w:r>
+        <w:rPr>
+          <w:rFonts w:ascii="jf-openhuninn-2.0" w:eastAsia="jf-openhuninn-2.0" w:hAnsi="jf-openhuninn-2.0"/>
+          <w:szCs w:val="24"/>
+        </w:rPr>
+        <w:t>CONSTRAINT `</w:t>
+      </w:r>
+      <w:proofErr w:type="spellStart"/>
+      <w:r>
+        <w:rPr>
+          <w:rFonts w:ascii="jf-openhuninn-2.0" w:eastAsia="jf-openhuninn-2.0" w:hAnsi="jf-openhuninn-2.0"/>
+          <w:szCs w:val="24"/>
+        </w:rPr>
+        <w:t>fk_lease_landlord</w:t>
+      </w:r>
+      <w:proofErr w:type="spellEnd"/>
+      <w:r>
+        <w:rPr>
+          <w:rFonts w:ascii="jf-openhuninn-2.0" w:eastAsia="jf-openhuninn-2.0" w:hAnsi="jf-openhuninn-2.0"/>
+          <w:szCs w:val="24"/>
+        </w:rPr>
+        <w:t>` FOREIGN KEY (`</w:t>
+      </w:r>
+      <w:proofErr w:type="spellStart"/>
+      <w:r>
+        <w:rPr>
+          <w:rFonts w:ascii="jf-openhuninn-2.0" w:eastAsia="jf-openhuninn-2.0" w:hAnsi="jf-openhuninn-2.0"/>
+          <w:szCs w:val="24"/>
+        </w:rPr>
+        <w:t>LandlordID</w:t>
+      </w:r>
+      <w:proofErr w:type="spellEnd"/>
+      <w:r>
+        <w:rPr>
+          <w:rFonts w:ascii="jf-openhuninn-2.0" w:eastAsia="jf-openhuninn-2.0" w:hAnsi="jf-openhuninn-2.0"/>
+          <w:szCs w:val="24"/>
+        </w:rPr>
         <w:t>`) REFERENCES `</w:t>
       </w:r>
       <w:proofErr w:type="spellStart"/>
@@ -13094,7 +14431,23 @@
           <w:rFonts w:ascii="jf-openhuninn-2.0" w:eastAsia="jf-openhuninn-2.0" w:hAnsi="jf-openhuninn-2.0"/>
           <w:szCs w:val="24"/>
         </w:rPr>
-        <w:t>rent_house`.`Property</w:t>
+        <w:t>rent_house</w:t>
+      </w:r>
+      <w:proofErr w:type="gramStart"/>
+      <w:r>
+        <w:rPr>
+          <w:rFonts w:ascii="jf-openhuninn-2.0" w:eastAsia="jf-openhuninn-2.0" w:hAnsi="jf-openhuninn-2.0"/>
+          <w:szCs w:val="24"/>
+        </w:rPr>
+        <w:t>`.`</w:t>
+      </w:r>
+      <w:proofErr w:type="gramEnd"/>
+      <w:r>
+        <w:rPr>
+          <w:rFonts w:ascii="jf-openhuninn-2.0" w:eastAsia="jf-openhuninn-2.0" w:hAnsi="jf-openhuninn-2.0"/>
+          <w:szCs w:val="24"/>
+        </w:rPr>
+        <w:t>Landlord</w:t>
       </w:r>
       <w:proofErr w:type="spellEnd"/>
       <w:r>
@@ -13110,7 +14463,7 @@
           <w:rFonts w:ascii="jf-openhuninn-2.0" w:eastAsia="jf-openhuninn-2.0" w:hAnsi="jf-openhuninn-2.0"/>
           <w:szCs w:val="24"/>
         </w:rPr>
-        <w:t>PropertyID</w:t>
+        <w:t>LandlordID</w:t>
       </w:r>
       <w:proofErr w:type="spellEnd"/>
       <w:r>
@@ -13141,7 +14494,7 @@
           <w:rFonts w:ascii="jf-openhuninn-2.0" w:eastAsia="jf-openhuninn-2.0" w:hAnsi="jf-openhuninn-2.0"/>
           <w:szCs w:val="24"/>
         </w:rPr>
-        <w:t>fk_lease_landlord</w:t>
+        <w:t>fk_lease_tenant</w:t>
       </w:r>
       <w:proofErr w:type="spellEnd"/>
       <w:r>
@@ -13157,7 +14510,7 @@
           <w:rFonts w:ascii="jf-openhuninn-2.0" w:eastAsia="jf-openhuninn-2.0" w:hAnsi="jf-openhuninn-2.0"/>
           <w:szCs w:val="24"/>
         </w:rPr>
-        <w:t>LandlordID</w:t>
+        <w:t>TenantID</w:t>
       </w:r>
       <w:proofErr w:type="spellEnd"/>
       <w:r>
@@ -13173,7 +14526,23 @@
           <w:rFonts w:ascii="jf-openhuninn-2.0" w:eastAsia="jf-openhuninn-2.0" w:hAnsi="jf-openhuninn-2.0"/>
           <w:szCs w:val="24"/>
         </w:rPr>
-        <w:t>rent_house`.`Landlord</w:t>
+        <w:t>rent_house</w:t>
+      </w:r>
+      <w:proofErr w:type="gramStart"/>
+      <w:r>
+        <w:rPr>
+          <w:rFonts w:ascii="jf-openhuninn-2.0" w:eastAsia="jf-openhuninn-2.0" w:hAnsi="jf-openhuninn-2.0"/>
+          <w:szCs w:val="24"/>
+        </w:rPr>
+        <w:t>`.`</w:t>
+      </w:r>
+      <w:proofErr w:type="gramEnd"/>
+      <w:r>
+        <w:rPr>
+          <w:rFonts w:ascii="jf-openhuninn-2.0" w:eastAsia="jf-openhuninn-2.0" w:hAnsi="jf-openhuninn-2.0"/>
+          <w:szCs w:val="24"/>
+        </w:rPr>
+        <w:t>Tenant</w:t>
       </w:r>
       <w:proofErr w:type="spellEnd"/>
       <w:r>
@@ -13189,7 +14558,7 @@
           <w:rFonts w:ascii="jf-openhuninn-2.0" w:eastAsia="jf-openhuninn-2.0" w:hAnsi="jf-openhuninn-2.0"/>
           <w:szCs w:val="24"/>
         </w:rPr>
-        <w:t>LandlordID</w:t>
+        <w:t>TenantID</w:t>
       </w:r>
       <w:proofErr w:type="spellEnd"/>
       <w:r>
@@ -13220,7 +14589,7 @@
           <w:rFonts w:ascii="jf-openhuninn-2.0" w:eastAsia="jf-openhuninn-2.0" w:hAnsi="jf-openhuninn-2.0"/>
           <w:szCs w:val="24"/>
         </w:rPr>
-        <w:t>fk_lease_tenant</w:t>
+        <w:t>fk_lease_terminated_user</w:t>
       </w:r>
       <w:proofErr w:type="spellEnd"/>
       <w:r>
@@ -13236,7 +14605,7 @@
           <w:rFonts w:ascii="jf-openhuninn-2.0" w:eastAsia="jf-openhuninn-2.0" w:hAnsi="jf-openhuninn-2.0"/>
           <w:szCs w:val="24"/>
         </w:rPr>
-        <w:t>TenantID</w:t>
+        <w:t>TerminatedByID</w:t>
       </w:r>
       <w:proofErr w:type="spellEnd"/>
       <w:r>
@@ -13252,7 +14621,23 @@
           <w:rFonts w:ascii="jf-openhuninn-2.0" w:eastAsia="jf-openhuninn-2.0" w:hAnsi="jf-openhuninn-2.0"/>
           <w:szCs w:val="24"/>
         </w:rPr>
-        <w:t>rent_house`.`Tenant</w:t>
+        <w:t>rent_house</w:t>
+      </w:r>
+      <w:proofErr w:type="gramStart"/>
+      <w:r>
+        <w:rPr>
+          <w:rFonts w:ascii="jf-openhuninn-2.0" w:eastAsia="jf-openhuninn-2.0" w:hAnsi="jf-openhuninn-2.0"/>
+          <w:szCs w:val="24"/>
+        </w:rPr>
+        <w:t>`.`</w:t>
+      </w:r>
+      <w:proofErr w:type="gramEnd"/>
+      <w:r>
+        <w:rPr>
+          <w:rFonts w:ascii="jf-openhuninn-2.0" w:eastAsia="jf-openhuninn-2.0" w:hAnsi="jf-openhuninn-2.0"/>
+          <w:szCs w:val="24"/>
+        </w:rPr>
+        <w:t>User</w:t>
       </w:r>
       <w:proofErr w:type="spellEnd"/>
       <w:r>
@@ -13268,7 +14653,7 @@
           <w:rFonts w:ascii="jf-openhuninn-2.0" w:eastAsia="jf-openhuninn-2.0" w:hAnsi="jf-openhuninn-2.0"/>
           <w:szCs w:val="24"/>
         </w:rPr>
-        <w:t>TenantID</w:t>
+        <w:t>UserID</w:t>
       </w:r>
       <w:proofErr w:type="spellEnd"/>
       <w:r>
@@ -13299,63 +14684,47 @@
           <w:rFonts w:ascii="jf-openhuninn-2.0" w:eastAsia="jf-openhuninn-2.0" w:hAnsi="jf-openhuninn-2.0"/>
           <w:szCs w:val="24"/>
         </w:rPr>
-        <w:t>fk_lease_terminated_user</w:t>
-      </w:r>
-      <w:proofErr w:type="spellEnd"/>
-      <w:r>
-        <w:rPr>
-          <w:rFonts w:ascii="jf-openhuninn-2.0" w:eastAsia="jf-openhuninn-2.0" w:hAnsi="jf-openhuninn-2.0"/>
-          <w:szCs w:val="24"/>
-        </w:rPr>
-        <w:t>` FOREIGN KEY (`</w:t>
-      </w:r>
-      <w:proofErr w:type="spellStart"/>
-      <w:r>
-        <w:rPr>
-          <w:rFonts w:ascii="jf-openhuninn-2.0" w:eastAsia="jf-openhuninn-2.0" w:hAnsi="jf-openhuninn-2.0"/>
-          <w:szCs w:val="24"/>
-        </w:rPr>
-        <w:t>TerminatedByID</w:t>
-      </w:r>
-      <w:proofErr w:type="spellEnd"/>
-      <w:r>
-        <w:rPr>
-          <w:rFonts w:ascii="jf-openhuninn-2.0" w:eastAsia="jf-openhuninn-2.0" w:hAnsi="jf-openhuninn-2.0"/>
-          <w:szCs w:val="24"/>
-        </w:rPr>
-        <w:t>`) REFERENCES `</w:t>
-      </w:r>
-      <w:proofErr w:type="spellStart"/>
-      <w:r>
-        <w:rPr>
-          <w:rFonts w:ascii="jf-openhuninn-2.0" w:eastAsia="jf-openhuninn-2.0" w:hAnsi="jf-openhuninn-2.0"/>
-          <w:szCs w:val="24"/>
-        </w:rPr>
-        <w:t>rent_house`.`User</w:t>
-      </w:r>
-      <w:proofErr w:type="spellEnd"/>
-      <w:r>
-        <w:rPr>
-          <w:rFonts w:ascii="jf-openhuninn-2.0" w:eastAsia="jf-openhuninn-2.0" w:hAnsi="jf-openhuninn-2.0"/>
-          <w:szCs w:val="24"/>
-        </w:rPr>
-        <w:t>` (`</w:t>
-      </w:r>
-      <w:proofErr w:type="spellStart"/>
-      <w:r>
-        <w:rPr>
-          <w:rFonts w:ascii="jf-openhuninn-2.0" w:eastAsia="jf-openhuninn-2.0" w:hAnsi="jf-openhuninn-2.0"/>
-          <w:szCs w:val="24"/>
-        </w:rPr>
-        <w:t>UserID</w:t>
-      </w:r>
-      <w:proofErr w:type="spellEnd"/>
-      <w:r>
-        <w:rPr>
-          <w:rFonts w:ascii="jf-openhuninn-2.0" w:eastAsia="jf-openhuninn-2.0" w:hAnsi="jf-openhuninn-2.0"/>
-          <w:szCs w:val="24"/>
-        </w:rPr>
-        <w:t>`) ON DELETE RESTRICT ON UPDATE CASCADE,</w:t>
+        <w:t>chk_lease_id_format</w:t>
+      </w:r>
+      <w:proofErr w:type="spellEnd"/>
+      <w:r>
+        <w:rPr>
+          <w:rFonts w:ascii="jf-openhuninn-2.0" w:eastAsia="jf-openhuninn-2.0" w:hAnsi="jf-openhuninn-2.0"/>
+          <w:szCs w:val="24"/>
+        </w:rPr>
+        <w:t>` CHECK (`</w:t>
+      </w:r>
+      <w:proofErr w:type="spellStart"/>
+      <w:r>
+        <w:rPr>
+          <w:rFonts w:ascii="jf-openhuninn-2.0" w:eastAsia="jf-openhuninn-2.0" w:hAnsi="jf-openhuninn-2.0"/>
+          <w:szCs w:val="24"/>
+        </w:rPr>
+        <w:t>LeaseAgreementID</w:t>
+      </w:r>
+      <w:proofErr w:type="spellEnd"/>
+      <w:r>
+        <w:rPr>
+          <w:rFonts w:ascii="jf-openhuninn-2.0" w:eastAsia="jf-openhuninn-2.0" w:hAnsi="jf-openhuninn-2.0"/>
+          <w:szCs w:val="24"/>
+        </w:rPr>
+        <w:t>` REGEXP '^L</w:t>
+      </w:r>
+      <w:proofErr w:type="gramStart"/>
+      <w:r>
+        <w:rPr>
+          <w:rFonts w:ascii="jf-openhuninn-2.0" w:eastAsia="jf-openhuninn-2.0" w:hAnsi="jf-openhuninn-2.0"/>
+          <w:szCs w:val="24"/>
+        </w:rPr>
+        <w:t>-[</w:t>
+      </w:r>
+      <w:proofErr w:type="gramEnd"/>
+      <w:r>
+        <w:rPr>
+          <w:rFonts w:ascii="jf-openhuninn-2.0" w:eastAsia="jf-openhuninn-2.0" w:hAnsi="jf-openhuninn-2.0"/>
+          <w:szCs w:val="24"/>
+        </w:rPr>
+        <w:t>2-9][0-9]{3}-[0-9]{5}$'),</w:t>
       </w:r>
     </w:p>
     <w:p>
@@ -13378,7 +14747,7 @@
           <w:rFonts w:ascii="jf-openhuninn-2.0" w:eastAsia="jf-openhuninn-2.0" w:hAnsi="jf-openhuninn-2.0"/>
           <w:szCs w:val="24"/>
         </w:rPr>
-        <w:t>chk_lease_id_format</w:t>
+        <w:t>chk_lease_date_order</w:t>
       </w:r>
       <w:proofErr w:type="spellEnd"/>
       <w:r>
@@ -13394,69 +14763,6 @@
           <w:rFonts w:ascii="jf-openhuninn-2.0" w:eastAsia="jf-openhuninn-2.0" w:hAnsi="jf-openhuninn-2.0"/>
           <w:szCs w:val="24"/>
         </w:rPr>
-        <w:t>LeaseAgreementID</w:t>
-      </w:r>
-      <w:proofErr w:type="spellEnd"/>
-      <w:r>
-        <w:rPr>
-          <w:rFonts w:ascii="jf-openhuninn-2.0" w:eastAsia="jf-openhuninn-2.0" w:hAnsi="jf-openhuninn-2.0"/>
-          <w:szCs w:val="24"/>
-        </w:rPr>
-        <w:t xml:space="preserve">` </w:t>
-      </w:r>
-      <w:proofErr w:type="spellStart"/>
-      <w:r>
-        <w:rPr>
-          <w:rFonts w:ascii="jf-openhuninn-2.0" w:eastAsia="jf-openhuninn-2.0" w:hAnsi="jf-openhuninn-2.0"/>
-          <w:szCs w:val="24"/>
-        </w:rPr>
-        <w:t>REGEXP</w:t>
-      </w:r>
-      <w:proofErr w:type="spellEnd"/>
-      <w:r>
-        <w:rPr>
-          <w:rFonts w:ascii="jf-openhuninn-2.0" w:eastAsia="jf-openhuninn-2.0" w:hAnsi="jf-openhuninn-2.0"/>
-          <w:szCs w:val="24"/>
-        </w:rPr>
-        <w:t xml:space="preserve"> '^L-[2-9][0-9]{3}-[0-9]{5}$'),</w:t>
-      </w:r>
-    </w:p>
-    <w:p>
-      <w:pPr>
-        <w:rPr>
-          <w:rFonts w:ascii="jf-openhuninn-2.0" w:eastAsia="jf-openhuninn-2.0" w:hAnsi="jf-openhuninn-2.0"/>
-          <w:szCs w:val="24"/>
-        </w:rPr>
-      </w:pPr>
-      <w:r>
-        <w:rPr>
-          <w:rFonts w:ascii="jf-openhuninn-2.0" w:eastAsia="jf-openhuninn-2.0" w:hAnsi="jf-openhuninn-2.0"/>
-          <w:szCs w:val="24"/>
-        </w:rPr>
-        <w:t>CONSTRAINT `</w:t>
-      </w:r>
-      <w:proofErr w:type="spellStart"/>
-      <w:r>
-        <w:rPr>
-          <w:rFonts w:ascii="jf-openhuninn-2.0" w:eastAsia="jf-openhuninn-2.0" w:hAnsi="jf-openhuninn-2.0"/>
-          <w:szCs w:val="24"/>
-        </w:rPr>
-        <w:t>chk_lease_date_order</w:t>
-      </w:r>
-      <w:proofErr w:type="spellEnd"/>
-      <w:r>
-        <w:rPr>
-          <w:rFonts w:ascii="jf-openhuninn-2.0" w:eastAsia="jf-openhuninn-2.0" w:hAnsi="jf-openhuninn-2.0"/>
-          <w:szCs w:val="24"/>
-        </w:rPr>
-        <w:t>` CHECK (`</w:t>
-      </w:r>
-      <w:proofErr w:type="spellStart"/>
-      <w:r>
-        <w:rPr>
-          <w:rFonts w:ascii="jf-openhuninn-2.0" w:eastAsia="jf-openhuninn-2.0" w:hAnsi="jf-openhuninn-2.0"/>
-          <w:szCs w:val="24"/>
-        </w:rPr>
         <w:t>EndDate</w:t>
       </w:r>
       <w:proofErr w:type="spellEnd"/>
@@ -13496,39 +14802,7 @@
           <w:rFonts w:ascii="jf-openhuninn-2.0" w:eastAsia="jf-openhuninn-2.0" w:hAnsi="jf-openhuninn-2.0"/>
           <w:szCs w:val="24"/>
         </w:rPr>
-        <w:t xml:space="preserve"> DEFAULT CHARSET=</w:t>
-      </w:r>
-      <w:proofErr w:type="spellStart"/>
-      <w:r>
-        <w:rPr>
-          <w:rFonts w:ascii="jf-openhuninn-2.0" w:eastAsia="jf-openhuninn-2.0" w:hAnsi="jf-openhuninn-2.0"/>
-          <w:szCs w:val="24"/>
-        </w:rPr>
-        <w:t>utf8mb4</w:t>
-      </w:r>
-      <w:proofErr w:type="spellEnd"/>
-      <w:r>
-        <w:rPr>
-          <w:rFonts w:ascii="jf-openhuninn-2.0" w:eastAsia="jf-openhuninn-2.0" w:hAnsi="jf-openhuninn-2.0"/>
-          <w:szCs w:val="24"/>
-        </w:rPr>
-        <w:t xml:space="preserve"> COLLATE=</w:t>
-      </w:r>
-      <w:proofErr w:type="spellStart"/>
-      <w:r>
-        <w:rPr>
-          <w:rFonts w:ascii="jf-openhuninn-2.0" w:eastAsia="jf-openhuninn-2.0" w:hAnsi="jf-openhuninn-2.0"/>
-          <w:szCs w:val="24"/>
-        </w:rPr>
-        <w:t>utf8mb4_unicode_ci</w:t>
-      </w:r>
-      <w:proofErr w:type="spellEnd"/>
-      <w:r>
-        <w:rPr>
-          <w:rFonts w:ascii="jf-openhuninn-2.0" w:eastAsia="jf-openhuninn-2.0" w:hAnsi="jf-openhuninn-2.0"/>
-          <w:szCs w:val="24"/>
-        </w:rPr>
-        <w:t>;</w:t>
+        <w:t xml:space="preserve"> DEFAULT CHARSET=utf8mb4 COLLATE=utf8mb4_unicode_ci;</w:t>
       </w:r>
     </w:p>
     <w:p>
@@ -13593,7 +14867,7 @@
     </w:p>
     <w:tbl>
       <w:tblPr>
-        <w:tblStyle w:val="aa"/>
+        <w:tblStyle w:val="ae"/>
         <w:tblW w:w="5000" w:type="pct"/>
         <w:tblLook w:val="04A0" w:firstRow="1" w:lastRow="0" w:firstColumn="1" w:lastColumn="0" w:noHBand="0" w:noVBand="1"/>
       </w:tblPr>
@@ -13663,6 +14937,7 @@
                 <w:szCs w:val="24"/>
               </w:rPr>
             </w:pPr>
+            <w:proofErr w:type="gramStart"/>
             <w:r>
               <w:rPr>
                 <w:rFonts w:ascii="jf-openhuninn-2.0" w:eastAsia="jf-openhuninn-2.0" w:hAnsi="jf-openhuninn-2.0" w:cs="Arial"/>
@@ -13671,6 +14946,7 @@
               </w:rPr>
               <w:t>值域說明</w:t>
             </w:r>
+            <w:proofErr w:type="gramEnd"/>
           </w:p>
         </w:tc>
         <w:tc>
@@ -14034,9 +15310,18 @@
           <w:rFonts w:ascii="jf-openhuninn-2.0" w:eastAsia="jf-openhuninn-2.0" w:hAnsi="jf-openhuninn-2.0"/>
           <w:szCs w:val="24"/>
         </w:rPr>
-        <w:t>CREATE TABLE `rent_house`.`</w:t>
-      </w:r>
-      <w:proofErr w:type="spellStart"/>
+        <w:t>CREATE TABLE `rent_house</w:t>
+      </w:r>
+      <w:proofErr w:type="gramStart"/>
+      <w:r>
+        <w:rPr>
+          <w:rFonts w:ascii="jf-openhuninn-2.0" w:eastAsia="jf-openhuninn-2.0" w:hAnsi="jf-openhuninn-2.0"/>
+          <w:szCs w:val="24"/>
+        </w:rPr>
+        <w:t>`.`</w:t>
+      </w:r>
+      <w:proofErr w:type="spellStart"/>
+      <w:proofErr w:type="gramEnd"/>
       <w:r>
         <w:rPr>
           <w:rFonts w:ascii="jf-openhuninn-2.0" w:eastAsia="jf-openhuninn-2.0" w:hAnsi="jf-openhuninn-2.0"/>
@@ -14081,7 +15366,23 @@
           <w:rFonts w:ascii="jf-openhuninn-2.0" w:eastAsia="jf-openhuninn-2.0" w:hAnsi="jf-openhuninn-2.0"/>
           <w:szCs w:val="24"/>
         </w:rPr>
-        <w:t>` CHAR(12) NOT NULL,</w:t>
+        <w:t xml:space="preserve">` </w:t>
+      </w:r>
+      <w:proofErr w:type="gramStart"/>
+      <w:r>
+        <w:rPr>
+          <w:rFonts w:ascii="jf-openhuninn-2.0" w:eastAsia="jf-openhuninn-2.0" w:hAnsi="jf-openhuninn-2.0"/>
+          <w:szCs w:val="24"/>
+        </w:rPr>
+        <w:t>CHAR(</w:t>
+      </w:r>
+      <w:proofErr w:type="gramEnd"/>
+      <w:r>
+        <w:rPr>
+          <w:rFonts w:ascii="jf-openhuninn-2.0" w:eastAsia="jf-openhuninn-2.0" w:hAnsi="jf-openhuninn-2.0"/>
+          <w:szCs w:val="24"/>
+        </w:rPr>
+        <w:t>12) NOT NULL,</w:t>
       </w:r>
     </w:p>
     <w:p>
@@ -14112,7 +15413,23 @@
           <w:rFonts w:ascii="jf-openhuninn-2.0" w:eastAsia="jf-openhuninn-2.0" w:hAnsi="jf-openhuninn-2.0"/>
           <w:szCs w:val="24"/>
         </w:rPr>
-        <w:t>` CHAR(12) NOT NULL,</w:t>
+        <w:t xml:space="preserve">` </w:t>
+      </w:r>
+      <w:proofErr w:type="gramStart"/>
+      <w:r>
+        <w:rPr>
+          <w:rFonts w:ascii="jf-openhuninn-2.0" w:eastAsia="jf-openhuninn-2.0" w:hAnsi="jf-openhuninn-2.0"/>
+          <w:szCs w:val="24"/>
+        </w:rPr>
+        <w:t>CHAR(</w:t>
+      </w:r>
+      <w:proofErr w:type="gramEnd"/>
+      <w:r>
+        <w:rPr>
+          <w:rFonts w:ascii="jf-openhuninn-2.0" w:eastAsia="jf-openhuninn-2.0" w:hAnsi="jf-openhuninn-2.0"/>
+          <w:szCs w:val="24"/>
+        </w:rPr>
+        <w:t>12) NOT NULL,</w:t>
       </w:r>
     </w:p>
     <w:p>
@@ -14229,7 +15546,23 @@
           <w:rFonts w:ascii="jf-openhuninn-2.0" w:eastAsia="jf-openhuninn-2.0" w:hAnsi="jf-openhuninn-2.0"/>
           <w:szCs w:val="24"/>
         </w:rPr>
-        <w:t>rent_house`.`Property</w:t>
+        <w:t>rent_house</w:t>
+      </w:r>
+      <w:proofErr w:type="gramStart"/>
+      <w:r>
+        <w:rPr>
+          <w:rFonts w:ascii="jf-openhuninn-2.0" w:eastAsia="jf-openhuninn-2.0" w:hAnsi="jf-openhuninn-2.0"/>
+          <w:szCs w:val="24"/>
+        </w:rPr>
+        <w:t>`.`</w:t>
+      </w:r>
+      <w:proofErr w:type="gramEnd"/>
+      <w:r>
+        <w:rPr>
+          <w:rFonts w:ascii="jf-openhuninn-2.0" w:eastAsia="jf-openhuninn-2.0" w:hAnsi="jf-openhuninn-2.0"/>
+          <w:szCs w:val="24"/>
+        </w:rPr>
+        <w:t>Property</w:t>
       </w:r>
       <w:proofErr w:type="spellEnd"/>
       <w:r>
@@ -14330,6 +15663,7 @@
           <w:rFonts w:ascii="jf-openhuninn-2.0" w:eastAsia="jf-openhuninn-2.0" w:hAnsi="jf-openhuninn-2.0"/>
           <w:szCs w:val="24"/>
         </w:rPr>
+        <w:lastRenderedPageBreak/>
         <w:t>REFERENCES `</w:t>
       </w:r>
       <w:proofErr w:type="spellStart"/>
@@ -14338,7 +15672,23 @@
           <w:rFonts w:ascii="jf-openhuninn-2.0" w:eastAsia="jf-openhuninn-2.0" w:hAnsi="jf-openhuninn-2.0"/>
           <w:szCs w:val="24"/>
         </w:rPr>
-        <w:t>rent_house`.`Feature</w:t>
+        <w:t>rent_house</w:t>
+      </w:r>
+      <w:proofErr w:type="gramStart"/>
+      <w:r>
+        <w:rPr>
+          <w:rFonts w:ascii="jf-openhuninn-2.0" w:eastAsia="jf-openhuninn-2.0" w:hAnsi="jf-openhuninn-2.0"/>
+          <w:szCs w:val="24"/>
+        </w:rPr>
+        <w:t>`.`</w:t>
+      </w:r>
+      <w:proofErr w:type="gramEnd"/>
+      <w:r>
+        <w:rPr>
+          <w:rFonts w:ascii="jf-openhuninn-2.0" w:eastAsia="jf-openhuninn-2.0" w:hAnsi="jf-openhuninn-2.0"/>
+          <w:szCs w:val="24"/>
+        </w:rPr>
+        <w:t>Feature</w:t>
       </w:r>
       <w:proofErr w:type="spellEnd"/>
       <w:r>
@@ -14408,39 +15758,7 @@
           <w:rFonts w:ascii="jf-openhuninn-2.0" w:eastAsia="jf-openhuninn-2.0" w:hAnsi="jf-openhuninn-2.0"/>
           <w:szCs w:val="24"/>
         </w:rPr>
-        <w:t xml:space="preserve"> DEFAULT CHARSET=</w:t>
-      </w:r>
-      <w:proofErr w:type="spellStart"/>
-      <w:r>
-        <w:rPr>
-          <w:rFonts w:ascii="jf-openhuninn-2.0" w:eastAsia="jf-openhuninn-2.0" w:hAnsi="jf-openhuninn-2.0"/>
-          <w:szCs w:val="24"/>
-        </w:rPr>
-        <w:t>utf8mb4</w:t>
-      </w:r>
-      <w:proofErr w:type="spellEnd"/>
-      <w:r>
-        <w:rPr>
-          <w:rFonts w:ascii="jf-openhuninn-2.0" w:eastAsia="jf-openhuninn-2.0" w:hAnsi="jf-openhuninn-2.0"/>
-          <w:szCs w:val="24"/>
-        </w:rPr>
-        <w:t xml:space="preserve"> COLLATE=</w:t>
-      </w:r>
-      <w:proofErr w:type="spellStart"/>
-      <w:r>
-        <w:rPr>
-          <w:rFonts w:ascii="jf-openhuninn-2.0" w:eastAsia="jf-openhuninn-2.0" w:hAnsi="jf-openhuninn-2.0"/>
-          <w:szCs w:val="24"/>
-        </w:rPr>
-        <w:t>utf8mb4_unicode_ci</w:t>
-      </w:r>
-      <w:proofErr w:type="spellEnd"/>
-      <w:r>
-        <w:rPr>
-          <w:rFonts w:ascii="jf-openhuninn-2.0" w:eastAsia="jf-openhuninn-2.0" w:hAnsi="jf-openhuninn-2.0"/>
-          <w:szCs w:val="24"/>
-        </w:rPr>
-        <w:t>;</w:t>
+        <w:t xml:space="preserve"> DEFAULT CHARSET=utf8mb4 COLLATE=utf8mb4_unicode_ci;</w:t>
       </w:r>
     </w:p>
     <w:p>
@@ -14556,7 +15874,25 @@
           <w:sz w:val="28"/>
           <w:szCs w:val="28"/>
         </w:rPr>
-        <w:t>使用者在線上租屋平台進行房屋搜尋並且輸出房屋與房東相關資訊，只能搜尋到房屋狀態為'Action'(上架)的房屋。</w:t>
+        <w:t>使用者</w:t>
+      </w:r>
+      <w:proofErr w:type="gramStart"/>
+      <w:r>
+        <w:rPr>
+          <w:rFonts w:ascii="jf-openhuninn-2.0" w:eastAsia="jf-openhuninn-2.0" w:hAnsi="jf-openhuninn-2.0"/>
+          <w:sz w:val="28"/>
+          <w:szCs w:val="28"/>
+        </w:rPr>
+        <w:t>在線上租</w:t>
+      </w:r>
+      <w:proofErr w:type="gramEnd"/>
+      <w:r>
+        <w:rPr>
+          <w:rFonts w:ascii="jf-openhuninn-2.0" w:eastAsia="jf-openhuninn-2.0" w:hAnsi="jf-openhuninn-2.0"/>
+          <w:sz w:val="28"/>
+          <w:szCs w:val="28"/>
+        </w:rPr>
+        <w:t>屋平台進行房屋搜尋並且輸出房屋與房東相關資訊，只能搜尋到房屋狀態為'Action'(上架)的房屋。</w:t>
       </w:r>
     </w:p>
     <w:p>
@@ -14622,6 +15958,7 @@
         </w:rPr>
       </w:pPr>
       <w:proofErr w:type="spellStart"/>
+      <w:proofErr w:type="gramStart"/>
       <w:r>
         <w:rPr>
           <w:rFonts w:ascii="jf-openhuninn-2.0" w:eastAsia="jf-openhuninn-2.0" w:hAnsi="jf-openhuninn-2.0"/>
@@ -14630,6 +15967,7 @@
         <w:t>p.Type</w:t>
       </w:r>
       <w:proofErr w:type="spellEnd"/>
+      <w:proofErr w:type="gramEnd"/>
       <w:r>
         <w:rPr>
           <w:rFonts w:ascii="jf-openhuninn-2.0" w:eastAsia="jf-openhuninn-2.0" w:hAnsi="jf-openhuninn-2.0"/>
@@ -14646,6 +15984,7 @@
         </w:rPr>
       </w:pPr>
       <w:proofErr w:type="spellStart"/>
+      <w:proofErr w:type="gramStart"/>
       <w:r>
         <w:rPr>
           <w:rFonts w:ascii="jf-openhuninn-2.0" w:eastAsia="jf-openhuninn-2.0" w:hAnsi="jf-openhuninn-2.0"/>
@@ -14654,6 +15993,7 @@
         <w:t>p.City</w:t>
       </w:r>
       <w:proofErr w:type="spellEnd"/>
+      <w:proofErr w:type="gramEnd"/>
       <w:r>
         <w:rPr>
           <w:rFonts w:ascii="jf-openhuninn-2.0" w:eastAsia="jf-openhuninn-2.0" w:hAnsi="jf-openhuninn-2.0"/>
@@ -14670,6 +16010,7 @@
         </w:rPr>
       </w:pPr>
       <w:proofErr w:type="spellStart"/>
+      <w:proofErr w:type="gramStart"/>
       <w:r>
         <w:rPr>
           <w:rFonts w:ascii="jf-openhuninn-2.0" w:eastAsia="jf-openhuninn-2.0" w:hAnsi="jf-openhuninn-2.0"/>
@@ -14678,6 +16019,7 @@
         <w:t>p.District</w:t>
       </w:r>
       <w:proofErr w:type="spellEnd"/>
+      <w:proofErr w:type="gramEnd"/>
       <w:r>
         <w:rPr>
           <w:rFonts w:ascii="jf-openhuninn-2.0" w:eastAsia="jf-openhuninn-2.0" w:hAnsi="jf-openhuninn-2.0"/>
@@ -14694,6 +16036,7 @@
         </w:rPr>
       </w:pPr>
       <w:proofErr w:type="spellStart"/>
+      <w:proofErr w:type="gramStart"/>
       <w:r>
         <w:rPr>
           <w:rFonts w:ascii="jf-openhuninn-2.0" w:eastAsia="jf-openhuninn-2.0" w:hAnsi="jf-openhuninn-2.0"/>
@@ -14702,6 +16045,7 @@
         <w:t>p.Address</w:t>
       </w:r>
       <w:proofErr w:type="spellEnd"/>
+      <w:proofErr w:type="gramEnd"/>
       <w:r>
         <w:rPr>
           <w:rFonts w:ascii="jf-openhuninn-2.0" w:eastAsia="jf-openhuninn-2.0" w:hAnsi="jf-openhuninn-2.0"/>
@@ -14718,6 +16062,7 @@
         </w:rPr>
       </w:pPr>
       <w:proofErr w:type="spellStart"/>
+      <w:proofErr w:type="gramStart"/>
       <w:r>
         <w:rPr>
           <w:rFonts w:ascii="jf-openhuninn-2.0" w:eastAsia="jf-openhuninn-2.0" w:hAnsi="jf-openhuninn-2.0"/>
@@ -14726,6 +16071,7 @@
         <w:t>p.RentPrice</w:t>
       </w:r>
       <w:proofErr w:type="spellEnd"/>
+      <w:proofErr w:type="gramEnd"/>
       <w:r>
         <w:rPr>
           <w:rFonts w:ascii="jf-openhuninn-2.0" w:eastAsia="jf-openhuninn-2.0" w:hAnsi="jf-openhuninn-2.0"/>
@@ -14742,6 +16088,7 @@
         </w:rPr>
       </w:pPr>
       <w:proofErr w:type="spellStart"/>
+      <w:proofErr w:type="gramStart"/>
       <w:r>
         <w:rPr>
           <w:rFonts w:ascii="jf-openhuninn-2.0" w:eastAsia="jf-openhuninn-2.0" w:hAnsi="jf-openhuninn-2.0"/>
@@ -14750,6 +16097,7 @@
         <w:t>p.Size</w:t>
       </w:r>
       <w:proofErr w:type="spellEnd"/>
+      <w:proofErr w:type="gramEnd"/>
       <w:r>
         <w:rPr>
           <w:rFonts w:ascii="jf-openhuninn-2.0" w:eastAsia="jf-openhuninn-2.0" w:hAnsi="jf-openhuninn-2.0"/>
@@ -14766,6 +16114,7 @@
         </w:rPr>
       </w:pPr>
       <w:proofErr w:type="spellStart"/>
+      <w:proofErr w:type="gramStart"/>
       <w:r>
         <w:rPr>
           <w:rFonts w:ascii="jf-openhuninn-2.0" w:eastAsia="jf-openhuninn-2.0" w:hAnsi="jf-openhuninn-2.0"/>
@@ -14774,6 +16123,7 @@
         <w:t>p.Description</w:t>
       </w:r>
       <w:proofErr w:type="spellEnd"/>
+      <w:proofErr w:type="gramEnd"/>
       <w:r>
         <w:rPr>
           <w:rFonts w:ascii="jf-openhuninn-2.0" w:eastAsia="jf-openhuninn-2.0" w:hAnsi="jf-openhuninn-2.0"/>
@@ -14790,6 +16140,7 @@
         </w:rPr>
       </w:pPr>
       <w:proofErr w:type="spellStart"/>
+      <w:proofErr w:type="gramStart"/>
       <w:r>
         <w:rPr>
           <w:rFonts w:ascii="jf-openhuninn-2.0" w:eastAsia="jf-openhuninn-2.0" w:hAnsi="jf-openhuninn-2.0"/>
@@ -14798,6 +16149,7 @@
         <w:t>u.Name</w:t>
       </w:r>
       <w:proofErr w:type="spellEnd"/>
+      <w:proofErr w:type="gramEnd"/>
       <w:r>
         <w:rPr>
           <w:rFonts w:ascii="jf-openhuninn-2.0" w:eastAsia="jf-openhuninn-2.0" w:hAnsi="jf-openhuninn-2.0"/>
@@ -14875,9 +16227,18 @@
           <w:rFonts w:ascii="jf-openhuninn-2.0" w:eastAsia="jf-openhuninn-2.0" w:hAnsi="jf-openhuninn-2.0"/>
           <w:szCs w:val="24"/>
         </w:rPr>
-        <w:t>rent_house.Property</w:t>
-      </w:r>
-      <w:proofErr w:type="spellEnd"/>
+        <w:t>rent_</w:t>
+      </w:r>
+      <w:proofErr w:type="gramStart"/>
+      <w:r>
+        <w:rPr>
+          <w:rFonts w:ascii="jf-openhuninn-2.0" w:eastAsia="jf-openhuninn-2.0" w:hAnsi="jf-openhuninn-2.0"/>
+          <w:szCs w:val="24"/>
+        </w:rPr>
+        <w:t>house.Property</w:t>
+      </w:r>
+      <w:proofErr w:type="spellEnd"/>
+      <w:proofErr w:type="gramEnd"/>
       <w:r>
         <w:rPr>
           <w:rFonts w:ascii="jf-openhuninn-2.0" w:eastAsia="jf-openhuninn-2.0" w:hAnsi="jf-openhuninn-2.0"/>
@@ -14898,6 +16259,7 @@
           <w:rFonts w:ascii="jf-openhuninn-2.0" w:eastAsia="jf-openhuninn-2.0" w:hAnsi="jf-openhuninn-2.0"/>
           <w:szCs w:val="24"/>
         </w:rPr>
+        <w:lastRenderedPageBreak/>
         <w:t xml:space="preserve">INNER JOIN </w:t>
       </w:r>
       <w:proofErr w:type="spellStart"/>
@@ -14906,9 +16268,18 @@
           <w:rFonts w:ascii="jf-openhuninn-2.0" w:eastAsia="jf-openhuninn-2.0" w:hAnsi="jf-openhuninn-2.0"/>
           <w:szCs w:val="24"/>
         </w:rPr>
-        <w:t>rent_house.Landlord</w:t>
-      </w:r>
-      <w:proofErr w:type="spellEnd"/>
+        <w:t>rent_</w:t>
+      </w:r>
+      <w:proofErr w:type="gramStart"/>
+      <w:r>
+        <w:rPr>
+          <w:rFonts w:ascii="jf-openhuninn-2.0" w:eastAsia="jf-openhuninn-2.0" w:hAnsi="jf-openhuninn-2.0"/>
+          <w:szCs w:val="24"/>
+        </w:rPr>
+        <w:t>house.Landlord</w:t>
+      </w:r>
+      <w:proofErr w:type="spellEnd"/>
+      <w:proofErr w:type="gramEnd"/>
       <w:r>
         <w:rPr>
           <w:rFonts w:ascii="jf-openhuninn-2.0" w:eastAsia="jf-openhuninn-2.0" w:hAnsi="jf-openhuninn-2.0"/>
@@ -14962,9 +16333,18 @@
           <w:rFonts w:ascii="jf-openhuninn-2.0" w:eastAsia="jf-openhuninn-2.0" w:hAnsi="jf-openhuninn-2.0"/>
           <w:szCs w:val="24"/>
         </w:rPr>
-        <w:t>rent_house.User</w:t>
-      </w:r>
-      <w:proofErr w:type="spellEnd"/>
+        <w:t>rent_</w:t>
+      </w:r>
+      <w:proofErr w:type="gramStart"/>
+      <w:r>
+        <w:rPr>
+          <w:rFonts w:ascii="jf-openhuninn-2.0" w:eastAsia="jf-openhuninn-2.0" w:hAnsi="jf-openhuninn-2.0"/>
+          <w:szCs w:val="24"/>
+        </w:rPr>
+        <w:t>house.User</w:t>
+      </w:r>
+      <w:proofErr w:type="spellEnd"/>
+      <w:proofErr w:type="gramEnd"/>
       <w:r>
         <w:rPr>
           <w:rFonts w:ascii="jf-openhuninn-2.0" w:eastAsia="jf-openhuninn-2.0" w:hAnsi="jf-openhuninn-2.0"/>
@@ -15013,6 +16393,7 @@
         <w:t xml:space="preserve">WHERE </w:t>
       </w:r>
       <w:proofErr w:type="spellStart"/>
+      <w:proofErr w:type="gramStart"/>
       <w:r>
         <w:rPr>
           <w:rFonts w:ascii="jf-openhuninn-2.0" w:eastAsia="jf-openhuninn-2.0" w:hAnsi="jf-openhuninn-2.0"/>
@@ -15021,6 +16402,7 @@
         <w:t>p.Status</w:t>
       </w:r>
       <w:proofErr w:type="spellEnd"/>
+      <w:proofErr w:type="gramEnd"/>
       <w:r>
         <w:rPr>
           <w:rFonts w:ascii="jf-openhuninn-2.0" w:eastAsia="jf-openhuninn-2.0" w:hAnsi="jf-openhuninn-2.0"/>
@@ -15495,6 +16877,7 @@
         </w:rPr>
       </w:pPr>
       <w:proofErr w:type="spellStart"/>
+      <w:proofErr w:type="gramStart"/>
       <w:r>
         <w:rPr>
           <w:rFonts w:ascii="jf-openhuninn-2.0" w:eastAsia="jf-openhuninn-2.0" w:hAnsi="jf-openhuninn-2.0"/>
@@ -15503,6 +16886,7 @@
         <w:t>p.PropertyID</w:t>
       </w:r>
       <w:proofErr w:type="spellEnd"/>
+      <w:proofErr w:type="gramEnd"/>
       <w:r>
         <w:rPr>
           <w:rFonts w:ascii="jf-openhuninn-2.0" w:eastAsia="jf-openhuninn-2.0" w:hAnsi="jf-openhuninn-2.0"/>
@@ -15519,6 +16903,7 @@
         </w:rPr>
       </w:pPr>
       <w:proofErr w:type="spellStart"/>
+      <w:proofErr w:type="gramStart"/>
       <w:r>
         <w:rPr>
           <w:rFonts w:ascii="jf-openhuninn-2.0" w:eastAsia="jf-openhuninn-2.0" w:hAnsi="jf-openhuninn-2.0"/>
@@ -15527,6 +16912,7 @@
         <w:t>p.Type</w:t>
       </w:r>
       <w:proofErr w:type="spellEnd"/>
+      <w:proofErr w:type="gramEnd"/>
       <w:r>
         <w:rPr>
           <w:rFonts w:ascii="jf-openhuninn-2.0" w:eastAsia="jf-openhuninn-2.0" w:hAnsi="jf-openhuninn-2.0"/>
@@ -15543,6 +16929,7 @@
         </w:rPr>
       </w:pPr>
       <w:proofErr w:type="spellStart"/>
+      <w:proofErr w:type="gramStart"/>
       <w:r>
         <w:rPr>
           <w:rFonts w:ascii="jf-openhuninn-2.0" w:eastAsia="jf-openhuninn-2.0" w:hAnsi="jf-openhuninn-2.0"/>
@@ -15551,6 +16938,7 @@
         <w:t>p.City</w:t>
       </w:r>
       <w:proofErr w:type="spellEnd"/>
+      <w:proofErr w:type="gramEnd"/>
       <w:r>
         <w:rPr>
           <w:rFonts w:ascii="jf-openhuninn-2.0" w:eastAsia="jf-openhuninn-2.0" w:hAnsi="jf-openhuninn-2.0"/>
@@ -15567,6 +16955,7 @@
         </w:rPr>
       </w:pPr>
       <w:proofErr w:type="spellStart"/>
+      <w:proofErr w:type="gramStart"/>
       <w:r>
         <w:rPr>
           <w:rFonts w:ascii="jf-openhuninn-2.0" w:eastAsia="jf-openhuninn-2.0" w:hAnsi="jf-openhuninn-2.0"/>
@@ -15575,6 +16964,7 @@
         <w:t>p.District</w:t>
       </w:r>
       <w:proofErr w:type="spellEnd"/>
+      <w:proofErr w:type="gramEnd"/>
       <w:r>
         <w:rPr>
           <w:rFonts w:ascii="jf-openhuninn-2.0" w:eastAsia="jf-openhuninn-2.0" w:hAnsi="jf-openhuninn-2.0"/>
@@ -15591,6 +16981,7 @@
         </w:rPr>
       </w:pPr>
       <w:proofErr w:type="spellStart"/>
+      <w:proofErr w:type="gramStart"/>
       <w:r>
         <w:rPr>
           <w:rFonts w:ascii="jf-openhuninn-2.0" w:eastAsia="jf-openhuninn-2.0" w:hAnsi="jf-openhuninn-2.0"/>
@@ -15599,6 +16990,7 @@
         <w:t>p.Address</w:t>
       </w:r>
       <w:proofErr w:type="spellEnd"/>
+      <w:proofErr w:type="gramEnd"/>
       <w:r>
         <w:rPr>
           <w:rFonts w:ascii="jf-openhuninn-2.0" w:eastAsia="jf-openhuninn-2.0" w:hAnsi="jf-openhuninn-2.0"/>
@@ -15615,6 +17007,7 @@
         </w:rPr>
       </w:pPr>
       <w:proofErr w:type="spellStart"/>
+      <w:proofErr w:type="gramStart"/>
       <w:r>
         <w:rPr>
           <w:rFonts w:ascii="jf-openhuninn-2.0" w:eastAsia="jf-openhuninn-2.0" w:hAnsi="jf-openhuninn-2.0"/>
@@ -15623,6 +17016,7 @@
         <w:t>p.RentPrice</w:t>
       </w:r>
       <w:proofErr w:type="spellEnd"/>
+      <w:proofErr w:type="gramEnd"/>
       <w:r>
         <w:rPr>
           <w:rFonts w:ascii="jf-openhuninn-2.0" w:eastAsia="jf-openhuninn-2.0" w:hAnsi="jf-openhuninn-2.0"/>
@@ -15639,6 +17033,7 @@
         </w:rPr>
       </w:pPr>
       <w:proofErr w:type="spellStart"/>
+      <w:proofErr w:type="gramStart"/>
       <w:r>
         <w:rPr>
           <w:rFonts w:ascii="jf-openhuninn-2.0" w:eastAsia="jf-openhuninn-2.0" w:hAnsi="jf-openhuninn-2.0"/>
@@ -15647,6 +17042,7 @@
         <w:t>p.Size</w:t>
       </w:r>
       <w:proofErr w:type="spellEnd"/>
+      <w:proofErr w:type="gramEnd"/>
       <w:r>
         <w:rPr>
           <w:rFonts w:ascii="jf-openhuninn-2.0" w:eastAsia="jf-openhuninn-2.0" w:hAnsi="jf-openhuninn-2.0"/>
@@ -15663,6 +17059,7 @@
         </w:rPr>
       </w:pPr>
       <w:proofErr w:type="spellStart"/>
+      <w:proofErr w:type="gramStart"/>
       <w:r>
         <w:rPr>
           <w:rFonts w:ascii="jf-openhuninn-2.0" w:eastAsia="jf-openhuninn-2.0" w:hAnsi="jf-openhuninn-2.0"/>
@@ -15671,6 +17068,7 @@
         <w:t>p.Description</w:t>
       </w:r>
       <w:proofErr w:type="spellEnd"/>
+      <w:proofErr w:type="gramEnd"/>
       <w:r>
         <w:rPr>
           <w:rFonts w:ascii="jf-openhuninn-2.0" w:eastAsia="jf-openhuninn-2.0" w:hAnsi="jf-openhuninn-2.0"/>
@@ -15687,6 +17085,7 @@
         </w:rPr>
       </w:pPr>
       <w:proofErr w:type="spellStart"/>
+      <w:proofErr w:type="gramStart"/>
       <w:r>
         <w:rPr>
           <w:rFonts w:ascii="jf-openhuninn-2.0" w:eastAsia="jf-openhuninn-2.0" w:hAnsi="jf-openhuninn-2.0"/>
@@ -15695,6 +17094,7 @@
         <w:t>u.Name</w:t>
       </w:r>
       <w:proofErr w:type="spellEnd"/>
+      <w:proofErr w:type="gramEnd"/>
       <w:r>
         <w:rPr>
           <w:rFonts w:ascii="jf-openhuninn-2.0" w:eastAsia="jf-openhuninn-2.0" w:hAnsi="jf-openhuninn-2.0"/>
@@ -15727,6 +17127,7 @@
         </w:rPr>
       </w:pPr>
       <w:proofErr w:type="spellStart"/>
+      <w:proofErr w:type="gramStart"/>
       <w:r>
         <w:rPr>
           <w:rFonts w:ascii="jf-openhuninn-2.0" w:eastAsia="jf-openhuninn-2.0" w:hAnsi="jf-openhuninn-2.0"/>
@@ -15735,6 +17136,7 @@
         <w:t>u.Email</w:t>
       </w:r>
       <w:proofErr w:type="spellEnd"/>
+      <w:proofErr w:type="gramEnd"/>
       <w:r>
         <w:rPr>
           <w:rFonts w:ascii="jf-openhuninn-2.0" w:eastAsia="jf-openhuninn-2.0" w:hAnsi="jf-openhuninn-2.0"/>
@@ -15767,6 +17169,7 @@
         </w:rPr>
       </w:pPr>
       <w:proofErr w:type="spellStart"/>
+      <w:proofErr w:type="gramStart"/>
       <w:r>
         <w:rPr>
           <w:rFonts w:ascii="jf-openhuninn-2.0" w:eastAsia="jf-openhuninn-2.0" w:hAnsi="jf-openhuninn-2.0"/>
@@ -15775,6 +17178,7 @@
         <w:t>u.Phone</w:t>
       </w:r>
       <w:proofErr w:type="spellEnd"/>
+      <w:proofErr w:type="gramEnd"/>
       <w:r>
         <w:rPr>
           <w:rFonts w:ascii="jf-openhuninn-2.0" w:eastAsia="jf-openhuninn-2.0" w:hAnsi="jf-openhuninn-2.0"/>
@@ -15804,6 +17208,7 @@
           <w:rFonts w:ascii="jf-openhuninn-2.0" w:eastAsia="jf-openhuninn-2.0" w:hAnsi="jf-openhuninn-2.0"/>
           <w:szCs w:val="24"/>
         </w:rPr>
+        <w:lastRenderedPageBreak/>
         <w:t xml:space="preserve">FROM </w:t>
       </w:r>
       <w:proofErr w:type="spellStart"/>
@@ -15812,9 +17217,18 @@
           <w:rFonts w:ascii="jf-openhuninn-2.0" w:eastAsia="jf-openhuninn-2.0" w:hAnsi="jf-openhuninn-2.0"/>
           <w:szCs w:val="24"/>
         </w:rPr>
-        <w:t>rent_house.Property</w:t>
-      </w:r>
-      <w:proofErr w:type="spellEnd"/>
+        <w:t>rent_</w:t>
+      </w:r>
+      <w:proofErr w:type="gramStart"/>
+      <w:r>
+        <w:rPr>
+          <w:rFonts w:ascii="jf-openhuninn-2.0" w:eastAsia="jf-openhuninn-2.0" w:hAnsi="jf-openhuninn-2.0"/>
+          <w:szCs w:val="24"/>
+        </w:rPr>
+        <w:t>house.Property</w:t>
+      </w:r>
+      <w:proofErr w:type="spellEnd"/>
+      <w:proofErr w:type="gramEnd"/>
       <w:r>
         <w:rPr>
           <w:rFonts w:ascii="jf-openhuninn-2.0" w:eastAsia="jf-openhuninn-2.0" w:hAnsi="jf-openhuninn-2.0"/>
@@ -15843,9 +17257,18 @@
           <w:rFonts w:ascii="jf-openhuninn-2.0" w:eastAsia="jf-openhuninn-2.0" w:hAnsi="jf-openhuninn-2.0"/>
           <w:szCs w:val="24"/>
         </w:rPr>
-        <w:t>rent_house.Landlord</w:t>
-      </w:r>
-      <w:proofErr w:type="spellEnd"/>
+        <w:t>rent_</w:t>
+      </w:r>
+      <w:proofErr w:type="gramStart"/>
+      <w:r>
+        <w:rPr>
+          <w:rFonts w:ascii="jf-openhuninn-2.0" w:eastAsia="jf-openhuninn-2.0" w:hAnsi="jf-openhuninn-2.0"/>
+          <w:szCs w:val="24"/>
+        </w:rPr>
+        <w:t>house.Landlord</w:t>
+      </w:r>
+      <w:proofErr w:type="spellEnd"/>
+      <w:proofErr w:type="gramEnd"/>
       <w:r>
         <w:rPr>
           <w:rFonts w:ascii="jf-openhuninn-2.0" w:eastAsia="jf-openhuninn-2.0" w:hAnsi="jf-openhuninn-2.0"/>
@@ -15899,9 +17322,18 @@
           <w:rFonts w:ascii="jf-openhuninn-2.0" w:eastAsia="jf-openhuninn-2.0" w:hAnsi="jf-openhuninn-2.0"/>
           <w:szCs w:val="24"/>
         </w:rPr>
-        <w:t>rent_house.User</w:t>
-      </w:r>
-      <w:proofErr w:type="spellEnd"/>
+        <w:t>rent_</w:t>
+      </w:r>
+      <w:proofErr w:type="gramStart"/>
+      <w:r>
+        <w:rPr>
+          <w:rFonts w:ascii="jf-openhuninn-2.0" w:eastAsia="jf-openhuninn-2.0" w:hAnsi="jf-openhuninn-2.0"/>
+          <w:szCs w:val="24"/>
+        </w:rPr>
+        <w:t>house.User</w:t>
+      </w:r>
+      <w:proofErr w:type="spellEnd"/>
+      <w:proofErr w:type="gramEnd"/>
       <w:r>
         <w:rPr>
           <w:rFonts w:ascii="jf-openhuninn-2.0" w:eastAsia="jf-openhuninn-2.0" w:hAnsi="jf-openhuninn-2.0"/>
@@ -15950,6 +17382,7 @@
         <w:t xml:space="preserve">WHERE </w:t>
       </w:r>
       <w:proofErr w:type="spellStart"/>
+      <w:proofErr w:type="gramStart"/>
       <w:r>
         <w:rPr>
           <w:rFonts w:ascii="jf-openhuninn-2.0" w:eastAsia="jf-openhuninn-2.0" w:hAnsi="jf-openhuninn-2.0"/>
@@ -15958,6 +17391,7 @@
         <w:t>p.Status</w:t>
       </w:r>
       <w:proofErr w:type="spellEnd"/>
+      <w:proofErr w:type="gramEnd"/>
       <w:r>
         <w:rPr>
           <w:rFonts w:ascii="jf-openhuninn-2.0" w:eastAsia="jf-openhuninn-2.0" w:hAnsi="jf-openhuninn-2.0"/>
@@ -16429,6 +17863,7 @@
         </w:rPr>
       </w:pPr>
       <w:proofErr w:type="spellStart"/>
+      <w:proofErr w:type="gramStart"/>
       <w:r>
         <w:rPr>
           <w:rFonts w:ascii="jf-openhuninn-2.0" w:eastAsia="jf-openhuninn-2.0" w:hAnsi="jf-openhuninn-2.0"/>
@@ -16437,6 +17872,7 @@
         <w:t>u.UserID</w:t>
       </w:r>
       <w:proofErr w:type="spellEnd"/>
+      <w:proofErr w:type="gramEnd"/>
       <w:r>
         <w:rPr>
           <w:rFonts w:ascii="jf-openhuninn-2.0" w:eastAsia="jf-openhuninn-2.0" w:hAnsi="jf-openhuninn-2.0"/>
@@ -16453,6 +17889,7 @@
         </w:rPr>
       </w:pPr>
       <w:proofErr w:type="spellStart"/>
+      <w:proofErr w:type="gramStart"/>
       <w:r>
         <w:rPr>
           <w:rFonts w:ascii="jf-openhuninn-2.0" w:eastAsia="jf-openhuninn-2.0" w:hAnsi="jf-openhuninn-2.0"/>
@@ -16461,6 +17898,7 @@
         <w:t>u.Email</w:t>
       </w:r>
       <w:proofErr w:type="spellEnd"/>
+      <w:proofErr w:type="gramEnd"/>
       <w:r>
         <w:rPr>
           <w:rFonts w:ascii="jf-openhuninn-2.0" w:eastAsia="jf-openhuninn-2.0" w:hAnsi="jf-openhuninn-2.0"/>
@@ -16477,6 +17915,7 @@
         </w:rPr>
       </w:pPr>
       <w:proofErr w:type="spellStart"/>
+      <w:proofErr w:type="gramStart"/>
       <w:r>
         <w:rPr>
           <w:rFonts w:ascii="jf-openhuninn-2.0" w:eastAsia="jf-openhuninn-2.0" w:hAnsi="jf-openhuninn-2.0"/>
@@ -16485,6 +17924,7 @@
         <w:t>u.Name</w:t>
       </w:r>
       <w:proofErr w:type="spellEnd"/>
+      <w:proofErr w:type="gramEnd"/>
       <w:r>
         <w:rPr>
           <w:rFonts w:ascii="jf-openhuninn-2.0" w:eastAsia="jf-openhuninn-2.0" w:hAnsi="jf-openhuninn-2.0"/>
@@ -16501,6 +17941,7 @@
         </w:rPr>
       </w:pPr>
       <w:proofErr w:type="spellStart"/>
+      <w:proofErr w:type="gramStart"/>
       <w:r>
         <w:rPr>
           <w:rFonts w:ascii="jf-openhuninn-2.0" w:eastAsia="jf-openhuninn-2.0" w:hAnsi="jf-openhuninn-2.0"/>
@@ -16509,6 +17950,7 @@
         <w:t>u.AccountStatus</w:t>
       </w:r>
       <w:proofErr w:type="spellEnd"/>
+      <w:proofErr w:type="gramEnd"/>
       <w:r>
         <w:rPr>
           <w:rFonts w:ascii="jf-openhuninn-2.0" w:eastAsia="jf-openhuninn-2.0" w:hAnsi="jf-openhuninn-2.0"/>
@@ -16525,6 +17967,7 @@
         </w:rPr>
       </w:pPr>
       <w:proofErr w:type="spellStart"/>
+      <w:proofErr w:type="gramStart"/>
       <w:r>
         <w:rPr>
           <w:rFonts w:ascii="jf-openhuninn-2.0" w:eastAsia="jf-openhuninn-2.0" w:hAnsi="jf-openhuninn-2.0"/>
@@ -16533,6 +17976,7 @@
         <w:t>u.Phone</w:t>
       </w:r>
       <w:proofErr w:type="spellEnd"/>
+      <w:proofErr w:type="gramEnd"/>
       <w:r>
         <w:rPr>
           <w:rFonts w:ascii="jf-openhuninn-2.0" w:eastAsia="jf-openhuninn-2.0" w:hAnsi="jf-openhuninn-2.0"/>
@@ -16612,6 +18056,7 @@
         <w:t xml:space="preserve">INNER JOIN User u ON </w:t>
       </w:r>
       <w:proofErr w:type="spellStart"/>
+      <w:proofErr w:type="gramStart"/>
       <w:r>
         <w:rPr>
           <w:rFonts w:ascii="jf-openhuninn-2.0" w:eastAsia="jf-openhuninn-2.0" w:hAnsi="jf-openhuninn-2.0"/>
@@ -16636,6 +18081,7 @@
         <w:t>l.LandlordID</w:t>
       </w:r>
       <w:proofErr w:type="spellEnd"/>
+      <w:proofErr w:type="gramEnd"/>
       <w:r>
         <w:rPr>
           <w:rFonts w:ascii="jf-openhuninn-2.0" w:eastAsia="jf-openhuninn-2.0" w:hAnsi="jf-openhuninn-2.0"/>
@@ -16673,6 +18119,7 @@
           <w:rFonts w:ascii="jf-openhuninn-2.0" w:eastAsia="jf-openhuninn-2.0" w:hAnsi="jf-openhuninn-2.0"/>
           <w:szCs w:val="24"/>
         </w:rPr>
+        <w:lastRenderedPageBreak/>
         <w:br w:type="page"/>
       </w:r>
     </w:p>
@@ -17007,6 +18454,7 @@
         </w:rPr>
       </w:pPr>
       <w:proofErr w:type="spellStart"/>
+      <w:proofErr w:type="gramStart"/>
       <w:r>
         <w:rPr>
           <w:rFonts w:ascii="jf-openhuninn-2.0" w:eastAsia="jf-openhuninn-2.0" w:hAnsi="jf-openhuninn-2.0"/>
@@ -17015,6 +18463,7 @@
         <w:t>p.PropertyID</w:t>
       </w:r>
       <w:proofErr w:type="spellEnd"/>
+      <w:proofErr w:type="gramEnd"/>
       <w:r>
         <w:rPr>
           <w:rFonts w:ascii="jf-openhuninn-2.0" w:eastAsia="jf-openhuninn-2.0" w:hAnsi="jf-openhuninn-2.0"/>
@@ -17031,6 +18480,7 @@
         </w:rPr>
       </w:pPr>
       <w:proofErr w:type="spellStart"/>
+      <w:proofErr w:type="gramStart"/>
       <w:r>
         <w:rPr>
           <w:rFonts w:ascii="jf-openhuninn-2.0" w:eastAsia="jf-openhuninn-2.0" w:hAnsi="jf-openhuninn-2.0"/>
@@ -17039,6 +18489,7 @@
         <w:t>p.Status</w:t>
       </w:r>
       <w:proofErr w:type="spellEnd"/>
+      <w:proofErr w:type="gramEnd"/>
       <w:r>
         <w:rPr>
           <w:rFonts w:ascii="jf-openhuninn-2.0" w:eastAsia="jf-openhuninn-2.0" w:hAnsi="jf-openhuninn-2.0"/>
@@ -17055,6 +18506,7 @@
         </w:rPr>
       </w:pPr>
       <w:proofErr w:type="spellStart"/>
+      <w:proofErr w:type="gramStart"/>
       <w:r>
         <w:rPr>
           <w:rFonts w:ascii="jf-openhuninn-2.0" w:eastAsia="jf-openhuninn-2.0" w:hAnsi="jf-openhuninn-2.0"/>
@@ -17063,6 +18515,7 @@
         <w:t>p.Type</w:t>
       </w:r>
       <w:proofErr w:type="spellEnd"/>
+      <w:proofErr w:type="gramEnd"/>
       <w:r>
         <w:rPr>
           <w:rFonts w:ascii="jf-openhuninn-2.0" w:eastAsia="jf-openhuninn-2.0" w:hAnsi="jf-openhuninn-2.0"/>
@@ -17079,6 +18532,7 @@
         </w:rPr>
       </w:pPr>
       <w:proofErr w:type="spellStart"/>
+      <w:proofErr w:type="gramStart"/>
       <w:r>
         <w:rPr>
           <w:rFonts w:ascii="jf-openhuninn-2.0" w:eastAsia="jf-openhuninn-2.0" w:hAnsi="jf-openhuninn-2.0"/>
@@ -17087,6 +18541,7 @@
         <w:t>p.City</w:t>
       </w:r>
       <w:proofErr w:type="spellEnd"/>
+      <w:proofErr w:type="gramEnd"/>
       <w:r>
         <w:rPr>
           <w:rFonts w:ascii="jf-openhuninn-2.0" w:eastAsia="jf-openhuninn-2.0" w:hAnsi="jf-openhuninn-2.0"/>
@@ -17103,6 +18558,7 @@
         </w:rPr>
       </w:pPr>
       <w:proofErr w:type="spellStart"/>
+      <w:proofErr w:type="gramStart"/>
       <w:r>
         <w:rPr>
           <w:rFonts w:ascii="jf-openhuninn-2.0" w:eastAsia="jf-openhuninn-2.0" w:hAnsi="jf-openhuninn-2.0"/>
@@ -17111,6 +18567,7 @@
         <w:t>p.District</w:t>
       </w:r>
       <w:proofErr w:type="spellEnd"/>
+      <w:proofErr w:type="gramEnd"/>
       <w:r>
         <w:rPr>
           <w:rFonts w:ascii="jf-openhuninn-2.0" w:eastAsia="jf-openhuninn-2.0" w:hAnsi="jf-openhuninn-2.0"/>
@@ -17127,6 +18584,7 @@
         </w:rPr>
       </w:pPr>
       <w:proofErr w:type="spellStart"/>
+      <w:proofErr w:type="gramStart"/>
       <w:r>
         <w:rPr>
           <w:rFonts w:ascii="jf-openhuninn-2.0" w:eastAsia="jf-openhuninn-2.0" w:hAnsi="jf-openhuninn-2.0"/>
@@ -17135,6 +18593,7 @@
         <w:t>p.Address</w:t>
       </w:r>
       <w:proofErr w:type="spellEnd"/>
+      <w:proofErr w:type="gramEnd"/>
       <w:r>
         <w:rPr>
           <w:rFonts w:ascii="jf-openhuninn-2.0" w:eastAsia="jf-openhuninn-2.0" w:hAnsi="jf-openhuninn-2.0"/>
@@ -17151,6 +18610,7 @@
         </w:rPr>
       </w:pPr>
       <w:proofErr w:type="spellStart"/>
+      <w:proofErr w:type="gramStart"/>
       <w:r>
         <w:rPr>
           <w:rFonts w:ascii="jf-openhuninn-2.0" w:eastAsia="jf-openhuninn-2.0" w:hAnsi="jf-openhuninn-2.0"/>
@@ -17159,6 +18619,7 @@
         <w:t>p.RentPrice</w:t>
       </w:r>
       <w:proofErr w:type="spellEnd"/>
+      <w:proofErr w:type="gramEnd"/>
       <w:r>
         <w:rPr>
           <w:rFonts w:ascii="jf-openhuninn-2.0" w:eastAsia="jf-openhuninn-2.0" w:hAnsi="jf-openhuninn-2.0"/>
@@ -17175,6 +18636,7 @@
         </w:rPr>
       </w:pPr>
       <w:proofErr w:type="spellStart"/>
+      <w:proofErr w:type="gramStart"/>
       <w:r>
         <w:rPr>
           <w:rFonts w:ascii="jf-openhuninn-2.0" w:eastAsia="jf-openhuninn-2.0" w:hAnsi="jf-openhuninn-2.0"/>
@@ -17183,6 +18645,7 @@
         <w:t>p.Size</w:t>
       </w:r>
       <w:proofErr w:type="spellEnd"/>
+      <w:proofErr w:type="gramEnd"/>
       <w:r>
         <w:rPr>
           <w:rFonts w:ascii="jf-openhuninn-2.0" w:eastAsia="jf-openhuninn-2.0" w:hAnsi="jf-openhuninn-2.0"/>
@@ -17199,6 +18662,7 @@
         </w:rPr>
       </w:pPr>
       <w:proofErr w:type="spellStart"/>
+      <w:proofErr w:type="gramStart"/>
       <w:r>
         <w:rPr>
           <w:rFonts w:ascii="jf-openhuninn-2.0" w:eastAsia="jf-openhuninn-2.0" w:hAnsi="jf-openhuninn-2.0"/>
@@ -17207,6 +18671,7 @@
         <w:t>p.Description</w:t>
       </w:r>
       <w:proofErr w:type="spellEnd"/>
+      <w:proofErr w:type="gramEnd"/>
       <w:r>
         <w:rPr>
           <w:rFonts w:ascii="jf-openhuninn-2.0" w:eastAsia="jf-openhuninn-2.0" w:hAnsi="jf-openhuninn-2.0"/>
@@ -17247,6 +18712,7 @@
         </w:rPr>
       </w:pPr>
       <w:proofErr w:type="spellStart"/>
+      <w:proofErr w:type="gramStart"/>
       <w:r>
         <w:rPr>
           <w:rFonts w:ascii="jf-openhuninn-2.0" w:eastAsia="jf-openhuninn-2.0" w:hAnsi="jf-openhuninn-2.0"/>
@@ -17255,6 +18721,7 @@
         <w:t>u.Phone</w:t>
       </w:r>
       <w:proofErr w:type="spellEnd"/>
+      <w:proofErr w:type="gramEnd"/>
       <w:r>
         <w:rPr>
           <w:rFonts w:ascii="jf-openhuninn-2.0" w:eastAsia="jf-openhuninn-2.0" w:hAnsi="jf-openhuninn-2.0"/>
@@ -17271,14 +18738,17 @@
         </w:rPr>
       </w:pPr>
       <w:proofErr w:type="spellStart"/>
-      <w:r>
-        <w:rPr>
-          <w:rFonts w:ascii="jf-openhuninn-2.0" w:eastAsia="jf-openhuninn-2.0" w:hAnsi="jf-openhuninn-2.0"/>
-          <w:szCs w:val="24"/>
-        </w:rPr>
+      <w:proofErr w:type="gramStart"/>
+      <w:r>
+        <w:rPr>
+          <w:rFonts w:ascii="jf-openhuninn-2.0" w:eastAsia="jf-openhuninn-2.0" w:hAnsi="jf-openhuninn-2.0"/>
+          <w:szCs w:val="24"/>
+        </w:rPr>
+        <w:lastRenderedPageBreak/>
         <w:t>u.Name</w:t>
       </w:r>
       <w:proofErr w:type="spellEnd"/>
+      <w:proofErr w:type="gramEnd"/>
       <w:r>
         <w:rPr>
           <w:rFonts w:ascii="jf-openhuninn-2.0" w:eastAsia="jf-openhuninn-2.0" w:hAnsi="jf-openhuninn-2.0"/>
@@ -17333,6 +18803,7 @@
         <w:t xml:space="preserve">INNER JOIN Landlord l ON </w:t>
       </w:r>
       <w:proofErr w:type="spellStart"/>
+      <w:proofErr w:type="gramStart"/>
       <w:r>
         <w:rPr>
           <w:rFonts w:ascii="jf-openhuninn-2.0" w:eastAsia="jf-openhuninn-2.0" w:hAnsi="jf-openhuninn-2.0"/>
@@ -17357,6 +18828,7 @@
         <w:t>p.LandlordID</w:t>
       </w:r>
       <w:proofErr w:type="spellEnd"/>
+      <w:proofErr w:type="gramEnd"/>
     </w:p>
     <w:p>
       <w:pPr>
@@ -17373,6 +18845,7 @@
         <w:t xml:space="preserve">INNER JOIN User u ON </w:t>
       </w:r>
       <w:proofErr w:type="spellStart"/>
+      <w:proofErr w:type="gramStart"/>
       <w:r>
         <w:rPr>
           <w:rFonts w:ascii="jf-openhuninn-2.0" w:eastAsia="jf-openhuninn-2.0" w:hAnsi="jf-openhuninn-2.0"/>
@@ -17397,6 +18870,7 @@
         <w:t>l.LandlordID</w:t>
       </w:r>
       <w:proofErr w:type="spellEnd"/>
+      <w:proofErr w:type="gramEnd"/>
       <w:r>
         <w:rPr>
           <w:rFonts w:ascii="jf-openhuninn-2.0" w:eastAsia="jf-openhuninn-2.0" w:hAnsi="jf-openhuninn-2.0"/>
@@ -17861,6 +19335,7 @@
         </w:rPr>
       </w:pPr>
       <w:proofErr w:type="spellStart"/>
+      <w:proofErr w:type="gramStart"/>
       <w:r>
         <w:rPr>
           <w:rFonts w:ascii="jf-openhuninn-2.0" w:eastAsia="jf-openhuninn-2.0" w:hAnsi="jf-openhuninn-2.0"/>
@@ -17869,6 +19344,7 @@
         <w:t>p.LandlordID</w:t>
       </w:r>
       <w:proofErr w:type="spellEnd"/>
+      <w:proofErr w:type="gramEnd"/>
       <w:r>
         <w:rPr>
           <w:rFonts w:ascii="jf-openhuninn-2.0" w:eastAsia="jf-openhuninn-2.0" w:hAnsi="jf-openhuninn-2.0"/>
@@ -17885,6 +19361,7 @@
         </w:rPr>
       </w:pPr>
       <w:proofErr w:type="spellStart"/>
+      <w:proofErr w:type="gramStart"/>
       <w:r>
         <w:rPr>
           <w:rFonts w:ascii="jf-openhuninn-2.0" w:eastAsia="jf-openhuninn-2.0" w:hAnsi="jf-openhuninn-2.0"/>
@@ -17893,6 +19370,7 @@
         <w:t>b.BookingDate</w:t>
       </w:r>
       <w:proofErr w:type="spellEnd"/>
+      <w:proofErr w:type="gramEnd"/>
       <w:r>
         <w:rPr>
           <w:rFonts w:ascii="jf-openhuninn-2.0" w:eastAsia="jf-openhuninn-2.0" w:hAnsi="jf-openhuninn-2.0"/>
@@ -17909,6 +19387,7 @@
         </w:rPr>
       </w:pPr>
       <w:proofErr w:type="spellStart"/>
+      <w:proofErr w:type="gramStart"/>
       <w:r>
         <w:rPr>
           <w:rFonts w:ascii="jf-openhuninn-2.0" w:eastAsia="jf-openhuninn-2.0" w:hAnsi="jf-openhuninn-2.0"/>
@@ -17917,6 +19396,7 @@
         <w:t>b.BookingTime</w:t>
       </w:r>
       <w:proofErr w:type="spellEnd"/>
+      <w:proofErr w:type="gramEnd"/>
       <w:r>
         <w:rPr>
           <w:rFonts w:ascii="jf-openhuninn-2.0" w:eastAsia="jf-openhuninn-2.0" w:hAnsi="jf-openhuninn-2.0"/>
@@ -17933,6 +19413,7 @@
         </w:rPr>
       </w:pPr>
       <w:proofErr w:type="spellStart"/>
+      <w:proofErr w:type="gramStart"/>
       <w:r>
         <w:rPr>
           <w:rFonts w:ascii="jf-openhuninn-2.0" w:eastAsia="jf-openhuninn-2.0" w:hAnsi="jf-openhuninn-2.0"/>
@@ -17941,6 +19422,7 @@
         <w:t>u.Name</w:t>
       </w:r>
       <w:proofErr w:type="spellEnd"/>
+      <w:proofErr w:type="gramEnd"/>
       <w:r>
         <w:rPr>
           <w:rFonts w:ascii="jf-openhuninn-2.0" w:eastAsia="jf-openhuninn-2.0" w:hAnsi="jf-openhuninn-2.0"/>
@@ -17973,6 +19455,7 @@
         </w:rPr>
       </w:pPr>
       <w:proofErr w:type="spellStart"/>
+      <w:proofErr w:type="gramStart"/>
       <w:r>
         <w:rPr>
           <w:rFonts w:ascii="jf-openhuninn-2.0" w:eastAsia="jf-openhuninn-2.0" w:hAnsi="jf-openhuninn-2.0"/>
@@ -17981,6 +19464,7 @@
         <w:t>u.Phone</w:t>
       </w:r>
       <w:proofErr w:type="spellEnd"/>
+      <w:proofErr w:type="gramEnd"/>
       <w:r>
         <w:rPr>
           <w:rFonts w:ascii="jf-openhuninn-2.0" w:eastAsia="jf-openhuninn-2.0" w:hAnsi="jf-openhuninn-2.0"/>
@@ -18028,6 +19512,7 @@
         <w:t xml:space="preserve">INNER JOIN User u ON </w:t>
       </w:r>
       <w:proofErr w:type="spellStart"/>
+      <w:proofErr w:type="gramStart"/>
       <w:r>
         <w:rPr>
           <w:rFonts w:ascii="jf-openhuninn-2.0" w:eastAsia="jf-openhuninn-2.0" w:hAnsi="jf-openhuninn-2.0"/>
@@ -18052,6 +19537,7 @@
         <w:t>b.TenantID</w:t>
       </w:r>
       <w:proofErr w:type="spellEnd"/>
+      <w:proofErr w:type="gramEnd"/>
     </w:p>
     <w:p>
       <w:pPr>
@@ -18068,6 +19554,7 @@
         <w:t xml:space="preserve">INNER JOIN Property p ON </w:t>
       </w:r>
       <w:proofErr w:type="spellStart"/>
+      <w:proofErr w:type="gramStart"/>
       <w:r>
         <w:rPr>
           <w:rFonts w:ascii="jf-openhuninn-2.0" w:eastAsia="jf-openhuninn-2.0" w:hAnsi="jf-openhuninn-2.0"/>
@@ -18092,6 +19579,7 @@
         <w:t>b.PropertyID</w:t>
       </w:r>
       <w:proofErr w:type="spellEnd"/>
+      <w:proofErr w:type="gramEnd"/>
     </w:p>
     <w:p>
       <w:pPr>
@@ -18108,6 +19596,7 @@
         <w:t xml:space="preserve">WHERE </w:t>
       </w:r>
       <w:proofErr w:type="spellStart"/>
+      <w:proofErr w:type="gramStart"/>
       <w:r>
         <w:rPr>
           <w:rFonts w:ascii="jf-openhuninn-2.0" w:eastAsia="jf-openhuninn-2.0" w:hAnsi="jf-openhuninn-2.0"/>
@@ -18116,6 +19605,7 @@
         <w:t>b.BookingStatus</w:t>
       </w:r>
       <w:proofErr w:type="spellEnd"/>
+      <w:proofErr w:type="gramEnd"/>
       <w:r>
         <w:rPr>
           <w:rFonts w:ascii="jf-openhuninn-2.0" w:eastAsia="jf-openhuninn-2.0" w:hAnsi="jf-openhuninn-2.0"/>
@@ -18474,23 +19964,51 @@
           <w:szCs w:val="32"/>
         </w:rPr>
       </w:pPr>
+      <w:proofErr w:type="gramStart"/>
       <w:r>
         <w:rPr>
           <w:rFonts w:ascii="jf-openhuninn-2.0" w:eastAsia="jf-openhuninn-2.0" w:hAnsi="jf-openhuninn-2.0"/>
           <w:sz w:val="32"/>
           <w:szCs w:val="32"/>
         </w:rPr>
-        <w:t>租客可以查看自己或其他租客對那些房源與房東發表過評論。</w:t>
-      </w:r>
-    </w:p>
-    <w:p>
-      <w:pPr>
-        <w:ind w:firstLine="480"/>
+        <w:t>租客可以</w:t>
+      </w:r>
+      <w:proofErr w:type="gramEnd"/>
+      <w:r>
         <w:rPr>
           <w:rFonts w:ascii="jf-openhuninn-2.0" w:eastAsia="jf-openhuninn-2.0" w:hAnsi="jf-openhuninn-2.0"/>
           <w:sz w:val="32"/>
           <w:szCs w:val="32"/>
         </w:rPr>
+        <w:t>查看自己或</w:t>
+      </w:r>
+      <w:proofErr w:type="gramStart"/>
+      <w:r>
+        <w:rPr>
+          <w:rFonts w:ascii="jf-openhuninn-2.0" w:eastAsia="jf-openhuninn-2.0" w:hAnsi="jf-openhuninn-2.0"/>
+          <w:sz w:val="32"/>
+          <w:szCs w:val="32"/>
+        </w:rPr>
+        <w:t>其他租客對那些房源與</w:t>
+      </w:r>
+      <w:proofErr w:type="gramEnd"/>
+      <w:r>
+        <w:rPr>
+          <w:rFonts w:ascii="jf-openhuninn-2.0" w:eastAsia="jf-openhuninn-2.0" w:hAnsi="jf-openhuninn-2.0"/>
+          <w:sz w:val="32"/>
+          <w:szCs w:val="32"/>
+        </w:rPr>
+        <w:t>房東發表過評論。</w:t>
+      </w:r>
+    </w:p>
+    <w:p>
+      <w:pPr>
+        <w:ind w:firstLine="480"/>
+        <w:rPr>
+          <w:rFonts w:ascii="jf-openhuninn-2.0" w:eastAsia="jf-openhuninn-2.0" w:hAnsi="jf-openhuninn-2.0"/>
+          <w:sz w:val="32"/>
+          <w:szCs w:val="32"/>
+        </w:rPr>
       </w:pPr>
     </w:p>
     <w:p>
@@ -18583,7 +20101,23 @@
           <w:rFonts w:ascii="jf-openhuninn-2.0" w:eastAsia="jf-openhuninn-2.0" w:hAnsi="jf-openhuninn-2.0"/>
           <w:szCs w:val="24"/>
         </w:rPr>
-        <w:t>u_tenant.`Name</w:t>
+        <w:t>u_</w:t>
+      </w:r>
+      <w:proofErr w:type="gramStart"/>
+      <w:r>
+        <w:rPr>
+          <w:rFonts w:ascii="jf-openhuninn-2.0" w:eastAsia="jf-openhuninn-2.0" w:hAnsi="jf-openhuninn-2.0"/>
+          <w:szCs w:val="24"/>
+        </w:rPr>
+        <w:t>tenant.`</w:t>
+      </w:r>
+      <w:proofErr w:type="gramEnd"/>
+      <w:r>
+        <w:rPr>
+          <w:rFonts w:ascii="jf-openhuninn-2.0" w:eastAsia="jf-openhuninn-2.0" w:hAnsi="jf-openhuninn-2.0"/>
+          <w:szCs w:val="24"/>
+        </w:rPr>
+        <w:t>Name</w:t>
       </w:r>
       <w:proofErr w:type="spellEnd"/>
       <w:r>
@@ -18607,7 +20141,23 @@
           <w:rFonts w:ascii="jf-openhuninn-2.0" w:eastAsia="jf-openhuninn-2.0" w:hAnsi="jf-openhuninn-2.0"/>
           <w:szCs w:val="24"/>
         </w:rPr>
-        <w:t>u_landlord.`Name</w:t>
+        <w:t>u_</w:t>
+      </w:r>
+      <w:proofErr w:type="gramStart"/>
+      <w:r>
+        <w:rPr>
+          <w:rFonts w:ascii="jf-openhuninn-2.0" w:eastAsia="jf-openhuninn-2.0" w:hAnsi="jf-openhuninn-2.0"/>
+          <w:szCs w:val="24"/>
+        </w:rPr>
+        <w:t>landlord.`</w:t>
+      </w:r>
+      <w:proofErr w:type="gramEnd"/>
+      <w:r>
+        <w:rPr>
+          <w:rFonts w:ascii="jf-openhuninn-2.0" w:eastAsia="jf-openhuninn-2.0" w:hAnsi="jf-openhuninn-2.0"/>
+          <w:szCs w:val="24"/>
+        </w:rPr>
+        <w:t>Name</w:t>
       </w:r>
       <w:proofErr w:type="spellEnd"/>
       <w:r>
@@ -18755,7 +20305,23 @@
           <w:rFonts w:ascii="jf-openhuninn-2.0" w:eastAsia="jf-openhuninn-2.0" w:hAnsi="jf-openhuninn-2.0"/>
           <w:szCs w:val="24"/>
         </w:rPr>
-        <w:t>rent_house`.`Review</w:t>
+        <w:t>rent_house</w:t>
+      </w:r>
+      <w:proofErr w:type="gramStart"/>
+      <w:r>
+        <w:rPr>
+          <w:rFonts w:ascii="jf-openhuninn-2.0" w:eastAsia="jf-openhuninn-2.0" w:hAnsi="jf-openhuninn-2.0"/>
+          <w:szCs w:val="24"/>
+        </w:rPr>
+        <w:t>`.`</w:t>
+      </w:r>
+      <w:proofErr w:type="gramEnd"/>
+      <w:r>
+        <w:rPr>
+          <w:rFonts w:ascii="jf-openhuninn-2.0" w:eastAsia="jf-openhuninn-2.0" w:hAnsi="jf-openhuninn-2.0"/>
+          <w:szCs w:val="24"/>
+        </w:rPr>
+        <w:t>Review</w:t>
       </w:r>
       <w:proofErr w:type="spellEnd"/>
       <w:r>
@@ -18786,7 +20352,23 @@
           <w:rFonts w:ascii="jf-openhuninn-2.0" w:eastAsia="jf-openhuninn-2.0" w:hAnsi="jf-openhuninn-2.0"/>
           <w:szCs w:val="24"/>
         </w:rPr>
-        <w:t>rent_house`.`User</w:t>
+        <w:t>rent_house</w:t>
+      </w:r>
+      <w:proofErr w:type="gramStart"/>
+      <w:r>
+        <w:rPr>
+          <w:rFonts w:ascii="jf-openhuninn-2.0" w:eastAsia="jf-openhuninn-2.0" w:hAnsi="jf-openhuninn-2.0"/>
+          <w:szCs w:val="24"/>
+        </w:rPr>
+        <w:t>`.`</w:t>
+      </w:r>
+      <w:proofErr w:type="gramEnd"/>
+      <w:r>
+        <w:rPr>
+          <w:rFonts w:ascii="jf-openhuninn-2.0" w:eastAsia="jf-openhuninn-2.0" w:hAnsi="jf-openhuninn-2.0"/>
+          <w:szCs w:val="24"/>
+        </w:rPr>
+        <w:t>User</w:t>
       </w:r>
       <w:proofErr w:type="spellEnd"/>
       <w:r>
@@ -18865,7 +20447,23 @@
           <w:rFonts w:ascii="jf-openhuninn-2.0" w:eastAsia="jf-openhuninn-2.0" w:hAnsi="jf-openhuninn-2.0"/>
           <w:szCs w:val="24"/>
         </w:rPr>
-        <w:t>rent_house`.`User</w:t>
+        <w:t>rent_house</w:t>
+      </w:r>
+      <w:proofErr w:type="gramStart"/>
+      <w:r>
+        <w:rPr>
+          <w:rFonts w:ascii="jf-openhuninn-2.0" w:eastAsia="jf-openhuninn-2.0" w:hAnsi="jf-openhuninn-2.0"/>
+          <w:szCs w:val="24"/>
+        </w:rPr>
+        <w:t>`.`</w:t>
+      </w:r>
+      <w:proofErr w:type="gramEnd"/>
+      <w:r>
+        <w:rPr>
+          <w:rFonts w:ascii="jf-openhuninn-2.0" w:eastAsia="jf-openhuninn-2.0" w:hAnsi="jf-openhuninn-2.0"/>
+          <w:szCs w:val="24"/>
+        </w:rPr>
+        <w:t>User</w:t>
       </w:r>
       <w:proofErr w:type="spellEnd"/>
       <w:r>
@@ -18936,6 +20534,7 @@
           <w:rFonts w:ascii="jf-openhuninn-2.0" w:eastAsia="jf-openhuninn-2.0" w:hAnsi="jf-openhuninn-2.0"/>
           <w:szCs w:val="24"/>
         </w:rPr>
+        <w:lastRenderedPageBreak/>
         <w:t>INNER JOIN `</w:t>
       </w:r>
       <w:proofErr w:type="spellStart"/>
@@ -18944,7 +20543,23 @@
           <w:rFonts w:ascii="jf-openhuninn-2.0" w:eastAsia="jf-openhuninn-2.0" w:hAnsi="jf-openhuninn-2.0"/>
           <w:szCs w:val="24"/>
         </w:rPr>
-        <w:t>rent_house`.`Property</w:t>
+        <w:t>rent_house</w:t>
+      </w:r>
+      <w:proofErr w:type="gramStart"/>
+      <w:r>
+        <w:rPr>
+          <w:rFonts w:ascii="jf-openhuninn-2.0" w:eastAsia="jf-openhuninn-2.0" w:hAnsi="jf-openhuninn-2.0"/>
+          <w:szCs w:val="24"/>
+        </w:rPr>
+        <w:t>`.`</w:t>
+      </w:r>
+      <w:proofErr w:type="gramEnd"/>
+      <w:r>
+        <w:rPr>
+          <w:rFonts w:ascii="jf-openhuninn-2.0" w:eastAsia="jf-openhuninn-2.0" w:hAnsi="jf-openhuninn-2.0"/>
+          <w:szCs w:val="24"/>
+        </w:rPr>
+        <w:t>Property</w:t>
       </w:r>
       <w:proofErr w:type="spellEnd"/>
       <w:r>
@@ -19315,7 +20930,23 @@
           <w:rFonts w:ascii="jf-openhuninn-2.0" w:eastAsia="jf-openhuninn-2.0" w:hAnsi="jf-openhuninn-2.0"/>
           <w:szCs w:val="24"/>
         </w:rPr>
-        <w:t>u_landlord.`Name</w:t>
+        <w:t>u_</w:t>
+      </w:r>
+      <w:proofErr w:type="gramStart"/>
+      <w:r>
+        <w:rPr>
+          <w:rFonts w:ascii="jf-openhuninn-2.0" w:eastAsia="jf-openhuninn-2.0" w:hAnsi="jf-openhuninn-2.0"/>
+          <w:szCs w:val="24"/>
+        </w:rPr>
+        <w:t>landlord.`</w:t>
+      </w:r>
+      <w:proofErr w:type="gramEnd"/>
+      <w:r>
+        <w:rPr>
+          <w:rFonts w:ascii="jf-openhuninn-2.0" w:eastAsia="jf-openhuninn-2.0" w:hAnsi="jf-openhuninn-2.0"/>
+          <w:szCs w:val="24"/>
+        </w:rPr>
+        <w:t>Name</w:t>
       </w:r>
       <w:proofErr w:type="spellEnd"/>
       <w:r>
@@ -19333,12 +20964,21 @@
           <w:szCs w:val="24"/>
         </w:rPr>
       </w:pPr>
-      <w:r>
-        <w:rPr>
-          <w:rFonts w:ascii="jf-openhuninn-2.0" w:eastAsia="jf-openhuninn-2.0" w:hAnsi="jf-openhuninn-2.0"/>
-          <w:szCs w:val="24"/>
-        </w:rPr>
-        <w:t>COUNT(r.`</w:t>
+      <w:proofErr w:type="gramStart"/>
+      <w:r>
+        <w:rPr>
+          <w:rFonts w:ascii="jf-openhuninn-2.0" w:eastAsia="jf-openhuninn-2.0" w:hAnsi="jf-openhuninn-2.0"/>
+          <w:szCs w:val="24"/>
+        </w:rPr>
+        <w:t>COUNT(</w:t>
+      </w:r>
+      <w:proofErr w:type="gramEnd"/>
+      <w:r>
+        <w:rPr>
+          <w:rFonts w:ascii="jf-openhuninn-2.0" w:eastAsia="jf-openhuninn-2.0" w:hAnsi="jf-openhuninn-2.0"/>
+          <w:szCs w:val="24"/>
+        </w:rPr>
+        <w:t>r.`</w:t>
       </w:r>
       <w:proofErr w:type="spellStart"/>
       <w:r>
@@ -19369,7 +21009,23 @@
           <w:rFonts w:ascii="jf-openhuninn-2.0" w:eastAsia="jf-openhuninn-2.0" w:hAnsi="jf-openhuninn-2.0"/>
           <w:szCs w:val="24"/>
         </w:rPr>
-        <w:t>ROUND(AVG(r.`</w:t>
+        <w:t>ROUND(</w:t>
+      </w:r>
+      <w:proofErr w:type="gramStart"/>
+      <w:r>
+        <w:rPr>
+          <w:rFonts w:ascii="jf-openhuninn-2.0" w:eastAsia="jf-openhuninn-2.0" w:hAnsi="jf-openhuninn-2.0"/>
+          <w:szCs w:val="24"/>
+        </w:rPr>
+        <w:t>AVG(</w:t>
+      </w:r>
+      <w:proofErr w:type="gramEnd"/>
+      <w:r>
+        <w:rPr>
+          <w:rFonts w:ascii="jf-openhuninn-2.0" w:eastAsia="jf-openhuninn-2.0" w:hAnsi="jf-openhuninn-2.0"/>
+          <w:szCs w:val="24"/>
+        </w:rPr>
+        <w:t>r.`</w:t>
       </w:r>
       <w:proofErr w:type="spellStart"/>
       <w:r>
@@ -19400,7 +21056,23 @@
           <w:rFonts w:ascii="jf-openhuninn-2.0" w:eastAsia="jf-openhuninn-2.0" w:hAnsi="jf-openhuninn-2.0"/>
           <w:szCs w:val="24"/>
         </w:rPr>
-        <w:t>ROUND(AVG(r.`</w:t>
+        <w:t>ROUND(</w:t>
+      </w:r>
+      <w:proofErr w:type="gramStart"/>
+      <w:r>
+        <w:rPr>
+          <w:rFonts w:ascii="jf-openhuninn-2.0" w:eastAsia="jf-openhuninn-2.0" w:hAnsi="jf-openhuninn-2.0"/>
+          <w:szCs w:val="24"/>
+        </w:rPr>
+        <w:t>AVG(</w:t>
+      </w:r>
+      <w:proofErr w:type="gramEnd"/>
+      <w:r>
+        <w:rPr>
+          <w:rFonts w:ascii="jf-openhuninn-2.0" w:eastAsia="jf-openhuninn-2.0" w:hAnsi="jf-openhuninn-2.0"/>
+          <w:szCs w:val="24"/>
+        </w:rPr>
+        <w:t>r.`</w:t>
       </w:r>
       <w:proofErr w:type="spellStart"/>
       <w:r>
@@ -19439,7 +21111,23 @@
           <w:rFonts w:ascii="jf-openhuninn-2.0" w:eastAsia="jf-openhuninn-2.0" w:hAnsi="jf-openhuninn-2.0"/>
           <w:szCs w:val="24"/>
         </w:rPr>
-        <w:t>rent_house`.`Review</w:t>
+        <w:t>rent_house</w:t>
+      </w:r>
+      <w:proofErr w:type="gramStart"/>
+      <w:r>
+        <w:rPr>
+          <w:rFonts w:ascii="jf-openhuninn-2.0" w:eastAsia="jf-openhuninn-2.0" w:hAnsi="jf-openhuninn-2.0"/>
+          <w:szCs w:val="24"/>
+        </w:rPr>
+        <w:t>`.`</w:t>
+      </w:r>
+      <w:proofErr w:type="gramEnd"/>
+      <w:r>
+        <w:rPr>
+          <w:rFonts w:ascii="jf-openhuninn-2.0" w:eastAsia="jf-openhuninn-2.0" w:hAnsi="jf-openhuninn-2.0"/>
+          <w:szCs w:val="24"/>
+        </w:rPr>
+        <w:t>Review</w:t>
       </w:r>
       <w:proofErr w:type="spellEnd"/>
       <w:r>
@@ -19470,7 +21158,23 @@
           <w:rFonts w:ascii="jf-openhuninn-2.0" w:eastAsia="jf-openhuninn-2.0" w:hAnsi="jf-openhuninn-2.0"/>
           <w:szCs w:val="24"/>
         </w:rPr>
-        <w:t>rent_house`.`User</w:t>
+        <w:t>rent_house</w:t>
+      </w:r>
+      <w:proofErr w:type="gramStart"/>
+      <w:r>
+        <w:rPr>
+          <w:rFonts w:ascii="jf-openhuninn-2.0" w:eastAsia="jf-openhuninn-2.0" w:hAnsi="jf-openhuninn-2.0"/>
+          <w:szCs w:val="24"/>
+        </w:rPr>
+        <w:t>`.`</w:t>
+      </w:r>
+      <w:proofErr w:type="gramEnd"/>
+      <w:r>
+        <w:rPr>
+          <w:rFonts w:ascii="jf-openhuninn-2.0" w:eastAsia="jf-openhuninn-2.0" w:hAnsi="jf-openhuninn-2.0"/>
+          <w:szCs w:val="24"/>
+        </w:rPr>
+        <w:t>User</w:t>
       </w:r>
       <w:proofErr w:type="spellEnd"/>
       <w:r>
@@ -19565,7 +21269,23 @@
           <w:rFonts w:ascii="jf-openhuninn-2.0" w:eastAsia="jf-openhuninn-2.0" w:hAnsi="jf-openhuninn-2.0"/>
           <w:szCs w:val="24"/>
         </w:rPr>
-        <w:t>u_landlord.`Name</w:t>
+        <w:t>u_</w:t>
+      </w:r>
+      <w:proofErr w:type="gramStart"/>
+      <w:r>
+        <w:rPr>
+          <w:rFonts w:ascii="jf-openhuninn-2.0" w:eastAsia="jf-openhuninn-2.0" w:hAnsi="jf-openhuninn-2.0"/>
+          <w:szCs w:val="24"/>
+        </w:rPr>
+        <w:t>landlord.`</w:t>
+      </w:r>
+      <w:proofErr w:type="gramEnd"/>
+      <w:r>
+        <w:rPr>
+          <w:rFonts w:ascii="jf-openhuninn-2.0" w:eastAsia="jf-openhuninn-2.0" w:hAnsi="jf-openhuninn-2.0"/>
+          <w:szCs w:val="24"/>
+        </w:rPr>
+        <w:t>Name</w:t>
       </w:r>
       <w:proofErr w:type="spellEnd"/>
       <w:r>
@@ -19807,24 +21527,34 @@
           <w:sz w:val="32"/>
           <w:szCs w:val="32"/>
         </w:rPr>
-        <w:t>CREATE VIEW `rent_house`.`</w:t>
-      </w:r>
-      <w:proofErr w:type="spellStart"/>
+        <w:t>CREATE VIEW `rent_house</w:t>
+      </w:r>
+      <w:proofErr w:type="gramStart"/>
       <w:r>
         <w:rPr>
           <w:rFonts w:ascii="jf-openhuninn-2.0" w:eastAsia="jf-openhuninn-2.0" w:hAnsi="jf-openhuninn-2.0"/>
           <w:sz w:val="32"/>
           <w:szCs w:val="32"/>
         </w:rPr>
-        <w:t>v_BreachOfContract</w:t>
-      </w:r>
-      <w:proofErr w:type="spellEnd"/>
+        <w:t>`.`</w:t>
+      </w:r>
+      <w:proofErr w:type="spellStart"/>
+      <w:proofErr w:type="gramEnd"/>
       <w:r>
         <w:rPr>
           <w:rFonts w:ascii="jf-openhuninn-2.0" w:eastAsia="jf-openhuninn-2.0" w:hAnsi="jf-openhuninn-2.0"/>
           <w:sz w:val="32"/>
           <w:szCs w:val="32"/>
         </w:rPr>
+        <w:t>v_BreachOfContract</w:t>
+      </w:r>
+      <w:proofErr w:type="spellEnd"/>
+      <w:r>
+        <w:rPr>
+          <w:rFonts w:ascii="jf-openhuninn-2.0" w:eastAsia="jf-openhuninn-2.0" w:hAnsi="jf-openhuninn-2.0"/>
+          <w:sz w:val="32"/>
+          <w:szCs w:val="32"/>
+        </w:rPr>
         <w:t>` AS</w:t>
       </w:r>
     </w:p>
@@ -19887,7 +21617,23 @@
           <w:rFonts w:ascii="jf-openhuninn-2.0" w:eastAsia="jf-openhuninn-2.0" w:hAnsi="jf-openhuninn-2.0"/>
           <w:szCs w:val="24"/>
         </w:rPr>
-        <w:t>u_terminator.`Name</w:t>
+        <w:t>u_</w:t>
+      </w:r>
+      <w:proofErr w:type="gramStart"/>
+      <w:r>
+        <w:rPr>
+          <w:rFonts w:ascii="jf-openhuninn-2.0" w:eastAsia="jf-openhuninn-2.0" w:hAnsi="jf-openhuninn-2.0"/>
+          <w:szCs w:val="24"/>
+        </w:rPr>
+        <w:t>terminator.`</w:t>
+      </w:r>
+      <w:proofErr w:type="gramEnd"/>
+      <w:r>
+        <w:rPr>
+          <w:rFonts w:ascii="jf-openhuninn-2.0" w:eastAsia="jf-openhuninn-2.0" w:hAnsi="jf-openhuninn-2.0"/>
+          <w:szCs w:val="24"/>
+        </w:rPr>
+        <w:t>Name</w:t>
       </w:r>
       <w:proofErr w:type="spellEnd"/>
       <w:r>
@@ -19941,9 +21687,18 @@
           <w:rFonts w:ascii="jf-openhuninn-2.0" w:eastAsia="jf-openhuninn-2.0" w:hAnsi="jf-openhuninn-2.0"/>
           <w:szCs w:val="24"/>
         </w:rPr>
-        <w:t>FROM `rent_house`.`</w:t>
-      </w:r>
-      <w:proofErr w:type="spellStart"/>
+        <w:t>FROM `rent_house</w:t>
+      </w:r>
+      <w:proofErr w:type="gramStart"/>
+      <w:r>
+        <w:rPr>
+          <w:rFonts w:ascii="jf-openhuninn-2.0" w:eastAsia="jf-openhuninn-2.0" w:hAnsi="jf-openhuninn-2.0"/>
+          <w:szCs w:val="24"/>
+        </w:rPr>
+        <w:t>`.`</w:t>
+      </w:r>
+      <w:proofErr w:type="spellStart"/>
+      <w:proofErr w:type="gramEnd"/>
       <w:r>
         <w:rPr>
           <w:rFonts w:ascii="jf-openhuninn-2.0" w:eastAsia="jf-openhuninn-2.0" w:hAnsi="jf-openhuninn-2.0"/>
@@ -19980,7 +21735,23 @@
           <w:rFonts w:ascii="jf-openhuninn-2.0" w:eastAsia="jf-openhuninn-2.0" w:hAnsi="jf-openhuninn-2.0"/>
           <w:szCs w:val="24"/>
         </w:rPr>
-        <w:t>rent_house`.`User</w:t>
+        <w:t>rent_house</w:t>
+      </w:r>
+      <w:proofErr w:type="gramStart"/>
+      <w:r>
+        <w:rPr>
+          <w:rFonts w:ascii="jf-openhuninn-2.0" w:eastAsia="jf-openhuninn-2.0" w:hAnsi="jf-openhuninn-2.0"/>
+          <w:szCs w:val="24"/>
+        </w:rPr>
+        <w:t>`.`</w:t>
+      </w:r>
+      <w:proofErr w:type="gramEnd"/>
+      <w:r>
+        <w:rPr>
+          <w:rFonts w:ascii="jf-openhuninn-2.0" w:eastAsia="jf-openhuninn-2.0" w:hAnsi="jf-openhuninn-2.0"/>
+          <w:szCs w:val="24"/>
+        </w:rPr>
+        <w:t>User</w:t>
       </w:r>
       <w:proofErr w:type="spellEnd"/>
       <w:r>
@@ -20379,7 +22150,23 @@
           <w:rFonts w:ascii="jf-openhuninn-2.0" w:eastAsia="jf-openhuninn-2.0" w:hAnsi="jf-openhuninn-2.0"/>
           <w:szCs w:val="24"/>
         </w:rPr>
-        <w:t>rent_house`.`Booking</w:t>
+        <w:t>rent_house</w:t>
+      </w:r>
+      <w:proofErr w:type="gramStart"/>
+      <w:r>
+        <w:rPr>
+          <w:rFonts w:ascii="jf-openhuninn-2.0" w:eastAsia="jf-openhuninn-2.0" w:hAnsi="jf-openhuninn-2.0"/>
+          <w:szCs w:val="24"/>
+        </w:rPr>
+        <w:t>`.`</w:t>
+      </w:r>
+      <w:proofErr w:type="gramEnd"/>
+      <w:r>
+        <w:rPr>
+          <w:rFonts w:ascii="jf-openhuninn-2.0" w:eastAsia="jf-openhuninn-2.0" w:hAnsi="jf-openhuninn-2.0"/>
+          <w:szCs w:val="24"/>
+        </w:rPr>
+        <w:t>Booking</w:t>
       </w:r>
       <w:proofErr w:type="spellEnd"/>
       <w:r>
@@ -20616,32 +22403,58 @@
       <w:hyperlink r:id="rId25" w:history="1">
         <w:r>
           <w:rPr>
-            <w:rStyle w:val="ab"/>
+            <w:rStyle w:val="af"/>
             <w:rFonts w:ascii="jf-openhuninn-2.0" w:eastAsia="jf-openhuninn-2.0" w:hAnsi="jf-openhuninn-2.0"/>
             <w:sz w:val="28"/>
             <w:szCs w:val="28"/>
           </w:rPr>
-          <w:t>https://</w:t>
+          <w:t>https://house.nfu.edu.tw/NFU</w:t>
         </w:r>
-        <w:proofErr w:type="spellStart"/>
+      </w:hyperlink>
+    </w:p>
+    <w:p>
+      <w:pPr>
+        <w:rPr>
+          <w:rFonts w:ascii="jf-openhuninn-2.0" w:eastAsia="jf-openhuninn-2.0" w:hAnsi="jf-openhuninn-2.0"/>
+          <w:sz w:val="28"/>
+          <w:szCs w:val="28"/>
+        </w:rPr>
+      </w:pPr>
+    </w:p>
+    <w:p>
+      <w:pPr>
+        <w:rPr>
+          <w:rFonts w:ascii="jf-openhuninn-2.0" w:eastAsia="jf-openhuninn-2.0" w:hAnsi="jf-openhuninn-2.0"/>
+          <w:sz w:val="28"/>
+          <w:szCs w:val="28"/>
+        </w:rPr>
+      </w:pPr>
+      <w:r>
+        <w:rPr>
+          <w:rFonts w:ascii="jf-openhuninn-2.0" w:eastAsia="jf-openhuninn-2.0" w:hAnsi="jf-openhuninn-2.0"/>
+          <w:sz w:val="28"/>
+          <w:szCs w:val="28"/>
+        </w:rPr>
+        <w:t>591房屋交易網 擷取於:2026/06/01。</w:t>
+      </w:r>
+    </w:p>
+    <w:p>
+      <w:pPr>
+        <w:rPr>
+          <w:rFonts w:ascii="jf-openhuninn-2.0" w:eastAsia="jf-openhuninn-2.0" w:hAnsi="jf-openhuninn-2.0"/>
+          <w:sz w:val="28"/>
+          <w:szCs w:val="28"/>
+        </w:rPr>
+      </w:pPr>
+      <w:hyperlink r:id="rId26" w:history="1">
         <w:r>
           <w:rPr>
-            <w:rStyle w:val="ab"/>
+            <w:rStyle w:val="af"/>
             <w:rFonts w:ascii="jf-openhuninn-2.0" w:eastAsia="jf-openhuninn-2.0" w:hAnsi="jf-openhuninn-2.0"/>
             <w:sz w:val="28"/>
             <w:szCs w:val="28"/>
           </w:rPr>
-          <w:t>house.nfu.edu.tw</w:t>
-        </w:r>
-        <w:proofErr w:type="spellEnd"/>
-        <w:r>
-          <w:rPr>
-            <w:rStyle w:val="ab"/>
-            <w:rFonts w:ascii="jf-openhuninn-2.0" w:eastAsia="jf-openhuninn-2.0" w:hAnsi="jf-openhuninn-2.0"/>
-            <w:sz w:val="28"/>
-            <w:szCs w:val="28"/>
-          </w:rPr>
-          <w:t>/NFU</w:t>
+          <w:t>https://www.591.com.tw/</w:t>
         </w:r>
       </w:hyperlink>
     </w:p>
@@ -20668,72 +22481,6 @@
           <w:sz w:val="28"/>
           <w:szCs w:val="28"/>
         </w:rPr>
-        <w:t>591房屋交易網 擷取於:2026/06/01。</w:t>
-      </w:r>
-    </w:p>
-    <w:p>
-      <w:pPr>
-        <w:rPr>
-          <w:rFonts w:ascii="jf-openhuninn-2.0" w:eastAsia="jf-openhuninn-2.0" w:hAnsi="jf-openhuninn-2.0"/>
-          <w:sz w:val="28"/>
-          <w:szCs w:val="28"/>
-        </w:rPr>
-      </w:pPr>
-      <w:hyperlink r:id="rId26" w:history="1">
-        <w:r>
-          <w:rPr>
-            <w:rStyle w:val="ab"/>
-            <w:rFonts w:ascii="jf-openhuninn-2.0" w:eastAsia="jf-openhuninn-2.0" w:hAnsi="jf-openhuninn-2.0"/>
-            <w:sz w:val="28"/>
-            <w:szCs w:val="28"/>
-          </w:rPr>
-          <w:t>https://</w:t>
-        </w:r>
-        <w:proofErr w:type="spellStart"/>
-        <w:r>
-          <w:rPr>
-            <w:rStyle w:val="ab"/>
-            <w:rFonts w:ascii="jf-openhuninn-2.0" w:eastAsia="jf-openhuninn-2.0" w:hAnsi="jf-openhuninn-2.0"/>
-            <w:sz w:val="28"/>
-            <w:szCs w:val="28"/>
-          </w:rPr>
-          <w:t>www.591.com.tw</w:t>
-        </w:r>
-        <w:proofErr w:type="spellEnd"/>
-        <w:r>
-          <w:rPr>
-            <w:rStyle w:val="ab"/>
-            <w:rFonts w:ascii="jf-openhuninn-2.0" w:eastAsia="jf-openhuninn-2.0" w:hAnsi="jf-openhuninn-2.0"/>
-            <w:sz w:val="28"/>
-            <w:szCs w:val="28"/>
-          </w:rPr>
-          <w:t>/</w:t>
-        </w:r>
-      </w:hyperlink>
-    </w:p>
-    <w:p>
-      <w:pPr>
-        <w:rPr>
-          <w:rFonts w:ascii="jf-openhuninn-2.0" w:eastAsia="jf-openhuninn-2.0" w:hAnsi="jf-openhuninn-2.0"/>
-          <w:sz w:val="28"/>
-          <w:szCs w:val="28"/>
-        </w:rPr>
-      </w:pPr>
-    </w:p>
-    <w:p>
-      <w:pPr>
-        <w:rPr>
-          <w:rFonts w:ascii="jf-openhuninn-2.0" w:eastAsia="jf-openhuninn-2.0" w:hAnsi="jf-openhuninn-2.0"/>
-          <w:sz w:val="28"/>
-          <w:szCs w:val="28"/>
-        </w:rPr>
-      </w:pPr>
-      <w:r>
-        <w:rPr>
-          <w:rFonts w:ascii="jf-openhuninn-2.0" w:eastAsia="jf-openhuninn-2.0" w:hAnsi="jf-openhuninn-2.0"/>
-          <w:sz w:val="28"/>
-          <w:szCs w:val="28"/>
-        </w:rPr>
         <w:t xml:space="preserve">Michael Kifer, Arthur J. Bernstein, Philip M. </w:t>
       </w:r>
       <w:proofErr w:type="spellStart"/>
@@ -20755,6 +22502,7 @@
         <w:t xml:space="preserve"> Systems: An Application-oriented </w:t>
       </w:r>
       <w:proofErr w:type="spellStart"/>
+      <w:proofErr w:type="gramStart"/>
       <w:r>
         <w:rPr>
           <w:rFonts w:ascii="jf-openhuninn-2.0" w:eastAsia="jf-openhuninn-2.0" w:hAnsi="jf-openhuninn-2.0"/>
@@ -20764,31 +22512,14 @@
         <w:t>Approach,Introductory</w:t>
       </w:r>
       <w:proofErr w:type="spellEnd"/>
-      <w:r>
-        <w:rPr>
-          <w:rFonts w:ascii="jf-openhuninn-2.0" w:eastAsia="jf-openhuninn-2.0" w:hAnsi="jf-openhuninn-2.0"/>
-          <w:sz w:val="28"/>
-          <w:szCs w:val="28"/>
-        </w:rPr>
-        <w:t xml:space="preserve"> Version (2nd Edition)",Pearson Addison </w:t>
-      </w:r>
-      <w:proofErr w:type="spellStart"/>
-      <w:r>
-        <w:rPr>
-          <w:rFonts w:ascii="jf-openhuninn-2.0" w:eastAsia="jf-openhuninn-2.0" w:hAnsi="jf-openhuninn-2.0"/>
-          <w:sz w:val="28"/>
-          <w:szCs w:val="28"/>
-        </w:rPr>
-        <w:t>Wesley,01</w:t>
-      </w:r>
-      <w:proofErr w:type="spellEnd"/>
-      <w:r>
-        <w:rPr>
-          <w:rFonts w:ascii="jf-openhuninn-2.0" w:eastAsia="jf-openhuninn-2.0" w:hAnsi="jf-openhuninn-2.0"/>
-          <w:sz w:val="28"/>
-          <w:szCs w:val="28"/>
-        </w:rPr>
-        <w:t xml:space="preserve"> March 2004</w:t>
+      <w:proofErr w:type="gramEnd"/>
+      <w:r>
+        <w:rPr>
+          <w:rFonts w:ascii="jf-openhuninn-2.0" w:eastAsia="jf-openhuninn-2.0" w:hAnsi="jf-openhuninn-2.0"/>
+          <w:sz w:val="28"/>
+          <w:szCs w:val="28"/>
+        </w:rPr>
+        <w:t xml:space="preserve"> Version (2nd Edition)",Pearson Addison Wesley,01 March 2004</w:t>
       </w:r>
     </w:p>
     <w:p>
@@ -20821,7 +22552,7 @@
     <w:p>
       <w:pPr>
         <w:rPr>
-          <w:rFonts w:ascii="jf-openhuninn-2.0" w:eastAsia="jf-openhuninn-2.0" w:hAnsi="jf-openhuninn-2.0" w:hint="eastAsia"/>
+          <w:rFonts w:ascii="jf-openhuninn-2.0" w:eastAsia="jf-openhuninn-2.0" w:hAnsi="jf-openhuninn-2.0"/>
           <w:sz w:val="28"/>
           <w:szCs w:val="24"/>
         </w:rPr>
@@ -20864,70 +22595,250 @@
     <w:p>
       <w:pPr>
         <w:rPr>
+          <w:rFonts w:ascii="jf-openhuninn-2.0" w:eastAsia="jf-openhuninn-2.0" w:hAnsi="jf-openhuninn-2.0"/>
+          <w:sz w:val="28"/>
+          <w:szCs w:val="24"/>
+        </w:rPr>
+      </w:pPr>
+      <w:r>
+        <w:rPr>
           <w:rFonts w:ascii="jf-openhuninn-2.0" w:eastAsia="jf-openhuninn-2.0" w:hAnsi="jf-openhuninn-2.0" w:hint="eastAsia"/>
           <w:sz w:val="28"/>
           <w:szCs w:val="24"/>
         </w:rPr>
-      </w:pPr>
+        <w:t>因為以前第一次碰到 database 是在網頁設計課程裡，導致我一直有一個第一印象，覺得資料庫就是需要配合前後端程式做處理的工具。所以在這次</w:t>
+      </w:r>
+      <w:proofErr w:type="gramStart"/>
       <w:r>
         <w:rPr>
           <w:rFonts w:ascii="jf-openhuninn-2.0" w:eastAsia="jf-openhuninn-2.0" w:hAnsi="jf-openhuninn-2.0" w:hint="eastAsia"/>
           <w:sz w:val="28"/>
           <w:szCs w:val="24"/>
         </w:rPr>
-        <w:t>因為以前第一次碰到 database 是在網頁設計課程裡，導致我一直有一個第一印象，覺得資料庫就是需要配合前後端程式做處理的工具。所以在這次規畫初期，我就常常提前去考慮實作時的功能配合、或是怎麼寫比較方便等等。結果在報告時，被教授指出我們混淆了設計階段，被唸說只是在使用前後端處裡的藉口，來逃避底層邏輯沒做好的事實。當時在台上其實蠻挫折的，但回去之後我們組也好好想了教授提的幾個需要改善的點，重新去翻講義和研究資料庫的生命週期。</w:t>
-      </w:r>
-    </w:p>
-    <w:p>
-      <w:pPr>
-        <w:rPr>
-          <w:rFonts w:ascii="jf-openhuninn-2.0" w:eastAsia="jf-openhuninn-2.0" w:hAnsi="jf-openhuninn-2.0"/>
-          <w:sz w:val="28"/>
-          <w:szCs w:val="24"/>
-        </w:rPr>
-      </w:pPr>
-    </w:p>
-    <w:p>
-      <w:pPr>
+        <w:t>規</w:t>
+      </w:r>
+      <w:proofErr w:type="gramEnd"/>
+      <w:r>
         <w:rPr>
           <w:rFonts w:ascii="jf-openhuninn-2.0" w:eastAsia="jf-openhuninn-2.0" w:hAnsi="jf-openhuninn-2.0" w:hint="eastAsia"/>
           <w:sz w:val="28"/>
           <w:szCs w:val="24"/>
         </w:rPr>
-      </w:pPr>
+        <w:t>畫初期，我就常常提前去考慮實作時的功能配合、或是怎麼寫比較方便等等。結果在報告時，被教授指出我們混淆了設計階段，被</w:t>
+      </w:r>
+      <w:proofErr w:type="gramStart"/>
       <w:r>
         <w:rPr>
           <w:rFonts w:ascii="jf-openhuninn-2.0" w:eastAsia="jf-openhuninn-2.0" w:hAnsi="jf-openhuninn-2.0" w:hint="eastAsia"/>
           <w:sz w:val="28"/>
           <w:szCs w:val="24"/>
         </w:rPr>
-        <w:t>後來我們反覆修改 ER 圖，也重新調整了限制表的值域和資料型態，試著用正則表達式把資料卡好，並引入了 Users 父子表。我們把底層的邏輯梳理清楚後，後續的功能擴充反而變順了。我們的系統也從最初只能預約看房，到後來陸續加入線上簽約、管理員審核，以及毀約追蹤等功能。</w:t>
-      </w:r>
-    </w:p>
-    <w:p>
-      <w:pPr>
-        <w:rPr>
-          <w:rFonts w:ascii="jf-openhuninn-2.0" w:eastAsia="jf-openhuninn-2.0" w:hAnsi="jf-openhuninn-2.0"/>
-          <w:sz w:val="28"/>
-          <w:szCs w:val="24"/>
-        </w:rPr>
-      </w:pPr>
-    </w:p>
-    <w:p>
-      <w:pPr>
-        <w:rPr>
-          <w:rFonts w:ascii="jf-openhuninn-2.0" w:eastAsia="jf-openhuninn-2.0" w:hAnsi="jf-openhuninn-2.0"/>
-          <w:sz w:val="28"/>
-          <w:szCs w:val="24"/>
-        </w:rPr>
-      </w:pPr>
+        <w:t>唸</w:t>
+      </w:r>
+      <w:proofErr w:type="gramEnd"/>
       <w:r>
         <w:rPr>
           <w:rFonts w:ascii="jf-openhuninn-2.0" w:eastAsia="jf-openhuninn-2.0" w:hAnsi="jf-openhuninn-2.0" w:hint="eastAsia"/>
           <w:sz w:val="28"/>
           <w:szCs w:val="24"/>
         </w:rPr>
-        <w:t>這次的整改過程對我來說是一個很大的轉變，讓我發現原來不能只用以前寫程式的直覺來設計資料庫，學術理論上的正規化和階段切分是有它的道理在的。雖然我們目前的規劃可能還稱不上完美，可能還有很多細節需要持續調整，但這次的經驗真的讓我學到了怎麼從更根本的邏輯去思考一個系統。謝謝教授當時的提醒，讓我們這組的系統最後能做得更完整。</w:t>
+        <w:t>說只是在使用前後端處裡的藉口，來逃避底層邏輯沒做好的事實。當時在台上其實蠻挫折的，但回去之後我們組也好好想了教授提的幾個需要改善的點，重新去翻講義和研究資料庫的生命週期。</w:t>
+      </w:r>
+    </w:p>
+    <w:p>
+      <w:pPr>
+        <w:rPr>
+          <w:rFonts w:ascii="jf-openhuninn-2.0" w:eastAsia="jf-openhuninn-2.0" w:hAnsi="jf-openhuninn-2.0"/>
+          <w:sz w:val="28"/>
+          <w:szCs w:val="24"/>
+        </w:rPr>
+      </w:pPr>
+    </w:p>
+    <w:p>
+      <w:pPr>
+        <w:rPr>
+          <w:rFonts w:ascii="jf-openhuninn-2.0" w:eastAsia="jf-openhuninn-2.0" w:hAnsi="jf-openhuninn-2.0"/>
+          <w:sz w:val="28"/>
+          <w:szCs w:val="24"/>
+        </w:rPr>
+      </w:pPr>
+      <w:r>
+        <w:rPr>
+          <w:rFonts w:ascii="jf-openhuninn-2.0" w:eastAsia="jf-openhuninn-2.0" w:hAnsi="jf-openhuninn-2.0" w:hint="eastAsia"/>
+          <w:sz w:val="28"/>
+          <w:szCs w:val="24"/>
+        </w:rPr>
+        <w:t>後來我們反覆修改 ER 圖，也重新調整了限制表</w:t>
+      </w:r>
+      <w:proofErr w:type="gramStart"/>
+      <w:r>
+        <w:rPr>
+          <w:rFonts w:ascii="jf-openhuninn-2.0" w:eastAsia="jf-openhuninn-2.0" w:hAnsi="jf-openhuninn-2.0" w:hint="eastAsia"/>
+          <w:sz w:val="28"/>
+          <w:szCs w:val="24"/>
+        </w:rPr>
+        <w:t>的值域和</w:t>
+      </w:r>
+      <w:proofErr w:type="gramEnd"/>
+      <w:r>
+        <w:rPr>
+          <w:rFonts w:ascii="jf-openhuninn-2.0" w:eastAsia="jf-openhuninn-2.0" w:hAnsi="jf-openhuninn-2.0" w:hint="eastAsia"/>
+          <w:sz w:val="28"/>
+          <w:szCs w:val="24"/>
+        </w:rPr>
+        <w:t>資料型態，試著用正則</w:t>
+      </w:r>
+      <w:proofErr w:type="gramStart"/>
+      <w:r>
+        <w:rPr>
+          <w:rFonts w:ascii="jf-openhuninn-2.0" w:eastAsia="jf-openhuninn-2.0" w:hAnsi="jf-openhuninn-2.0" w:hint="eastAsia"/>
+          <w:sz w:val="28"/>
+          <w:szCs w:val="24"/>
+        </w:rPr>
+        <w:t>表達式把資料</w:t>
+      </w:r>
+      <w:proofErr w:type="gramEnd"/>
+      <w:r>
+        <w:rPr>
+          <w:rFonts w:ascii="jf-openhuninn-2.0" w:eastAsia="jf-openhuninn-2.0" w:hAnsi="jf-openhuninn-2.0" w:hint="eastAsia"/>
+          <w:sz w:val="28"/>
+          <w:szCs w:val="24"/>
+        </w:rPr>
+        <w:t>卡好，並引入了 Users 父子表。我們把底層的邏輯梳理清楚後，後續的功能擴充</w:t>
+      </w:r>
+      <w:proofErr w:type="gramStart"/>
+      <w:r>
+        <w:rPr>
+          <w:rFonts w:ascii="jf-openhuninn-2.0" w:eastAsia="jf-openhuninn-2.0" w:hAnsi="jf-openhuninn-2.0" w:hint="eastAsia"/>
+          <w:sz w:val="28"/>
+          <w:szCs w:val="24"/>
+        </w:rPr>
+        <w:t>反而變順了</w:t>
+      </w:r>
+      <w:proofErr w:type="gramEnd"/>
+      <w:r>
+        <w:rPr>
+          <w:rFonts w:ascii="jf-openhuninn-2.0" w:eastAsia="jf-openhuninn-2.0" w:hAnsi="jf-openhuninn-2.0" w:hint="eastAsia"/>
+          <w:sz w:val="28"/>
+          <w:szCs w:val="24"/>
+        </w:rPr>
+        <w:t>。我們的系統也從最初只能預約看房，到後來陸續</w:t>
+      </w:r>
+      <w:proofErr w:type="gramStart"/>
+      <w:r>
+        <w:rPr>
+          <w:rFonts w:ascii="jf-openhuninn-2.0" w:eastAsia="jf-openhuninn-2.0" w:hAnsi="jf-openhuninn-2.0" w:hint="eastAsia"/>
+          <w:sz w:val="28"/>
+          <w:szCs w:val="24"/>
+        </w:rPr>
+        <w:t>加入線上簽約</w:t>
+      </w:r>
+      <w:proofErr w:type="gramEnd"/>
+      <w:r>
+        <w:rPr>
+          <w:rFonts w:ascii="jf-openhuninn-2.0" w:eastAsia="jf-openhuninn-2.0" w:hAnsi="jf-openhuninn-2.0" w:hint="eastAsia"/>
+          <w:sz w:val="28"/>
+          <w:szCs w:val="24"/>
+        </w:rPr>
+        <w:t>、管理員審核，以及毀約追蹤等功能。</w:t>
+      </w:r>
+    </w:p>
+    <w:p>
+      <w:pPr>
+        <w:rPr>
+          <w:rFonts w:ascii="jf-openhuninn-2.0" w:eastAsia="jf-openhuninn-2.0" w:hAnsi="jf-openhuninn-2.0"/>
+          <w:sz w:val="28"/>
+          <w:szCs w:val="24"/>
+        </w:rPr>
+      </w:pPr>
+    </w:p>
+    <w:p>
+      <w:pPr>
+        <w:rPr>
+          <w:rFonts w:ascii="jf-openhuninn-2.0" w:eastAsia="jf-openhuninn-2.0" w:hAnsi="jf-openhuninn-2.0"/>
+          <w:sz w:val="28"/>
+          <w:szCs w:val="24"/>
+        </w:rPr>
+      </w:pPr>
+      <w:r>
+        <w:rPr>
+          <w:rFonts w:ascii="jf-openhuninn-2.0" w:eastAsia="jf-openhuninn-2.0" w:hAnsi="jf-openhuninn-2.0" w:hint="eastAsia"/>
+          <w:sz w:val="28"/>
+          <w:szCs w:val="24"/>
+        </w:rPr>
+        <w:t>這次</w:t>
+      </w:r>
+      <w:proofErr w:type="gramStart"/>
+      <w:r>
+        <w:rPr>
+          <w:rFonts w:ascii="jf-openhuninn-2.0" w:eastAsia="jf-openhuninn-2.0" w:hAnsi="jf-openhuninn-2.0" w:hint="eastAsia"/>
+          <w:sz w:val="28"/>
+          <w:szCs w:val="24"/>
+        </w:rPr>
+        <w:t>的整改過程</w:t>
+      </w:r>
+      <w:proofErr w:type="gramEnd"/>
+      <w:r>
+        <w:rPr>
+          <w:rFonts w:ascii="jf-openhuninn-2.0" w:eastAsia="jf-openhuninn-2.0" w:hAnsi="jf-openhuninn-2.0" w:hint="eastAsia"/>
+          <w:sz w:val="28"/>
+          <w:szCs w:val="24"/>
+        </w:rPr>
+        <w:t>對我</w:t>
+      </w:r>
+      <w:proofErr w:type="gramStart"/>
+      <w:r>
+        <w:rPr>
+          <w:rFonts w:ascii="jf-openhuninn-2.0" w:eastAsia="jf-openhuninn-2.0" w:hAnsi="jf-openhuninn-2.0" w:hint="eastAsia"/>
+          <w:sz w:val="28"/>
+          <w:szCs w:val="24"/>
+        </w:rPr>
+        <w:t>來說是一個</w:t>
+      </w:r>
+      <w:proofErr w:type="gramEnd"/>
+      <w:r>
+        <w:rPr>
+          <w:rFonts w:ascii="jf-openhuninn-2.0" w:eastAsia="jf-openhuninn-2.0" w:hAnsi="jf-openhuninn-2.0" w:hint="eastAsia"/>
+          <w:sz w:val="28"/>
+          <w:szCs w:val="24"/>
+        </w:rPr>
+        <w:t>很大的轉變，讓我發現原來不能只</w:t>
+      </w:r>
+      <w:proofErr w:type="gramStart"/>
+      <w:r>
+        <w:rPr>
+          <w:rFonts w:ascii="jf-openhuninn-2.0" w:eastAsia="jf-openhuninn-2.0" w:hAnsi="jf-openhuninn-2.0" w:hint="eastAsia"/>
+          <w:sz w:val="28"/>
+          <w:szCs w:val="24"/>
+        </w:rPr>
+        <w:t>用以前寫程式</w:t>
+      </w:r>
+      <w:proofErr w:type="gramEnd"/>
+      <w:r>
+        <w:rPr>
+          <w:rFonts w:ascii="jf-openhuninn-2.0" w:eastAsia="jf-openhuninn-2.0" w:hAnsi="jf-openhuninn-2.0" w:hint="eastAsia"/>
+          <w:sz w:val="28"/>
+          <w:szCs w:val="24"/>
+        </w:rPr>
+        <w:t>的直覺來設計資料庫，學術理論上的正規化和</w:t>
+      </w:r>
+      <w:proofErr w:type="gramStart"/>
+      <w:r>
+        <w:rPr>
+          <w:rFonts w:ascii="jf-openhuninn-2.0" w:eastAsia="jf-openhuninn-2.0" w:hAnsi="jf-openhuninn-2.0" w:hint="eastAsia"/>
+          <w:sz w:val="28"/>
+          <w:szCs w:val="24"/>
+        </w:rPr>
+        <w:t>階段切分是</w:t>
+      </w:r>
+      <w:proofErr w:type="gramEnd"/>
+      <w:r>
+        <w:rPr>
+          <w:rFonts w:ascii="jf-openhuninn-2.0" w:eastAsia="jf-openhuninn-2.0" w:hAnsi="jf-openhuninn-2.0" w:hint="eastAsia"/>
+          <w:sz w:val="28"/>
+          <w:szCs w:val="24"/>
+        </w:rPr>
+        <w:t>有它的道理在的。雖然我們目前的規劃可能還稱不上完美，可能還有很多細節需要持續調整，但這次的經驗真的讓我學到了怎麼從更根本的邏輯去思考一個系統。謝謝教授當時的提醒，讓我們這組的系統最後能做得更完整。</w:t>
       </w:r>
     </w:p>
     <w:p>
@@ -20989,16 +22900,88 @@
           <w:sz w:val="28"/>
           <w:szCs w:val="28"/>
         </w:rPr>
-        <w:t>在修習資料庫系統這門課程之前，我對於資料庫的認知僅止於表面，天真地認為所謂的「設計資料庫」，不過是將資料簡單地分類、建立幾個表格並儲存起來而已。然而，隨著課程的深入，特別是在經歷了實際操作與專題開發後，我才深刻體會到，資料庫設計是一門極具挑戰且嚴謹的工程，遠比我當初想像的複雜許多。 在本次的小專題實作中，我面臨的第一個難題是如何構建一個「環環相扣」的系統。資料庫並非孤立的資料堆疊，而是需要透過正規化（Normalization）的過程，在減少資料冗餘與維持系統運作效率之間取得巧妙的平衡。我意識到，設計出一個符合正規化的架構，不僅是為了節省儲存空間，更是為了確保資料的一致性與維護的便利性。 此外，資料的嚴謹度也是本次學習的重點。為了防止無效或錯誤的數據進入系統，我開始深入研究如何設計完整性限制（Integrity Constraints），並運用正規表達式（Regular Expression）來進行更細緻的格式過濾與輸入驗證。這些實作上的細節，讓我明白了；一個強健的資料庫，必須從源頭就具備良好的防禦機制，以確保資料的準確性與安全性。 透過</w:t>
-      </w:r>
+        <w:t>在修習資料庫系統這門課程之前，我對於資料庫的認知僅止於表面，天真地認為所謂的「設計資料庫」，不過是將資料簡單地分類、建立幾個表格並儲存起來而已。然而，隨著課程的</w:t>
+      </w:r>
+      <w:proofErr w:type="gramStart"/>
       <w:r>
         <w:rPr>
           <w:rFonts w:ascii="jf-openhuninn-2.0" w:eastAsia="jf-openhuninn-2.0" w:hAnsi="jf-openhuninn-2.0" w:hint="eastAsia"/>
           <w:sz w:val="28"/>
           <w:szCs w:val="28"/>
         </w:rPr>
+        <w:t>深入，</w:t>
+      </w:r>
+      <w:proofErr w:type="gramEnd"/>
+      <w:r>
+        <w:rPr>
+          <w:rFonts w:ascii="jf-openhuninn-2.0" w:eastAsia="jf-openhuninn-2.0" w:hAnsi="jf-openhuninn-2.0" w:hint="eastAsia"/>
+          <w:sz w:val="28"/>
+          <w:szCs w:val="28"/>
+        </w:rPr>
+        <w:t>特別是在經歷了實際操作與專題開發後，我才深刻體會到，資料庫設計是一門極具挑戰且嚴謹的工程，遠比我當初想像的複雜許多。 在本次的小專題實作中，我面臨的第一個難題是</w:t>
+      </w:r>
+      <w:proofErr w:type="gramStart"/>
+      <w:r>
+        <w:rPr>
+          <w:rFonts w:ascii="jf-openhuninn-2.0" w:eastAsia="jf-openhuninn-2.0" w:hAnsi="jf-openhuninn-2.0" w:hint="eastAsia"/>
+          <w:sz w:val="28"/>
+          <w:szCs w:val="28"/>
+        </w:rPr>
+        <w:t>如何構</w:t>
+      </w:r>
+      <w:proofErr w:type="gramEnd"/>
+      <w:r>
+        <w:rPr>
+          <w:rFonts w:ascii="jf-openhuninn-2.0" w:eastAsia="jf-openhuninn-2.0" w:hAnsi="jf-openhuninn-2.0" w:hint="eastAsia"/>
+          <w:sz w:val="28"/>
+          <w:szCs w:val="28"/>
+        </w:rPr>
+        <w:t xml:space="preserve">建一個「環環相扣」的系統。資料庫並非孤立的資料堆疊，而是需要透過正規化（Normalization）的過程，在減少資料冗餘與維持系統運作效率之間取得巧妙的平衡。我意識到，設計出一個符合正規化的架構，不僅是為了節省儲存空間，更是為了確保資料的一致性與維護的便利性。 </w:t>
+      </w:r>
+      <w:proofErr w:type="gramStart"/>
+      <w:r>
+        <w:rPr>
+          <w:rFonts w:ascii="jf-openhuninn-2.0" w:eastAsia="jf-openhuninn-2.0" w:hAnsi="jf-openhuninn-2.0" w:hint="eastAsia"/>
+          <w:sz w:val="28"/>
+          <w:szCs w:val="28"/>
+        </w:rPr>
+        <w:t>此外，</w:t>
+      </w:r>
+      <w:proofErr w:type="gramEnd"/>
+      <w:r>
+        <w:rPr>
+          <w:rFonts w:ascii="jf-openhuninn-2.0" w:eastAsia="jf-openhuninn-2.0" w:hAnsi="jf-openhuninn-2.0" w:hint="eastAsia"/>
+          <w:sz w:val="28"/>
+          <w:szCs w:val="28"/>
+        </w:rPr>
+        <w:t>資料的嚴謹度也是本次學習的重點。為了防止無效或錯誤的數據進入系統，我開始深入研究如何設計完整性限制（Integrity Constraints），並運用正規表達式（Regular Expression）來進行更細緻的格式過濾與輸入驗證。這些實作上的細節，讓我明白了；一個強健的資料庫，必須從源頭就具備良好的防禦機制，以確保資料的準確性與安全性。 透過</w:t>
+      </w:r>
+      <w:r>
+        <w:rPr>
+          <w:rFonts w:ascii="jf-openhuninn-2.0" w:eastAsia="jf-openhuninn-2.0" w:hAnsi="jf-openhuninn-2.0" w:hint="eastAsia"/>
+          <w:sz w:val="28"/>
+          <w:szCs w:val="28"/>
+        </w:rPr>
         <w:lastRenderedPageBreak/>
-        <w:t>這次專題，我不僅學會了 SQL 語法與資料庫架構設計，更建立了一套邏輯思維：如何從需求分析出發，一步步建構出符合業務邏輯且具備高可用性的資料結構。這種從理論跨越到實作的過程，讓我對資料庫的整體運作機制有了脫胎換骨的理解。這門課不僅讓我掌握了技術實力，更培養了我對於資料完整性與系統架構規劃的敏銳度，這些收穫對於未來</w:t>
+        <w:t>這次專題，我不僅學會了 SQL 語法與資料庫架構設計，更建立了一套邏輯思維：如何從需求分析出發，</w:t>
+      </w:r>
+      <w:proofErr w:type="gramStart"/>
+      <w:r>
+        <w:rPr>
+          <w:rFonts w:ascii="jf-openhuninn-2.0" w:eastAsia="jf-openhuninn-2.0" w:hAnsi="jf-openhuninn-2.0" w:hint="eastAsia"/>
+          <w:sz w:val="28"/>
+          <w:szCs w:val="28"/>
+        </w:rPr>
+        <w:t>一</w:t>
+      </w:r>
+      <w:proofErr w:type="gramEnd"/>
+      <w:r>
+        <w:rPr>
+          <w:rFonts w:ascii="jf-openhuninn-2.0" w:eastAsia="jf-openhuninn-2.0" w:hAnsi="jf-openhuninn-2.0" w:hint="eastAsia"/>
+          <w:sz w:val="28"/>
+          <w:szCs w:val="28"/>
+        </w:rPr>
+        <w:t>步步建構出符合業務邏輯且具備高可用性的資料結構。這種從理論跨越到實作的過程，讓我對資料庫的整體運作機制有了脫胎換骨的理解。這門課不僅讓我掌握了技術實力，更培養了我對於資料完整性與系統架構規劃的敏銳度，這些收穫對於未來</w:t>
       </w:r>
       <w:r>
         <w:rPr>
@@ -21038,7 +23021,7 @@
       <w:pPr>
         <w:spacing w:line="800" w:lineRule="exact"/>
         <w:rPr>
-          <w:rFonts w:ascii="jf-openhuninn-2.0" w:eastAsia="jf-openhuninn-2.0" w:hAnsi="jf-openhuninn-2.0" w:hint="eastAsia"/>
+          <w:rFonts w:ascii="jf-openhuninn-2.0" w:eastAsia="jf-openhuninn-2.0" w:hAnsi="jf-openhuninn-2.0"/>
           <w:sz w:val="28"/>
           <w:szCs w:val="24"/>
         </w:rPr>
@@ -21050,8 +23033,18 @@
           <w:szCs w:val="36"/>
         </w:rPr>
         <w:lastRenderedPageBreak/>
-        <w:t>張帟淇</w:t>
-      </w:r>
+        <w:t>張</w:t>
+      </w:r>
+      <w:proofErr w:type="gramStart"/>
+      <w:r>
+        <w:rPr>
+          <w:rFonts w:ascii="jf-openhuninn-2.0" w:eastAsia="jf-openhuninn-2.0" w:hAnsi="jf-openhuninn-2.0"/>
+          <w:sz w:val="40"/>
+          <w:szCs w:val="36"/>
+        </w:rPr>
+        <w:t>帟淇</w:t>
+      </w:r>
+      <w:proofErr w:type="gramEnd"/>
       <w:r>
         <w:rPr>
           <w:rFonts w:ascii="jf-openhuninn-2.0" w:eastAsia="jf-openhuninn-2.0" w:hAnsi="jf-openhuninn-2.0" w:hint="eastAsia"/>
@@ -21074,13 +23067,22 @@
           <w:sz w:val="28"/>
           <w:szCs w:val="24"/>
         </w:rPr>
-        <w:t>在這個資料庫系統的分組作業，我們每個人都分工明確，我是負責做view的部分還有一開始的使用案例和應用情境的部分，在view的實作上面有很多地方要注意</w:t>
+        <w:t>在這個資料庫系統的分組作業，我們每個人都分工明確，我是負責做view的部分還有一開始的使用案例和應用情境的部分，在view的實作上面有很多地方要注意，因為很容易在JOIN那邊的邏輯錯了就導致整個view跑不出東西或是在資料表裡面沒有資料也部會跑東西出來，所以在測試之前有很多部分要檢查。</w:t>
       </w:r>
     </w:p>
     <w:p>
       <w:pPr>
         <w:spacing w:line="800" w:lineRule="exact"/>
         <w:rPr>
+          <w:rFonts w:ascii="jf-openhuninn-2.0" w:eastAsia="jf-openhuninn-2.0" w:hAnsi="jf-openhuninn-2.0"/>
+          <w:sz w:val="28"/>
+          <w:szCs w:val="24"/>
+        </w:rPr>
+      </w:pPr>
+    </w:p>
+    <w:p>
+      <w:pPr>
+        <w:rPr>
           <w:rFonts w:ascii="jf-openhuninn-2.0" w:eastAsia="jf-openhuninn-2.0" w:hAnsi="jf-openhuninn-2.0" w:hint="eastAsia"/>
           <w:sz w:val="28"/>
           <w:szCs w:val="24"/>
@@ -21092,18 +23094,44 @@
           <w:sz w:val="28"/>
           <w:szCs w:val="24"/>
         </w:rPr>
-        <w:t>，因為很容易在JOIN那邊的邏輯錯了就導致整個view跑不出東西或是在資料表裡面沒有資料也部會跑東西出來，所以在測試之前有很多部分要檢查。</w:t>
-      </w:r>
-    </w:p>
-    <w:p>
-      <w:pPr>
-        <w:spacing w:line="800" w:lineRule="exact"/>
+        <w:t>在資料傳遞的部分，只要有人進行修改就要</w:t>
+      </w:r>
+      <w:proofErr w:type="gramStart"/>
+      <w:r>
         <w:rPr>
           <w:rFonts w:ascii="jf-openhuninn-2.0" w:eastAsia="jf-openhuninn-2.0" w:hAnsi="jf-openhuninn-2.0" w:hint="eastAsia"/>
           <w:sz w:val="28"/>
           <w:szCs w:val="24"/>
         </w:rPr>
-      </w:pPr>
+        <w:t>提前告至所有人</w:t>
+      </w:r>
+      <w:proofErr w:type="gramEnd"/>
+      <w:r>
+        <w:rPr>
+          <w:rFonts w:ascii="jf-openhuninn-2.0" w:eastAsia="jf-openhuninn-2.0" w:hAnsi="jf-openhuninn-2.0" w:hint="eastAsia"/>
+          <w:sz w:val="28"/>
+          <w:szCs w:val="24"/>
+        </w:rPr>
+        <w:t>，因為只要做一點改動後續有很多view都要重做，如果沒有講好的話很容易就會變成把view都做完之後發現前面的schema有改過了，後面的view</w:t>
+      </w:r>
+      <w:proofErr w:type="gramStart"/>
+      <w:r>
+        <w:rPr>
+          <w:rFonts w:ascii="jf-openhuninn-2.0" w:eastAsia="jf-openhuninn-2.0" w:hAnsi="jf-openhuninn-2.0" w:hint="eastAsia"/>
+          <w:sz w:val="28"/>
+          <w:szCs w:val="24"/>
+        </w:rPr>
+        <w:t>又要重改</w:t>
+      </w:r>
+      <w:proofErr w:type="gramEnd"/>
+      <w:r>
+        <w:rPr>
+          <w:rFonts w:ascii="jf-openhuninn-2.0" w:eastAsia="jf-openhuninn-2.0" w:hAnsi="jf-openhuninn-2.0" w:hint="eastAsia"/>
+          <w:sz w:val="28"/>
+          <w:szCs w:val="24"/>
+        </w:rPr>
+        <w:t>，前面都做白工了，所以在修改或刪減資料之前，都要提前告知。</w:t>
+      </w:r>
     </w:p>
     <w:p>
       <w:pPr>
@@ -21113,47 +23141,75 @@
           <w:szCs w:val="36"/>
         </w:rPr>
       </w:pPr>
-      <w:r>
+    </w:p>
+    <w:p>
+      <w:pPr>
         <w:rPr>
           <w:rFonts w:ascii="jf-openhuninn-2.0" w:eastAsia="jf-openhuninn-2.0" w:hAnsi="jf-openhuninn-2.0"/>
           <w:sz w:val="40"/>
           <w:szCs w:val="36"/>
         </w:rPr>
-        <w:br w:type="page"/>
-      </w:r>
-    </w:p>
-    <w:p>
-      <w:pPr>
-        <w:spacing w:line="800" w:lineRule="exact"/>
-        <w:rPr>
-          <w:rFonts w:ascii="jf-openhuninn-2.0" w:eastAsia="jf-openhuninn-2.0" w:hAnsi="jf-openhuninn-2.0"/>
-          <w:sz w:val="28"/>
-          <w:szCs w:val="24"/>
-        </w:rPr>
-      </w:pPr>
-      <w:r>
+      </w:pPr>
+    </w:p>
+    <w:p>
+      <w:pPr>
         <w:rPr>
           <w:rFonts w:ascii="jf-openhuninn-2.0" w:eastAsia="jf-openhuninn-2.0" w:hAnsi="jf-openhuninn-2.0"/>
           <w:sz w:val="40"/>
           <w:szCs w:val="36"/>
         </w:rPr>
-        <w:lastRenderedPageBreak/>
-        <w:t>郭至峻</w:t>
-      </w:r>
-      <w:r>
+      </w:pPr>
+    </w:p>
+    <w:p>
+      <w:pPr>
+        <w:rPr>
+          <w:rFonts w:ascii="jf-openhuninn-2.0" w:eastAsia="jf-openhuninn-2.0" w:hAnsi="jf-openhuninn-2.0"/>
+          <w:sz w:val="40"/>
+          <w:szCs w:val="36"/>
+        </w:rPr>
+      </w:pPr>
+    </w:p>
+    <w:p>
+      <w:pPr>
         <w:rPr>
           <w:rFonts w:ascii="jf-openhuninn-2.0" w:eastAsia="jf-openhuninn-2.0" w:hAnsi="jf-openhuninn-2.0" w:hint="eastAsia"/>
           <w:sz w:val="40"/>
           <w:szCs w:val="36"/>
         </w:rPr>
-        <w:t xml:space="preserve"> 心得</w:t>
-      </w:r>
+      </w:pPr>
+    </w:p>
+    <w:p>
+      <w:pPr>
+        <w:spacing w:line="800" w:lineRule="exact"/>
+        <w:rPr>
+          <w:rFonts w:ascii="jf-openhuninn-2.0" w:eastAsia="jf-openhuninn-2.0" w:hAnsi="jf-openhuninn-2.0"/>
+          <w:sz w:val="28"/>
+          <w:szCs w:val="24"/>
+        </w:rPr>
+      </w:pPr>
       <w:r>
         <w:rPr>
           <w:rFonts w:ascii="jf-openhuninn-2.0" w:eastAsia="jf-openhuninn-2.0" w:hAnsi="jf-openhuninn-2.0"/>
           <w:sz w:val="40"/>
           <w:szCs w:val="36"/>
         </w:rPr>
+        <w:lastRenderedPageBreak/>
+        <w:t>郭至峻</w:t>
+      </w:r>
+      <w:r>
+        <w:rPr>
+          <w:rFonts w:ascii="jf-openhuninn-2.0" w:eastAsia="jf-openhuninn-2.0" w:hAnsi="jf-openhuninn-2.0" w:hint="eastAsia"/>
+          <w:sz w:val="40"/>
+          <w:szCs w:val="36"/>
+        </w:rPr>
+        <w:t xml:space="preserve"> 心得</w:t>
+      </w:r>
+      <w:r>
+        <w:rPr>
+          <w:rFonts w:ascii="jf-openhuninn-2.0" w:eastAsia="jf-openhuninn-2.0" w:hAnsi="jf-openhuninn-2.0"/>
+          <w:sz w:val="40"/>
+          <w:szCs w:val="36"/>
+        </w:rPr>
         <w:br/>
       </w:r>
       <w:r>
@@ -21187,18 +23243,36 @@
       <w:pPr>
         <w:spacing w:line="800" w:lineRule="exact"/>
         <w:rPr>
+          <w:rFonts w:ascii="jf-openhuninn-2.0" w:eastAsia="jf-openhuninn-2.0" w:hAnsi="jf-openhuninn-2.0"/>
+          <w:sz w:val="28"/>
+          <w:szCs w:val="24"/>
+        </w:rPr>
+      </w:pPr>
+      <w:r>
+        <w:rPr>
           <w:rFonts w:ascii="jf-openhuninn-2.0" w:eastAsia="jf-openhuninn-2.0" w:hAnsi="jf-openhuninn-2.0" w:hint="eastAsia"/>
           <w:sz w:val="28"/>
           <w:szCs w:val="24"/>
         </w:rPr>
-      </w:pPr>
+        <w:t>在將概念模型轉譯為實體資料表的過程中，我深刻體會到「欄位規劃」與「商務防禦」的緊密關係。例如，為了記錄被管理員退件的房屋，我們在狀態欄位加入了 Rejected，但隨之而來的考驗是如何用資料庫的約束（Constraints）去確保邏輯的嚴密性。我們必須限制「當狀態為退件時，駁回原因與審核人員欄位絕對不能為空」，以此杜絕</w:t>
+      </w:r>
+      <w:proofErr w:type="gramStart"/>
       <w:r>
         <w:rPr>
           <w:rFonts w:ascii="jf-openhuninn-2.0" w:eastAsia="jf-openhuninn-2.0" w:hAnsi="jf-openhuninn-2.0" w:hint="eastAsia"/>
           <w:sz w:val="28"/>
           <w:szCs w:val="24"/>
         </w:rPr>
-        <w:t>在將概念模型轉譯為實體資料表的過程中，我深刻體會到「欄位規劃」與「商務防禦」的緊密關係。例如，為了記錄被管理員退件的房屋，我們在狀態欄位加入了 Rejected，但隨之而來的考驗是如何用資料庫的約束（Constraints）去確保邏輯的嚴密性。我們必須限制「當狀態為退件時，駁回原因與審核人員欄位絕對不能為空」，以此杜絕髒資料的產生。這讓我明白，Schema 設計不只是決定資料型態，更是用代碼在底層建立一套不可逆的商務法規。</w:t>
+        <w:t>髒</w:t>
+      </w:r>
+      <w:proofErr w:type="gramEnd"/>
+      <w:r>
+        <w:rPr>
+          <w:rFonts w:ascii="jf-openhuninn-2.0" w:eastAsia="jf-openhuninn-2.0" w:hAnsi="jf-openhuninn-2.0" w:hint="eastAsia"/>
+          <w:sz w:val="28"/>
+          <w:szCs w:val="24"/>
+        </w:rPr>
+        <w:t>資料的產生。這讓我明白，Schema 設計不只是決定資料型態，更是用代碼在底層建立一套不可逆的商務法規。</w:t>
       </w:r>
     </w:p>
     <w:p>
@@ -21220,6 +23294,7 @@
           <w:szCs w:val="24"/>
         </w:rPr>
       </w:pPr>
+      <w:proofErr w:type="gramStart"/>
       <w:r>
         <w:rPr>
           <w:rFonts w:ascii="jf-openhuninn-2.0" w:eastAsia="jf-openhuninn-2.0" w:hAnsi="jf-openhuninn-2.0" w:hint="eastAsia"/>
@@ -21227,15 +23302,60 @@
           <w:szCs w:val="24"/>
         </w:rPr>
         <w:lastRenderedPageBreak/>
-        <w:t>此外，在建置十筆測試資料時，為了配合「純管理員、純房東、純房客」的角色分流，資料庫中的外鍵關係變得環環相扣。房屋物件、預約單與評價之間的</w:t>
-      </w:r>
-      <w:r>
-        <w:rPr>
-          <w:rFonts w:ascii="jf-openhuninn-2.0" w:eastAsia="jf-openhuninn-2.0" w:hAnsi="jf-openhuninn-2.0"/>
-          <w:sz w:val="28"/>
-          <w:szCs w:val="24"/>
-        </w:rPr>
-        <w:t xml:space="preserve"> ID 對齊與時間先後順序，只要有一行順序出錯，系統就會立刻跳出外鍵衝突。這逼著我必須從源頭清洗資料，手動排解無數次死結。</w:t>
+        <w:t>此外，</w:t>
+      </w:r>
+      <w:proofErr w:type="gramEnd"/>
+      <w:r>
+        <w:rPr>
+          <w:rFonts w:ascii="jf-openhuninn-2.0" w:eastAsia="jf-openhuninn-2.0" w:hAnsi="jf-openhuninn-2.0" w:hint="eastAsia"/>
+          <w:sz w:val="28"/>
+          <w:szCs w:val="24"/>
+        </w:rPr>
+        <w:t>在建置十筆測試資料時，為了配合「純管理員、純房東、純房客」的角色分流，資料庫</w:t>
+      </w:r>
+      <w:proofErr w:type="gramStart"/>
+      <w:r>
+        <w:rPr>
+          <w:rFonts w:ascii="jf-openhuninn-2.0" w:eastAsia="jf-openhuninn-2.0" w:hAnsi="jf-openhuninn-2.0" w:hint="eastAsia"/>
+          <w:sz w:val="28"/>
+          <w:szCs w:val="24"/>
+        </w:rPr>
+        <w:t>中的外鍵關係</w:t>
+      </w:r>
+      <w:proofErr w:type="gramEnd"/>
+      <w:r>
+        <w:rPr>
+          <w:rFonts w:ascii="jf-openhuninn-2.0" w:eastAsia="jf-openhuninn-2.0" w:hAnsi="jf-openhuninn-2.0" w:hint="eastAsia"/>
+          <w:sz w:val="28"/>
+          <w:szCs w:val="24"/>
+        </w:rPr>
+        <w:t>變得環環相扣。房屋物件、預約單與評價之間的</w:t>
+      </w:r>
+      <w:r>
+        <w:rPr>
+          <w:rFonts w:ascii="jf-openhuninn-2.0" w:eastAsia="jf-openhuninn-2.0" w:hAnsi="jf-openhuninn-2.0"/>
+          <w:sz w:val="28"/>
+          <w:szCs w:val="24"/>
+        </w:rPr>
+        <w:t xml:space="preserve"> ID 對齊與時間先後順序，只要有一行順序出錯，系統就會立刻</w:t>
+      </w:r>
+      <w:proofErr w:type="gramStart"/>
+      <w:r>
+        <w:rPr>
+          <w:rFonts w:ascii="jf-openhuninn-2.0" w:eastAsia="jf-openhuninn-2.0" w:hAnsi="jf-openhuninn-2.0"/>
+          <w:sz w:val="28"/>
+          <w:szCs w:val="24"/>
+        </w:rPr>
+        <w:t>跳出外鍵衝突</w:t>
+      </w:r>
+      <w:proofErr w:type="gramEnd"/>
+      <w:r>
+        <w:rPr>
+          <w:rFonts w:ascii="jf-openhuninn-2.0" w:eastAsia="jf-openhuninn-2.0" w:hAnsi="jf-openhuninn-2.0"/>
+          <w:sz w:val="28"/>
+          <w:szCs w:val="24"/>
+        </w:rPr>
+        <w:t>。這逼著我必須從源頭清洗資料，手動排解無數次死結。</w:t>
       </w:r>
     </w:p>
     <w:p>
@@ -21252,18 +23372,72 @@
       <w:pPr>
         <w:spacing w:line="800" w:lineRule="exact"/>
         <w:rPr>
+          <w:rFonts w:ascii="jf-openhuninn-2.0" w:eastAsia="jf-openhuninn-2.0" w:hAnsi="jf-openhuninn-2.0"/>
+          <w:sz w:val="28"/>
+          <w:szCs w:val="24"/>
+        </w:rPr>
+      </w:pPr>
+      <w:r>
+        <w:rPr>
           <w:rFonts w:ascii="jf-openhuninn-2.0" w:eastAsia="jf-openhuninn-2.0" w:hAnsi="jf-openhuninn-2.0" w:hint="eastAsia"/>
           <w:sz w:val="28"/>
           <w:szCs w:val="24"/>
         </w:rPr>
-      </w:pPr>
+        <w:t>這也正解釋了為什麼我們在報告時常被問倒。因為身為開發者，我們習慣了順暢的「理想情境」，卻忽略了使用者可能帶來的例外操作。這次被問倒的經驗是一次很好的震撼教育，它提醒了我不能只埋頭寫 SQL，更要學會從使用者</w:t>
+      </w:r>
+      <w:proofErr w:type="gramStart"/>
       <w:r>
         <w:rPr>
           <w:rFonts w:ascii="jf-openhuninn-2.0" w:eastAsia="jf-openhuninn-2.0" w:hAnsi="jf-openhuninn-2.0" w:hint="eastAsia"/>
           <w:sz w:val="28"/>
           <w:szCs w:val="24"/>
         </w:rPr>
-        <w:t>這也正解釋了為什麼我們在報告時常被問倒。因為身為開發者，我們習慣了順暢的「理想情境」，卻忽略了使用者可能帶來的例外操作。這次被問倒的經驗是一次很好的震撼教育，它提醒了我不能只埋頭寫 SQL，更要學會從使用者的防呆、管理者的稽核角度去審視結構。這次實作雖然踩坑不斷，但當看到整套系統從錯誤紅字到全線順暢通過的那一刻，那種將抽象邏輯化為嚴密實體的成就感，是課本理論無法取代的寶貴經驗。</w:t>
+        <w:t>的防呆</w:t>
+      </w:r>
+      <w:proofErr w:type="gramEnd"/>
+      <w:r>
+        <w:rPr>
+          <w:rFonts w:ascii="jf-openhuninn-2.0" w:eastAsia="jf-openhuninn-2.0" w:hAnsi="jf-openhuninn-2.0" w:hint="eastAsia"/>
+          <w:sz w:val="28"/>
+          <w:szCs w:val="24"/>
+        </w:rPr>
+        <w:t>、管理者的稽核角度去審視結構。這次實作</w:t>
+      </w:r>
+      <w:proofErr w:type="gramStart"/>
+      <w:r>
+        <w:rPr>
+          <w:rFonts w:ascii="jf-openhuninn-2.0" w:eastAsia="jf-openhuninn-2.0" w:hAnsi="jf-openhuninn-2.0" w:hint="eastAsia"/>
+          <w:sz w:val="28"/>
+          <w:szCs w:val="24"/>
+        </w:rPr>
+        <w:t>雖然踩坑不斷</w:t>
+      </w:r>
+      <w:proofErr w:type="gramEnd"/>
+      <w:r>
+        <w:rPr>
+          <w:rFonts w:ascii="jf-openhuninn-2.0" w:eastAsia="jf-openhuninn-2.0" w:hAnsi="jf-openhuninn-2.0" w:hint="eastAsia"/>
+          <w:sz w:val="28"/>
+          <w:szCs w:val="24"/>
+        </w:rPr>
+        <w:t>，但當看到整套系統從錯誤</w:t>
+      </w:r>
+      <w:proofErr w:type="gramStart"/>
+      <w:r>
+        <w:rPr>
+          <w:rFonts w:ascii="jf-openhuninn-2.0" w:eastAsia="jf-openhuninn-2.0" w:hAnsi="jf-openhuninn-2.0" w:hint="eastAsia"/>
+          <w:sz w:val="28"/>
+          <w:szCs w:val="24"/>
+        </w:rPr>
+        <w:t>紅字到全</w:t>
+      </w:r>
+      <w:proofErr w:type="gramEnd"/>
+      <w:r>
+        <w:rPr>
+          <w:rFonts w:ascii="jf-openhuninn-2.0" w:eastAsia="jf-openhuninn-2.0" w:hAnsi="jf-openhuninn-2.0" w:hint="eastAsia"/>
+          <w:sz w:val="28"/>
+          <w:szCs w:val="24"/>
+        </w:rPr>
+        <w:t>線順暢通過的那一刻，那種將抽象邏輯化為嚴密實體的成就感，是課本理論無法取代的寶貴經驗。</w:t>
       </w:r>
     </w:p>
     <w:sectPr>
@@ -21277,7 +23451,7 @@
 </file>
 
 <file path=word/numbering.xml><?xml version="1.0" encoding="utf-8"?>
-<w:numbering xmlns:wpc="http://schemas.microsoft.com/office/word/2010/wordprocessingCanvas" xmlns:cx="http://schemas.microsoft.com/office/drawing/2014/chartex" xmlns:cx1="http://schemas.microsoft.com/office/drawing/2015/9/8/chartex" xmlns:cx2="http://schemas.microsoft.com/office/drawing/2015/10/21/chartex" xmlns:cx3="http://schemas.microsoft.com/office/drawing/2016/5/9/chartex" xmlns:cx4="http://schemas.microsoft.com/office/drawing/2016/5/10/chartex" xmlns:cx5="http://schemas.microsoft.com/office/drawing/2016/5/11/chartex" xmlns:cx6="http://schemas.microsoft.com/office/drawing/2016/5/12/chartex" xmlns:cx7="http://schemas.microsoft.com/office/drawing/2016/5/13/chartex" xmlns:cx8="http://schemas.microsoft.com/office/drawing/2016/5/14/chartex" xmlns:mc="http://schemas.openxmlformats.org/markup-compatibility/2006" xmlns:aink="http://schemas.microsoft.com/office/drawing/2016/ink" xmlns:am3d="http://schemas.microsoft.com/office/drawing/2017/model3d" xmlns:o="urn:schemas-microsoft-com:office:office" xmlns:oel="http://schemas.microsoft.com/office/2019/extlst" xmlns:r="http://schemas.openxmlformats.org/officeDocument/2006/relationships" xmlns:m="http://schemas.openxmlformats.org/officeDocument/2006/math" xmlns:v="urn:schemas-microsoft-com:vml" xmlns:wp14="http://schemas.microsoft.com/office/word/2010/wordprocessingDrawing" xmlns:wp="http://schemas.openxmlformats.org/drawingml/2006/wordprocessingDrawing" xmlns:w10="urn:schemas-microsoft-com:office:word" xmlns:w="http://schemas.openxmlformats.org/wordprocessingml/2006/main" xmlns:w14="http://schemas.microsoft.com/office/word/2010/wordml" xmlns:w15="http://schemas.microsoft.com/office/word/2012/wordml" xmlns:w16cex="http://schemas.microsoft.com/office/word/2018/wordml/cex" xmlns:w16cid="http://schemas.microsoft.com/office/word/2016/wordml/cid" xmlns:w16="http://schemas.microsoft.com/office/word/2018/wordml" xmlns:w16du="http://schemas.microsoft.com/office/word/2023/wordml/word16du" xmlns:w16sdtdh="http://schemas.microsoft.com/office/word/2020/wordml/sdtdatahash" xmlns:w16sdtfl="http://schemas.microsoft.com/office/word/2024/wordml/sdtformatlock" xmlns:w16se="http://schemas.microsoft.com/office/word/2015/wordml/symex" xmlns:wpg="http://schemas.microsoft.com/office/word/2010/wordprocessingGroup" xmlns:wpi="http://schemas.microsoft.com/office/word/2010/wordprocessingInk" xmlns:wne="http://schemas.microsoft.com/office/word/2006/wordml" xmlns:wps="http://schemas.microsoft.com/office/word/2010/wordprocessingShape" mc:Ignorable="w14 w15 w16se w16cid w16 w16cex w16sdtdh w16sdtfl w16du wp14">
+<w:numbering xmlns:wpc="http://schemas.microsoft.com/office/word/2010/wordprocessingCanvas" xmlns:cx="http://schemas.microsoft.com/office/drawing/2014/chartex" xmlns:cx1="http://schemas.microsoft.com/office/drawing/2015/9/8/chartex" xmlns:cx2="http://schemas.microsoft.com/office/drawing/2015/10/21/chartex" xmlns:cx3="http://schemas.microsoft.com/office/drawing/2016/5/9/chartex" xmlns:cx4="http://schemas.microsoft.com/office/drawing/2016/5/10/chartex" xmlns:cx5="http://schemas.microsoft.com/office/drawing/2016/5/11/chartex" xmlns:cx6="http://schemas.microsoft.com/office/drawing/2016/5/12/chartex" xmlns:cx7="http://schemas.microsoft.com/office/drawing/2016/5/13/chartex" xmlns:cx8="http://schemas.microsoft.com/office/drawing/2016/5/14/chartex" xmlns:mc="http://schemas.openxmlformats.org/markup-compatibility/2006" xmlns:aink="http://schemas.microsoft.com/office/drawing/2016/ink" xmlns:am3d="http://schemas.microsoft.com/office/drawing/2017/model3d" xmlns:o="urn:schemas-microsoft-com:office:office" xmlns:r="http://schemas.openxmlformats.org/officeDocument/2006/relationships" xmlns:m="http://schemas.openxmlformats.org/officeDocument/2006/math" xmlns:v="urn:schemas-microsoft-com:vml" xmlns:wp14="http://schemas.microsoft.com/office/word/2010/wordprocessingDrawing" xmlns:wp="http://schemas.openxmlformats.org/drawingml/2006/wordprocessingDrawing" xmlns:w10="urn:schemas-microsoft-com:office:word" xmlns:w="http://schemas.openxmlformats.org/wordprocessingml/2006/main" xmlns:w14="http://schemas.microsoft.com/office/word/2010/wordml" xmlns:w15="http://schemas.microsoft.com/office/word/2012/wordml" xmlns:w16cex="http://schemas.microsoft.com/office/word/2018/wordml/cex" xmlns:w16cid="http://schemas.microsoft.com/office/word/2016/wordml/cid" xmlns:w16="http://schemas.microsoft.com/office/word/2018/wordml" xmlns:w16sdtdh="http://schemas.microsoft.com/office/word/2020/wordml/sdtdatahash" xmlns:w16se="http://schemas.microsoft.com/office/word/2015/wordml/symex" xmlns:wpg="http://schemas.microsoft.com/office/word/2010/wordprocessingGroup" xmlns:wpi="http://schemas.microsoft.com/office/word/2010/wordprocessingInk" xmlns:wne="http://schemas.microsoft.com/office/word/2006/wordml" xmlns:wps="http://schemas.microsoft.com/office/word/2010/wordprocessingShape" mc:Ignorable="w14 w15 w16se w16cid w16 w16cex w16sdtdh wp14">
   <w:abstractNum w:abstractNumId="0" w15:restartNumberingAfterBreak="0">
     <w:nsid w:val="0A46508B"/>
     <w:multiLevelType w:val="hybridMultilevel"/>
@@ -21290,7 +23464,7 @@
         <w:ind w:left="480" w:hanging="480"/>
       </w:pPr>
       <w:rPr>
-        <w:rFonts w:ascii="Wingdings" w:eastAsia="PMingLiU" w:hAnsi="Wingdings" w:cstheme="minorBidi" w:hint="default"/>
+        <w:rFonts w:ascii="Wingdings" w:eastAsia="新細明體" w:hAnsi="Wingdings" w:cstheme="minorBidi" w:hint="default"/>
       </w:rPr>
     </w:lvl>
     <w:lvl w:ilvl="1" w:tplc="04090003" w:tentative="1">
@@ -21962,7 +24136,7 @@
         <w:ind w:left="480" w:hanging="480"/>
       </w:pPr>
       <w:rPr>
-        <w:rFonts w:ascii="Wingdings" w:eastAsia="PMingLiU" w:hAnsi="Wingdings" w:cstheme="minorBidi" w:hint="default"/>
+        <w:rFonts w:ascii="Wingdings" w:eastAsia="新細明體" w:hAnsi="Wingdings" w:cstheme="minorBidi" w:hint="default"/>
       </w:rPr>
     </w:lvl>
     <w:lvl w:ilvl="1" w:tplc="04090003" w:tentative="1">
@@ -22074,7 +24248,7 @@
         <w:ind w:left="480" w:hanging="480"/>
       </w:pPr>
       <w:rPr>
-        <w:rFonts w:ascii="Wingdings" w:eastAsia="PMingLiU" w:hAnsi="Wingdings" w:cstheme="minorBidi" w:hint="default"/>
+        <w:rFonts w:ascii="Wingdings" w:eastAsia="新細明體" w:hAnsi="Wingdings" w:cstheme="minorBidi" w:hint="default"/>
       </w:rPr>
     </w:lvl>
     <w:lvl w:ilvl="1" w:tplc="04090003" w:tentative="1">
@@ -22412,7 +24586,7 @@
         <w:ind w:left="480" w:hanging="480"/>
       </w:pPr>
       <w:rPr>
-        <w:rFonts w:ascii="Wingdings" w:eastAsia="PMingLiU" w:hAnsi="Wingdings" w:cstheme="minorBidi" w:hint="default"/>
+        <w:rFonts w:ascii="Wingdings" w:eastAsia="新細明體" w:hAnsi="Wingdings" w:cstheme="minorBidi" w:hint="default"/>
       </w:rPr>
     </w:lvl>
     <w:lvl w:ilvl="1" w:tplc="FFFFFFFF">
@@ -23161,7 +25335,7 @@
         <w:ind w:left="1440" w:hanging="480"/>
       </w:pPr>
       <w:rPr>
-        <w:rFonts w:ascii="Wingdings" w:eastAsia="PMingLiU" w:hAnsi="Wingdings" w:cstheme="minorBidi" w:hint="default"/>
+        <w:rFonts w:ascii="Wingdings" w:eastAsia="新細明體" w:hAnsi="Wingdings" w:cstheme="minorBidi" w:hint="default"/>
       </w:rPr>
     </w:lvl>
     <w:lvl w:ilvl="1" w:tplc="04090003">
@@ -23273,7 +25447,7 @@
         <w:ind w:left="480" w:hanging="480"/>
       </w:pPr>
       <w:rPr>
-        <w:rFonts w:ascii="Wingdings" w:eastAsia="PMingLiU" w:hAnsi="Wingdings" w:cstheme="minorBidi" w:hint="default"/>
+        <w:rFonts w:ascii="Wingdings" w:eastAsia="新細明體" w:hAnsi="Wingdings" w:cstheme="minorBidi" w:hint="default"/>
       </w:rPr>
     </w:lvl>
     <w:lvl w:ilvl="1" w:tplc="119AB366">
@@ -23498,7 +25672,7 @@
         <w:ind w:left="480" w:hanging="480"/>
       </w:pPr>
       <w:rPr>
-        <w:rFonts w:ascii="Wingdings" w:eastAsia="PMingLiU" w:hAnsi="Wingdings" w:cstheme="minorBidi" w:hint="default"/>
+        <w:rFonts w:ascii="Wingdings" w:eastAsia="新細明體" w:hAnsi="Wingdings" w:cstheme="minorBidi" w:hint="default"/>
       </w:rPr>
     </w:lvl>
     <w:lvl w:ilvl="1" w:tplc="04090003" w:tentative="1">
@@ -23598,68 +25772,68 @@
       </w:rPr>
     </w:lvl>
   </w:abstractNum>
-  <w:num w:numId="1" w16cid:durableId="1634024029">
+  <w:num w:numId="1">
     <w:abstractNumId w:val="5"/>
   </w:num>
-  <w:num w:numId="2" w16cid:durableId="1361398893">
+  <w:num w:numId="2">
     <w:abstractNumId w:val="6"/>
   </w:num>
-  <w:num w:numId="3" w16cid:durableId="1317414483">
+  <w:num w:numId="3">
     <w:abstractNumId w:val="0"/>
   </w:num>
-  <w:num w:numId="4" w16cid:durableId="1950231956">
+  <w:num w:numId="4">
     <w:abstractNumId w:val="1"/>
   </w:num>
-  <w:num w:numId="5" w16cid:durableId="400447335">
+  <w:num w:numId="5">
     <w:abstractNumId w:val="4"/>
   </w:num>
-  <w:num w:numId="6" w16cid:durableId="900558120">
+  <w:num w:numId="6">
     <w:abstractNumId w:val="12"/>
   </w:num>
-  <w:num w:numId="7" w16cid:durableId="2038847658">
+  <w:num w:numId="7">
     <w:abstractNumId w:val="11"/>
   </w:num>
-  <w:num w:numId="8" w16cid:durableId="325592549">
+  <w:num w:numId="8">
     <w:abstractNumId w:val="16"/>
   </w:num>
-  <w:num w:numId="9" w16cid:durableId="1151748384">
+  <w:num w:numId="9">
     <w:abstractNumId w:val="3"/>
   </w:num>
-  <w:num w:numId="10" w16cid:durableId="1085145595">
+  <w:num w:numId="10">
     <w:abstractNumId w:val="9"/>
   </w:num>
-  <w:num w:numId="11" w16cid:durableId="1160536196">
+  <w:num w:numId="11">
     <w:abstractNumId w:val="14"/>
   </w:num>
-  <w:num w:numId="12" w16cid:durableId="1129595350">
+  <w:num w:numId="12">
     <w:abstractNumId w:val="17"/>
   </w:num>
-  <w:num w:numId="13" w16cid:durableId="1866477726">
+  <w:num w:numId="13">
     <w:abstractNumId w:val="8"/>
   </w:num>
-  <w:num w:numId="14" w16cid:durableId="1021249091">
+  <w:num w:numId="14">
     <w:abstractNumId w:val="15"/>
   </w:num>
-  <w:num w:numId="15" w16cid:durableId="1509825597">
+  <w:num w:numId="15">
     <w:abstractNumId w:val="18"/>
   </w:num>
-  <w:num w:numId="16" w16cid:durableId="297303486">
+  <w:num w:numId="16">
     <w:abstractNumId w:val="13"/>
   </w:num>
-  <w:num w:numId="17" w16cid:durableId="159857499">
+  <w:num w:numId="17">
     <w:abstractNumId w:val="2"/>
   </w:num>
-  <w:num w:numId="18" w16cid:durableId="2079667488">
+  <w:num w:numId="18">
     <w:abstractNumId w:val="10"/>
   </w:num>
-  <w:num w:numId="19" w16cid:durableId="2119063903">
+  <w:num w:numId="19">
     <w:abstractNumId w:val="7"/>
   </w:num>
 </w:numbering>
 </file>
 
 <file path=word/styles.xml><?xml version="1.0" encoding="utf-8"?>
-<w:styles xmlns:mc="http://schemas.openxmlformats.org/markup-compatibility/2006" xmlns:r="http://schemas.openxmlformats.org/officeDocument/2006/relationships" xmlns:w="http://schemas.openxmlformats.org/wordprocessingml/2006/main" xmlns:w14="http://schemas.microsoft.com/office/word/2010/wordml" xmlns:w15="http://schemas.microsoft.com/office/word/2012/wordml" xmlns:w16cex="http://schemas.microsoft.com/office/word/2018/wordml/cex" xmlns:w16cid="http://schemas.microsoft.com/office/word/2016/wordml/cid" xmlns:w16="http://schemas.microsoft.com/office/word/2018/wordml" xmlns:w16du="http://schemas.microsoft.com/office/word/2023/wordml/word16du" xmlns:w16sdtdh="http://schemas.microsoft.com/office/word/2020/wordml/sdtdatahash" xmlns:w16sdtfl="http://schemas.microsoft.com/office/word/2024/wordml/sdtformatlock" xmlns:w16se="http://schemas.microsoft.com/office/word/2015/wordml/symex" mc:Ignorable="w14 w15 w16se w16cid w16 w16cex w16sdtdh w16sdtfl w16du">
+<w:styles xmlns:mc="http://schemas.openxmlformats.org/markup-compatibility/2006" xmlns:r="http://schemas.openxmlformats.org/officeDocument/2006/relationships" xmlns:w="http://schemas.openxmlformats.org/wordprocessingml/2006/main" xmlns:w14="http://schemas.microsoft.com/office/word/2010/wordml" xmlns:w15="http://schemas.microsoft.com/office/word/2012/wordml" xmlns:w16cex="http://schemas.microsoft.com/office/word/2018/wordml/cex" xmlns:w16cid="http://schemas.microsoft.com/office/word/2016/wordml/cid" xmlns:w16="http://schemas.microsoft.com/office/word/2018/wordml" xmlns:w16sdtdh="http://schemas.microsoft.com/office/word/2020/wordml/sdtdatahash" xmlns:w16se="http://schemas.microsoft.com/office/word/2015/wordml/symex" mc:Ignorable="w14 w15 w16se w16cid w16 w16cex w16sdtdh">
   <w:docDefaults>
     <w:rPrDefault>
       <w:rPr>
@@ -24285,7 +26459,7 @@
     <w:unhideWhenUsed/>
   </w:style>
   <w:style w:type="character" w:customStyle="1" w:styleId="10">
-    <w:name w:val="見出し 1 (文字)"/>
+    <w:name w:val="標題 1 字元"/>
     <w:basedOn w:val="a0"/>
     <w:link w:val="1"/>
     <w:uiPriority w:val="9"/>
@@ -24298,7 +26472,7 @@
     </w:rPr>
   </w:style>
   <w:style w:type="character" w:customStyle="1" w:styleId="20">
-    <w:name w:val="見出し 2 (文字)"/>
+    <w:name w:val="標題 2 字元"/>
     <w:basedOn w:val="a0"/>
     <w:link w:val="2"/>
     <w:uiPriority w:val="9"/>
@@ -24312,7 +26486,7 @@
     </w:rPr>
   </w:style>
   <w:style w:type="character" w:customStyle="1" w:styleId="30">
-    <w:name w:val="見出し 3 (文字)"/>
+    <w:name w:val="標題 3 字元"/>
     <w:basedOn w:val="a0"/>
     <w:link w:val="3"/>
     <w:uiPriority w:val="9"/>
@@ -24326,7 +26500,7 @@
     </w:rPr>
   </w:style>
   <w:style w:type="character" w:customStyle="1" w:styleId="40">
-    <w:name w:val="見出し 4 (文字)"/>
+    <w:name w:val="標題 4 字元"/>
     <w:basedOn w:val="a0"/>
     <w:link w:val="4"/>
     <w:uiPriority w:val="9"/>
@@ -24340,7 +26514,7 @@
     </w:rPr>
   </w:style>
   <w:style w:type="character" w:customStyle="1" w:styleId="50">
-    <w:name w:val="見出し 5 (文字)"/>
+    <w:name w:val="標題 5 字元"/>
     <w:basedOn w:val="a0"/>
     <w:link w:val="5"/>
     <w:uiPriority w:val="9"/>
@@ -24352,7 +26526,7 @@
     </w:rPr>
   </w:style>
   <w:style w:type="character" w:customStyle="1" w:styleId="60">
-    <w:name w:val="見出し 6 (文字)"/>
+    <w:name w:val="標題 6 字元"/>
     <w:basedOn w:val="a0"/>
     <w:link w:val="6"/>
     <w:uiPriority w:val="9"/>
@@ -24364,7 +26538,7 @@
     </w:rPr>
   </w:style>
   <w:style w:type="character" w:customStyle="1" w:styleId="70">
-    <w:name w:val="見出し 7 (文字)"/>
+    <w:name w:val="標題 7 字元"/>
     <w:basedOn w:val="a0"/>
     <w:link w:val="7"/>
     <w:uiPriority w:val="9"/>
@@ -24376,7 +26550,7 @@
     </w:rPr>
   </w:style>
   <w:style w:type="character" w:customStyle="1" w:styleId="80">
-    <w:name w:val="見出し 8 (文字)"/>
+    <w:name w:val="標題 8 字元"/>
     <w:basedOn w:val="a0"/>
     <w:link w:val="8"/>
     <w:uiPriority w:val="9"/>
@@ -24388,7 +26562,7 @@
     </w:rPr>
   </w:style>
   <w:style w:type="character" w:customStyle="1" w:styleId="90">
-    <w:name w:val="見出し 9 (文字)"/>
+    <w:name w:val="標題 9 字元"/>
     <w:basedOn w:val="a0"/>
     <w:link w:val="9"/>
     <w:uiPriority w:val="9"/>
@@ -24421,7 +26595,7 @@
     </w:rPr>
   </w:style>
   <w:style w:type="character" w:customStyle="1" w:styleId="a4">
-    <w:name w:val="表題 (文字)"/>
+    <w:name w:val="標題 字元"/>
     <w:basedOn w:val="a0"/>
     <w:link w:val="a3"/>
     <w:uiPriority w:val="10"/>
@@ -24458,7 +26632,7 @@
     </w:rPr>
   </w:style>
   <w:style w:type="character" w:customStyle="1" w:styleId="a6">
-    <w:name w:val="副題 (文字)"/>
+    <w:name w:val="副標題 字元"/>
     <w:basedOn w:val="a0"/>
     <w:link w:val="a5"/>
     <w:uiPriority w:val="11"/>
@@ -24490,7 +26664,7 @@
     </w:rPr>
   </w:style>
   <w:style w:type="character" w:customStyle="1" w:styleId="a8">
-    <w:name w:val="引用文 (文字)"/>
+    <w:name w:val="引文 字元"/>
     <w:basedOn w:val="a0"/>
     <w:link w:val="a7"/>
     <w:uiPriority w:val="29"/>
@@ -24512,7 +26686,7 @@
       <w:contextualSpacing/>
     </w:pPr>
   </w:style>
-  <w:style w:type="character" w:styleId="21">
+  <w:style w:type="character" w:styleId="aa">
     <w:name w:val="Intense Emphasis"/>
     <w:basedOn w:val="a0"/>
     <w:uiPriority w:val="21"/>
@@ -24524,11 +26698,11 @@
       <w:color w:val="2F5496" w:themeColor="accent1" w:themeShade="BF"/>
     </w:rPr>
   </w:style>
-  <w:style w:type="paragraph" w:styleId="22">
+  <w:style w:type="paragraph" w:styleId="ab">
     <w:name w:val="Intense Quote"/>
     <w:basedOn w:val="a"/>
     <w:next w:val="a"/>
-    <w:link w:val="23"/>
+    <w:link w:val="ac"/>
     <w:uiPriority w:val="30"/>
     <w:qFormat/>
     <w:rsid w:val="00D63C16"/>
@@ -24547,10 +26721,10 @@
       <w:color w:val="2F5496" w:themeColor="accent1" w:themeShade="BF"/>
     </w:rPr>
   </w:style>
-  <w:style w:type="character" w:customStyle="1" w:styleId="23">
-    <w:name w:val="引用文 2 (文字)"/>
+  <w:style w:type="character" w:customStyle="1" w:styleId="ac">
+    <w:name w:val="鮮明引文 字元"/>
     <w:basedOn w:val="a0"/>
-    <w:link w:val="22"/>
+    <w:link w:val="ab"/>
     <w:uiPriority w:val="30"/>
     <w:rsid w:val="00D63C16"/>
     <w:rPr>
@@ -24559,7 +26733,7 @@
       <w:color w:val="2F5496" w:themeColor="accent1" w:themeShade="BF"/>
     </w:rPr>
   </w:style>
-  <w:style w:type="character" w:styleId="24">
+  <w:style w:type="character" w:styleId="ad">
     <w:name w:val="Intense Reference"/>
     <w:basedOn w:val="a0"/>
     <w:uiPriority w:val="32"/>
@@ -24573,7 +26747,7 @@
       <w:spacing w:val="5"/>
     </w:rPr>
   </w:style>
-  <w:style w:type="table" w:styleId="aa">
+  <w:style w:type="table" w:styleId="ae">
     <w:name w:val="Table Grid"/>
     <w:basedOn w:val="a1"/>
     <w:uiPriority w:val="39"/>
@@ -24651,13 +26825,13 @@
       <w:spacing w:before="100" w:beforeAutospacing="1" w:after="100" w:afterAutospacing="1"/>
     </w:pPr>
     <w:rPr>
-      <w:rFonts w:ascii="PMingLiU" w:eastAsia="PMingLiU" w:hAnsi="PMingLiU" w:cs="PMingLiU"/>
+      <w:rFonts w:ascii="新細明體" w:eastAsia="新細明體" w:hAnsi="新細明體" w:cs="新細明體"/>
       <w:kern w:val="0"/>
       <w:szCs w:val="24"/>
       <w14:ligatures w14:val="none"/>
     </w:rPr>
   </w:style>
-  <w:style w:type="character" w:styleId="ab">
+  <w:style w:type="character" w:styleId="af">
     <w:name w:val="Hyperlink"/>
     <w:basedOn w:val="a0"/>
     <w:uiPriority w:val="99"/>
@@ -24668,7 +26842,7 @@
       <w:u w:val="single"/>
     </w:rPr>
   </w:style>
-  <w:style w:type="character" w:styleId="ac">
+  <w:style w:type="character" w:styleId="af0">
     <w:name w:val="Unresolved Mention"/>
     <w:basedOn w:val="a0"/>
     <w:uiPriority w:val="99"/>
